--- a/_output/supplemental-materials.docx
+++ b/_output/supplemental-materials.docx
@@ -24,13 +24,13 @@
         <w:footnoteReference w:id="9"/>
       </w:r>
     </w:p>
-    <w:bookmarkStart w:id="24" w:name="Xc4951c3544086a8c050a712006eb659e5064788"/>
+    <w:bookmarkStart w:id="24" w:name="X3bc8eef97d22059ef1ff6e98cad865352c7d2a7"/>
     <w:p>
       <w:pPr>
         <w:pStyle w:val="Heading1"/>
       </w:pPr>
       <w:r>
-        <w:t xml:space="preserve">Robustness Check: Controlling for Concern about Energy Cost</w:t>
+        <w:t xml:space="preserve">Robustness Check: Controlling for Demographics</w:t>
       </w:r>
     </w:p>
     <w:p>
@@ -38,7 +38,7 @@
         <w:pStyle w:val="FirstParagraph"/>
       </w:pPr>
       <w:r>
-        <w:t xml:space="preserve">The main text models the effect of cue condition, political identity, and their interaction on energy-source prioritization and willingness-to-pay (WTP), controlling for age, male, white, education, and income. Energy affordability was a salient concern during the period of data collection: respondents’ mean concern about the cost of electricity was 7.88 on a 0 to 10 scale. Because this concern could plausibly confound cue and political-identity effects on prioritization and WTP, this appendix re-estimates every main-text model with concern about energy cost added as an additional control. As shown below, the coefficients, their significance, and the substantive conclusions are consistent with the main text.</w:t>
+        <w:t xml:space="preserve">The main text models the effect of cue condition, political identity, and their interaction on energy-source prioritization and willingness-to-pay (WTP) without any additional controls. This appendix reports two robustness checks. This section re-estimates every main-text model controlling for age, male, white, education, and income; the following section adds concern about the cost of electricity to those demographic controls. As shown below, the coefficients, their significance, and the substantive conclusions are consistent with the main text.</w:t>
       </w:r>
     </w:p>
     <w:p>
@@ -51,7 +51,7 @@
       <w:r>
         <w:t xml:space="preserve"> </w:t>
       </w:r>
-      <w:hyperlink w:anchor="tbl-priority-ols-supp">
+      <w:hyperlink w:anchor="tbl-priority-ols-supp-demo">
         <w:r>
           <w:rPr>
             <w:rStyle w:val="Hyperlink"/>
@@ -76,7 +76,7 @@
       <w:tr>
         <w:tc>
           <w:tcPr/>
-          <w:bookmarkStart w:id="10" w:name="tbl-priority-ols-supp"/>
+          <w:bookmarkStart w:id="10" w:name="tbl-priority-ols-supp-demo"/>
           <w:p>
             <w:pPr>
               <w:jc w:val="center"/>
@@ -87,7 +87,7 @@
               <w:pStyle w:val="ImageCaption"/>
             </w:pPr>
             <w:r>
-              <w:t xml:space="preserve">Table 1: Effect of cue condition, political beliefs, and their interaction on the energy source-priority scale, controlling for concern about energy cost (survey-weighted OLS; control condition and other/moderate identity as reference)</w:t>
+              <w:t xml:space="preserve">Table 1: Effect of cue condition, political beliefs, and their interaction on the energy source-priority scale, controlling for demographics (survey-weighted OLS; control condition and other/moderate identity as reference)</w:t>
             </w:r>
           </w:p>
           <w:tbl>
@@ -147,29 +147,29 @@
                     <w:jc w:val="center"/>
                   </w:pPr>
                   <w:r>
-                    <w:t xml:space="preserve">-0.030</w:t>
-                  </w:r>
-                </w:p>
-              </w:tc>
-            </w:tr>
-            <w:tr>
-              <w:tc>
-                <w:tcPr/>
-                <w:p>
-                  <w:pPr>
-                    <w:pStyle w:val="Compact"/>
-                  </w:pPr>
-                </w:p>
-              </w:tc>
-              <w:tc>
-                <w:tcPr/>
-                <w:p>
-                  <w:pPr>
-                    <w:pStyle w:val="Compact"/>
-                    <w:jc w:val="center"/>
-                  </w:pPr>
-                  <w:r>
-                    <w:t xml:space="preserve">(0.157)</w:t>
+                    <w:t xml:space="preserve">-0.027</w:t>
+                  </w:r>
+                </w:p>
+              </w:tc>
+            </w:tr>
+            <w:tr>
+              <w:tc>
+                <w:tcPr/>
+                <w:p>
+                  <w:pPr>
+                    <w:pStyle w:val="Compact"/>
+                  </w:pPr>
+                </w:p>
+              </w:tc>
+              <w:tc>
+                <w:tcPr/>
+                <w:p>
+                  <w:pPr>
+                    <w:pStyle w:val="Compact"/>
+                    <w:jc w:val="center"/>
+                  </w:pPr>
+                  <w:r>
+                    <w:t xml:space="preserve">(0.160)</w:t>
                   </w:r>
                 </w:p>
               </w:tc>
@@ -195,29 +195,29 @@
                     <w:jc w:val="center"/>
                   </w:pPr>
                   <w:r>
-                    <w:t xml:space="preserve">-0.122</w:t>
-                  </w:r>
-                </w:p>
-              </w:tc>
-            </w:tr>
-            <w:tr>
-              <w:tc>
-                <w:tcPr/>
-                <w:p>
-                  <w:pPr>
-                    <w:pStyle w:val="Compact"/>
-                  </w:pPr>
-                </w:p>
-              </w:tc>
-              <w:tc>
-                <w:tcPr/>
-                <w:p>
-                  <w:pPr>
-                    <w:pStyle w:val="Compact"/>
-                    <w:jc w:val="center"/>
-                  </w:pPr>
-                  <w:r>
-                    <w:t xml:space="preserve">(0.152)</w:t>
+                    <w:t xml:space="preserve">-0.131</w:t>
+                  </w:r>
+                </w:p>
+              </w:tc>
+            </w:tr>
+            <w:tr>
+              <w:tc>
+                <w:tcPr/>
+                <w:p>
+                  <w:pPr>
+                    <w:pStyle w:val="Compact"/>
+                  </w:pPr>
+                </w:p>
+              </w:tc>
+              <w:tc>
+                <w:tcPr/>
+                <w:p>
+                  <w:pPr>
+                    <w:pStyle w:val="Compact"/>
+                    <w:jc w:val="center"/>
+                  </w:pPr>
+                  <w:r>
+                    <w:t xml:space="preserve">(0.154)</w:t>
                   </w:r>
                 </w:p>
               </w:tc>
@@ -243,29 +243,29 @@
                     <w:jc w:val="center"/>
                   </w:pPr>
                   <w:r>
-                    <w:t xml:space="preserve">0.647***</w:t>
-                  </w:r>
-                </w:p>
-              </w:tc>
-            </w:tr>
-            <w:tr>
-              <w:tc>
-                <w:tcPr/>
-                <w:p>
-                  <w:pPr>
-                    <w:pStyle w:val="Compact"/>
-                  </w:pPr>
-                </w:p>
-              </w:tc>
-              <w:tc>
-                <w:tcPr/>
-                <w:p>
-                  <w:pPr>
-                    <w:pStyle w:val="Compact"/>
-                    <w:jc w:val="center"/>
-                  </w:pPr>
-                  <w:r>
-                    <w:t xml:space="preserve">(0.125)</w:t>
+                    <w:t xml:space="preserve">0.657***</w:t>
+                  </w:r>
+                </w:p>
+              </w:tc>
+            </w:tr>
+            <w:tr>
+              <w:tc>
+                <w:tcPr/>
+                <w:p>
+                  <w:pPr>
+                    <w:pStyle w:val="Compact"/>
+                  </w:pPr>
+                </w:p>
+              </w:tc>
+              <w:tc>
+                <w:tcPr/>
+                <w:p>
+                  <w:pPr>
+                    <w:pStyle w:val="Compact"/>
+                    <w:jc w:val="center"/>
+                  </w:pPr>
+                  <w:r>
+                    <w:t xml:space="preserve">(0.126)</w:t>
                   </w:r>
                 </w:p>
               </w:tc>
@@ -291,29 +291,29 @@
                     <w:jc w:val="center"/>
                   </w:pPr>
                   <w:r>
-                    <w:t xml:space="preserve">-1.221***</w:t>
-                  </w:r>
-                </w:p>
-              </w:tc>
-            </w:tr>
-            <w:tr>
-              <w:tc>
-                <w:tcPr/>
-                <w:p>
-                  <w:pPr>
-                    <w:pStyle w:val="Compact"/>
-                  </w:pPr>
-                </w:p>
-              </w:tc>
-              <w:tc>
-                <w:tcPr/>
-                <w:p>
-                  <w:pPr>
-                    <w:pStyle w:val="Compact"/>
-                    <w:jc w:val="center"/>
-                  </w:pPr>
-                  <w:r>
-                    <w:t xml:space="preserve">(0.148)</w:t>
+                    <w:t xml:space="preserve">-1.224***</w:t>
+                  </w:r>
+                </w:p>
+              </w:tc>
+            </w:tr>
+            <w:tr>
+              <w:tc>
+                <w:tcPr/>
+                <w:p>
+                  <w:pPr>
+                    <w:pStyle w:val="Compact"/>
+                  </w:pPr>
+                </w:p>
+              </w:tc>
+              <w:tc>
+                <w:tcPr/>
+                <w:p>
+                  <w:pPr>
+                    <w:pStyle w:val="Compact"/>
+                    <w:jc w:val="center"/>
+                  </w:pPr>
+                  <w:r>
+                    <w:t xml:space="preserve">(0.149)</w:t>
                   </w:r>
                 </w:p>
               </w:tc>
@@ -339,29 +339,29 @@
                     <w:jc w:val="center"/>
                   </w:pPr>
                   <w:r>
-                    <w:t xml:space="preserve">0.176</w:t>
-                  </w:r>
-                </w:p>
-              </w:tc>
-            </w:tr>
-            <w:tr>
-              <w:tc>
-                <w:tcPr/>
-                <w:p>
-                  <w:pPr>
-                    <w:pStyle w:val="Compact"/>
-                  </w:pPr>
-                </w:p>
-              </w:tc>
-              <w:tc>
-                <w:tcPr/>
-                <w:p>
-                  <w:pPr>
-                    <w:pStyle w:val="Compact"/>
-                    <w:jc w:val="center"/>
-                  </w:pPr>
-                  <w:r>
-                    <w:t xml:space="preserve">(0.182)</w:t>
+                    <w:t xml:space="preserve">0.173</w:t>
+                  </w:r>
+                </w:p>
+              </w:tc>
+            </w:tr>
+            <w:tr>
+              <w:tc>
+                <w:tcPr/>
+                <w:p>
+                  <w:pPr>
+                    <w:pStyle w:val="Compact"/>
+                  </w:pPr>
+                </w:p>
+              </w:tc>
+              <w:tc>
+                <w:tcPr/>
+                <w:p>
+                  <w:pPr>
+                    <w:pStyle w:val="Compact"/>
+                    <w:jc w:val="center"/>
+                  </w:pPr>
+                  <w:r>
+                    <w:t xml:space="preserve">(0.184)</w:t>
                   </w:r>
                 </w:p>
               </w:tc>
@@ -387,29 +387,29 @@
                     <w:jc w:val="center"/>
                   </w:pPr>
                   <w:r>
-                    <w:t xml:space="preserve">0.354**</w:t>
-                  </w:r>
-                </w:p>
-              </w:tc>
-            </w:tr>
-            <w:tr>
-              <w:tc>
-                <w:tcPr/>
-                <w:p>
-                  <w:pPr>
-                    <w:pStyle w:val="Compact"/>
-                  </w:pPr>
-                </w:p>
-              </w:tc>
-              <w:tc>
-                <w:tcPr/>
-                <w:p>
-                  <w:pPr>
-                    <w:pStyle w:val="Compact"/>
-                    <w:jc w:val="center"/>
-                  </w:pPr>
-                  <w:r>
-                    <w:t xml:space="preserve">(0.174)</w:t>
+                    <w:t xml:space="preserve">0.372**</w:t>
+                  </w:r>
+                </w:p>
+              </w:tc>
+            </w:tr>
+            <w:tr>
+              <w:tc>
+                <w:tcPr/>
+                <w:p>
+                  <w:pPr>
+                    <w:pStyle w:val="Compact"/>
+                  </w:pPr>
+                </w:p>
+              </w:tc>
+              <w:tc>
+                <w:tcPr/>
+                <w:p>
+                  <w:pPr>
+                    <w:pStyle w:val="Compact"/>
+                    <w:jc w:val="center"/>
+                  </w:pPr>
+                  <w:r>
+                    <w:t xml:space="preserve">(0.176)</w:t>
                   </w:r>
                 </w:p>
               </w:tc>
@@ -435,29 +435,29 @@
                     <w:jc w:val="center"/>
                   </w:pPr>
                   <w:r>
-                    <w:t xml:space="preserve">-0.412*</w:t>
-                  </w:r>
-                </w:p>
-              </w:tc>
-            </w:tr>
-            <w:tr>
-              <w:tc>
-                <w:tcPr/>
-                <w:p>
-                  <w:pPr>
-                    <w:pStyle w:val="Compact"/>
-                  </w:pPr>
-                </w:p>
-              </w:tc>
-              <w:tc>
-                <w:tcPr/>
-                <w:p>
-                  <w:pPr>
-                    <w:pStyle w:val="Compact"/>
-                    <w:jc w:val="center"/>
-                  </w:pPr>
-                  <w:r>
-                    <w:t xml:space="preserve">(0.232)</w:t>
+                    <w:t xml:space="preserve">-0.413*</w:t>
+                  </w:r>
+                </w:p>
+              </w:tc>
+            </w:tr>
+            <w:tr>
+              <w:tc>
+                <w:tcPr/>
+                <w:p>
+                  <w:pPr>
+                    <w:pStyle w:val="Compact"/>
+                  </w:pPr>
+                </w:p>
+              </w:tc>
+              <w:tc>
+                <w:tcPr/>
+                <w:p>
+                  <w:pPr>
+                    <w:pStyle w:val="Compact"/>
+                    <w:jc w:val="center"/>
+                  </w:pPr>
+                  <w:r>
+                    <w:t xml:space="preserve">(0.234)</w:t>
                   </w:r>
                 </w:p>
               </w:tc>
@@ -483,43 +483,187 @@
                     <w:jc w:val="center"/>
                   </w:pPr>
                   <w:r>
-                    <w:t xml:space="preserve">0.062</w:t>
-                  </w:r>
-                </w:p>
-              </w:tc>
-            </w:tr>
-            <w:tr>
-              <w:tc>
-                <w:tcPr/>
-                <w:p>
-                  <w:pPr>
-                    <w:pStyle w:val="Compact"/>
-                  </w:pPr>
-                </w:p>
-              </w:tc>
-              <w:tc>
-                <w:tcPr/>
-                <w:p>
-                  <w:pPr>
-                    <w:pStyle w:val="Compact"/>
-                    <w:jc w:val="center"/>
-                  </w:pPr>
-                  <w:r>
-                    <w:t xml:space="preserve">(0.217)</w:t>
-                  </w:r>
-                </w:p>
-              </w:tc>
-            </w:tr>
-            <w:tr>
-              <w:tc>
-                <w:tcPr/>
-                <w:p>
-                  <w:pPr>
-                    <w:pStyle w:val="Compact"/>
-                    <w:jc w:val="center"/>
-                  </w:pPr>
-                  <w:r>
-                    <w:t xml:space="preserve">Concern about energy cost</w:t>
+                    <w:t xml:space="preserve">0.075</w:t>
+                  </w:r>
+                </w:p>
+              </w:tc>
+            </w:tr>
+            <w:tr>
+              <w:tc>
+                <w:tcPr/>
+                <w:p>
+                  <w:pPr>
+                    <w:pStyle w:val="Compact"/>
+                  </w:pPr>
+                </w:p>
+              </w:tc>
+              <w:tc>
+                <w:tcPr/>
+                <w:p>
+                  <w:pPr>
+                    <w:pStyle w:val="Compact"/>
+                    <w:jc w:val="center"/>
+                  </w:pPr>
+                  <w:r>
+                    <w:t xml:space="preserve">(0.218)</w:t>
+                  </w:r>
+                </w:p>
+              </w:tc>
+            </w:tr>
+            <w:tr>
+              <w:tc>
+                <w:tcPr/>
+                <w:p>
+                  <w:pPr>
+                    <w:pStyle w:val="Compact"/>
+                    <w:jc w:val="center"/>
+                  </w:pPr>
+                  <w:r>
+                    <w:t xml:space="preserve">Age</w:t>
+                  </w:r>
+                </w:p>
+              </w:tc>
+              <w:tc>
+                <w:tcPr/>
+                <w:p>
+                  <w:pPr>
+                    <w:pStyle w:val="Compact"/>
+                    <w:jc w:val="center"/>
+                  </w:pPr>
+                  <w:r>
+                    <w:t xml:space="preserve">-0.010***</w:t>
+                  </w:r>
+                </w:p>
+              </w:tc>
+            </w:tr>
+            <w:tr>
+              <w:tc>
+                <w:tcPr/>
+                <w:p>
+                  <w:pPr>
+                    <w:pStyle w:val="Compact"/>
+                  </w:pPr>
+                </w:p>
+              </w:tc>
+              <w:tc>
+                <w:tcPr/>
+                <w:p>
+                  <w:pPr>
+                    <w:pStyle w:val="Compact"/>
+                    <w:jc w:val="center"/>
+                  </w:pPr>
+                  <w:r>
+                    <w:t xml:space="preserve">(0.002)</w:t>
+                  </w:r>
+                </w:p>
+              </w:tc>
+            </w:tr>
+            <w:tr>
+              <w:tc>
+                <w:tcPr/>
+                <w:p>
+                  <w:pPr>
+                    <w:pStyle w:val="Compact"/>
+                    <w:jc w:val="center"/>
+                  </w:pPr>
+                  <w:r>
+                    <w:t xml:space="preserve">Male</w:t>
+                  </w:r>
+                </w:p>
+              </w:tc>
+              <w:tc>
+                <w:tcPr/>
+                <w:p>
+                  <w:pPr>
+                    <w:pStyle w:val="Compact"/>
+                    <w:jc w:val="center"/>
+                  </w:pPr>
+                  <w:r>
+                    <w:t xml:space="preserve">0.226***</w:t>
+                  </w:r>
+                </w:p>
+              </w:tc>
+            </w:tr>
+            <w:tr>
+              <w:tc>
+                <w:tcPr/>
+                <w:p>
+                  <w:pPr>
+                    <w:pStyle w:val="Compact"/>
+                  </w:pPr>
+                </w:p>
+              </w:tc>
+              <w:tc>
+                <w:tcPr/>
+                <w:p>
+                  <w:pPr>
+                    <w:pStyle w:val="Compact"/>
+                    <w:jc w:val="center"/>
+                  </w:pPr>
+                  <w:r>
+                    <w:t xml:space="preserve">(0.068)</w:t>
+                  </w:r>
+                </w:p>
+              </w:tc>
+            </w:tr>
+            <w:tr>
+              <w:tc>
+                <w:tcPr/>
+                <w:p>
+                  <w:pPr>
+                    <w:pStyle w:val="Compact"/>
+                    <w:jc w:val="center"/>
+                  </w:pPr>
+                  <w:r>
+                    <w:t xml:space="preserve">White</w:t>
+                  </w:r>
+                </w:p>
+              </w:tc>
+              <w:tc>
+                <w:tcPr/>
+                <w:p>
+                  <w:pPr>
+                    <w:pStyle w:val="Compact"/>
+                    <w:jc w:val="center"/>
+                  </w:pPr>
+                  <w:r>
+                    <w:t xml:space="preserve">0.145*</w:t>
+                  </w:r>
+                </w:p>
+              </w:tc>
+            </w:tr>
+            <w:tr>
+              <w:tc>
+                <w:tcPr/>
+                <w:p>
+                  <w:pPr>
+                    <w:pStyle w:val="Compact"/>
+                  </w:pPr>
+                </w:p>
+              </w:tc>
+              <w:tc>
+                <w:tcPr/>
+                <w:p>
+                  <w:pPr>
+                    <w:pStyle w:val="Compact"/>
+                    <w:jc w:val="center"/>
+                  </w:pPr>
+                  <w:r>
+                    <w:t xml:space="preserve">(0.078)</w:t>
+                  </w:r>
+                </w:p>
+              </w:tc>
+            </w:tr>
+            <w:tr>
+              <w:tc>
+                <w:tcPr/>
+                <w:p>
+                  <w:pPr>
+                    <w:pStyle w:val="Compact"/>
+                    <w:jc w:val="center"/>
+                  </w:pPr>
+                  <w:r>
+                    <w:t xml:space="preserve">Education</w:t>
                   </w:r>
                 </w:p>
               </w:tc>
@@ -553,198 +697,6 @@
                     <w:jc w:val="center"/>
                   </w:pPr>
                   <w:r>
-                    <w:t xml:space="preserve">(0.016)</w:t>
-                  </w:r>
-                </w:p>
-              </w:tc>
-            </w:tr>
-            <w:tr>
-              <w:tc>
-                <w:tcPr/>
-                <w:p>
-                  <w:pPr>
-                    <w:pStyle w:val="Compact"/>
-                    <w:jc w:val="center"/>
-                  </w:pPr>
-                  <w:r>
-                    <w:t xml:space="preserve">Age</w:t>
-                  </w:r>
-                </w:p>
-              </w:tc>
-              <w:tc>
-                <w:tcPr/>
-                <w:p>
-                  <w:pPr>
-                    <w:pStyle w:val="Compact"/>
-                    <w:jc w:val="center"/>
-                  </w:pPr>
-                  <w:r>
-                    <w:t xml:space="preserve">-0.011***</w:t>
-                  </w:r>
-                </w:p>
-              </w:tc>
-            </w:tr>
-            <w:tr>
-              <w:tc>
-                <w:tcPr/>
-                <w:p>
-                  <w:pPr>
-                    <w:pStyle w:val="Compact"/>
-                  </w:pPr>
-                </w:p>
-              </w:tc>
-              <w:tc>
-                <w:tcPr/>
-                <w:p>
-                  <w:pPr>
-                    <w:pStyle w:val="Compact"/>
-                    <w:jc w:val="center"/>
-                  </w:pPr>
-                  <w:r>
-                    <w:t xml:space="preserve">(0.002)</w:t>
-                  </w:r>
-                </w:p>
-              </w:tc>
-            </w:tr>
-            <w:tr>
-              <w:tc>
-                <w:tcPr/>
-                <w:p>
-                  <w:pPr>
-                    <w:pStyle w:val="Compact"/>
-                    <w:jc w:val="center"/>
-                  </w:pPr>
-                  <w:r>
-                    <w:t xml:space="preserve">Male</w:t>
-                  </w:r>
-                </w:p>
-              </w:tc>
-              <w:tc>
-                <w:tcPr/>
-                <w:p>
-                  <w:pPr>
-                    <w:pStyle w:val="Compact"/>
-                    <w:jc w:val="center"/>
-                  </w:pPr>
-                  <w:r>
-                    <w:t xml:space="preserve">0.239***</w:t>
-                  </w:r>
-                </w:p>
-              </w:tc>
-            </w:tr>
-            <w:tr>
-              <w:tc>
-                <w:tcPr/>
-                <w:p>
-                  <w:pPr>
-                    <w:pStyle w:val="Compact"/>
-                  </w:pPr>
-                </w:p>
-              </w:tc>
-              <w:tc>
-                <w:tcPr/>
-                <w:p>
-                  <w:pPr>
-                    <w:pStyle w:val="Compact"/>
-                    <w:jc w:val="center"/>
-                  </w:pPr>
-                  <w:r>
-                    <w:t xml:space="preserve">(0.068)</w:t>
-                  </w:r>
-                </w:p>
-              </w:tc>
-            </w:tr>
-            <w:tr>
-              <w:tc>
-                <w:tcPr/>
-                <w:p>
-                  <w:pPr>
-                    <w:pStyle w:val="Compact"/>
-                    <w:jc w:val="center"/>
-                  </w:pPr>
-                  <w:r>
-                    <w:t xml:space="preserve">White</w:t>
-                  </w:r>
-                </w:p>
-              </w:tc>
-              <w:tc>
-                <w:tcPr/>
-                <w:p>
-                  <w:pPr>
-                    <w:pStyle w:val="Compact"/>
-                    <w:jc w:val="center"/>
-                  </w:pPr>
-                  <w:r>
-                    <w:t xml:space="preserve">0.145*</w:t>
-                  </w:r>
-                </w:p>
-              </w:tc>
-            </w:tr>
-            <w:tr>
-              <w:tc>
-                <w:tcPr/>
-                <w:p>
-                  <w:pPr>
-                    <w:pStyle w:val="Compact"/>
-                  </w:pPr>
-                </w:p>
-              </w:tc>
-              <w:tc>
-                <w:tcPr/>
-                <w:p>
-                  <w:pPr>
-                    <w:pStyle w:val="Compact"/>
-                    <w:jc w:val="center"/>
-                  </w:pPr>
-                  <w:r>
-                    <w:t xml:space="preserve">(0.078)</w:t>
-                  </w:r>
-                </w:p>
-              </w:tc>
-            </w:tr>
-            <w:tr>
-              <w:tc>
-                <w:tcPr/>
-                <w:p>
-                  <w:pPr>
-                    <w:pStyle w:val="Compact"/>
-                    <w:jc w:val="center"/>
-                  </w:pPr>
-                  <w:r>
-                    <w:t xml:space="preserve">Education</w:t>
-                  </w:r>
-                </w:p>
-              </w:tc>
-              <w:tc>
-                <w:tcPr/>
-                <w:p>
-                  <w:pPr>
-                    <w:pStyle w:val="Compact"/>
-                    <w:jc w:val="center"/>
-                  </w:pPr>
-                  <w:r>
-                    <w:t xml:space="preserve">0.044**</w:t>
-                  </w:r>
-                </w:p>
-              </w:tc>
-            </w:tr>
-            <w:tr>
-              <w:tc>
-                <w:tcPr/>
-                <w:p>
-                  <w:pPr>
-                    <w:pStyle w:val="Compact"/>
-                  </w:pPr>
-                </w:p>
-              </w:tc>
-              <w:tc>
-                <w:tcPr/>
-                <w:p>
-                  <w:pPr>
-                    <w:pStyle w:val="Compact"/>
-                    <w:jc w:val="center"/>
-                  </w:pPr>
-                  <w:r>
                     <w:t xml:space="preserve">(0.019)</w:t>
                   </w:r>
                 </w:p>
@@ -771,7 +723,7 @@
                     <w:jc w:val="center"/>
                   </w:pPr>
                   <w:r>
-                    <w:t xml:space="preserve">0.020</w:t>
+                    <w:t xml:space="preserve">0.018</w:t>
                   </w:r>
                 </w:p>
               </w:tc>
@@ -819,29 +771,29 @@
                     <w:jc w:val="center"/>
                   </w:pPr>
                   <w:r>
-                    <w:t xml:space="preserve">5.194***</w:t>
-                  </w:r>
-                </w:p>
-              </w:tc>
-            </w:tr>
-            <w:tr>
-              <w:tc>
-                <w:tcPr/>
-                <w:p>
-                  <w:pPr>
-                    <w:pStyle w:val="Compact"/>
-                  </w:pPr>
-                </w:p>
-              </w:tc>
-              <w:tc>
-                <w:tcPr/>
-                <w:p>
-                  <w:pPr>
-                    <w:pStyle w:val="Compact"/>
-                    <w:jc w:val="center"/>
-                  </w:pPr>
-                  <w:r>
-                    <w:t xml:space="preserve">(0.200)</w:t>
+                    <w:t xml:space="preserve">5.493***</w:t>
+                  </w:r>
+                </w:p>
+              </w:tc>
+            </w:tr>
+            <w:tr>
+              <w:tc>
+                <w:tcPr/>
+                <w:p>
+                  <w:pPr>
+                    <w:pStyle w:val="Compact"/>
+                  </w:pPr>
+                </w:p>
+              </w:tc>
+              <w:tc>
+                <w:tcPr/>
+                <w:p>
+                  <w:pPr>
+                    <w:pStyle w:val="Compact"/>
+                    <w:jc w:val="center"/>
+                  </w:pPr>
+                  <w:r>
+                    <w:t xml:space="preserve">(0.162)</w:t>
                   </w:r>
                 </w:p>
               </w:tc>
@@ -911,7 +863,7 @@
       <w:tr>
         <w:tc>
           <w:tcPr/>
-          <w:bookmarkStart w:id="14" w:name="fig-priority-predicted-supp"/>
+          <w:bookmarkStart w:id="14" w:name="fig-priority-predicted-supp-demo"/>
           <w:p>
             <w:pPr>
               <w:jc w:val="center"/>
@@ -922,7 +874,7 @@
               <w:pStyle w:val="ImageCaption"/>
             </w:pPr>
             <w:r>
-              <w:t xml:space="preserve">Figure 1: Predicted energy source-priority scale (1-7) by cue condition and political identity, controlling for concern about energy cost (survey-weighted OLS predictions with 95% CIs; concern about energy cost, age, male, white, education, and income held at their survey-weighted means)</w:t>
+              <w:t xml:space="preserve">Figure 1: Predicted energy source-priority scale (1-7) by cue condition and political identity, controlling for demographics (survey-weighted OLS predictions with 95% CIs; age, male, white, education, and income held at their survey-weighted means)</w:t>
             </w:r>
           </w:p>
           <w:p>
@@ -940,7 +892,7 @@
                     <a:graphicData uri="http://schemas.openxmlformats.org/drawingml/2006/picture">
                       <pic:pic>
                         <pic:nvPicPr>
-                          <pic:cNvPr descr="supplemental-materials_files/figure-docx/fig-priority-predicted-supp-1.png" id="13" name="Picture"/>
+                          <pic:cNvPr descr="supplemental-materials_files/figure-docx/fig-priority-predicted-supp-demo-1.png" id="13" name="Picture"/>
                           <pic:cNvPicPr>
                             <a:picLocks noChangeArrowheads="1" noChangeAspect="1"/>
                           </pic:cNvPicPr>
@@ -998,7 +950,7 @@
         <w:t xml:space="preserve"> </w:t>
       </w:r>
       <w:r>
-        <w:t xml:space="preserve">&lt; .001) and liberal Democrats more likely to prioritize renewables (b = 0.65,</w:t>
+        <w:t xml:space="preserve">&lt; .001) and liberal Democrats more likely to prioritize renewables (b = 0.66,</w:t>
       </w:r>
       <w:r>
         <w:t xml:space="preserve"> </w:t>
@@ -1081,7 +1033,7 @@
         </w:numPr>
       </w:pPr>
       <w:r>
-        <w:t xml:space="preserve">Liberal Democrat: b = 0.65,</w:t>
+        <w:t xml:space="preserve">Liberal Democrat: b = 0.66,</w:t>
       </w:r>
       <w:r>
         <w:t xml:space="preserve"> </w:t>
@@ -1109,7 +1061,7 @@
         </w:numPr>
       </w:pPr>
       <w:r>
-        <w:t xml:space="preserve">Climate cue × Liberal Democrat: b = 0.35,</w:t>
+        <w:t xml:space="preserve">Climate cue × Liberal Democrat: b = 0.37,</w:t>
       </w:r>
       <w:r>
         <w:t xml:space="preserve"> </w:t>
@@ -1125,7 +1077,7 @@
         <w:t xml:space="preserve"> </w:t>
       </w:r>
       <w:r>
-        <w:t xml:space="preserve">= 0.042</w:t>
+        <w:t xml:space="preserve">= 0.034</w:t>
       </w:r>
     </w:p>
     <w:p>
@@ -1153,7 +1105,7 @@
         <w:t xml:space="preserve"> </w:t>
       </w:r>
       <w:r>
-        <w:t xml:space="preserve">= 0.076</w:t>
+        <w:t xml:space="preserve">= 0.077</w:t>
       </w:r>
     </w:p>
     <w:p>
@@ -1166,7 +1118,7 @@
       <w:r>
         <w:t xml:space="preserve"> </w:t>
       </w:r>
-      <w:hyperlink w:anchor="tbl-wtp-models-supp">
+      <w:hyperlink w:anchor="tbl-wtp-models-supp-demo">
         <w:r>
           <w:rPr>
             <w:rStyle w:val="Hyperlink"/>
@@ -1191,7 +1143,7 @@
       <w:tr>
         <w:tc>
           <w:tcPr/>
-          <w:bookmarkStart w:id="15" w:name="tbl-wtp-models-supp"/>
+          <w:bookmarkStart w:id="15" w:name="tbl-wtp-models-supp-demo"/>
           <w:p>
             <w:pPr>
               <w:jc w:val="center"/>
@@ -1202,7 +1154,7 @@
               <w:pStyle w:val="ImageCaption"/>
             </w:pPr>
             <w:r>
-              <w:t xml:space="preserve">Table 2: Effect of cue condition, political beliefs, and their interaction on willingness-to-pay for fossil fuels (any positive WTP, and amount among those with any positive WTP) and for renewables, controlling for concern about energy cost (survey-weighted logit/OLS; control condition and other/moderate identity as reference)</w:t>
+              <w:t xml:space="preserve">Table 2: Effect of cue condition, political beliefs, and their interaction on willingness-to-pay for fossil fuels (any positive WTP, and amount among those with any positive WTP) and for renewables, controlling for demographics (survey-weighted logit/OLS; control condition and other/moderate identity as reference)</w:t>
             </w:r>
           </w:p>
           <w:tbl>
@@ -1288,77 +1240,77 @@
                     <w:jc w:val="center"/>
                   </w:pPr>
                   <w:r>
-                    <w:t xml:space="preserve">-0.252</w:t>
-                  </w:r>
-                </w:p>
-              </w:tc>
-              <w:tc>
-                <w:tcPr/>
-                <w:p>
-                  <w:pPr>
-                    <w:pStyle w:val="Compact"/>
-                    <w:jc w:val="center"/>
-                  </w:pPr>
-                  <w:r>
-                    <w:t xml:space="preserve">-3.410</w:t>
-                  </w:r>
-                </w:p>
-              </w:tc>
-              <w:tc>
-                <w:tcPr/>
-                <w:p>
-                  <w:pPr>
-                    <w:pStyle w:val="Compact"/>
-                    <w:jc w:val="center"/>
-                  </w:pPr>
-                  <w:r>
-                    <w:t xml:space="preserve">-1.494</w:t>
-                  </w:r>
-                </w:p>
-              </w:tc>
-            </w:tr>
-            <w:tr>
-              <w:tc>
-                <w:tcPr/>
-                <w:p>
-                  <w:pPr>
-                    <w:pStyle w:val="Compact"/>
-                  </w:pPr>
-                </w:p>
-              </w:tc>
-              <w:tc>
-                <w:tcPr/>
-                <w:p>
-                  <w:pPr>
-                    <w:pStyle w:val="Compact"/>
-                    <w:jc w:val="center"/>
-                  </w:pPr>
-                  <w:r>
-                    <w:t xml:space="preserve">(0.208)</w:t>
-                  </w:r>
-                </w:p>
-              </w:tc>
-              <w:tc>
-                <w:tcPr/>
-                <w:p>
-                  <w:pPr>
-                    <w:pStyle w:val="Compact"/>
-                    <w:jc w:val="center"/>
-                  </w:pPr>
-                  <w:r>
-                    <w:t xml:space="preserve">(2.257)</w:t>
-                  </w:r>
-                </w:p>
-              </w:tc>
-              <w:tc>
-                <w:tcPr/>
-                <w:p>
-                  <w:pPr>
-                    <w:pStyle w:val="Compact"/>
-                    <w:jc w:val="center"/>
-                  </w:pPr>
-                  <w:r>
-                    <w:t xml:space="preserve">(1.862)</w:t>
+                    <w:t xml:space="preserve">-0.257</w:t>
+                  </w:r>
+                </w:p>
+              </w:tc>
+              <w:tc>
+                <w:tcPr/>
+                <w:p>
+                  <w:pPr>
+                    <w:pStyle w:val="Compact"/>
+                    <w:jc w:val="center"/>
+                  </w:pPr>
+                  <w:r>
+                    <w:t xml:space="preserve">-3.326</w:t>
+                  </w:r>
+                </w:p>
+              </w:tc>
+              <w:tc>
+                <w:tcPr/>
+                <w:p>
+                  <w:pPr>
+                    <w:pStyle w:val="Compact"/>
+                    <w:jc w:val="center"/>
+                  </w:pPr>
+                  <w:r>
+                    <w:t xml:space="preserve">-1.525</w:t>
+                  </w:r>
+                </w:p>
+              </w:tc>
+            </w:tr>
+            <w:tr>
+              <w:tc>
+                <w:tcPr/>
+                <w:p>
+                  <w:pPr>
+                    <w:pStyle w:val="Compact"/>
+                  </w:pPr>
+                </w:p>
+              </w:tc>
+              <w:tc>
+                <w:tcPr/>
+                <w:p>
+                  <w:pPr>
+                    <w:pStyle w:val="Compact"/>
+                    <w:jc w:val="center"/>
+                  </w:pPr>
+                  <w:r>
+                    <w:t xml:space="preserve">(0.210)</w:t>
+                  </w:r>
+                </w:p>
+              </w:tc>
+              <w:tc>
+                <w:tcPr/>
+                <w:p>
+                  <w:pPr>
+                    <w:pStyle w:val="Compact"/>
+                    <w:jc w:val="center"/>
+                  </w:pPr>
+                  <w:r>
+                    <w:t xml:space="preserve">(2.268)</w:t>
+                  </w:r>
+                </w:p>
+              </w:tc>
+              <w:tc>
+                <w:tcPr/>
+                <w:p>
+                  <w:pPr>
+                    <w:pStyle w:val="Compact"/>
+                    <w:jc w:val="center"/>
+                  </w:pPr>
+                  <w:r>
+                    <w:t xml:space="preserve">(1.853)</w:t>
                   </w:r>
                 </w:p>
               </w:tc>
@@ -1384,77 +1336,77 @@
                     <w:jc w:val="center"/>
                   </w:pPr>
                   <w:r>
-                    <w:t xml:space="preserve">0.074</w:t>
-                  </w:r>
-                </w:p>
-              </w:tc>
-              <w:tc>
-                <w:tcPr/>
-                <w:p>
-                  <w:pPr>
-                    <w:pStyle w:val="Compact"/>
-                    <w:jc w:val="center"/>
-                  </w:pPr>
-                  <w:r>
-                    <w:t xml:space="preserve">-1.148</w:t>
-                  </w:r>
-                </w:p>
-              </w:tc>
-              <w:tc>
-                <w:tcPr/>
-                <w:p>
-                  <w:pPr>
-                    <w:pStyle w:val="Compact"/>
-                    <w:jc w:val="center"/>
-                  </w:pPr>
-                  <w:r>
-                    <w:t xml:space="preserve">-1.507</w:t>
-                  </w:r>
-                </w:p>
-              </w:tc>
-            </w:tr>
-            <w:tr>
-              <w:tc>
-                <w:tcPr/>
-                <w:p>
-                  <w:pPr>
-                    <w:pStyle w:val="Compact"/>
-                  </w:pPr>
-                </w:p>
-              </w:tc>
-              <w:tc>
-                <w:tcPr/>
-                <w:p>
-                  <w:pPr>
-                    <w:pStyle w:val="Compact"/>
-                    <w:jc w:val="center"/>
-                  </w:pPr>
-                  <w:r>
-                    <w:t xml:space="preserve">(0.206)</w:t>
-                  </w:r>
-                </w:p>
-              </w:tc>
-              <w:tc>
-                <w:tcPr/>
-                <w:p>
-                  <w:pPr>
-                    <w:pStyle w:val="Compact"/>
-                    <w:jc w:val="center"/>
-                  </w:pPr>
-                  <w:r>
-                    <w:t xml:space="preserve">(2.230)</w:t>
-                  </w:r>
-                </w:p>
-              </w:tc>
-              <w:tc>
-                <w:tcPr/>
-                <w:p>
-                  <w:pPr>
-                    <w:pStyle w:val="Compact"/>
-                    <w:jc w:val="center"/>
-                  </w:pPr>
-                  <w:r>
-                    <w:t xml:space="preserve">(1.751)</w:t>
+                    <w:t xml:space="preserve">0.088</w:t>
+                  </w:r>
+                </w:p>
+              </w:tc>
+              <w:tc>
+                <w:tcPr/>
+                <w:p>
+                  <w:pPr>
+                    <w:pStyle w:val="Compact"/>
+                    <w:jc w:val="center"/>
+                  </w:pPr>
+                  <w:r>
+                    <w:t xml:space="preserve">-1.007</w:t>
+                  </w:r>
+                </w:p>
+              </w:tc>
+              <w:tc>
+                <w:tcPr/>
+                <w:p>
+                  <w:pPr>
+                    <w:pStyle w:val="Compact"/>
+                    <w:jc w:val="center"/>
+                  </w:pPr>
+                  <w:r>
+                    <w:t xml:space="preserve">-1.423</w:t>
+                  </w:r>
+                </w:p>
+              </w:tc>
+            </w:tr>
+            <w:tr>
+              <w:tc>
+                <w:tcPr/>
+                <w:p>
+                  <w:pPr>
+                    <w:pStyle w:val="Compact"/>
+                  </w:pPr>
+                </w:p>
+              </w:tc>
+              <w:tc>
+                <w:tcPr/>
+                <w:p>
+                  <w:pPr>
+                    <w:pStyle w:val="Compact"/>
+                    <w:jc w:val="center"/>
+                  </w:pPr>
+                  <w:r>
+                    <w:t xml:space="preserve">(0.209)</w:t>
+                  </w:r>
+                </w:p>
+              </w:tc>
+              <w:tc>
+                <w:tcPr/>
+                <w:p>
+                  <w:pPr>
+                    <w:pStyle w:val="Compact"/>
+                    <w:jc w:val="center"/>
+                  </w:pPr>
+                  <w:r>
+                    <w:t xml:space="preserve">(2.231)</w:t>
+                  </w:r>
+                </w:p>
+              </w:tc>
+              <w:tc>
+                <w:tcPr/>
+                <w:p>
+                  <w:pPr>
+                    <w:pStyle w:val="Compact"/>
+                    <w:jc w:val="center"/>
+                  </w:pPr>
+                  <w:r>
+                    <w:t xml:space="preserve">(1.756)</w:t>
                   </w:r>
                 </w:p>
               </w:tc>
@@ -1480,65 +1432,65 @@
                     <w:jc w:val="center"/>
                   </w:pPr>
                   <w:r>
-                    <w:t xml:space="preserve">-0.362*</w:t>
-                  </w:r>
-                </w:p>
-              </w:tc>
-              <w:tc>
-                <w:tcPr/>
-                <w:p>
-                  <w:pPr>
-                    <w:pStyle w:val="Compact"/>
-                    <w:jc w:val="center"/>
-                  </w:pPr>
-                  <w:r>
-                    <w:t xml:space="preserve">-0.010</w:t>
-                  </w:r>
-                </w:p>
-              </w:tc>
-              <w:tc>
-                <w:tcPr/>
-                <w:p>
-                  <w:pPr>
-                    <w:pStyle w:val="Compact"/>
-                    <w:jc w:val="center"/>
-                  </w:pPr>
-                  <w:r>
-                    <w:t xml:space="preserve">5.299***</w:t>
-                  </w:r>
-                </w:p>
-              </w:tc>
-            </w:tr>
-            <w:tr>
-              <w:tc>
-                <w:tcPr/>
-                <w:p>
-                  <w:pPr>
-                    <w:pStyle w:val="Compact"/>
-                  </w:pPr>
-                </w:p>
-              </w:tc>
-              <w:tc>
-                <w:tcPr/>
-                <w:p>
-                  <w:pPr>
-                    <w:pStyle w:val="Compact"/>
-                    <w:jc w:val="center"/>
-                  </w:pPr>
-                  <w:r>
-                    <w:t xml:space="preserve">(0.185)</w:t>
-                  </w:r>
-                </w:p>
-              </w:tc>
-              <w:tc>
-                <w:tcPr/>
-                <w:p>
-                  <w:pPr>
-                    <w:pStyle w:val="Compact"/>
-                    <w:jc w:val="center"/>
-                  </w:pPr>
-                  <w:r>
-                    <w:t xml:space="preserve">(2.097)</w:t>
+                    <w:t xml:space="preserve">-0.377**</w:t>
+                  </w:r>
+                </w:p>
+              </w:tc>
+              <w:tc>
+                <w:tcPr/>
+                <w:p>
+                  <w:pPr>
+                    <w:pStyle w:val="Compact"/>
+                    <w:jc w:val="center"/>
+                  </w:pPr>
+                  <w:r>
+                    <w:t xml:space="preserve">-0.357</w:t>
+                  </w:r>
+                </w:p>
+              </w:tc>
+              <w:tc>
+                <w:tcPr/>
+                <w:p>
+                  <w:pPr>
+                    <w:pStyle w:val="Compact"/>
+                    <w:jc w:val="center"/>
+                  </w:pPr>
+                  <w:r>
+                    <w:t xml:space="preserve">5.203***</w:t>
+                  </w:r>
+                </w:p>
+              </w:tc>
+            </w:tr>
+            <w:tr>
+              <w:tc>
+                <w:tcPr/>
+                <w:p>
+                  <w:pPr>
+                    <w:pStyle w:val="Compact"/>
+                  </w:pPr>
+                </w:p>
+              </w:tc>
+              <w:tc>
+                <w:tcPr/>
+                <w:p>
+                  <w:pPr>
+                    <w:pStyle w:val="Compact"/>
+                    <w:jc w:val="center"/>
+                  </w:pPr>
+                  <w:r>
+                    <w:t xml:space="preserve">(0.186)</w:t>
+                  </w:r>
+                </w:p>
+              </w:tc>
+              <w:tc>
+                <w:tcPr/>
+                <w:p>
+                  <w:pPr>
+                    <w:pStyle w:val="Compact"/>
+                    <w:jc w:val="center"/>
+                  </w:pPr>
+                  <w:r>
+                    <w:t xml:space="preserve">(2.116)</w:t>
                   </w:r>
                 </w:p>
               </w:tc>
@@ -1576,65 +1528,65 @@
                     <w:jc w:val="center"/>
                   </w:pPr>
                   <w:r>
-                    <w:t xml:space="preserve">0.742***</w:t>
-                  </w:r>
-                </w:p>
-              </w:tc>
-              <w:tc>
-                <w:tcPr/>
-                <w:p>
-                  <w:pPr>
-                    <w:pStyle w:val="Compact"/>
-                    <w:jc w:val="center"/>
-                  </w:pPr>
-                  <w:r>
-                    <w:t xml:space="preserve">-2.897</w:t>
-                  </w:r>
-                </w:p>
-              </w:tc>
-              <w:tc>
-                <w:tcPr/>
-                <w:p>
-                  <w:pPr>
-                    <w:pStyle w:val="Compact"/>
-                    <w:jc w:val="center"/>
-                  </w:pPr>
-                  <w:r>
-                    <w:t xml:space="preserve">-6.818***</w:t>
-                  </w:r>
-                </w:p>
-              </w:tc>
-            </w:tr>
-            <w:tr>
-              <w:tc>
-                <w:tcPr/>
-                <w:p>
-                  <w:pPr>
-                    <w:pStyle w:val="Compact"/>
-                  </w:pPr>
-                </w:p>
-              </w:tc>
-              <w:tc>
-                <w:tcPr/>
-                <w:p>
-                  <w:pPr>
-                    <w:pStyle w:val="Compact"/>
-                    <w:jc w:val="center"/>
-                  </w:pPr>
-                  <w:r>
-                    <w:t xml:space="preserve">(0.208)</w:t>
-                  </w:r>
-                </w:p>
-              </w:tc>
-              <w:tc>
-                <w:tcPr/>
-                <w:p>
-                  <w:pPr>
-                    <w:pStyle w:val="Compact"/>
-                    <w:jc w:val="center"/>
-                  </w:pPr>
-                  <w:r>
-                    <w:t xml:space="preserve">(2.076)</w:t>
+                    <w:t xml:space="preserve">0.743***</w:t>
+                  </w:r>
+                </w:p>
+              </w:tc>
+              <w:tc>
+                <w:tcPr/>
+                <w:p>
+                  <w:pPr>
+                    <w:pStyle w:val="Compact"/>
+                    <w:jc w:val="center"/>
+                  </w:pPr>
+                  <w:r>
+                    <w:t xml:space="preserve">-3.018</w:t>
+                  </w:r>
+                </w:p>
+              </w:tc>
+              <w:tc>
+                <w:tcPr/>
+                <w:p>
+                  <w:pPr>
+                    <w:pStyle w:val="Compact"/>
+                    <w:jc w:val="center"/>
+                  </w:pPr>
+                  <w:r>
+                    <w:t xml:space="preserve">-6.790***</w:t>
+                  </w:r>
+                </w:p>
+              </w:tc>
+            </w:tr>
+            <w:tr>
+              <w:tc>
+                <w:tcPr/>
+                <w:p>
+                  <w:pPr>
+                    <w:pStyle w:val="Compact"/>
+                  </w:pPr>
+                </w:p>
+              </w:tc>
+              <w:tc>
+                <w:tcPr/>
+                <w:p>
+                  <w:pPr>
+                    <w:pStyle w:val="Compact"/>
+                    <w:jc w:val="center"/>
+                  </w:pPr>
+                  <w:r>
+                    <w:t xml:space="preserve">(0.209)</w:t>
+                  </w:r>
+                </w:p>
+              </w:tc>
+              <w:tc>
+                <w:tcPr/>
+                <w:p>
+                  <w:pPr>
+                    <w:pStyle w:val="Compact"/>
+                    <w:jc w:val="center"/>
+                  </w:pPr>
+                  <w:r>
+                    <w:t xml:space="preserve">(2.091)</w:t>
                   </w:r>
                 </w:p>
               </w:tc>
@@ -1672,77 +1624,77 @@
                     <w:jc w:val="center"/>
                   </w:pPr>
                   <w:r>
-                    <w:t xml:space="preserve">-0.029</w:t>
-                  </w:r>
-                </w:p>
-              </w:tc>
-              <w:tc>
-                <w:tcPr/>
-                <w:p>
-                  <w:pPr>
-                    <w:pStyle w:val="Compact"/>
-                    <w:jc w:val="center"/>
-                  </w:pPr>
-                  <w:r>
-                    <w:t xml:space="preserve">3.186</w:t>
-                  </w:r>
-                </w:p>
-              </w:tc>
-              <w:tc>
-                <w:tcPr/>
-                <w:p>
-                  <w:pPr>
-                    <w:pStyle w:val="Compact"/>
-                    <w:jc w:val="center"/>
-                  </w:pPr>
-                  <w:r>
-                    <w:t xml:space="preserve">2.015</w:t>
-                  </w:r>
-                </w:p>
-              </w:tc>
-            </w:tr>
-            <w:tr>
-              <w:tc>
-                <w:tcPr/>
-                <w:p>
-                  <w:pPr>
-                    <w:pStyle w:val="Compact"/>
-                  </w:pPr>
-                </w:p>
-              </w:tc>
-              <w:tc>
-                <w:tcPr/>
-                <w:p>
-                  <w:pPr>
-                    <w:pStyle w:val="Compact"/>
-                    <w:jc w:val="center"/>
-                  </w:pPr>
-                  <w:r>
-                    <w:t xml:space="preserve">(0.259)</w:t>
-                  </w:r>
-                </w:p>
-              </w:tc>
-              <w:tc>
-                <w:tcPr/>
-                <w:p>
-                  <w:pPr>
-                    <w:pStyle w:val="Compact"/>
-                    <w:jc w:val="center"/>
-                  </w:pPr>
-                  <w:r>
-                    <w:t xml:space="preserve">(2.870)</w:t>
-                  </w:r>
-                </w:p>
-              </w:tc>
-              <w:tc>
-                <w:tcPr/>
-                <w:p>
-                  <w:pPr>
-                    <w:pStyle w:val="Compact"/>
-                    <w:jc w:val="center"/>
-                  </w:pPr>
-                  <w:r>
-                    <w:t xml:space="preserve">(2.248)</w:t>
+                    <w:t xml:space="preserve">-0.024</w:t>
+                  </w:r>
+                </w:p>
+              </w:tc>
+              <w:tc>
+                <w:tcPr/>
+                <w:p>
+                  <w:pPr>
+                    <w:pStyle w:val="Compact"/>
+                    <w:jc w:val="center"/>
+                  </w:pPr>
+                  <w:r>
+                    <w:t xml:space="preserve">3.119</w:t>
+                  </w:r>
+                </w:p>
+              </w:tc>
+              <w:tc>
+                <w:tcPr/>
+                <w:p>
+                  <w:pPr>
+                    <w:pStyle w:val="Compact"/>
+                    <w:jc w:val="center"/>
+                  </w:pPr>
+                  <w:r>
+                    <w:t xml:space="preserve">2.048</w:t>
+                  </w:r>
+                </w:p>
+              </w:tc>
+            </w:tr>
+            <w:tr>
+              <w:tc>
+                <w:tcPr/>
+                <w:p>
+                  <w:pPr>
+                    <w:pStyle w:val="Compact"/>
+                  </w:pPr>
+                </w:p>
+              </w:tc>
+              <w:tc>
+                <w:tcPr/>
+                <w:p>
+                  <w:pPr>
+                    <w:pStyle w:val="Compact"/>
+                    <w:jc w:val="center"/>
+                  </w:pPr>
+                  <w:r>
+                    <w:t xml:space="preserve">(0.261)</w:t>
+                  </w:r>
+                </w:p>
+              </w:tc>
+              <w:tc>
+                <w:tcPr/>
+                <w:p>
+                  <w:pPr>
+                    <w:pStyle w:val="Compact"/>
+                    <w:jc w:val="center"/>
+                  </w:pPr>
+                  <w:r>
+                    <w:t xml:space="preserve">(2.875)</w:t>
+                  </w:r>
+                </w:p>
+              </w:tc>
+              <w:tc>
+                <w:tcPr/>
+                <w:p>
+                  <w:pPr>
+                    <w:pStyle w:val="Compact"/>
+                    <w:jc w:val="center"/>
+                  </w:pPr>
+                  <w:r>
+                    <w:t xml:space="preserve">(2.242)</w:t>
                   </w:r>
                 </w:p>
               </w:tc>
@@ -1768,77 +1720,77 @@
                     <w:jc w:val="center"/>
                   </w:pPr>
                   <w:r>
-                    <w:t xml:space="preserve">-0.273</w:t>
-                  </w:r>
-                </w:p>
-              </w:tc>
-              <w:tc>
-                <w:tcPr/>
-                <w:p>
-                  <w:pPr>
-                    <w:pStyle w:val="Compact"/>
-                    <w:jc w:val="center"/>
-                  </w:pPr>
-                  <w:r>
-                    <w:t xml:space="preserve">1.426</w:t>
-                  </w:r>
-                </w:p>
-              </w:tc>
-              <w:tc>
-                <w:tcPr/>
-                <w:p>
-                  <w:pPr>
-                    <w:pStyle w:val="Compact"/>
-                    <w:jc w:val="center"/>
-                  </w:pPr>
-                  <w:r>
-                    <w:t xml:space="preserve">3.660*</w:t>
-                  </w:r>
-                </w:p>
-              </w:tc>
-            </w:tr>
-            <w:tr>
-              <w:tc>
-                <w:tcPr/>
-                <w:p>
-                  <w:pPr>
-                    <w:pStyle w:val="Compact"/>
-                  </w:pPr>
-                </w:p>
-              </w:tc>
-              <w:tc>
-                <w:tcPr/>
-                <w:p>
-                  <w:pPr>
-                    <w:pStyle w:val="Compact"/>
-                    <w:jc w:val="center"/>
-                  </w:pPr>
-                  <w:r>
-                    <w:t xml:space="preserve">(0.260)</w:t>
-                  </w:r>
-                </w:p>
-              </w:tc>
-              <w:tc>
-                <w:tcPr/>
-                <w:p>
-                  <w:pPr>
-                    <w:pStyle w:val="Compact"/>
-                    <w:jc w:val="center"/>
-                  </w:pPr>
-                  <w:r>
-                    <w:t xml:space="preserve">(2.970)</w:t>
-                  </w:r>
-                </w:p>
-              </w:tc>
-              <w:tc>
-                <w:tcPr/>
-                <w:p>
-                  <w:pPr>
-                    <w:pStyle w:val="Compact"/>
-                    <w:jc w:val="center"/>
-                  </w:pPr>
-                  <w:r>
-                    <w:t xml:space="preserve">(2.170)</w:t>
+                    <w:t xml:space="preserve">-0.302</w:t>
+                  </w:r>
+                </w:p>
+              </w:tc>
+              <w:tc>
+                <w:tcPr/>
+                <w:p>
+                  <w:pPr>
+                    <w:pStyle w:val="Compact"/>
+                    <w:jc w:val="center"/>
+                  </w:pPr>
+                  <w:r>
+                    <w:t xml:space="preserve">1.211</w:t>
+                  </w:r>
+                </w:p>
+              </w:tc>
+              <w:tc>
+                <w:tcPr/>
+                <w:p>
+                  <w:pPr>
+                    <w:pStyle w:val="Compact"/>
+                    <w:jc w:val="center"/>
+                  </w:pPr>
+                  <w:r>
+                    <w:t xml:space="preserve">3.490</w:t>
+                  </w:r>
+                </w:p>
+              </w:tc>
+            </w:tr>
+            <w:tr>
+              <w:tc>
+                <w:tcPr/>
+                <w:p>
+                  <w:pPr>
+                    <w:pStyle w:val="Compact"/>
+                  </w:pPr>
+                </w:p>
+              </w:tc>
+              <w:tc>
+                <w:tcPr/>
+                <w:p>
+                  <w:pPr>
+                    <w:pStyle w:val="Compact"/>
+                    <w:jc w:val="center"/>
+                  </w:pPr>
+                  <w:r>
+                    <w:t xml:space="preserve">(0.262)</w:t>
+                  </w:r>
+                </w:p>
+              </w:tc>
+              <w:tc>
+                <w:tcPr/>
+                <w:p>
+                  <w:pPr>
+                    <w:pStyle w:val="Compact"/>
+                    <w:jc w:val="center"/>
+                  </w:pPr>
+                  <w:r>
+                    <w:t xml:space="preserve">(2.977)</w:t>
+                  </w:r>
+                </w:p>
+              </w:tc>
+              <w:tc>
+                <w:tcPr/>
+                <w:p>
+                  <w:pPr>
+                    <w:pStyle w:val="Compact"/>
+                    <w:jc w:val="center"/>
+                  </w:pPr>
+                  <w:r>
+                    <w:t xml:space="preserve">(2.176)</w:t>
                   </w:r>
                 </w:p>
               </w:tc>
@@ -1864,77 +1816,77 @@
                     <w:jc w:val="center"/>
                   </w:pPr>
                   <w:r>
-                    <w:t xml:space="preserve">0.424</w:t>
-                  </w:r>
-                </w:p>
-              </w:tc>
-              <w:tc>
-                <w:tcPr/>
-                <w:p>
-                  <w:pPr>
-                    <w:pStyle w:val="Compact"/>
-                    <w:jc w:val="center"/>
-                  </w:pPr>
-                  <w:r>
-                    <w:t xml:space="preserve">3.506</w:t>
-                  </w:r>
-                </w:p>
-              </w:tc>
-              <w:tc>
-                <w:tcPr/>
-                <w:p>
-                  <w:pPr>
-                    <w:pStyle w:val="Compact"/>
-                    <w:jc w:val="center"/>
-                  </w:pPr>
-                  <w:r>
-                    <w:t xml:space="preserve">0.373</w:t>
-                  </w:r>
-                </w:p>
-              </w:tc>
-            </w:tr>
-            <w:tr>
-              <w:tc>
-                <w:tcPr/>
-                <w:p>
-                  <w:pPr>
-                    <w:pStyle w:val="Compact"/>
-                  </w:pPr>
-                </w:p>
-              </w:tc>
-              <w:tc>
-                <w:tcPr/>
-                <w:p>
-                  <w:pPr>
-                    <w:pStyle w:val="Compact"/>
-                    <w:jc w:val="center"/>
-                  </w:pPr>
-                  <w:r>
-                    <w:t xml:space="preserve">(0.301)</w:t>
-                  </w:r>
-                </w:p>
-              </w:tc>
-              <w:tc>
-                <w:tcPr/>
-                <w:p>
-                  <w:pPr>
-                    <w:pStyle w:val="Compact"/>
-                    <w:jc w:val="center"/>
-                  </w:pPr>
-                  <w:r>
-                    <w:t xml:space="preserve">(2.918)</w:t>
-                  </w:r>
-                </w:p>
-              </w:tc>
-              <w:tc>
-                <w:tcPr/>
-                <w:p>
-                  <w:pPr>
-                    <w:pStyle w:val="Compact"/>
-                    <w:jc w:val="center"/>
-                  </w:pPr>
-                  <w:r>
-                    <w:t xml:space="preserve">(2.345)</w:t>
+                    <w:t xml:space="preserve">0.425</w:t>
+                  </w:r>
+                </w:p>
+              </w:tc>
+              <w:tc>
+                <w:tcPr/>
+                <w:p>
+                  <w:pPr>
+                    <w:pStyle w:val="Compact"/>
+                    <w:jc w:val="center"/>
+                  </w:pPr>
+                  <w:r>
+                    <w:t xml:space="preserve">3.394</w:t>
+                  </w:r>
+                </w:p>
+              </w:tc>
+              <w:tc>
+                <w:tcPr/>
+                <w:p>
+                  <w:pPr>
+                    <w:pStyle w:val="Compact"/>
+                    <w:jc w:val="center"/>
+                  </w:pPr>
+                  <w:r>
+                    <w:t xml:space="preserve">0.384</w:t>
+                  </w:r>
+                </w:p>
+              </w:tc>
+            </w:tr>
+            <w:tr>
+              <w:tc>
+                <w:tcPr/>
+                <w:p>
+                  <w:pPr>
+                    <w:pStyle w:val="Compact"/>
+                  </w:pPr>
+                </w:p>
+              </w:tc>
+              <w:tc>
+                <w:tcPr/>
+                <w:p>
+                  <w:pPr>
+                    <w:pStyle w:val="Compact"/>
+                    <w:jc w:val="center"/>
+                  </w:pPr>
+                  <w:r>
+                    <w:t xml:space="preserve">(0.302)</w:t>
+                  </w:r>
+                </w:p>
+              </w:tc>
+              <w:tc>
+                <w:tcPr/>
+                <w:p>
+                  <w:pPr>
+                    <w:pStyle w:val="Compact"/>
+                    <w:jc w:val="center"/>
+                  </w:pPr>
+                  <w:r>
+                    <w:t xml:space="preserve">(2.937)</w:t>
+                  </w:r>
+                </w:p>
+              </w:tc>
+              <w:tc>
+                <w:tcPr/>
+                <w:p>
+                  <w:pPr>
+                    <w:pStyle w:val="Compact"/>
+                    <w:jc w:val="center"/>
+                  </w:pPr>
+                  <w:r>
+                    <w:t xml:space="preserve">(2.340)</w:t>
                   </w:r>
                 </w:p>
               </w:tc>
@@ -1960,173 +1912,77 @@
                     <w:jc w:val="center"/>
                   </w:pPr>
                   <w:r>
-                    <w:t xml:space="preserve">-0.024</w:t>
-                  </w:r>
-                </w:p>
-              </w:tc>
-              <w:tc>
-                <w:tcPr/>
-                <w:p>
-                  <w:pPr>
-                    <w:pStyle w:val="Compact"/>
-                    <w:jc w:val="center"/>
-                  </w:pPr>
-                  <w:r>
-                    <w:t xml:space="preserve">3.338</w:t>
-                  </w:r>
-                </w:p>
-              </w:tc>
-              <w:tc>
-                <w:tcPr/>
-                <w:p>
-                  <w:pPr>
-                    <w:pStyle w:val="Compact"/>
-                    <w:jc w:val="center"/>
-                  </w:pPr>
-                  <w:r>
-                    <w:t xml:space="preserve">3.053</w:t>
-                  </w:r>
-                </w:p>
-              </w:tc>
-            </w:tr>
-            <w:tr>
-              <w:tc>
-                <w:tcPr/>
-                <w:p>
-                  <w:pPr>
-                    <w:pStyle w:val="Compact"/>
-                  </w:pPr>
-                </w:p>
-              </w:tc>
-              <w:tc>
-                <w:tcPr/>
-                <w:p>
-                  <w:pPr>
-                    <w:pStyle w:val="Compact"/>
-                    <w:jc w:val="center"/>
-                  </w:pPr>
-                  <w:r>
-                    <w:t xml:space="preserve">(0.294)</w:t>
-                  </w:r>
-                </w:p>
-              </w:tc>
-              <w:tc>
-                <w:tcPr/>
-                <w:p>
-                  <w:pPr>
-                    <w:pStyle w:val="Compact"/>
-                    <w:jc w:val="center"/>
-                  </w:pPr>
-                  <w:r>
-                    <w:t xml:space="preserve">(2.876)</w:t>
-                  </w:r>
-                </w:p>
-              </w:tc>
-              <w:tc>
-                <w:tcPr/>
-                <w:p>
-                  <w:pPr>
-                    <w:pStyle w:val="Compact"/>
-                    <w:jc w:val="center"/>
-                  </w:pPr>
-                  <w:r>
-                    <w:t xml:space="preserve">(2.302)</w:t>
-                  </w:r>
-                </w:p>
-              </w:tc>
-            </w:tr>
-            <w:tr>
-              <w:tc>
-                <w:tcPr/>
-                <w:p>
-                  <w:pPr>
-                    <w:pStyle w:val="Compact"/>
-                    <w:jc w:val="center"/>
-                  </w:pPr>
-                  <w:r>
-                    <w:t xml:space="preserve">Concern about energy cost</w:t>
-                  </w:r>
-                </w:p>
-              </w:tc>
-              <w:tc>
-                <w:tcPr/>
-                <w:p>
-                  <w:pPr>
-                    <w:pStyle w:val="Compact"/>
-                    <w:jc w:val="center"/>
-                  </w:pPr>
-                  <w:r>
-                    <w:t xml:space="preserve">-0.067***</w:t>
-                  </w:r>
-                </w:p>
-              </w:tc>
-              <w:tc>
-                <w:tcPr/>
-                <w:p>
-                  <w:pPr>
-                    <w:pStyle w:val="Compact"/>
-                    <w:jc w:val="center"/>
-                  </w:pPr>
-                  <w:r>
-                    <w:t xml:space="preserve">-0.641***</w:t>
-                  </w:r>
-                </w:p>
-              </w:tc>
-              <w:tc>
-                <w:tcPr/>
-                <w:p>
-                  <w:pPr>
-                    <w:pStyle w:val="Compact"/>
-                    <w:jc w:val="center"/>
-                  </w:pPr>
-                  <w:r>
-                    <w:t xml:space="preserve">-0.381**</w:t>
-                  </w:r>
-                </w:p>
-              </w:tc>
-            </w:tr>
-            <w:tr>
-              <w:tc>
-                <w:tcPr/>
-                <w:p>
-                  <w:pPr>
-                    <w:pStyle w:val="Compact"/>
-                  </w:pPr>
-                </w:p>
-              </w:tc>
-              <w:tc>
-                <w:tcPr/>
-                <w:p>
-                  <w:pPr>
-                    <w:pStyle w:val="Compact"/>
-                    <w:jc w:val="center"/>
-                  </w:pPr>
-                  <w:r>
-                    <w:t xml:space="preserve">(0.022)</w:t>
-                  </w:r>
-                </w:p>
-              </w:tc>
-              <w:tc>
-                <w:tcPr/>
-                <w:p>
-                  <w:pPr>
-                    <w:pStyle w:val="Compact"/>
-                    <w:jc w:val="center"/>
-                  </w:pPr>
-                  <w:r>
-                    <w:t xml:space="preserve">(0.224)</w:t>
-                  </w:r>
-                </w:p>
-              </w:tc>
-              <w:tc>
-                <w:tcPr/>
-                <w:p>
-                  <w:pPr>
-                    <w:pStyle w:val="Compact"/>
-                    <w:jc w:val="center"/>
-                  </w:pPr>
-                  <w:r>
-                    <w:t xml:space="preserve">(0.166)</w:t>
+                    <w:t xml:space="preserve">-0.044</w:t>
+                  </w:r>
+                </w:p>
+              </w:tc>
+              <w:tc>
+                <w:tcPr/>
+                <w:p>
+                  <w:pPr>
+                    <w:pStyle w:val="Compact"/>
+                    <w:jc w:val="center"/>
+                  </w:pPr>
+                  <w:r>
+                    <w:t xml:space="preserve">3.088</w:t>
+                  </w:r>
+                </w:p>
+              </w:tc>
+              <w:tc>
+                <w:tcPr/>
+                <w:p>
+                  <w:pPr>
+                    <w:pStyle w:val="Compact"/>
+                    <w:jc w:val="center"/>
+                  </w:pPr>
+                  <w:r>
+                    <w:t xml:space="preserve">2.927</w:t>
+                  </w:r>
+                </w:p>
+              </w:tc>
+            </w:tr>
+            <w:tr>
+              <w:tc>
+                <w:tcPr/>
+                <w:p>
+                  <w:pPr>
+                    <w:pStyle w:val="Compact"/>
+                  </w:pPr>
+                </w:p>
+              </w:tc>
+              <w:tc>
+                <w:tcPr/>
+                <w:p>
+                  <w:pPr>
+                    <w:pStyle w:val="Compact"/>
+                    <w:jc w:val="center"/>
+                  </w:pPr>
+                  <w:r>
+                    <w:t xml:space="preserve">(0.296)</w:t>
+                  </w:r>
+                </w:p>
+              </w:tc>
+              <w:tc>
+                <w:tcPr/>
+                <w:p>
+                  <w:pPr>
+                    <w:pStyle w:val="Compact"/>
+                    <w:jc w:val="center"/>
+                  </w:pPr>
+                  <w:r>
+                    <w:t xml:space="preserve">(2.886)</w:t>
+                  </w:r>
+                </w:p>
+              </w:tc>
+              <w:tc>
+                <w:tcPr/>
+                <w:p>
+                  <w:pPr>
+                    <w:pStyle w:val="Compact"/>
+                    <w:jc w:val="center"/>
+                  </w:pPr>
+                  <w:r>
+                    <w:t xml:space="preserve">(2.310)</w:t>
                   </w:r>
                 </w:p>
               </w:tc>
@@ -2152,31 +2008,31 @@
                     <w:jc w:val="center"/>
                   </w:pPr>
                   <w:r>
-                    <w:t xml:space="preserve">0.008**</w:t>
-                  </w:r>
-                </w:p>
-              </w:tc>
-              <w:tc>
-                <w:tcPr/>
-                <w:p>
-                  <w:pPr>
-                    <w:pStyle w:val="Compact"/>
-                    <w:jc w:val="center"/>
-                  </w:pPr>
-                  <w:r>
-                    <w:t xml:space="preserve">-0.002</w:t>
-                  </w:r>
-                </w:p>
-              </w:tc>
-              <w:tc>
-                <w:tcPr/>
-                <w:p>
-                  <w:pPr>
-                    <w:pStyle w:val="Compact"/>
-                    <w:jc w:val="center"/>
-                  </w:pPr>
-                  <w:r>
-                    <w:t xml:space="preserve">-0.093***</w:t>
+                    <w:t xml:space="preserve">0.007**</w:t>
+                  </w:r>
+                </w:p>
+              </w:tc>
+              <w:tc>
+                <w:tcPr/>
+                <w:p>
+                  <w:pPr>
+                    <w:pStyle w:val="Compact"/>
+                    <w:jc w:val="center"/>
+                  </w:pPr>
+                  <w:r>
+                    <w:t xml:space="preserve">-0.015</w:t>
+                  </w:r>
+                </w:p>
+              </w:tc>
+              <w:tc>
+                <w:tcPr/>
+                <w:p>
+                  <w:pPr>
+                    <w:pStyle w:val="Compact"/>
+                    <w:jc w:val="center"/>
+                  </w:pPr>
+                  <w:r>
+                    <w:t xml:space="preserve">-0.101***</w:t>
                   </w:r>
                 </w:p>
               </w:tc>
@@ -2210,7 +2066,7 @@
                     <w:jc w:val="center"/>
                   </w:pPr>
                   <w:r>
-                    <w:t xml:space="preserve">(0.034)</w:t>
+                    <w:t xml:space="preserve">(0.033)</w:t>
                   </w:r>
                 </w:p>
               </w:tc>
@@ -2248,31 +2104,31 @@
                     <w:jc w:val="center"/>
                   </w:pPr>
                   <w:r>
-                    <w:t xml:space="preserve">-0.062</w:t>
-                  </w:r>
-                </w:p>
-              </w:tc>
-              <w:tc>
-                <w:tcPr/>
-                <w:p>
-                  <w:pPr>
-                    <w:pStyle w:val="Compact"/>
-                    <w:jc w:val="center"/>
-                  </w:pPr>
-                  <w:r>
-                    <w:t xml:space="preserve">-0.430</w:t>
-                  </w:r>
-                </w:p>
-              </w:tc>
-              <w:tc>
-                <w:tcPr/>
-                <w:p>
-                  <w:pPr>
-                    <w:pStyle w:val="Compact"/>
-                    <w:jc w:val="center"/>
-                  </w:pPr>
-                  <w:r>
-                    <w:t xml:space="preserve">0.485</w:t>
+                    <w:t xml:space="preserve">-0.042</w:t>
+                  </w:r>
+                </w:p>
+              </w:tc>
+              <w:tc>
+                <w:tcPr/>
+                <w:p>
+                  <w:pPr>
+                    <w:pStyle w:val="Compact"/>
+                    <w:jc w:val="center"/>
+                  </w:pPr>
+                  <w:r>
+                    <w:t xml:space="preserve">-0.180</w:t>
+                  </w:r>
+                </w:p>
+              </w:tc>
+              <w:tc>
+                <w:tcPr/>
+                <w:p>
+                  <w:pPr>
+                    <w:pStyle w:val="Compact"/>
+                    <w:jc w:val="center"/>
+                  </w:pPr>
+                  <w:r>
+                    <w:t xml:space="preserve">0.601</w:t>
                   </w:r>
                 </w:p>
               </w:tc>
@@ -2306,7 +2162,7 @@
                     <w:jc w:val="center"/>
                   </w:pPr>
                   <w:r>
-                    <w:t xml:space="preserve">(1.035)</w:t>
+                    <w:t xml:space="preserve">(1.026)</w:t>
                   </w:r>
                 </w:p>
               </w:tc>
@@ -2344,31 +2200,31 @@
                     <w:jc w:val="center"/>
                   </w:pPr>
                   <w:r>
-                    <w:t xml:space="preserve">-0.262**</w:t>
-                  </w:r>
-                </w:p>
-              </w:tc>
-              <w:tc>
-                <w:tcPr/>
-                <w:p>
-                  <w:pPr>
-                    <w:pStyle w:val="Compact"/>
-                    <w:jc w:val="center"/>
-                  </w:pPr>
-                  <w:r>
-                    <w:t xml:space="preserve">0.969</w:t>
-                  </w:r>
-                </w:p>
-              </w:tc>
-              <w:tc>
-                <w:tcPr/>
-                <w:p>
-                  <w:pPr>
-                    <w:pStyle w:val="Compact"/>
-                    <w:jc w:val="center"/>
-                  </w:pPr>
-                  <w:r>
-                    <w:t xml:space="preserve">2.552***</w:t>
+                    <w:t xml:space="preserve">-0.261**</w:t>
+                  </w:r>
+                </w:p>
+              </w:tc>
+              <w:tc>
+                <w:tcPr/>
+                <w:p>
+                  <w:pPr>
+                    <w:pStyle w:val="Compact"/>
+                    <w:jc w:val="center"/>
+                  </w:pPr>
+                  <w:r>
+                    <w:t xml:space="preserve">0.959</w:t>
+                  </w:r>
+                </w:p>
+              </w:tc>
+              <w:tc>
+                <w:tcPr/>
+                <w:p>
+                  <w:pPr>
+                    <w:pStyle w:val="Compact"/>
+                    <w:jc w:val="center"/>
+                  </w:pPr>
+                  <w:r>
+                    <w:t xml:space="preserve">2.549***</w:t>
                   </w:r>
                 </w:p>
               </w:tc>
@@ -2402,7 +2258,7 @@
                     <w:jc w:val="center"/>
                   </w:pPr>
                   <w:r>
-                    <w:t xml:space="preserve">(1.199)</w:t>
+                    <w:t xml:space="preserve">(1.201)</w:t>
                   </w:r>
                 </w:p>
               </w:tc>
@@ -2440,31 +2296,31 @@
                     <w:jc w:val="center"/>
                   </w:pPr>
                   <w:r>
-                    <w:t xml:space="preserve">-0.027</w:t>
-                  </w:r>
-                </w:p>
-              </w:tc>
-              <w:tc>
-                <w:tcPr/>
-                <w:p>
-                  <w:pPr>
-                    <w:pStyle w:val="Compact"/>
-                    <w:jc w:val="center"/>
-                  </w:pPr>
-                  <w:r>
-                    <w:t xml:space="preserve">1.148***</w:t>
-                  </w:r>
-                </w:p>
-              </w:tc>
-              <w:tc>
-                <w:tcPr/>
-                <w:p>
-                  <w:pPr>
-                    <w:pStyle w:val="Compact"/>
-                    <w:jc w:val="center"/>
-                  </w:pPr>
-                  <w:r>
-                    <w:t xml:space="preserve">0.389*</w:t>
+                    <w:t xml:space="preserve">-0.023</w:t>
+                  </w:r>
+                </w:p>
+              </w:tc>
+              <w:tc>
+                <w:tcPr/>
+                <w:p>
+                  <w:pPr>
+                    <w:pStyle w:val="Compact"/>
+                    <w:jc w:val="center"/>
+                  </w:pPr>
+                  <w:r>
+                    <w:t xml:space="preserve">1.166***</w:t>
+                  </w:r>
+                </w:p>
+              </w:tc>
+              <w:tc>
+                <w:tcPr/>
+                <w:p>
+                  <w:pPr>
+                    <w:pStyle w:val="Compact"/>
+                    <w:jc w:val="center"/>
+                  </w:pPr>
+                  <w:r>
+                    <w:t xml:space="preserve">0.410**</w:t>
                   </w:r>
                 </w:p>
               </w:tc>
@@ -2498,19 +2354,19 @@
                     <w:jc w:val="center"/>
                   </w:pPr>
                   <w:r>
-                    <w:t xml:space="preserve">(0.292)</w:t>
-                  </w:r>
-                </w:p>
-              </w:tc>
-              <w:tc>
-                <w:tcPr/>
-                <w:p>
-                  <w:pPr>
-                    <w:pStyle w:val="Compact"/>
-                    <w:jc w:val="center"/>
-                  </w:pPr>
-                  <w:r>
-                    <w:t xml:space="preserve">(0.208)</w:t>
+                    <w:t xml:space="preserve">(0.291)</w:t>
+                  </w:r>
+                </w:p>
+              </w:tc>
+              <w:tc>
+                <w:tcPr/>
+                <w:p>
+                  <w:pPr>
+                    <w:pStyle w:val="Compact"/>
+                    <w:jc w:val="center"/>
+                  </w:pPr>
+                  <w:r>
+                    <w:t xml:space="preserve">(0.207)</w:t>
                   </w:r>
                 </w:p>
               </w:tc>
@@ -2536,31 +2392,31 @@
                     <w:jc w:val="center"/>
                   </w:pPr>
                   <w:r>
-                    <w:t xml:space="preserve">-0.035*</w:t>
-                  </w:r>
-                </w:p>
-              </w:tc>
-              <w:tc>
-                <w:tcPr/>
-                <w:p>
-                  <w:pPr>
-                    <w:pStyle w:val="Compact"/>
-                    <w:jc w:val="center"/>
-                  </w:pPr>
-                  <w:r>
-                    <w:t xml:space="preserve">0.271</w:t>
-                  </w:r>
-                </w:p>
-              </w:tc>
-              <w:tc>
-                <w:tcPr/>
-                <w:p>
-                  <w:pPr>
-                    <w:pStyle w:val="Compact"/>
-                    <w:jc w:val="center"/>
-                  </w:pPr>
-                  <w:r>
-                    <w:t xml:space="preserve">0.473***</w:t>
+                    <w:t xml:space="preserve">-0.031*</w:t>
+                  </w:r>
+                </w:p>
+              </w:tc>
+              <w:tc>
+                <w:tcPr/>
+                <w:p>
+                  <w:pPr>
+                    <w:pStyle w:val="Compact"/>
+                    <w:jc w:val="center"/>
+                  </w:pPr>
+                  <w:r>
+                    <w:t xml:space="preserve">0.310</w:t>
+                  </w:r>
+                </w:p>
+              </w:tc>
+              <w:tc>
+                <w:tcPr/>
+                <w:p>
+                  <w:pPr>
+                    <w:pStyle w:val="Compact"/>
+                    <w:jc w:val="center"/>
+                  </w:pPr>
+                  <w:r>
+                    <w:t xml:space="preserve">0.496***</w:t>
                   </w:r>
                 </w:p>
               </w:tc>
@@ -2594,19 +2450,19 @@
                     <w:jc w:val="center"/>
                   </w:pPr>
                   <w:r>
-                    <w:t xml:space="preserve">(0.210)</w:t>
-                  </w:r>
-                </w:p>
-              </w:tc>
-              <w:tc>
-                <w:tcPr/>
-                <w:p>
-                  <w:pPr>
-                    <w:pStyle w:val="Compact"/>
-                    <w:jc w:val="center"/>
-                  </w:pPr>
-                  <w:r>
-                    <w:t xml:space="preserve">(0.145)</w:t>
+                    <w:t xml:space="preserve">(0.211)</w:t>
+                  </w:r>
+                </w:p>
+              </w:tc>
+              <w:tc>
+                <w:tcPr/>
+                <w:p>
+                  <w:pPr>
+                    <w:pStyle w:val="Compact"/>
+                    <w:jc w:val="center"/>
+                  </w:pPr>
+                  <w:r>
+                    <w:t xml:space="preserve">(0.144)</w:t>
                   </w:r>
                 </w:p>
               </w:tc>
@@ -2632,77 +2488,77 @@
                     <w:jc w:val="center"/>
                   </w:pPr>
                   <w:r>
-                    <w:t xml:space="preserve">0.593**</w:t>
-                  </w:r>
-                </w:p>
-              </w:tc>
-              <w:tc>
-                <w:tcPr/>
-                <w:p>
-                  <w:pPr>
-                    <w:pStyle w:val="Compact"/>
-                    <w:jc w:val="center"/>
-                  </w:pPr>
-                  <w:r>
-                    <w:t xml:space="preserve">16.788***</w:t>
-                  </w:r>
-                </w:p>
-              </w:tc>
-              <w:tc>
-                <w:tcPr/>
-                <w:p>
-                  <w:pPr>
-                    <w:pStyle w:val="Compact"/>
-                    <w:jc w:val="center"/>
-                  </w:pPr>
-                  <w:r>
-                    <w:t xml:space="preserve">20.989***</w:t>
-                  </w:r>
-                </w:p>
-              </w:tc>
-            </w:tr>
-            <w:tr>
-              <w:tc>
-                <w:tcPr/>
-                <w:p>
-                  <w:pPr>
-                    <w:pStyle w:val="Compact"/>
-                  </w:pPr>
-                </w:p>
-              </w:tc>
-              <w:tc>
-                <w:tcPr/>
-                <w:p>
-                  <w:pPr>
-                    <w:pStyle w:val="Compact"/>
-                    <w:jc w:val="center"/>
-                  </w:pPr>
-                  <w:r>
-                    <w:t xml:space="preserve">(0.271)</w:t>
-                  </w:r>
-                </w:p>
-              </w:tc>
-              <w:tc>
-                <w:tcPr/>
-                <w:p>
-                  <w:pPr>
-                    <w:pStyle w:val="Compact"/>
-                    <w:jc w:val="center"/>
-                  </w:pPr>
-                  <w:r>
-                    <w:t xml:space="preserve">(2.958)</w:t>
-                  </w:r>
-                </w:p>
-              </w:tc>
-              <w:tc>
-                <w:tcPr/>
-                <w:p>
-                  <w:pPr>
-                    <w:pStyle w:val="Compact"/>
-                    <w:jc w:val="center"/>
-                  </w:pPr>
-                  <w:r>
-                    <w:t xml:space="preserve">(2.146)</w:t>
+                    <w:t xml:space="preserve">0.104</w:t>
+                  </w:r>
+                </w:p>
+              </w:tc>
+              <w:tc>
+                <w:tcPr/>
+                <w:p>
+                  <w:pPr>
+                    <w:pStyle w:val="Compact"/>
+                    <w:jc w:val="center"/>
+                  </w:pPr>
+                  <w:r>
+                    <w:t xml:space="preserve">12.291***</w:t>
+                  </w:r>
+                </w:p>
+              </w:tc>
+              <w:tc>
+                <w:tcPr/>
+                <w:p>
+                  <w:pPr>
+                    <w:pStyle w:val="Compact"/>
+                    <w:jc w:val="center"/>
+                  </w:pPr>
+                  <w:r>
+                    <w:t xml:space="preserve">18.209***</w:t>
+                  </w:r>
+                </w:p>
+              </w:tc>
+            </w:tr>
+            <w:tr>
+              <w:tc>
+                <w:tcPr/>
+                <w:p>
+                  <w:pPr>
+                    <w:pStyle w:val="Compact"/>
+                  </w:pPr>
+                </w:p>
+              </w:tc>
+              <w:tc>
+                <w:tcPr/>
+                <w:p>
+                  <w:pPr>
+                    <w:pStyle w:val="Compact"/>
+                    <w:jc w:val="center"/>
+                  </w:pPr>
+                  <w:r>
+                    <w:t xml:space="preserve">(0.221)</w:t>
+                  </w:r>
+                </w:p>
+              </w:tc>
+              <w:tc>
+                <w:tcPr/>
+                <w:p>
+                  <w:pPr>
+                    <w:pStyle w:val="Compact"/>
+                    <w:jc w:val="center"/>
+                  </w:pPr>
+                  <w:r>
+                    <w:t xml:space="preserve">(2.457)</w:t>
+                  </w:r>
+                </w:p>
+              </w:tc>
+              <w:tc>
+                <w:tcPr/>
+                <w:p>
+                  <w:pPr>
+                    <w:pStyle w:val="Compact"/>
+                    <w:jc w:val="center"/>
+                  </w:pPr>
+                  <w:r>
+                    <w:t xml:space="preserve">(1.803)</w:t>
                   </w:r>
                 </w:p>
               </w:tc>
@@ -2796,7 +2652,7 @@
       <w:tr>
         <w:tc>
           <w:tcPr/>
-          <w:bookmarkStart w:id="19" w:name="fig-wtp-fossil-predicted-supp"/>
+          <w:bookmarkStart w:id="19" w:name="fig-wtp-fossil-predicted-supp-demo"/>
           <w:p>
             <w:pPr>
               <w:jc w:val="center"/>
@@ -2807,7 +2663,7 @@
               <w:pStyle w:val="ImageCaption"/>
             </w:pPr>
             <w:r>
-              <w:t xml:space="preserve">Figure 2: Predicted willingness-to-pay for fossil fuels, among respondents with any positive WTP, by cue condition and political identity, controlling for concern about energy cost (survey-weighted OLS predictions with 95% CIs; concern about energy cost, age, male, white, education, and income held at their survey-weighted means)</w:t>
+              <w:t xml:space="preserve">Figure 2: Predicted willingness-to-pay for fossil fuels, among respondents with any positive WTP, by cue condition and political identity, controlling for demographics (survey-weighted OLS predictions with 95% CIs; age, male, white, education, and income held at their survey-weighted means)</w:t>
             </w:r>
           </w:p>
           <w:p>
@@ -2825,7 +2681,7 @@
                     <a:graphicData uri="http://schemas.openxmlformats.org/drawingml/2006/picture">
                       <pic:pic>
                         <pic:nvPicPr>
-                          <pic:cNvPr descr="supplemental-materials_files/figure-docx/fig-wtp-fossil-predicted-supp-1.png" id="18" name="Picture"/>
+                          <pic:cNvPr descr="supplemental-materials_files/figure-docx/fig-wtp-fossil-predicted-supp-demo-1.png" id="18" name="Picture"/>
                           <pic:cNvPicPr>
                             <a:picLocks noChangeArrowheads="1" noChangeAspect="1"/>
                           </pic:cNvPicPr>
@@ -2875,7 +2731,7 @@
       <w:tr>
         <w:tc>
           <w:tcPr/>
-          <w:bookmarkStart w:id="23" w:name="fig-wtp-renewable-predicted-supp"/>
+          <w:bookmarkStart w:id="23" w:name="fig-wtp-renewable-predicted-supp-demo"/>
           <w:p>
             <w:pPr>
               <w:jc w:val="center"/>
@@ -2886,7 +2742,7 @@
               <w:pStyle w:val="ImageCaption"/>
             </w:pPr>
             <w:r>
-              <w:t xml:space="preserve">Figure 3: Predicted willingness-to-pay for renewables by cue condition and political identity, controlling for concern about energy cost (survey-weighted OLS predictions with 95% CIs; concern about energy cost, age, male, white, education, and income held at their survey-weighted means)</w:t>
+              <w:t xml:space="preserve">Figure 3: Predicted willingness-to-pay for renewables by cue condition and political identity, controlling for demographics (survey-weighted OLS predictions with 95% CIs; age, male, white, education, and income held at their survey-weighted means)</w:t>
             </w:r>
           </w:p>
           <w:p>
@@ -2904,7 +2760,7 @@
                     <a:graphicData uri="http://schemas.openxmlformats.org/drawingml/2006/picture">
                       <pic:pic>
                         <pic:nvPicPr>
-                          <pic:cNvPr descr="supplemental-materials_files/figure-docx/fig-wtp-renewable-predicted-supp-1.png" id="22" name="Picture"/>
+                          <pic:cNvPr descr="supplemental-materials_files/figure-docx/fig-wtp-renewable-predicted-supp-demo-1.png" id="22" name="Picture"/>
                           <pic:cNvPicPr>
                             <a:picLocks noChangeArrowheads="1" noChangeAspect="1"/>
                           </pic:cNvPicPr>
@@ -2962,7 +2818,7 @@
         <w:t xml:space="preserve"> </w:t>
       </w:r>
       <w:r>
-        <w:t xml:space="preserve">&lt; .001), and liberal Democrats less likely (b = -0.36,</w:t>
+        <w:t xml:space="preserve">&lt; .001), and liberal Democrats less likely (b = -0.38,</w:t>
       </w:r>
       <w:r>
         <w:t xml:space="preserve"> </w:t>
@@ -2978,7 +2834,7 @@
         <w:t xml:space="preserve"> </w:t>
       </w:r>
       <w:r>
-        <w:t xml:space="preserve">= 0.050). For renewables, liberal Democrats were willing to pay $5.30 more on average (climate condition: an additional $3.66,</w:t>
+        <w:t xml:space="preserve">= 0.043). For renewables, liberal Democrats were willing to pay $5.20 more on average (climate condition: an additional $3.49,</w:t>
       </w:r>
       <w:r>
         <w:t xml:space="preserve"> </w:t>
@@ -2994,7 +2850,7 @@
         <w:t xml:space="preserve"> </w:t>
       </w:r>
       <w:r>
-        <w:t xml:space="preserve">= 0.092), and conservative Republicans $6.82 less (</w:t>
+        <w:t xml:space="preserve">= 0.109), and conservative Republicans $6.79 less (</w:t>
       </w:r>
       <w:r>
         <w:rPr>
@@ -3025,7 +2881,7 @@
         <w:t xml:space="preserve"> </w:t>
       </w:r>
       <w:r>
-        <w:t xml:space="preserve">Adding concern about energy cost as a control does not change which cue x political-identity effects are significant, does not change the sign of any coefficient, and shifts coefficient magnitudes only trivially. The main text’s cue and political-identity effects on energy prioritization and WTP are not an artifact of differential cost sensitivity across respondents.</w:t>
+        <w:t xml:space="preserve">Adding demographic controls does not change which cue x political-identity effects are significant, does not change the sign of any coefficient, and shifts coefficient magnitudes only trivially. The main text’s cue and political-identity effects on energy prioritization and WTP are not an artifact of the demographic composition of respondents in each cue/identity group.</w:t>
       </w:r>
     </w:p>
     <w:p>
@@ -3034,16 +2890,3026 @@
       </w:r>
     </w:p>
     <w:bookmarkEnd w:id="24"/>
-    <w:bookmarkStart w:id="25" w:name="references"/>
+    <w:bookmarkStart w:id="39" w:name="X8631daba1c67c97cb6db5105b539ebde93cb91f"/>
     <w:p>
       <w:pPr>
         <w:pStyle w:val="Heading1"/>
       </w:pPr>
       <w:r>
+        <w:t xml:space="preserve">Robustness Check: Controlling for Demographics and Concern about Energy Cost</w:t>
+      </w:r>
+    </w:p>
+    <w:p>
+      <w:pPr>
+        <w:pStyle w:val="FirstParagraph"/>
+      </w:pPr>
+      <w:r>
+        <w:t xml:space="preserve">Energy affordability was a salient concern during the period of data collection: respondents’ mean concern about the cost of electricity was 7.88 on a 0 to 10 scale. Because this concern could plausibly confound cue and political-identity effects on prioritization and WTP, this section re-estimates every main-text model controlling for demographics (age, male, white, education, and income) plus concern about energy cost. As shown below, the coefficients, their significance, and the substantive conclusions are consistent with the main text.</w:t>
+      </w:r>
+    </w:p>
+    <w:p>
+      <w:pPr>
+        <w:pStyle w:val="BodyText"/>
+      </w:pPr>
+      <w:r>
+        <w:t xml:space="preserve">The results for the energy source-priority scale are shown in</w:t>
+      </w:r>
+      <w:r>
+        <w:t xml:space="preserve"> </w:t>
+      </w:r>
+      <w:hyperlink w:anchor="tbl-priority-ols-supp">
+        <w:r>
+          <w:rPr>
+            <w:rStyle w:val="Hyperlink"/>
+          </w:rPr>
+          <w:t xml:space="preserve">Table 3</w:t>
+        </w:r>
+      </w:hyperlink>
+      <w:r>
+        <w:t xml:space="preserve">, parallel to the priority-scale table in the main text.</w:t>
+      </w:r>
+    </w:p>
+    <w:tbl>
+      <w:tblPr>
+        <w:tblStyle w:val="Table"/>
+        <w:tblW w:type="pct" w:w="5000"/>
+        <w:tblLayout w:type="fixed"/>
+        <w:tblLook w:firstRow="0" w:lastRow="0" w:firstColumn="0" w:lastColumn="0" w:noHBand="0" w:noVBand="0" w:val="0000"/>
+      </w:tblPr>
+      <w:tblGrid>
+        <w:gridCol w:w="7920"/>
+      </w:tblGrid>
+      <w:tr>
+        <w:tc>
+          <w:tcPr/>
+          <w:bookmarkStart w:id="25" w:name="tbl-priority-ols-supp"/>
+          <w:p>
+            <w:pPr>
+              <w:jc w:val="center"/>
+            </w:pPr>
+            <w:pPr>
+              <w:jc w:val="left"/>
+              <w:spacing w:before="200"/>
+              <w:pStyle w:val="ImageCaption"/>
+            </w:pPr>
+            <w:r>
+              <w:t xml:space="preserve">Table 3: Effect of cue condition, political beliefs, and their interaction on the energy source-priority scale, controlling for concern about energy cost (survey-weighted OLS; control condition and other/moderate identity as reference)</w:t>
+            </w:r>
+          </w:p>
+          <w:tbl>
+            <w:tblPr>
+              <w:tblStyle w:val="Table"/>
+              <w:tblW w:type="pct" w:w="3958"/>
+              <w:tblLayout w:type="fixed"/>
+              <w:tblLook w:firstRow="1" w:lastRow="1" w:firstColumn="0" w:lastColumn="0" w:noHBand="0" w:noVBand="0" w:val="0020"/>
+            </w:tblPr>
+            <w:tblGrid>
+              <w:gridCol w:w="4400"/>
+              <w:gridCol w:w="1870"/>
+            </w:tblGrid>
+            <w:tr>
+              <w:trPr>
+                <w:tblHeader w:val="on"/>
+              </w:trPr>
+              <w:tc>
+                <w:tcPr/>
+                <w:p>
+                  <w:pPr>
+                    <w:pStyle w:val="Compact"/>
+                  </w:pPr>
+                </w:p>
+              </w:tc>
+              <w:tc>
+                <w:tcPr/>
+                <w:p>
+                  <w:pPr>
+                    <w:pStyle w:val="Compact"/>
+                    <w:jc w:val="center"/>
+                  </w:pPr>
+                  <w:r>
+                    <w:t xml:space="preserve">Priority scale</w:t>
+                  </w:r>
+                </w:p>
+              </w:tc>
+            </w:tr>
+            <w:tr>
+              <w:tc>
+                <w:tcPr/>
+                <w:p>
+                  <w:pPr>
+                    <w:pStyle w:val="Compact"/>
+                    <w:jc w:val="center"/>
+                  </w:pPr>
+                  <w:r>
+                    <w:t xml:space="preserve">Trump cue</w:t>
+                  </w:r>
+                </w:p>
+              </w:tc>
+              <w:tc>
+                <w:tcPr/>
+                <w:p>
+                  <w:pPr>
+                    <w:pStyle w:val="Compact"/>
+                    <w:jc w:val="center"/>
+                  </w:pPr>
+                  <w:r>
+                    <w:t xml:space="preserve">-0.030</w:t>
+                  </w:r>
+                </w:p>
+              </w:tc>
+            </w:tr>
+            <w:tr>
+              <w:tc>
+                <w:tcPr/>
+                <w:p>
+                  <w:pPr>
+                    <w:pStyle w:val="Compact"/>
+                  </w:pPr>
+                </w:p>
+              </w:tc>
+              <w:tc>
+                <w:tcPr/>
+                <w:p>
+                  <w:pPr>
+                    <w:pStyle w:val="Compact"/>
+                    <w:jc w:val="center"/>
+                  </w:pPr>
+                  <w:r>
+                    <w:t xml:space="preserve">(0.157)</w:t>
+                  </w:r>
+                </w:p>
+              </w:tc>
+            </w:tr>
+            <w:tr>
+              <w:tc>
+                <w:tcPr/>
+                <w:p>
+                  <w:pPr>
+                    <w:pStyle w:val="Compact"/>
+                    <w:jc w:val="center"/>
+                  </w:pPr>
+                  <w:r>
+                    <w:t xml:space="preserve">Climate cue</w:t>
+                  </w:r>
+                </w:p>
+              </w:tc>
+              <w:tc>
+                <w:tcPr/>
+                <w:p>
+                  <w:pPr>
+                    <w:pStyle w:val="Compact"/>
+                    <w:jc w:val="center"/>
+                  </w:pPr>
+                  <w:r>
+                    <w:t xml:space="preserve">-0.122</w:t>
+                  </w:r>
+                </w:p>
+              </w:tc>
+            </w:tr>
+            <w:tr>
+              <w:tc>
+                <w:tcPr/>
+                <w:p>
+                  <w:pPr>
+                    <w:pStyle w:val="Compact"/>
+                  </w:pPr>
+                </w:p>
+              </w:tc>
+              <w:tc>
+                <w:tcPr/>
+                <w:p>
+                  <w:pPr>
+                    <w:pStyle w:val="Compact"/>
+                    <w:jc w:val="center"/>
+                  </w:pPr>
+                  <w:r>
+                    <w:t xml:space="preserve">(0.152)</w:t>
+                  </w:r>
+                </w:p>
+              </w:tc>
+            </w:tr>
+            <w:tr>
+              <w:tc>
+                <w:tcPr/>
+                <w:p>
+                  <w:pPr>
+                    <w:pStyle w:val="Compact"/>
+                    <w:jc w:val="center"/>
+                  </w:pPr>
+                  <w:r>
+                    <w:t xml:space="preserve">Liberal Democrat</w:t>
+                  </w:r>
+                </w:p>
+              </w:tc>
+              <w:tc>
+                <w:tcPr/>
+                <w:p>
+                  <w:pPr>
+                    <w:pStyle w:val="Compact"/>
+                    <w:jc w:val="center"/>
+                  </w:pPr>
+                  <w:r>
+                    <w:t xml:space="preserve">0.647***</w:t>
+                  </w:r>
+                </w:p>
+              </w:tc>
+            </w:tr>
+            <w:tr>
+              <w:tc>
+                <w:tcPr/>
+                <w:p>
+                  <w:pPr>
+                    <w:pStyle w:val="Compact"/>
+                  </w:pPr>
+                </w:p>
+              </w:tc>
+              <w:tc>
+                <w:tcPr/>
+                <w:p>
+                  <w:pPr>
+                    <w:pStyle w:val="Compact"/>
+                    <w:jc w:val="center"/>
+                  </w:pPr>
+                  <w:r>
+                    <w:t xml:space="preserve">(0.125)</w:t>
+                  </w:r>
+                </w:p>
+              </w:tc>
+            </w:tr>
+            <w:tr>
+              <w:tc>
+                <w:tcPr/>
+                <w:p>
+                  <w:pPr>
+                    <w:pStyle w:val="Compact"/>
+                    <w:jc w:val="center"/>
+                  </w:pPr>
+                  <w:r>
+                    <w:t xml:space="preserve">Conservative Republican</w:t>
+                  </w:r>
+                </w:p>
+              </w:tc>
+              <w:tc>
+                <w:tcPr/>
+                <w:p>
+                  <w:pPr>
+                    <w:pStyle w:val="Compact"/>
+                    <w:jc w:val="center"/>
+                  </w:pPr>
+                  <w:r>
+                    <w:t xml:space="preserve">-1.221***</w:t>
+                  </w:r>
+                </w:p>
+              </w:tc>
+            </w:tr>
+            <w:tr>
+              <w:tc>
+                <w:tcPr/>
+                <w:p>
+                  <w:pPr>
+                    <w:pStyle w:val="Compact"/>
+                  </w:pPr>
+                </w:p>
+              </w:tc>
+              <w:tc>
+                <w:tcPr/>
+                <w:p>
+                  <w:pPr>
+                    <w:pStyle w:val="Compact"/>
+                    <w:jc w:val="center"/>
+                  </w:pPr>
+                  <w:r>
+                    <w:t xml:space="preserve">(0.148)</w:t>
+                  </w:r>
+                </w:p>
+              </w:tc>
+            </w:tr>
+            <w:tr>
+              <w:tc>
+                <w:tcPr/>
+                <w:p>
+                  <w:pPr>
+                    <w:pStyle w:val="Compact"/>
+                    <w:jc w:val="center"/>
+                  </w:pPr>
+                  <w:r>
+                    <w:t xml:space="preserve">Trump cue × Liberal Democrat</w:t>
+                  </w:r>
+                </w:p>
+              </w:tc>
+              <w:tc>
+                <w:tcPr/>
+                <w:p>
+                  <w:pPr>
+                    <w:pStyle w:val="Compact"/>
+                    <w:jc w:val="center"/>
+                  </w:pPr>
+                  <w:r>
+                    <w:t xml:space="preserve">0.176</w:t>
+                  </w:r>
+                </w:p>
+              </w:tc>
+            </w:tr>
+            <w:tr>
+              <w:tc>
+                <w:tcPr/>
+                <w:p>
+                  <w:pPr>
+                    <w:pStyle w:val="Compact"/>
+                  </w:pPr>
+                </w:p>
+              </w:tc>
+              <w:tc>
+                <w:tcPr/>
+                <w:p>
+                  <w:pPr>
+                    <w:pStyle w:val="Compact"/>
+                    <w:jc w:val="center"/>
+                  </w:pPr>
+                  <w:r>
+                    <w:t xml:space="preserve">(0.182)</w:t>
+                  </w:r>
+                </w:p>
+              </w:tc>
+            </w:tr>
+            <w:tr>
+              <w:tc>
+                <w:tcPr/>
+                <w:p>
+                  <w:pPr>
+                    <w:pStyle w:val="Compact"/>
+                    <w:jc w:val="center"/>
+                  </w:pPr>
+                  <w:r>
+                    <w:t xml:space="preserve">Climate cue × Liberal Democrat</w:t>
+                  </w:r>
+                </w:p>
+              </w:tc>
+              <w:tc>
+                <w:tcPr/>
+                <w:p>
+                  <w:pPr>
+                    <w:pStyle w:val="Compact"/>
+                    <w:jc w:val="center"/>
+                  </w:pPr>
+                  <w:r>
+                    <w:t xml:space="preserve">0.354**</w:t>
+                  </w:r>
+                </w:p>
+              </w:tc>
+            </w:tr>
+            <w:tr>
+              <w:tc>
+                <w:tcPr/>
+                <w:p>
+                  <w:pPr>
+                    <w:pStyle w:val="Compact"/>
+                  </w:pPr>
+                </w:p>
+              </w:tc>
+              <w:tc>
+                <w:tcPr/>
+                <w:p>
+                  <w:pPr>
+                    <w:pStyle w:val="Compact"/>
+                    <w:jc w:val="center"/>
+                  </w:pPr>
+                  <w:r>
+                    <w:t xml:space="preserve">(0.174)</w:t>
+                  </w:r>
+                </w:p>
+              </w:tc>
+            </w:tr>
+            <w:tr>
+              <w:tc>
+                <w:tcPr/>
+                <w:p>
+                  <w:pPr>
+                    <w:pStyle w:val="Compact"/>
+                    <w:jc w:val="center"/>
+                  </w:pPr>
+                  <w:r>
+                    <w:t xml:space="preserve">Trump cue × Conservative Republican</w:t>
+                  </w:r>
+                </w:p>
+              </w:tc>
+              <w:tc>
+                <w:tcPr/>
+                <w:p>
+                  <w:pPr>
+                    <w:pStyle w:val="Compact"/>
+                    <w:jc w:val="center"/>
+                  </w:pPr>
+                  <w:r>
+                    <w:t xml:space="preserve">-0.412*</w:t>
+                  </w:r>
+                </w:p>
+              </w:tc>
+            </w:tr>
+            <w:tr>
+              <w:tc>
+                <w:tcPr/>
+                <w:p>
+                  <w:pPr>
+                    <w:pStyle w:val="Compact"/>
+                  </w:pPr>
+                </w:p>
+              </w:tc>
+              <w:tc>
+                <w:tcPr/>
+                <w:p>
+                  <w:pPr>
+                    <w:pStyle w:val="Compact"/>
+                    <w:jc w:val="center"/>
+                  </w:pPr>
+                  <w:r>
+                    <w:t xml:space="preserve">(0.232)</w:t>
+                  </w:r>
+                </w:p>
+              </w:tc>
+            </w:tr>
+            <w:tr>
+              <w:tc>
+                <w:tcPr/>
+                <w:p>
+                  <w:pPr>
+                    <w:pStyle w:val="Compact"/>
+                    <w:jc w:val="center"/>
+                  </w:pPr>
+                  <w:r>
+                    <w:t xml:space="preserve">Climate cue × Conservative Republican</w:t>
+                  </w:r>
+                </w:p>
+              </w:tc>
+              <w:tc>
+                <w:tcPr/>
+                <w:p>
+                  <w:pPr>
+                    <w:pStyle w:val="Compact"/>
+                    <w:jc w:val="center"/>
+                  </w:pPr>
+                  <w:r>
+                    <w:t xml:space="preserve">0.062</w:t>
+                  </w:r>
+                </w:p>
+              </w:tc>
+            </w:tr>
+            <w:tr>
+              <w:tc>
+                <w:tcPr/>
+                <w:p>
+                  <w:pPr>
+                    <w:pStyle w:val="Compact"/>
+                  </w:pPr>
+                </w:p>
+              </w:tc>
+              <w:tc>
+                <w:tcPr/>
+                <w:p>
+                  <w:pPr>
+                    <w:pStyle w:val="Compact"/>
+                    <w:jc w:val="center"/>
+                  </w:pPr>
+                  <w:r>
+                    <w:t xml:space="preserve">(0.217)</w:t>
+                  </w:r>
+                </w:p>
+              </w:tc>
+            </w:tr>
+            <w:tr>
+              <w:tc>
+                <w:tcPr/>
+                <w:p>
+                  <w:pPr>
+                    <w:pStyle w:val="Compact"/>
+                    <w:jc w:val="center"/>
+                  </w:pPr>
+                  <w:r>
+                    <w:t xml:space="preserve">Concern about energy cost</w:t>
+                  </w:r>
+                </w:p>
+              </w:tc>
+              <w:tc>
+                <w:tcPr/>
+                <w:p>
+                  <w:pPr>
+                    <w:pStyle w:val="Compact"/>
+                    <w:jc w:val="center"/>
+                  </w:pPr>
+                  <w:r>
+                    <w:t xml:space="preserve">0.041**</w:t>
+                  </w:r>
+                </w:p>
+              </w:tc>
+            </w:tr>
+            <w:tr>
+              <w:tc>
+                <w:tcPr/>
+                <w:p>
+                  <w:pPr>
+                    <w:pStyle w:val="Compact"/>
+                  </w:pPr>
+                </w:p>
+              </w:tc>
+              <w:tc>
+                <w:tcPr/>
+                <w:p>
+                  <w:pPr>
+                    <w:pStyle w:val="Compact"/>
+                    <w:jc w:val="center"/>
+                  </w:pPr>
+                  <w:r>
+                    <w:t xml:space="preserve">(0.016)</w:t>
+                  </w:r>
+                </w:p>
+              </w:tc>
+            </w:tr>
+            <w:tr>
+              <w:tc>
+                <w:tcPr/>
+                <w:p>
+                  <w:pPr>
+                    <w:pStyle w:val="Compact"/>
+                    <w:jc w:val="center"/>
+                  </w:pPr>
+                  <w:r>
+                    <w:t xml:space="preserve">Age</w:t>
+                  </w:r>
+                </w:p>
+              </w:tc>
+              <w:tc>
+                <w:tcPr/>
+                <w:p>
+                  <w:pPr>
+                    <w:pStyle w:val="Compact"/>
+                    <w:jc w:val="center"/>
+                  </w:pPr>
+                  <w:r>
+                    <w:t xml:space="preserve">-0.011***</w:t>
+                  </w:r>
+                </w:p>
+              </w:tc>
+            </w:tr>
+            <w:tr>
+              <w:tc>
+                <w:tcPr/>
+                <w:p>
+                  <w:pPr>
+                    <w:pStyle w:val="Compact"/>
+                  </w:pPr>
+                </w:p>
+              </w:tc>
+              <w:tc>
+                <w:tcPr/>
+                <w:p>
+                  <w:pPr>
+                    <w:pStyle w:val="Compact"/>
+                    <w:jc w:val="center"/>
+                  </w:pPr>
+                  <w:r>
+                    <w:t xml:space="preserve">(0.002)</w:t>
+                  </w:r>
+                </w:p>
+              </w:tc>
+            </w:tr>
+            <w:tr>
+              <w:tc>
+                <w:tcPr/>
+                <w:p>
+                  <w:pPr>
+                    <w:pStyle w:val="Compact"/>
+                    <w:jc w:val="center"/>
+                  </w:pPr>
+                  <w:r>
+                    <w:t xml:space="preserve">Male</w:t>
+                  </w:r>
+                </w:p>
+              </w:tc>
+              <w:tc>
+                <w:tcPr/>
+                <w:p>
+                  <w:pPr>
+                    <w:pStyle w:val="Compact"/>
+                    <w:jc w:val="center"/>
+                  </w:pPr>
+                  <w:r>
+                    <w:t xml:space="preserve">0.239***</w:t>
+                  </w:r>
+                </w:p>
+              </w:tc>
+            </w:tr>
+            <w:tr>
+              <w:tc>
+                <w:tcPr/>
+                <w:p>
+                  <w:pPr>
+                    <w:pStyle w:val="Compact"/>
+                  </w:pPr>
+                </w:p>
+              </w:tc>
+              <w:tc>
+                <w:tcPr/>
+                <w:p>
+                  <w:pPr>
+                    <w:pStyle w:val="Compact"/>
+                    <w:jc w:val="center"/>
+                  </w:pPr>
+                  <w:r>
+                    <w:t xml:space="preserve">(0.068)</w:t>
+                  </w:r>
+                </w:p>
+              </w:tc>
+            </w:tr>
+            <w:tr>
+              <w:tc>
+                <w:tcPr/>
+                <w:p>
+                  <w:pPr>
+                    <w:pStyle w:val="Compact"/>
+                    <w:jc w:val="center"/>
+                  </w:pPr>
+                  <w:r>
+                    <w:t xml:space="preserve">White</w:t>
+                  </w:r>
+                </w:p>
+              </w:tc>
+              <w:tc>
+                <w:tcPr/>
+                <w:p>
+                  <w:pPr>
+                    <w:pStyle w:val="Compact"/>
+                    <w:jc w:val="center"/>
+                  </w:pPr>
+                  <w:r>
+                    <w:t xml:space="preserve">0.145*</w:t>
+                  </w:r>
+                </w:p>
+              </w:tc>
+            </w:tr>
+            <w:tr>
+              <w:tc>
+                <w:tcPr/>
+                <w:p>
+                  <w:pPr>
+                    <w:pStyle w:val="Compact"/>
+                  </w:pPr>
+                </w:p>
+              </w:tc>
+              <w:tc>
+                <w:tcPr/>
+                <w:p>
+                  <w:pPr>
+                    <w:pStyle w:val="Compact"/>
+                    <w:jc w:val="center"/>
+                  </w:pPr>
+                  <w:r>
+                    <w:t xml:space="preserve">(0.078)</w:t>
+                  </w:r>
+                </w:p>
+              </w:tc>
+            </w:tr>
+            <w:tr>
+              <w:tc>
+                <w:tcPr/>
+                <w:p>
+                  <w:pPr>
+                    <w:pStyle w:val="Compact"/>
+                    <w:jc w:val="center"/>
+                  </w:pPr>
+                  <w:r>
+                    <w:t xml:space="preserve">Education</w:t>
+                  </w:r>
+                </w:p>
+              </w:tc>
+              <w:tc>
+                <w:tcPr/>
+                <w:p>
+                  <w:pPr>
+                    <w:pStyle w:val="Compact"/>
+                    <w:jc w:val="center"/>
+                  </w:pPr>
+                  <w:r>
+                    <w:t xml:space="preserve">0.044**</w:t>
+                  </w:r>
+                </w:p>
+              </w:tc>
+            </w:tr>
+            <w:tr>
+              <w:tc>
+                <w:tcPr/>
+                <w:p>
+                  <w:pPr>
+                    <w:pStyle w:val="Compact"/>
+                  </w:pPr>
+                </w:p>
+              </w:tc>
+              <w:tc>
+                <w:tcPr/>
+                <w:p>
+                  <w:pPr>
+                    <w:pStyle w:val="Compact"/>
+                    <w:jc w:val="center"/>
+                  </w:pPr>
+                  <w:r>
+                    <w:t xml:space="preserve">(0.019)</w:t>
+                  </w:r>
+                </w:p>
+              </w:tc>
+            </w:tr>
+            <w:tr>
+              <w:tc>
+                <w:tcPr/>
+                <w:p>
+                  <w:pPr>
+                    <w:pStyle w:val="Compact"/>
+                    <w:jc w:val="center"/>
+                  </w:pPr>
+                  <w:r>
+                    <w:t xml:space="preserve">Income</w:t>
+                  </w:r>
+                </w:p>
+              </w:tc>
+              <w:tc>
+                <w:tcPr/>
+                <w:p>
+                  <w:pPr>
+                    <w:pStyle w:val="Compact"/>
+                    <w:jc w:val="center"/>
+                  </w:pPr>
+                  <w:r>
+                    <w:t xml:space="preserve">0.020</w:t>
+                  </w:r>
+                </w:p>
+              </w:tc>
+            </w:tr>
+            <w:tr>
+              <w:tc>
+                <w:tcPr/>
+                <w:p>
+                  <w:pPr>
+                    <w:pStyle w:val="Compact"/>
+                  </w:pPr>
+                </w:p>
+              </w:tc>
+              <w:tc>
+                <w:tcPr/>
+                <w:p>
+                  <w:pPr>
+                    <w:pStyle w:val="Compact"/>
+                    <w:jc w:val="center"/>
+                  </w:pPr>
+                  <w:r>
+                    <w:t xml:space="preserve">(0.013)</w:t>
+                  </w:r>
+                </w:p>
+              </w:tc>
+            </w:tr>
+            <w:tr>
+              <w:tc>
+                <w:tcPr/>
+                <w:p>
+                  <w:pPr>
+                    <w:pStyle w:val="Compact"/>
+                    <w:jc w:val="center"/>
+                  </w:pPr>
+                  <w:r>
+                    <w:t xml:space="preserve">(Intercept)</w:t>
+                  </w:r>
+                </w:p>
+              </w:tc>
+              <w:tc>
+                <w:tcPr/>
+                <w:p>
+                  <w:pPr>
+                    <w:pStyle w:val="Compact"/>
+                    <w:jc w:val="center"/>
+                  </w:pPr>
+                  <w:r>
+                    <w:t xml:space="preserve">5.194***</w:t>
+                  </w:r>
+                </w:p>
+              </w:tc>
+            </w:tr>
+            <w:tr>
+              <w:tc>
+                <w:tcPr/>
+                <w:p>
+                  <w:pPr>
+                    <w:pStyle w:val="Compact"/>
+                  </w:pPr>
+                </w:p>
+              </w:tc>
+              <w:tc>
+                <w:tcPr/>
+                <w:p>
+                  <w:pPr>
+                    <w:pStyle w:val="Compact"/>
+                    <w:jc w:val="center"/>
+                  </w:pPr>
+                  <w:r>
+                    <w:t xml:space="preserve">(0.200)</w:t>
+                  </w:r>
+                </w:p>
+              </w:tc>
+            </w:tr>
+            <w:tr>
+              <w:tc>
+                <w:tcPr/>
+                <w:p>
+                  <w:pPr>
+                    <w:pStyle w:val="Compact"/>
+                    <w:jc w:val="center"/>
+                  </w:pPr>
+                  <w:r>
+                    <w:t xml:space="preserve">Num.Obs.</w:t>
+                  </w:r>
+                </w:p>
+              </w:tc>
+              <w:tc>
+                <w:tcPr/>
+                <w:p>
+                  <w:pPr>
+                    <w:pStyle w:val="Compact"/>
+                    <w:jc w:val="center"/>
+                  </w:pPr>
+                  <w:r>
+                    <w:t xml:space="preserve">3113</w:t>
+                  </w:r>
+                </w:p>
+              </w:tc>
+            </w:tr>
+            <w:tr>
+              <w:tc>
+                <w:tcPr>
+                  <w:gridSpan w:val="2"/>
+                </w:tcPr>
+                <w:p>
+                  <w:pPr>
+                    <w:pStyle w:val="Compact"/>
+                    <w:numPr>
+                      <w:ilvl w:val="0"/>
+                      <w:numId w:val="1004"/>
+                    </w:numPr>
+                    <w:jc w:val="center"/>
+                  </w:pPr>
+                  <w:r>
+                    <w:t xml:space="preserve">p &lt; 0.1, ** p &lt; 0.05, *** p &lt; 0.01</w:t>
+                  </w:r>
+                </w:p>
+              </w:tc>
+            </w:tr>
+          </w:tbl>
+          <w:bookmarkEnd w:id="25"/>
+          <w:p/>
+        </w:tc>
+      </w:tr>
+    </w:tbl>
+    <w:tbl>
+      <w:tblPr>
+        <w:tblStyle w:val="Table"/>
+        <w:tblW w:type="pct" w:w="5000"/>
+        <w:tblLayout w:type="fixed"/>
+        <w:tblLook w:firstRow="0" w:lastRow="0" w:firstColumn="0" w:lastColumn="0" w:noHBand="0" w:noVBand="0" w:val="0000"/>
+      </w:tblPr>
+      <w:tblGrid>
+        <w:gridCol w:w="7920"/>
+      </w:tblGrid>
+      <w:tr>
+        <w:tc>
+          <w:tcPr/>
+          <w:bookmarkStart w:id="29" w:name="fig-priority-predicted-supp"/>
+          <w:p>
+            <w:pPr>
+              <w:jc w:val="center"/>
+            </w:pPr>
+            <w:pPr>
+              <w:jc w:val="left"/>
+              <w:spacing w:before="200"/>
+              <w:pStyle w:val="ImageCaption"/>
+            </w:pPr>
+            <w:r>
+              <w:t xml:space="preserve">Figure 4: Predicted energy source-priority scale (1-7) by cue condition and political identity, controlling for concern about energy cost (survey-weighted OLS predictions with 95% CIs; concern about energy cost, age, male, white, education, and income held at their survey-weighted means)</w:t>
+            </w:r>
+          </w:p>
+          <w:p>
+            <w:pPr>
+              <w:pStyle w:val="Compact"/>
+              <w:jc w:val="center"/>
+            </w:pPr>
+            <w:r>
+              <w:drawing>
+                <wp:inline>
+                  <wp:extent cx="5334000" cy="4267200"/>
+                  <wp:effectExtent b="0" l="0" r="0" t="0"/>
+                  <wp:docPr descr="" title="" id="27" name="Picture"/>
+                  <a:graphic>
+                    <a:graphicData uri="http://schemas.openxmlformats.org/drawingml/2006/picture">
+                      <pic:pic>
+                        <pic:nvPicPr>
+                          <pic:cNvPr descr="supplemental-materials_files/figure-docx/fig-priority-predicted-supp-1.png" id="28" name="Picture"/>
+                          <pic:cNvPicPr>
+                            <a:picLocks noChangeArrowheads="1" noChangeAspect="1"/>
+                          </pic:cNvPicPr>
+                        </pic:nvPicPr>
+                        <pic:blipFill>
+                          <a:blip r:embed="rId26"/>
+                          <a:stretch>
+                            <a:fillRect/>
+                          </a:stretch>
+                        </pic:blipFill>
+                        <pic:spPr bwMode="auto">
+                          <a:xfrm>
+                            <a:off x="0" y="0"/>
+                            <a:ext cx="5334000" cy="4267200"/>
+                          </a:xfrm>
+                          <a:prstGeom prst="rect">
+                            <a:avLst/>
+                          </a:prstGeom>
+                          <a:noFill/>
+                          <a:ln w="9525">
+                            <a:noFill/>
+                            <a:headEnd/>
+                            <a:tailEnd/>
+                          </a:ln>
+                        </pic:spPr>
+                      </pic:pic>
+                    </a:graphicData>
+                  </a:graphic>
+                </wp:inline>
+              </w:drawing>
+            </w:r>
+          </w:p>
+          <w:bookmarkEnd w:id="29"/>
+        </w:tc>
+      </w:tr>
+    </w:tbl>
+    <w:p>
+      <w:pPr>
+        <w:pStyle w:val="BodyText"/>
+      </w:pPr>
+      <w:r>
+        <w:t xml:space="preserve">As in the main text, conservative Republicans were more likely to prioritize fossil fuels (b = -1.22,</w:t>
+      </w:r>
+      <w:r>
+        <w:t xml:space="preserve"> </w:t>
+      </w:r>
+      <w:r>
+        <w:rPr>
+          <w:i/>
+          <w:iCs/>
+        </w:rPr>
+        <w:t xml:space="preserve">p</w:t>
+      </w:r>
+      <w:r>
+        <w:t xml:space="preserve"> </w:t>
+      </w:r>
+      <w:r>
+        <w:t xml:space="preserve">&lt; .001) and liberal Democrats more likely to prioritize renewables (b = 0.65,</w:t>
+      </w:r>
+      <w:r>
+        <w:t xml:space="preserve"> </w:t>
+      </w:r>
+      <w:r>
+        <w:rPr>
+          <w:i/>
+          <w:iCs/>
+        </w:rPr>
+        <w:t xml:space="preserve">p</w:t>
+      </w:r>
+      <w:r>
+        <w:t xml:space="preserve"> </w:t>
+      </w:r>
+      <w:r>
+        <w:t xml:space="preserve">&lt; .001). The interaction terms significant at</w:t>
+      </w:r>
+      <w:r>
+        <w:t xml:space="preserve"> </w:t>
+      </w:r>
+      <w:r>
+        <w:rPr>
+          <w:i/>
+          <w:iCs/>
+        </w:rPr>
+        <w:t xml:space="preserve">p</w:t>
+      </w:r>
+      <w:r>
+        <w:t xml:space="preserve"> </w:t>
+      </w:r>
+      <m:oMath>
+        <m:r>
+          <m:rPr>
+            <m:sty m:val="p"/>
+          </m:rPr>
+          <m:t>≤</m:t>
+        </m:r>
+      </m:oMath>
+      <w:r>
+        <w:t xml:space="preserve"> </w:t>
+      </w:r>
+      <w:r>
+        <w:t xml:space="preserve">.10 in this specification are:</w:t>
+      </w:r>
+    </w:p>
+    <w:p>
+      <w:pPr>
+        <w:pStyle w:val="Compact"/>
+        <w:numPr>
+          <w:ilvl w:val="0"/>
+          <w:numId w:val="1005"/>
+        </w:numPr>
+      </w:pPr>
+      <w:r>
+        <w:t xml:space="preserve">Conservative Republican: b = -1.22,</w:t>
+      </w:r>
+      <w:r>
+        <w:t xml:space="preserve"> </w:t>
+      </w:r>
+      <w:r>
+        <w:rPr>
+          <w:i/>
+          <w:iCs/>
+        </w:rPr>
+        <w:t xml:space="preserve">p</w:t>
+      </w:r>
+      <w:r>
+        <w:t xml:space="preserve"> </w:t>
+      </w:r>
+      <w:r>
+        <w:t xml:space="preserve">= 0.000</w:t>
+      </w:r>
+    </w:p>
+    <w:p>
+      <w:pPr>
+        <w:pStyle w:val="Compact"/>
+        <w:numPr>
+          <w:ilvl w:val="0"/>
+          <w:numId w:val="1005"/>
+        </w:numPr>
+      </w:pPr>
+      <w:r>
+        <w:t xml:space="preserve">Liberal Democrat: b = 0.65,</w:t>
+      </w:r>
+      <w:r>
+        <w:t xml:space="preserve"> </w:t>
+      </w:r>
+      <w:r>
+        <w:rPr>
+          <w:i/>
+          <w:iCs/>
+        </w:rPr>
+        <w:t xml:space="preserve">p</w:t>
+      </w:r>
+      <w:r>
+        <w:t xml:space="preserve"> </w:t>
+      </w:r>
+      <w:r>
+        <w:t xml:space="preserve">= 0.000</w:t>
+      </w:r>
+    </w:p>
+    <w:p>
+      <w:pPr>
+        <w:pStyle w:val="Compact"/>
+        <w:numPr>
+          <w:ilvl w:val="0"/>
+          <w:numId w:val="1005"/>
+        </w:numPr>
+      </w:pPr>
+      <w:r>
+        <w:t xml:space="preserve">Climate cue × Liberal Democrat: b = 0.35,</w:t>
+      </w:r>
+      <w:r>
+        <w:t xml:space="preserve"> </w:t>
+      </w:r>
+      <w:r>
+        <w:rPr>
+          <w:i/>
+          <w:iCs/>
+        </w:rPr>
+        <w:t xml:space="preserve">p</w:t>
+      </w:r>
+      <w:r>
+        <w:t xml:space="preserve"> </w:t>
+      </w:r>
+      <w:r>
+        <w:t xml:space="preserve">= 0.042</w:t>
+      </w:r>
+    </w:p>
+    <w:p>
+      <w:pPr>
+        <w:pStyle w:val="Compact"/>
+        <w:numPr>
+          <w:ilvl w:val="0"/>
+          <w:numId w:val="1005"/>
+        </w:numPr>
+      </w:pPr>
+      <w:r>
+        <w:t xml:space="preserve">Trump cue × Conservative Republican: b = -0.41,</w:t>
+      </w:r>
+      <w:r>
+        <w:t xml:space="preserve"> </w:t>
+      </w:r>
+      <w:r>
+        <w:rPr>
+          <w:i/>
+          <w:iCs/>
+        </w:rPr>
+        <w:t xml:space="preserve">p</w:t>
+      </w:r>
+      <w:r>
+        <w:t xml:space="preserve"> </w:t>
+      </w:r>
+      <w:r>
+        <w:t xml:space="preserve">= 0.076</w:t>
+      </w:r>
+    </w:p>
+    <w:p>
+      <w:pPr>
+        <w:pStyle w:val="FirstParagraph"/>
+      </w:pPr>
+      <w:r>
+        <w:t xml:space="preserve">The results for the WTP models are shown in</w:t>
+      </w:r>
+      <w:r>
+        <w:t xml:space="preserve"> </w:t>
+      </w:r>
+      <w:hyperlink w:anchor="tbl-wtp-models-supp">
+        <w:r>
+          <w:rPr>
+            <w:rStyle w:val="Hyperlink"/>
+          </w:rPr>
+          <w:t xml:space="preserve">Table 4</w:t>
+        </w:r>
+      </w:hyperlink>
+      <w:r>
+        <w:t xml:space="preserve">, parallel to the WTP models table in the main text.</w:t>
+      </w:r>
+    </w:p>
+    <w:tbl>
+      <w:tblPr>
+        <w:tblStyle w:val="Table"/>
+        <w:tblW w:type="pct" w:w="5000"/>
+        <w:tblLayout w:type="fixed"/>
+        <w:tblLook w:firstRow="0" w:lastRow="0" w:firstColumn="0" w:lastColumn="0" w:noHBand="0" w:noVBand="0" w:val="0000"/>
+      </w:tblPr>
+      <w:tblGrid>
+        <w:gridCol w:w="7920"/>
+      </w:tblGrid>
+      <w:tr>
+        <w:tc>
+          <w:tcPr/>
+          <w:bookmarkStart w:id="30" w:name="tbl-wtp-models-supp"/>
+          <w:p>
+            <w:pPr>
+              <w:jc w:val="center"/>
+            </w:pPr>
+            <w:pPr>
+              <w:jc w:val="left"/>
+              <w:spacing w:before="200"/>
+              <w:pStyle w:val="ImageCaption"/>
+            </w:pPr>
+            <w:r>
+              <w:t xml:space="preserve">Table 4: Effect of cue condition, political beliefs, and their interaction on willingness-to-pay for fossil fuels (any positive WTP, and amount among those with any positive WTP) and for renewables, controlling for concern about energy cost (survey-weighted logit/OLS; control condition and other/moderate identity as reference)</w:t>
+            </w:r>
+          </w:p>
+          <w:tbl>
+            <w:tblPr>
+              <w:tblStyle w:val="Table"/>
+              <w:tblW w:type="pct" w:w="4930"/>
+              <w:tblLayout w:type="fixed"/>
+              <w:tblLook w:firstRow="1" w:lastRow="1" w:firstColumn="0" w:lastColumn="0" w:noHBand="0" w:noVBand="0" w:val="0020"/>
+            </w:tblPr>
+            <w:tblGrid>
+              <w:gridCol w:w="2215"/>
+              <w:gridCol w:w="1772"/>
+              <w:gridCol w:w="2326"/>
+              <w:gridCol w:w="1495"/>
+            </w:tblGrid>
+            <w:tr>
+              <w:trPr>
+                <w:tblHeader w:val="on"/>
+              </w:trPr>
+              <w:tc>
+                <w:tcPr/>
+                <w:p>
+                  <w:pPr>
+                    <w:pStyle w:val="Compact"/>
+                  </w:pPr>
+                </w:p>
+              </w:tc>
+              <w:tc>
+                <w:tcPr/>
+                <w:p>
+                  <w:pPr>
+                    <w:pStyle w:val="Compact"/>
+                    <w:jc w:val="center"/>
+                  </w:pPr>
+                  <w:r>
+                    <w:t xml:space="preserve">Fossil fuels: Any WTP (logit)</w:t>
+                  </w:r>
+                </w:p>
+              </w:tc>
+              <w:tc>
+                <w:tcPr/>
+                <w:p>
+                  <w:pPr>
+                    <w:pStyle w:val="Compact"/>
+                    <w:jc w:val="center"/>
+                  </w:pPr>
+                  <w:r>
+                    <w:t xml:space="preserve">Fossil fuels: Amount, if WTP &gt; $0 (OLS)</w:t>
+                  </w:r>
+                </w:p>
+              </w:tc>
+              <w:tc>
+                <w:tcPr/>
+                <w:p>
+                  <w:pPr>
+                    <w:pStyle w:val="Compact"/>
+                    <w:jc w:val="center"/>
+                  </w:pPr>
+                  <w:r>
+                    <w:t xml:space="preserve">Renewables: Amount (OLS)</w:t>
+                  </w:r>
+                </w:p>
+              </w:tc>
+            </w:tr>
+            <w:tr>
+              <w:tc>
+                <w:tcPr/>
+                <w:p>
+                  <w:pPr>
+                    <w:pStyle w:val="Compact"/>
+                    <w:jc w:val="center"/>
+                  </w:pPr>
+                  <w:r>
+                    <w:t xml:space="preserve">Trump cue</w:t>
+                  </w:r>
+                </w:p>
+              </w:tc>
+              <w:tc>
+                <w:tcPr/>
+                <w:p>
+                  <w:pPr>
+                    <w:pStyle w:val="Compact"/>
+                    <w:jc w:val="center"/>
+                  </w:pPr>
+                  <w:r>
+                    <w:t xml:space="preserve">-0.252</w:t>
+                  </w:r>
+                </w:p>
+              </w:tc>
+              <w:tc>
+                <w:tcPr/>
+                <w:p>
+                  <w:pPr>
+                    <w:pStyle w:val="Compact"/>
+                    <w:jc w:val="center"/>
+                  </w:pPr>
+                  <w:r>
+                    <w:t xml:space="preserve">-3.410</w:t>
+                  </w:r>
+                </w:p>
+              </w:tc>
+              <w:tc>
+                <w:tcPr/>
+                <w:p>
+                  <w:pPr>
+                    <w:pStyle w:val="Compact"/>
+                    <w:jc w:val="center"/>
+                  </w:pPr>
+                  <w:r>
+                    <w:t xml:space="preserve">-1.494</w:t>
+                  </w:r>
+                </w:p>
+              </w:tc>
+            </w:tr>
+            <w:tr>
+              <w:tc>
+                <w:tcPr/>
+                <w:p>
+                  <w:pPr>
+                    <w:pStyle w:val="Compact"/>
+                  </w:pPr>
+                </w:p>
+              </w:tc>
+              <w:tc>
+                <w:tcPr/>
+                <w:p>
+                  <w:pPr>
+                    <w:pStyle w:val="Compact"/>
+                    <w:jc w:val="center"/>
+                  </w:pPr>
+                  <w:r>
+                    <w:t xml:space="preserve">(0.208)</w:t>
+                  </w:r>
+                </w:p>
+              </w:tc>
+              <w:tc>
+                <w:tcPr/>
+                <w:p>
+                  <w:pPr>
+                    <w:pStyle w:val="Compact"/>
+                    <w:jc w:val="center"/>
+                  </w:pPr>
+                  <w:r>
+                    <w:t xml:space="preserve">(2.257)</w:t>
+                  </w:r>
+                </w:p>
+              </w:tc>
+              <w:tc>
+                <w:tcPr/>
+                <w:p>
+                  <w:pPr>
+                    <w:pStyle w:val="Compact"/>
+                    <w:jc w:val="center"/>
+                  </w:pPr>
+                  <w:r>
+                    <w:t xml:space="preserve">(1.862)</w:t>
+                  </w:r>
+                </w:p>
+              </w:tc>
+            </w:tr>
+            <w:tr>
+              <w:tc>
+                <w:tcPr/>
+                <w:p>
+                  <w:pPr>
+                    <w:pStyle w:val="Compact"/>
+                    <w:jc w:val="center"/>
+                  </w:pPr>
+                  <w:r>
+                    <w:t xml:space="preserve">Climate cue</w:t>
+                  </w:r>
+                </w:p>
+              </w:tc>
+              <w:tc>
+                <w:tcPr/>
+                <w:p>
+                  <w:pPr>
+                    <w:pStyle w:val="Compact"/>
+                    <w:jc w:val="center"/>
+                  </w:pPr>
+                  <w:r>
+                    <w:t xml:space="preserve">0.074</w:t>
+                  </w:r>
+                </w:p>
+              </w:tc>
+              <w:tc>
+                <w:tcPr/>
+                <w:p>
+                  <w:pPr>
+                    <w:pStyle w:val="Compact"/>
+                    <w:jc w:val="center"/>
+                  </w:pPr>
+                  <w:r>
+                    <w:t xml:space="preserve">-1.148</w:t>
+                  </w:r>
+                </w:p>
+              </w:tc>
+              <w:tc>
+                <w:tcPr/>
+                <w:p>
+                  <w:pPr>
+                    <w:pStyle w:val="Compact"/>
+                    <w:jc w:val="center"/>
+                  </w:pPr>
+                  <w:r>
+                    <w:t xml:space="preserve">-1.507</w:t>
+                  </w:r>
+                </w:p>
+              </w:tc>
+            </w:tr>
+            <w:tr>
+              <w:tc>
+                <w:tcPr/>
+                <w:p>
+                  <w:pPr>
+                    <w:pStyle w:val="Compact"/>
+                  </w:pPr>
+                </w:p>
+              </w:tc>
+              <w:tc>
+                <w:tcPr/>
+                <w:p>
+                  <w:pPr>
+                    <w:pStyle w:val="Compact"/>
+                    <w:jc w:val="center"/>
+                  </w:pPr>
+                  <w:r>
+                    <w:t xml:space="preserve">(0.206)</w:t>
+                  </w:r>
+                </w:p>
+              </w:tc>
+              <w:tc>
+                <w:tcPr/>
+                <w:p>
+                  <w:pPr>
+                    <w:pStyle w:val="Compact"/>
+                    <w:jc w:val="center"/>
+                  </w:pPr>
+                  <w:r>
+                    <w:t xml:space="preserve">(2.230)</w:t>
+                  </w:r>
+                </w:p>
+              </w:tc>
+              <w:tc>
+                <w:tcPr/>
+                <w:p>
+                  <w:pPr>
+                    <w:pStyle w:val="Compact"/>
+                    <w:jc w:val="center"/>
+                  </w:pPr>
+                  <w:r>
+                    <w:t xml:space="preserve">(1.751)</w:t>
+                  </w:r>
+                </w:p>
+              </w:tc>
+            </w:tr>
+            <w:tr>
+              <w:tc>
+                <w:tcPr/>
+                <w:p>
+                  <w:pPr>
+                    <w:pStyle w:val="Compact"/>
+                    <w:jc w:val="center"/>
+                  </w:pPr>
+                  <w:r>
+                    <w:t xml:space="preserve">Liberal Democrat</w:t>
+                  </w:r>
+                </w:p>
+              </w:tc>
+              <w:tc>
+                <w:tcPr/>
+                <w:p>
+                  <w:pPr>
+                    <w:pStyle w:val="Compact"/>
+                    <w:jc w:val="center"/>
+                  </w:pPr>
+                  <w:r>
+                    <w:t xml:space="preserve">-0.362*</w:t>
+                  </w:r>
+                </w:p>
+              </w:tc>
+              <w:tc>
+                <w:tcPr/>
+                <w:p>
+                  <w:pPr>
+                    <w:pStyle w:val="Compact"/>
+                    <w:jc w:val="center"/>
+                  </w:pPr>
+                  <w:r>
+                    <w:t xml:space="preserve">-0.010</w:t>
+                  </w:r>
+                </w:p>
+              </w:tc>
+              <w:tc>
+                <w:tcPr/>
+                <w:p>
+                  <w:pPr>
+                    <w:pStyle w:val="Compact"/>
+                    <w:jc w:val="center"/>
+                  </w:pPr>
+                  <w:r>
+                    <w:t xml:space="preserve">5.299***</w:t>
+                  </w:r>
+                </w:p>
+              </w:tc>
+            </w:tr>
+            <w:tr>
+              <w:tc>
+                <w:tcPr/>
+                <w:p>
+                  <w:pPr>
+                    <w:pStyle w:val="Compact"/>
+                  </w:pPr>
+                </w:p>
+              </w:tc>
+              <w:tc>
+                <w:tcPr/>
+                <w:p>
+                  <w:pPr>
+                    <w:pStyle w:val="Compact"/>
+                    <w:jc w:val="center"/>
+                  </w:pPr>
+                  <w:r>
+                    <w:t xml:space="preserve">(0.185)</w:t>
+                  </w:r>
+                </w:p>
+              </w:tc>
+              <w:tc>
+                <w:tcPr/>
+                <w:p>
+                  <w:pPr>
+                    <w:pStyle w:val="Compact"/>
+                    <w:jc w:val="center"/>
+                  </w:pPr>
+                  <w:r>
+                    <w:t xml:space="preserve">(2.097)</w:t>
+                  </w:r>
+                </w:p>
+              </w:tc>
+              <w:tc>
+                <w:tcPr/>
+                <w:p>
+                  <w:pPr>
+                    <w:pStyle w:val="Compact"/>
+                    <w:jc w:val="center"/>
+                  </w:pPr>
+                  <w:r>
+                    <w:t xml:space="preserve">(1.575)</w:t>
+                  </w:r>
+                </w:p>
+              </w:tc>
+            </w:tr>
+            <w:tr>
+              <w:tc>
+                <w:tcPr/>
+                <w:p>
+                  <w:pPr>
+                    <w:pStyle w:val="Compact"/>
+                    <w:jc w:val="center"/>
+                  </w:pPr>
+                  <w:r>
+                    <w:t xml:space="preserve">Conservative Republican</w:t>
+                  </w:r>
+                </w:p>
+              </w:tc>
+              <w:tc>
+                <w:tcPr/>
+                <w:p>
+                  <w:pPr>
+                    <w:pStyle w:val="Compact"/>
+                    <w:jc w:val="center"/>
+                  </w:pPr>
+                  <w:r>
+                    <w:t xml:space="preserve">0.742***</w:t>
+                  </w:r>
+                </w:p>
+              </w:tc>
+              <w:tc>
+                <w:tcPr/>
+                <w:p>
+                  <w:pPr>
+                    <w:pStyle w:val="Compact"/>
+                    <w:jc w:val="center"/>
+                  </w:pPr>
+                  <w:r>
+                    <w:t xml:space="preserve">-2.897</w:t>
+                  </w:r>
+                </w:p>
+              </w:tc>
+              <w:tc>
+                <w:tcPr/>
+                <w:p>
+                  <w:pPr>
+                    <w:pStyle w:val="Compact"/>
+                    <w:jc w:val="center"/>
+                  </w:pPr>
+                  <w:r>
+                    <w:t xml:space="preserve">-6.818***</w:t>
+                  </w:r>
+                </w:p>
+              </w:tc>
+            </w:tr>
+            <w:tr>
+              <w:tc>
+                <w:tcPr/>
+                <w:p>
+                  <w:pPr>
+                    <w:pStyle w:val="Compact"/>
+                  </w:pPr>
+                </w:p>
+              </w:tc>
+              <w:tc>
+                <w:tcPr/>
+                <w:p>
+                  <w:pPr>
+                    <w:pStyle w:val="Compact"/>
+                    <w:jc w:val="center"/>
+                  </w:pPr>
+                  <w:r>
+                    <w:t xml:space="preserve">(0.208)</w:t>
+                  </w:r>
+                </w:p>
+              </w:tc>
+              <w:tc>
+                <w:tcPr/>
+                <w:p>
+                  <w:pPr>
+                    <w:pStyle w:val="Compact"/>
+                    <w:jc w:val="center"/>
+                  </w:pPr>
+                  <w:r>
+                    <w:t xml:space="preserve">(2.076)</w:t>
+                  </w:r>
+                </w:p>
+              </w:tc>
+              <w:tc>
+                <w:tcPr/>
+                <w:p>
+                  <w:pPr>
+                    <w:pStyle w:val="Compact"/>
+                    <w:jc w:val="center"/>
+                  </w:pPr>
+                  <w:r>
+                    <w:t xml:space="preserve">(1.641)</w:t>
+                  </w:r>
+                </w:p>
+              </w:tc>
+            </w:tr>
+            <w:tr>
+              <w:tc>
+                <w:tcPr/>
+                <w:p>
+                  <w:pPr>
+                    <w:pStyle w:val="Compact"/>
+                    <w:jc w:val="center"/>
+                  </w:pPr>
+                  <w:r>
+                    <w:t xml:space="preserve">Trump cue × Liberal Democrat</w:t>
+                  </w:r>
+                </w:p>
+              </w:tc>
+              <w:tc>
+                <w:tcPr/>
+                <w:p>
+                  <w:pPr>
+                    <w:pStyle w:val="Compact"/>
+                    <w:jc w:val="center"/>
+                  </w:pPr>
+                  <w:r>
+                    <w:t xml:space="preserve">-0.029</w:t>
+                  </w:r>
+                </w:p>
+              </w:tc>
+              <w:tc>
+                <w:tcPr/>
+                <w:p>
+                  <w:pPr>
+                    <w:pStyle w:val="Compact"/>
+                    <w:jc w:val="center"/>
+                  </w:pPr>
+                  <w:r>
+                    <w:t xml:space="preserve">3.186</w:t>
+                  </w:r>
+                </w:p>
+              </w:tc>
+              <w:tc>
+                <w:tcPr/>
+                <w:p>
+                  <w:pPr>
+                    <w:pStyle w:val="Compact"/>
+                    <w:jc w:val="center"/>
+                  </w:pPr>
+                  <w:r>
+                    <w:t xml:space="preserve">2.015</w:t>
+                  </w:r>
+                </w:p>
+              </w:tc>
+            </w:tr>
+            <w:tr>
+              <w:tc>
+                <w:tcPr/>
+                <w:p>
+                  <w:pPr>
+                    <w:pStyle w:val="Compact"/>
+                  </w:pPr>
+                </w:p>
+              </w:tc>
+              <w:tc>
+                <w:tcPr/>
+                <w:p>
+                  <w:pPr>
+                    <w:pStyle w:val="Compact"/>
+                    <w:jc w:val="center"/>
+                  </w:pPr>
+                  <w:r>
+                    <w:t xml:space="preserve">(0.259)</w:t>
+                  </w:r>
+                </w:p>
+              </w:tc>
+              <w:tc>
+                <w:tcPr/>
+                <w:p>
+                  <w:pPr>
+                    <w:pStyle w:val="Compact"/>
+                    <w:jc w:val="center"/>
+                  </w:pPr>
+                  <w:r>
+                    <w:t xml:space="preserve">(2.870)</w:t>
+                  </w:r>
+                </w:p>
+              </w:tc>
+              <w:tc>
+                <w:tcPr/>
+                <w:p>
+                  <w:pPr>
+                    <w:pStyle w:val="Compact"/>
+                    <w:jc w:val="center"/>
+                  </w:pPr>
+                  <w:r>
+                    <w:t xml:space="preserve">(2.248)</w:t>
+                  </w:r>
+                </w:p>
+              </w:tc>
+            </w:tr>
+            <w:tr>
+              <w:tc>
+                <w:tcPr/>
+                <w:p>
+                  <w:pPr>
+                    <w:pStyle w:val="Compact"/>
+                    <w:jc w:val="center"/>
+                  </w:pPr>
+                  <w:r>
+                    <w:t xml:space="preserve">Climate cue × Liberal Democrat</w:t>
+                  </w:r>
+                </w:p>
+              </w:tc>
+              <w:tc>
+                <w:tcPr/>
+                <w:p>
+                  <w:pPr>
+                    <w:pStyle w:val="Compact"/>
+                    <w:jc w:val="center"/>
+                  </w:pPr>
+                  <w:r>
+                    <w:t xml:space="preserve">-0.273</w:t>
+                  </w:r>
+                </w:p>
+              </w:tc>
+              <w:tc>
+                <w:tcPr/>
+                <w:p>
+                  <w:pPr>
+                    <w:pStyle w:val="Compact"/>
+                    <w:jc w:val="center"/>
+                  </w:pPr>
+                  <w:r>
+                    <w:t xml:space="preserve">1.426</w:t>
+                  </w:r>
+                </w:p>
+              </w:tc>
+              <w:tc>
+                <w:tcPr/>
+                <w:p>
+                  <w:pPr>
+                    <w:pStyle w:val="Compact"/>
+                    <w:jc w:val="center"/>
+                  </w:pPr>
+                  <w:r>
+                    <w:t xml:space="preserve">3.660*</w:t>
+                  </w:r>
+                </w:p>
+              </w:tc>
+            </w:tr>
+            <w:tr>
+              <w:tc>
+                <w:tcPr/>
+                <w:p>
+                  <w:pPr>
+                    <w:pStyle w:val="Compact"/>
+                  </w:pPr>
+                </w:p>
+              </w:tc>
+              <w:tc>
+                <w:tcPr/>
+                <w:p>
+                  <w:pPr>
+                    <w:pStyle w:val="Compact"/>
+                    <w:jc w:val="center"/>
+                  </w:pPr>
+                  <w:r>
+                    <w:t xml:space="preserve">(0.260)</w:t>
+                  </w:r>
+                </w:p>
+              </w:tc>
+              <w:tc>
+                <w:tcPr/>
+                <w:p>
+                  <w:pPr>
+                    <w:pStyle w:val="Compact"/>
+                    <w:jc w:val="center"/>
+                  </w:pPr>
+                  <w:r>
+                    <w:t xml:space="preserve">(2.970)</w:t>
+                  </w:r>
+                </w:p>
+              </w:tc>
+              <w:tc>
+                <w:tcPr/>
+                <w:p>
+                  <w:pPr>
+                    <w:pStyle w:val="Compact"/>
+                    <w:jc w:val="center"/>
+                  </w:pPr>
+                  <w:r>
+                    <w:t xml:space="preserve">(2.170)</w:t>
+                  </w:r>
+                </w:p>
+              </w:tc>
+            </w:tr>
+            <w:tr>
+              <w:tc>
+                <w:tcPr/>
+                <w:p>
+                  <w:pPr>
+                    <w:pStyle w:val="Compact"/>
+                    <w:jc w:val="center"/>
+                  </w:pPr>
+                  <w:r>
+                    <w:t xml:space="preserve">Trump cue × Conservative Republican</w:t>
+                  </w:r>
+                </w:p>
+              </w:tc>
+              <w:tc>
+                <w:tcPr/>
+                <w:p>
+                  <w:pPr>
+                    <w:pStyle w:val="Compact"/>
+                    <w:jc w:val="center"/>
+                  </w:pPr>
+                  <w:r>
+                    <w:t xml:space="preserve">0.424</w:t>
+                  </w:r>
+                </w:p>
+              </w:tc>
+              <w:tc>
+                <w:tcPr/>
+                <w:p>
+                  <w:pPr>
+                    <w:pStyle w:val="Compact"/>
+                    <w:jc w:val="center"/>
+                  </w:pPr>
+                  <w:r>
+                    <w:t xml:space="preserve">3.506</w:t>
+                  </w:r>
+                </w:p>
+              </w:tc>
+              <w:tc>
+                <w:tcPr/>
+                <w:p>
+                  <w:pPr>
+                    <w:pStyle w:val="Compact"/>
+                    <w:jc w:val="center"/>
+                  </w:pPr>
+                  <w:r>
+                    <w:t xml:space="preserve">0.373</w:t>
+                  </w:r>
+                </w:p>
+              </w:tc>
+            </w:tr>
+            <w:tr>
+              <w:tc>
+                <w:tcPr/>
+                <w:p>
+                  <w:pPr>
+                    <w:pStyle w:val="Compact"/>
+                  </w:pPr>
+                </w:p>
+              </w:tc>
+              <w:tc>
+                <w:tcPr/>
+                <w:p>
+                  <w:pPr>
+                    <w:pStyle w:val="Compact"/>
+                    <w:jc w:val="center"/>
+                  </w:pPr>
+                  <w:r>
+                    <w:t xml:space="preserve">(0.301)</w:t>
+                  </w:r>
+                </w:p>
+              </w:tc>
+              <w:tc>
+                <w:tcPr/>
+                <w:p>
+                  <w:pPr>
+                    <w:pStyle w:val="Compact"/>
+                    <w:jc w:val="center"/>
+                  </w:pPr>
+                  <w:r>
+                    <w:t xml:space="preserve">(2.918)</w:t>
+                  </w:r>
+                </w:p>
+              </w:tc>
+              <w:tc>
+                <w:tcPr/>
+                <w:p>
+                  <w:pPr>
+                    <w:pStyle w:val="Compact"/>
+                    <w:jc w:val="center"/>
+                  </w:pPr>
+                  <w:r>
+                    <w:t xml:space="preserve">(2.345)</w:t>
+                  </w:r>
+                </w:p>
+              </w:tc>
+            </w:tr>
+            <w:tr>
+              <w:tc>
+                <w:tcPr/>
+                <w:p>
+                  <w:pPr>
+                    <w:pStyle w:val="Compact"/>
+                    <w:jc w:val="center"/>
+                  </w:pPr>
+                  <w:r>
+                    <w:t xml:space="preserve">Climate cue × Conservative Republican</w:t>
+                  </w:r>
+                </w:p>
+              </w:tc>
+              <w:tc>
+                <w:tcPr/>
+                <w:p>
+                  <w:pPr>
+                    <w:pStyle w:val="Compact"/>
+                    <w:jc w:val="center"/>
+                  </w:pPr>
+                  <w:r>
+                    <w:t xml:space="preserve">-0.024</w:t>
+                  </w:r>
+                </w:p>
+              </w:tc>
+              <w:tc>
+                <w:tcPr/>
+                <w:p>
+                  <w:pPr>
+                    <w:pStyle w:val="Compact"/>
+                    <w:jc w:val="center"/>
+                  </w:pPr>
+                  <w:r>
+                    <w:t xml:space="preserve">3.338</w:t>
+                  </w:r>
+                </w:p>
+              </w:tc>
+              <w:tc>
+                <w:tcPr/>
+                <w:p>
+                  <w:pPr>
+                    <w:pStyle w:val="Compact"/>
+                    <w:jc w:val="center"/>
+                  </w:pPr>
+                  <w:r>
+                    <w:t xml:space="preserve">3.053</w:t>
+                  </w:r>
+                </w:p>
+              </w:tc>
+            </w:tr>
+            <w:tr>
+              <w:tc>
+                <w:tcPr/>
+                <w:p>
+                  <w:pPr>
+                    <w:pStyle w:val="Compact"/>
+                  </w:pPr>
+                </w:p>
+              </w:tc>
+              <w:tc>
+                <w:tcPr/>
+                <w:p>
+                  <w:pPr>
+                    <w:pStyle w:val="Compact"/>
+                    <w:jc w:val="center"/>
+                  </w:pPr>
+                  <w:r>
+                    <w:t xml:space="preserve">(0.294)</w:t>
+                  </w:r>
+                </w:p>
+              </w:tc>
+              <w:tc>
+                <w:tcPr/>
+                <w:p>
+                  <w:pPr>
+                    <w:pStyle w:val="Compact"/>
+                    <w:jc w:val="center"/>
+                  </w:pPr>
+                  <w:r>
+                    <w:t xml:space="preserve">(2.876)</w:t>
+                  </w:r>
+                </w:p>
+              </w:tc>
+              <w:tc>
+                <w:tcPr/>
+                <w:p>
+                  <w:pPr>
+                    <w:pStyle w:val="Compact"/>
+                    <w:jc w:val="center"/>
+                  </w:pPr>
+                  <w:r>
+                    <w:t xml:space="preserve">(2.302)</w:t>
+                  </w:r>
+                </w:p>
+              </w:tc>
+            </w:tr>
+            <w:tr>
+              <w:tc>
+                <w:tcPr/>
+                <w:p>
+                  <w:pPr>
+                    <w:pStyle w:val="Compact"/>
+                    <w:jc w:val="center"/>
+                  </w:pPr>
+                  <w:r>
+                    <w:t xml:space="preserve">Concern about energy cost</w:t>
+                  </w:r>
+                </w:p>
+              </w:tc>
+              <w:tc>
+                <w:tcPr/>
+                <w:p>
+                  <w:pPr>
+                    <w:pStyle w:val="Compact"/>
+                    <w:jc w:val="center"/>
+                  </w:pPr>
+                  <w:r>
+                    <w:t xml:space="preserve">-0.067***</w:t>
+                  </w:r>
+                </w:p>
+              </w:tc>
+              <w:tc>
+                <w:tcPr/>
+                <w:p>
+                  <w:pPr>
+                    <w:pStyle w:val="Compact"/>
+                    <w:jc w:val="center"/>
+                  </w:pPr>
+                  <w:r>
+                    <w:t xml:space="preserve">-0.641***</w:t>
+                  </w:r>
+                </w:p>
+              </w:tc>
+              <w:tc>
+                <w:tcPr/>
+                <w:p>
+                  <w:pPr>
+                    <w:pStyle w:val="Compact"/>
+                    <w:jc w:val="center"/>
+                  </w:pPr>
+                  <w:r>
+                    <w:t xml:space="preserve">-0.381**</w:t>
+                  </w:r>
+                </w:p>
+              </w:tc>
+            </w:tr>
+            <w:tr>
+              <w:tc>
+                <w:tcPr/>
+                <w:p>
+                  <w:pPr>
+                    <w:pStyle w:val="Compact"/>
+                  </w:pPr>
+                </w:p>
+              </w:tc>
+              <w:tc>
+                <w:tcPr/>
+                <w:p>
+                  <w:pPr>
+                    <w:pStyle w:val="Compact"/>
+                    <w:jc w:val="center"/>
+                  </w:pPr>
+                  <w:r>
+                    <w:t xml:space="preserve">(0.022)</w:t>
+                  </w:r>
+                </w:p>
+              </w:tc>
+              <w:tc>
+                <w:tcPr/>
+                <w:p>
+                  <w:pPr>
+                    <w:pStyle w:val="Compact"/>
+                    <w:jc w:val="center"/>
+                  </w:pPr>
+                  <w:r>
+                    <w:t xml:space="preserve">(0.224)</w:t>
+                  </w:r>
+                </w:p>
+              </w:tc>
+              <w:tc>
+                <w:tcPr/>
+                <w:p>
+                  <w:pPr>
+                    <w:pStyle w:val="Compact"/>
+                    <w:jc w:val="center"/>
+                  </w:pPr>
+                  <w:r>
+                    <w:t xml:space="preserve">(0.166)</w:t>
+                  </w:r>
+                </w:p>
+              </w:tc>
+            </w:tr>
+            <w:tr>
+              <w:tc>
+                <w:tcPr/>
+                <w:p>
+                  <w:pPr>
+                    <w:pStyle w:val="Compact"/>
+                    <w:jc w:val="center"/>
+                  </w:pPr>
+                  <w:r>
+                    <w:t xml:space="preserve">Age</w:t>
+                  </w:r>
+                </w:p>
+              </w:tc>
+              <w:tc>
+                <w:tcPr/>
+                <w:p>
+                  <w:pPr>
+                    <w:pStyle w:val="Compact"/>
+                    <w:jc w:val="center"/>
+                  </w:pPr>
+                  <w:r>
+                    <w:t xml:space="preserve">0.008**</w:t>
+                  </w:r>
+                </w:p>
+              </w:tc>
+              <w:tc>
+                <w:tcPr/>
+                <w:p>
+                  <w:pPr>
+                    <w:pStyle w:val="Compact"/>
+                    <w:jc w:val="center"/>
+                  </w:pPr>
+                  <w:r>
+                    <w:t xml:space="preserve">-0.002</w:t>
+                  </w:r>
+                </w:p>
+              </w:tc>
+              <w:tc>
+                <w:tcPr/>
+                <w:p>
+                  <w:pPr>
+                    <w:pStyle w:val="Compact"/>
+                    <w:jc w:val="center"/>
+                  </w:pPr>
+                  <w:r>
+                    <w:t xml:space="preserve">-0.093***</w:t>
+                  </w:r>
+                </w:p>
+              </w:tc>
+            </w:tr>
+            <w:tr>
+              <w:tc>
+                <w:tcPr/>
+                <w:p>
+                  <w:pPr>
+                    <w:pStyle w:val="Compact"/>
+                  </w:pPr>
+                </w:p>
+              </w:tc>
+              <w:tc>
+                <w:tcPr/>
+                <w:p>
+                  <w:pPr>
+                    <w:pStyle w:val="Compact"/>
+                    <w:jc w:val="center"/>
+                  </w:pPr>
+                  <w:r>
+                    <w:t xml:space="preserve">(0.003)</w:t>
+                  </w:r>
+                </w:p>
+              </w:tc>
+              <w:tc>
+                <w:tcPr/>
+                <w:p>
+                  <w:pPr>
+                    <w:pStyle w:val="Compact"/>
+                    <w:jc w:val="center"/>
+                  </w:pPr>
+                  <w:r>
+                    <w:t xml:space="preserve">(0.034)</w:t>
+                  </w:r>
+                </w:p>
+              </w:tc>
+              <w:tc>
+                <w:tcPr/>
+                <w:p>
+                  <w:pPr>
+                    <w:pStyle w:val="Compact"/>
+                    <w:jc w:val="center"/>
+                  </w:pPr>
+                  <w:r>
+                    <w:t xml:space="preserve">(0.025)</w:t>
+                  </w:r>
+                </w:p>
+              </w:tc>
+            </w:tr>
+            <w:tr>
+              <w:tc>
+                <w:tcPr/>
+                <w:p>
+                  <w:pPr>
+                    <w:pStyle w:val="Compact"/>
+                    <w:jc w:val="center"/>
+                  </w:pPr>
+                  <w:r>
+                    <w:t xml:space="preserve">Male</w:t>
+                  </w:r>
+                </w:p>
+              </w:tc>
+              <w:tc>
+                <w:tcPr/>
+                <w:p>
+                  <w:pPr>
+                    <w:pStyle w:val="Compact"/>
+                    <w:jc w:val="center"/>
+                  </w:pPr>
+                  <w:r>
+                    <w:t xml:space="preserve">-0.062</w:t>
+                  </w:r>
+                </w:p>
+              </w:tc>
+              <w:tc>
+                <w:tcPr/>
+                <w:p>
+                  <w:pPr>
+                    <w:pStyle w:val="Compact"/>
+                    <w:jc w:val="center"/>
+                  </w:pPr>
+                  <w:r>
+                    <w:t xml:space="preserve">-0.430</w:t>
+                  </w:r>
+                </w:p>
+              </w:tc>
+              <w:tc>
+                <w:tcPr/>
+                <w:p>
+                  <w:pPr>
+                    <w:pStyle w:val="Compact"/>
+                    <w:jc w:val="center"/>
+                  </w:pPr>
+                  <w:r>
+                    <w:t xml:space="preserve">0.485</w:t>
+                  </w:r>
+                </w:p>
+              </w:tc>
+            </w:tr>
+            <w:tr>
+              <w:tc>
+                <w:tcPr/>
+                <w:p>
+                  <w:pPr>
+                    <w:pStyle w:val="Compact"/>
+                  </w:pPr>
+                </w:p>
+              </w:tc>
+              <w:tc>
+                <w:tcPr/>
+                <w:p>
+                  <w:pPr>
+                    <w:pStyle w:val="Compact"/>
+                    <w:jc w:val="center"/>
+                  </w:pPr>
+                  <w:r>
+                    <w:t xml:space="preserve">(0.093)</w:t>
+                  </w:r>
+                </w:p>
+              </w:tc>
+              <w:tc>
+                <w:tcPr/>
+                <w:p>
+                  <w:pPr>
+                    <w:pStyle w:val="Compact"/>
+                    <w:jc w:val="center"/>
+                  </w:pPr>
+                  <w:r>
+                    <w:t xml:space="preserve">(1.035)</w:t>
+                  </w:r>
+                </w:p>
+              </w:tc>
+              <w:tc>
+                <w:tcPr/>
+                <w:p>
+                  <w:pPr>
+                    <w:pStyle w:val="Compact"/>
+                    <w:jc w:val="center"/>
+                  </w:pPr>
+                  <w:r>
+                    <w:t xml:space="preserve">(0.718)</w:t>
+                  </w:r>
+                </w:p>
+              </w:tc>
+            </w:tr>
+            <w:tr>
+              <w:tc>
+                <w:tcPr/>
+                <w:p>
+                  <w:pPr>
+                    <w:pStyle w:val="Compact"/>
+                    <w:jc w:val="center"/>
+                  </w:pPr>
+                  <w:r>
+                    <w:t xml:space="preserve">White</w:t>
+                  </w:r>
+                </w:p>
+              </w:tc>
+              <w:tc>
+                <w:tcPr/>
+                <w:p>
+                  <w:pPr>
+                    <w:pStyle w:val="Compact"/>
+                    <w:jc w:val="center"/>
+                  </w:pPr>
+                  <w:r>
+                    <w:t xml:space="preserve">-0.262**</w:t>
+                  </w:r>
+                </w:p>
+              </w:tc>
+              <w:tc>
+                <w:tcPr/>
+                <w:p>
+                  <w:pPr>
+                    <w:pStyle w:val="Compact"/>
+                    <w:jc w:val="center"/>
+                  </w:pPr>
+                  <w:r>
+                    <w:t xml:space="preserve">0.969</w:t>
+                  </w:r>
+                </w:p>
+              </w:tc>
+              <w:tc>
+                <w:tcPr/>
+                <w:p>
+                  <w:pPr>
+                    <w:pStyle w:val="Compact"/>
+                    <w:jc w:val="center"/>
+                  </w:pPr>
+                  <w:r>
+                    <w:t xml:space="preserve">2.552***</w:t>
+                  </w:r>
+                </w:p>
+              </w:tc>
+            </w:tr>
+            <w:tr>
+              <w:tc>
+                <w:tcPr/>
+                <w:p>
+                  <w:pPr>
+                    <w:pStyle w:val="Compact"/>
+                  </w:pPr>
+                </w:p>
+              </w:tc>
+              <w:tc>
+                <w:tcPr/>
+                <w:p>
+                  <w:pPr>
+                    <w:pStyle w:val="Compact"/>
+                    <w:jc w:val="center"/>
+                  </w:pPr>
+                  <w:r>
+                    <w:t xml:space="preserve">(0.106)</w:t>
+                  </w:r>
+                </w:p>
+              </w:tc>
+              <w:tc>
+                <w:tcPr/>
+                <w:p>
+                  <w:pPr>
+                    <w:pStyle w:val="Compact"/>
+                    <w:jc w:val="center"/>
+                  </w:pPr>
+                  <w:r>
+                    <w:t xml:space="preserve">(1.199)</w:t>
+                  </w:r>
+                </w:p>
+              </w:tc>
+              <w:tc>
+                <w:tcPr/>
+                <w:p>
+                  <w:pPr>
+                    <w:pStyle w:val="Compact"/>
+                    <w:jc w:val="center"/>
+                  </w:pPr>
+                  <w:r>
+                    <w:t xml:space="preserve">(0.854)</w:t>
+                  </w:r>
+                </w:p>
+              </w:tc>
+            </w:tr>
+            <w:tr>
+              <w:tc>
+                <w:tcPr/>
+                <w:p>
+                  <w:pPr>
+                    <w:pStyle w:val="Compact"/>
+                    <w:jc w:val="center"/>
+                  </w:pPr>
+                  <w:r>
+                    <w:t xml:space="preserve">Education</w:t>
+                  </w:r>
+                </w:p>
+              </w:tc>
+              <w:tc>
+                <w:tcPr/>
+                <w:p>
+                  <w:pPr>
+                    <w:pStyle w:val="Compact"/>
+                    <w:jc w:val="center"/>
+                  </w:pPr>
+                  <w:r>
+                    <w:t xml:space="preserve">-0.027</w:t>
+                  </w:r>
+                </w:p>
+              </w:tc>
+              <w:tc>
+                <w:tcPr/>
+                <w:p>
+                  <w:pPr>
+                    <w:pStyle w:val="Compact"/>
+                    <w:jc w:val="center"/>
+                  </w:pPr>
+                  <w:r>
+                    <w:t xml:space="preserve">1.148***</w:t>
+                  </w:r>
+                </w:p>
+              </w:tc>
+              <w:tc>
+                <w:tcPr/>
+                <w:p>
+                  <w:pPr>
+                    <w:pStyle w:val="Compact"/>
+                    <w:jc w:val="center"/>
+                  </w:pPr>
+                  <w:r>
+                    <w:t xml:space="preserve">0.389*</w:t>
+                  </w:r>
+                </w:p>
+              </w:tc>
+            </w:tr>
+            <w:tr>
+              <w:tc>
+                <w:tcPr/>
+                <w:p>
+                  <w:pPr>
+                    <w:pStyle w:val="Compact"/>
+                  </w:pPr>
+                </w:p>
+              </w:tc>
+              <w:tc>
+                <w:tcPr/>
+                <w:p>
+                  <w:pPr>
+                    <w:pStyle w:val="Compact"/>
+                    <w:jc w:val="center"/>
+                  </w:pPr>
+                  <w:r>
+                    <w:t xml:space="preserve">(0.027)</w:t>
+                  </w:r>
+                </w:p>
+              </w:tc>
+              <w:tc>
+                <w:tcPr/>
+                <w:p>
+                  <w:pPr>
+                    <w:pStyle w:val="Compact"/>
+                    <w:jc w:val="center"/>
+                  </w:pPr>
+                  <w:r>
+                    <w:t xml:space="preserve">(0.292)</w:t>
+                  </w:r>
+                </w:p>
+              </w:tc>
+              <w:tc>
+                <w:tcPr/>
+                <w:p>
+                  <w:pPr>
+                    <w:pStyle w:val="Compact"/>
+                    <w:jc w:val="center"/>
+                  </w:pPr>
+                  <w:r>
+                    <w:t xml:space="preserve">(0.208)</w:t>
+                  </w:r>
+                </w:p>
+              </w:tc>
+            </w:tr>
+            <w:tr>
+              <w:tc>
+                <w:tcPr/>
+                <w:p>
+                  <w:pPr>
+                    <w:pStyle w:val="Compact"/>
+                    <w:jc w:val="center"/>
+                  </w:pPr>
+                  <w:r>
+                    <w:t xml:space="preserve">Income</w:t>
+                  </w:r>
+                </w:p>
+              </w:tc>
+              <w:tc>
+                <w:tcPr/>
+                <w:p>
+                  <w:pPr>
+                    <w:pStyle w:val="Compact"/>
+                    <w:jc w:val="center"/>
+                  </w:pPr>
+                  <w:r>
+                    <w:t xml:space="preserve">-0.035*</w:t>
+                  </w:r>
+                </w:p>
+              </w:tc>
+              <w:tc>
+                <w:tcPr/>
+                <w:p>
+                  <w:pPr>
+                    <w:pStyle w:val="Compact"/>
+                    <w:jc w:val="center"/>
+                  </w:pPr>
+                  <w:r>
+                    <w:t xml:space="preserve">0.271</w:t>
+                  </w:r>
+                </w:p>
+              </w:tc>
+              <w:tc>
+                <w:tcPr/>
+                <w:p>
+                  <w:pPr>
+                    <w:pStyle w:val="Compact"/>
+                    <w:jc w:val="center"/>
+                  </w:pPr>
+                  <w:r>
+                    <w:t xml:space="preserve">0.473***</w:t>
+                  </w:r>
+                </w:p>
+              </w:tc>
+            </w:tr>
+            <w:tr>
+              <w:tc>
+                <w:tcPr/>
+                <w:p>
+                  <w:pPr>
+                    <w:pStyle w:val="Compact"/>
+                  </w:pPr>
+                </w:p>
+              </w:tc>
+              <w:tc>
+                <w:tcPr/>
+                <w:p>
+                  <w:pPr>
+                    <w:pStyle w:val="Compact"/>
+                    <w:jc w:val="center"/>
+                  </w:pPr>
+                  <w:r>
+                    <w:t xml:space="preserve">(0.019)</w:t>
+                  </w:r>
+                </w:p>
+              </w:tc>
+              <w:tc>
+                <w:tcPr/>
+                <w:p>
+                  <w:pPr>
+                    <w:pStyle w:val="Compact"/>
+                    <w:jc w:val="center"/>
+                  </w:pPr>
+                  <w:r>
+                    <w:t xml:space="preserve">(0.210)</w:t>
+                  </w:r>
+                </w:p>
+              </w:tc>
+              <w:tc>
+                <w:tcPr/>
+                <w:p>
+                  <w:pPr>
+                    <w:pStyle w:val="Compact"/>
+                    <w:jc w:val="center"/>
+                  </w:pPr>
+                  <w:r>
+                    <w:t xml:space="preserve">(0.145)</w:t>
+                  </w:r>
+                </w:p>
+              </w:tc>
+            </w:tr>
+            <w:tr>
+              <w:tc>
+                <w:tcPr/>
+                <w:p>
+                  <w:pPr>
+                    <w:pStyle w:val="Compact"/>
+                    <w:jc w:val="center"/>
+                  </w:pPr>
+                  <w:r>
+                    <w:t xml:space="preserve">(Intercept)</w:t>
+                  </w:r>
+                </w:p>
+              </w:tc>
+              <w:tc>
+                <w:tcPr/>
+                <w:p>
+                  <w:pPr>
+                    <w:pStyle w:val="Compact"/>
+                    <w:jc w:val="center"/>
+                  </w:pPr>
+                  <w:r>
+                    <w:t xml:space="preserve">0.593**</w:t>
+                  </w:r>
+                </w:p>
+              </w:tc>
+              <w:tc>
+                <w:tcPr/>
+                <w:p>
+                  <w:pPr>
+                    <w:pStyle w:val="Compact"/>
+                    <w:jc w:val="center"/>
+                  </w:pPr>
+                  <w:r>
+                    <w:t xml:space="preserve">16.788***</w:t>
+                  </w:r>
+                </w:p>
+              </w:tc>
+              <w:tc>
+                <w:tcPr/>
+                <w:p>
+                  <w:pPr>
+                    <w:pStyle w:val="Compact"/>
+                    <w:jc w:val="center"/>
+                  </w:pPr>
+                  <w:r>
+                    <w:t xml:space="preserve">20.989***</w:t>
+                  </w:r>
+                </w:p>
+              </w:tc>
+            </w:tr>
+            <w:tr>
+              <w:tc>
+                <w:tcPr/>
+                <w:p>
+                  <w:pPr>
+                    <w:pStyle w:val="Compact"/>
+                  </w:pPr>
+                </w:p>
+              </w:tc>
+              <w:tc>
+                <w:tcPr/>
+                <w:p>
+                  <w:pPr>
+                    <w:pStyle w:val="Compact"/>
+                    <w:jc w:val="center"/>
+                  </w:pPr>
+                  <w:r>
+                    <w:t xml:space="preserve">(0.271)</w:t>
+                  </w:r>
+                </w:p>
+              </w:tc>
+              <w:tc>
+                <w:tcPr/>
+                <w:p>
+                  <w:pPr>
+                    <w:pStyle w:val="Compact"/>
+                    <w:jc w:val="center"/>
+                  </w:pPr>
+                  <w:r>
+                    <w:t xml:space="preserve">(2.958)</w:t>
+                  </w:r>
+                </w:p>
+              </w:tc>
+              <w:tc>
+                <w:tcPr/>
+                <w:p>
+                  <w:pPr>
+                    <w:pStyle w:val="Compact"/>
+                    <w:jc w:val="center"/>
+                  </w:pPr>
+                  <w:r>
+                    <w:t xml:space="preserve">(2.146)</w:t>
+                  </w:r>
+                </w:p>
+              </w:tc>
+            </w:tr>
+            <w:tr>
+              <w:tc>
+                <w:tcPr/>
+                <w:p>
+                  <w:pPr>
+                    <w:pStyle w:val="Compact"/>
+                    <w:jc w:val="center"/>
+                  </w:pPr>
+                  <w:r>
+                    <w:t xml:space="preserve">Num.Obs.</w:t>
+                  </w:r>
+                </w:p>
+              </w:tc>
+              <w:tc>
+                <w:tcPr/>
+                <w:p>
+                  <w:pPr>
+                    <w:pStyle w:val="Compact"/>
+                    <w:jc w:val="center"/>
+                  </w:pPr>
+                  <w:r>
+                    <w:t xml:space="preserve">3113</w:t>
+                  </w:r>
+                </w:p>
+              </w:tc>
+              <w:tc>
+                <w:tcPr/>
+                <w:p>
+                  <w:pPr>
+                    <w:pStyle w:val="Compact"/>
+                    <w:jc w:val="center"/>
+                  </w:pPr>
+                  <w:r>
+                    <w:t xml:space="preserve">1433</w:t>
+                  </w:r>
+                </w:p>
+              </w:tc>
+              <w:tc>
+                <w:tcPr/>
+                <w:p>
+                  <w:pPr>
+                    <w:pStyle w:val="Compact"/>
+                    <w:jc w:val="center"/>
+                  </w:pPr>
+                  <w:r>
+                    <w:t xml:space="preserve">3113</w:t>
+                  </w:r>
+                </w:p>
+              </w:tc>
+            </w:tr>
+            <w:tr>
+              <w:tc>
+                <w:tcPr>
+                  <w:gridSpan w:val="4"/>
+                </w:tcPr>
+                <w:p>
+                  <w:pPr>
+                    <w:pStyle w:val="Compact"/>
+                    <w:numPr>
+                      <w:ilvl w:val="0"/>
+                      <w:numId w:val="1006"/>
+                    </w:numPr>
+                    <w:jc w:val="center"/>
+                  </w:pPr>
+                  <w:r>
+                    <w:t xml:space="preserve">p &lt; 0.1, ** p &lt; 0.05, *** p &lt; 0.01</w:t>
+                  </w:r>
+                </w:p>
+              </w:tc>
+            </w:tr>
+          </w:tbl>
+          <w:bookmarkEnd w:id="30"/>
+          <w:p/>
+        </w:tc>
+      </w:tr>
+    </w:tbl>
+    <w:tbl>
+      <w:tblPr>
+        <w:tblStyle w:val="Table"/>
+        <w:tblW w:type="pct" w:w="5000"/>
+        <w:tblLayout w:type="fixed"/>
+        <w:tblLook w:firstRow="0" w:lastRow="0" w:firstColumn="0" w:lastColumn="0" w:noHBand="0" w:noVBand="0" w:val="0000"/>
+      </w:tblPr>
+      <w:tblGrid>
+        <w:gridCol w:w="7920"/>
+      </w:tblGrid>
+      <w:tr>
+        <w:tc>
+          <w:tcPr/>
+          <w:bookmarkStart w:id="34" w:name="fig-wtp-fossil-predicted-supp"/>
+          <w:p>
+            <w:pPr>
+              <w:jc w:val="center"/>
+            </w:pPr>
+            <w:pPr>
+              <w:jc w:val="left"/>
+              <w:spacing w:before="200"/>
+              <w:pStyle w:val="ImageCaption"/>
+            </w:pPr>
+            <w:r>
+              <w:t xml:space="preserve">Figure 5: Predicted willingness-to-pay for fossil fuels, among respondents with any positive WTP, by cue condition and political identity, controlling for concern about energy cost (survey-weighted OLS predictions with 95% CIs; concern about energy cost, age, male, white, education, and income held at their survey-weighted means)</w:t>
+            </w:r>
+          </w:p>
+          <w:p>
+            <w:pPr>
+              <w:pStyle w:val="Compact"/>
+              <w:jc w:val="center"/>
+            </w:pPr>
+            <w:r>
+              <w:drawing>
+                <wp:inline>
+                  <wp:extent cx="5334000" cy="4267200"/>
+                  <wp:effectExtent b="0" l="0" r="0" t="0"/>
+                  <wp:docPr descr="" title="" id="32" name="Picture"/>
+                  <a:graphic>
+                    <a:graphicData uri="http://schemas.openxmlformats.org/drawingml/2006/picture">
+                      <pic:pic>
+                        <pic:nvPicPr>
+                          <pic:cNvPr descr="supplemental-materials_files/figure-docx/fig-wtp-fossil-predicted-supp-1.png" id="33" name="Picture"/>
+                          <pic:cNvPicPr>
+                            <a:picLocks noChangeArrowheads="1" noChangeAspect="1"/>
+                          </pic:cNvPicPr>
+                        </pic:nvPicPr>
+                        <pic:blipFill>
+                          <a:blip r:embed="rId31"/>
+                          <a:stretch>
+                            <a:fillRect/>
+                          </a:stretch>
+                        </pic:blipFill>
+                        <pic:spPr bwMode="auto">
+                          <a:xfrm>
+                            <a:off x="0" y="0"/>
+                            <a:ext cx="5334000" cy="4267200"/>
+                          </a:xfrm>
+                          <a:prstGeom prst="rect">
+                            <a:avLst/>
+                          </a:prstGeom>
+                          <a:noFill/>
+                          <a:ln w="9525">
+                            <a:noFill/>
+                            <a:headEnd/>
+                            <a:tailEnd/>
+                          </a:ln>
+                        </pic:spPr>
+                      </pic:pic>
+                    </a:graphicData>
+                  </a:graphic>
+                </wp:inline>
+              </w:drawing>
+            </w:r>
+          </w:p>
+          <w:bookmarkEnd w:id="34"/>
+        </w:tc>
+      </w:tr>
+    </w:tbl>
+    <w:tbl>
+      <w:tblPr>
+        <w:tblStyle w:val="Table"/>
+        <w:tblW w:type="pct" w:w="5000"/>
+        <w:tblLayout w:type="fixed"/>
+        <w:tblLook w:firstRow="0" w:lastRow="0" w:firstColumn="0" w:lastColumn="0" w:noHBand="0" w:noVBand="0" w:val="0000"/>
+      </w:tblPr>
+      <w:tblGrid>
+        <w:gridCol w:w="7920"/>
+      </w:tblGrid>
+      <w:tr>
+        <w:tc>
+          <w:tcPr/>
+          <w:bookmarkStart w:id="38" w:name="fig-wtp-renewable-predicted-supp"/>
+          <w:p>
+            <w:pPr>
+              <w:jc w:val="center"/>
+            </w:pPr>
+            <w:pPr>
+              <w:jc w:val="left"/>
+              <w:spacing w:before="200"/>
+              <w:pStyle w:val="ImageCaption"/>
+            </w:pPr>
+            <w:r>
+              <w:t xml:space="preserve">Figure 6: Predicted willingness-to-pay for renewables by cue condition and political identity, controlling for concern about energy cost (survey-weighted OLS predictions with 95% CIs; concern about energy cost, age, male, white, education, and income held at their survey-weighted means)</w:t>
+            </w:r>
+          </w:p>
+          <w:p>
+            <w:pPr>
+              <w:pStyle w:val="Compact"/>
+              <w:jc w:val="center"/>
+            </w:pPr>
+            <w:r>
+              <w:drawing>
+                <wp:inline>
+                  <wp:extent cx="5334000" cy="4267200"/>
+                  <wp:effectExtent b="0" l="0" r="0" t="0"/>
+                  <wp:docPr descr="" title="" id="36" name="Picture"/>
+                  <a:graphic>
+                    <a:graphicData uri="http://schemas.openxmlformats.org/drawingml/2006/picture">
+                      <pic:pic>
+                        <pic:nvPicPr>
+                          <pic:cNvPr descr="supplemental-materials_files/figure-docx/fig-wtp-renewable-predicted-supp-1.png" id="37" name="Picture"/>
+                          <pic:cNvPicPr>
+                            <a:picLocks noChangeArrowheads="1" noChangeAspect="1"/>
+                          </pic:cNvPicPr>
+                        </pic:nvPicPr>
+                        <pic:blipFill>
+                          <a:blip r:embed="rId35"/>
+                          <a:stretch>
+                            <a:fillRect/>
+                          </a:stretch>
+                        </pic:blipFill>
+                        <pic:spPr bwMode="auto">
+                          <a:xfrm>
+                            <a:off x="0" y="0"/>
+                            <a:ext cx="5334000" cy="4267200"/>
+                          </a:xfrm>
+                          <a:prstGeom prst="rect">
+                            <a:avLst/>
+                          </a:prstGeom>
+                          <a:noFill/>
+                          <a:ln w="9525">
+                            <a:noFill/>
+                            <a:headEnd/>
+                            <a:tailEnd/>
+                          </a:ln>
+                        </pic:spPr>
+                      </pic:pic>
+                    </a:graphicData>
+                  </a:graphic>
+                </wp:inline>
+              </w:drawing>
+            </w:r>
+          </w:p>
+          <w:bookmarkEnd w:id="38"/>
+        </w:tc>
+      </w:tr>
+    </w:tbl>
+    <w:p>
+      <w:pPr>
+        <w:pStyle w:val="BodyText"/>
+      </w:pPr>
+      <w:r>
+        <w:t xml:space="preserve">For fossil fuels, conservative Republicans remained significantly more likely than the reference group to have any positive WTP (b = 0.74, log-odds scale,</w:t>
+      </w:r>
+      <w:r>
+        <w:t xml:space="preserve"> </w:t>
+      </w:r>
+      <w:r>
+        <w:rPr>
+          <w:i/>
+          <w:iCs/>
+        </w:rPr>
+        <w:t xml:space="preserve">p</w:t>
+      </w:r>
+      <w:r>
+        <w:t xml:space="preserve"> </w:t>
+      </w:r>
+      <w:r>
+        <w:t xml:space="preserve">&lt; .001), and liberal Democrats less likely (b = -0.36,</w:t>
+      </w:r>
+      <w:r>
+        <w:t xml:space="preserve"> </w:t>
+      </w:r>
+      <w:r>
+        <w:rPr>
+          <w:i/>
+          <w:iCs/>
+        </w:rPr>
+        <w:t xml:space="preserve">p</w:t>
+      </w:r>
+      <w:r>
+        <w:t xml:space="preserve"> </w:t>
+      </w:r>
+      <w:r>
+        <w:t xml:space="preserve">= 0.050). For renewables, liberal Democrats were willing to pay $5.30 more on average (climate condition: an additional $3.66,</w:t>
+      </w:r>
+      <w:r>
+        <w:t xml:space="preserve"> </w:t>
+      </w:r>
+      <w:r>
+        <w:rPr>
+          <w:i/>
+          <w:iCs/>
+        </w:rPr>
+        <w:t xml:space="preserve">p</w:t>
+      </w:r>
+      <w:r>
+        <w:t xml:space="preserve"> </w:t>
+      </w:r>
+      <w:r>
+        <w:t xml:space="preserve">= 0.092), and conservative Republicans $6.82 less (</w:t>
+      </w:r>
+      <w:r>
+        <w:rPr>
+          <w:i/>
+          <w:iCs/>
+        </w:rPr>
+        <w:t xml:space="preserve">p</w:t>
+      </w:r>
+      <w:r>
+        <w:t xml:space="preserve"> </w:t>
+      </w:r>
+      <w:r>
+        <w:t xml:space="preserve">&lt; .001) — the same pattern, and nearly the same magnitudes, reported in the main text without this control.</w:t>
+      </w:r>
+    </w:p>
+    <w:p>
+      <w:pPr>
+        <w:pStyle w:val="BodyText"/>
+      </w:pPr>
+      <w:r>
+        <w:rPr>
+          <w:b/>
+          <w:bCs/>
+        </w:rPr>
+        <w:t xml:space="preserve">Summary.</w:t>
+      </w:r>
+      <w:r>
+        <w:t xml:space="preserve"> </w:t>
+      </w:r>
+      <w:r>
+        <w:t xml:space="preserve">Adding concern about energy cost as a control does not change which cue x political-identity effects are significant, does not change the sign of any coefficient, and shifts coefficient magnitudes only trivially. The main text’s cue and political-identity effects on energy prioritization and WTP are not an artifact of differential cost sensitivity across respondents.</w:t>
+      </w:r>
+    </w:p>
+    <w:p>
+      <w:r>
+        <w:br w:type="page"/>
+      </w:r>
+    </w:p>
+    <w:bookmarkEnd w:id="39"/>
+    <w:bookmarkStart w:id="40" w:name="references"/>
+    <w:p>
+      <w:pPr>
+        <w:pStyle w:val="Heading1"/>
+      </w:pPr>
+      <w:r>
         <w:t xml:space="preserve">References</w:t>
       </w:r>
     </w:p>
-    <w:bookmarkEnd w:id="25"/>
+    <w:bookmarkEnd w:id="40"/>
     <w:sectPr>
       <w:footnotePr>
         <w:numRestart w:val="eachSect"/>
@@ -3286,6 +6152,15 @@
     <w:abstractNumId w:val="991"/>
   </w:num>
   <w:num w:numId="1003">
+    <w:abstractNumId w:val="991"/>
+  </w:num>
+  <w:num w:numId="1004">
+    <w:abstractNumId w:val="991"/>
+  </w:num>
+  <w:num w:numId="1005">
+    <w:abstractNumId w:val="991"/>
+  </w:num>
+  <w:num w:numId="1006">
     <w:abstractNumId w:val="991"/>
   </w:num>
 </w:numbering>

--- a/_output/supplemental-materials.docx
+++ b/_output/supplemental-materials.docx
@@ -820,6 +820,32 @@
                   </w:pPr>
                   <w:r>
                     <w:t xml:space="preserve">3113</w:t>
+                  </w:r>
+                </w:p>
+              </w:tc>
+            </w:tr>
+            <w:tr>
+              <w:tc>
+                <w:tcPr/>
+                <w:p>
+                  <w:pPr>
+                    <w:pStyle w:val="Compact"/>
+                    <w:jc w:val="center"/>
+                  </w:pPr>
+                  <w:r>
+                    <w:t xml:space="preserve">Adj. R2</w:t>
+                  </w:r>
+                </w:p>
+              </w:tc>
+              <w:tc>
+                <w:tcPr/>
+                <w:p>
+                  <w:pPr>
+                    <w:pStyle w:val="Compact"/>
+                    <w:jc w:val="center"/>
+                  </w:pPr>
+                  <w:r>
+                    <w:t xml:space="preserve">0.328</w:t>
                   </w:r>
                 </w:p>
               </w:tc>
@@ -2610,6 +2636,94 @@
                   <w:r>
                     <w:t xml:space="preserve">3113</w:t>
                   </w:r>
+                </w:p>
+              </w:tc>
+            </w:tr>
+            <w:tr>
+              <w:tc>
+                <w:tcPr/>
+                <w:p>
+                  <w:pPr>
+                    <w:pStyle w:val="Compact"/>
+                    <w:jc w:val="center"/>
+                  </w:pPr>
+                  <w:r>
+                    <w:t xml:space="preserve">Adj. R2</w:t>
+                  </w:r>
+                </w:p>
+              </w:tc>
+              <w:tc>
+                <w:tcPr/>
+                <w:p>
+                  <w:pPr>
+                    <w:pStyle w:val="Compact"/>
+                  </w:pPr>
+                </w:p>
+              </w:tc>
+              <w:tc>
+                <w:tcPr/>
+                <w:p>
+                  <w:pPr>
+                    <w:pStyle w:val="Compact"/>
+                    <w:jc w:val="center"/>
+                  </w:pPr>
+                  <w:r>
+                    <w:t xml:space="preserve">0.022</w:t>
+                  </w:r>
+                </w:p>
+              </w:tc>
+              <w:tc>
+                <w:tcPr/>
+                <w:p>
+                  <w:pPr>
+                    <w:pStyle w:val="Compact"/>
+                    <w:jc w:val="center"/>
+                  </w:pPr>
+                  <w:r>
+                    <w:t xml:space="preserve">0.122</w:t>
+                  </w:r>
+                </w:p>
+              </w:tc>
+            </w:tr>
+            <w:tr>
+              <w:tc>
+                <w:tcPr/>
+                <w:p>
+                  <w:pPr>
+                    <w:pStyle w:val="Compact"/>
+                    <w:jc w:val="center"/>
+                  </w:pPr>
+                  <w:r>
+                    <w:t xml:space="preserve">McFadden’s pseudo R2</w:t>
+                  </w:r>
+                </w:p>
+              </w:tc>
+              <w:tc>
+                <w:tcPr/>
+                <w:p>
+                  <w:pPr>
+                    <w:pStyle w:val="Compact"/>
+                    <w:jc w:val="center"/>
+                  </w:pPr>
+                  <w:r>
+                    <w:t xml:space="preserve">0.066</w:t>
+                  </w:r>
+                </w:p>
+              </w:tc>
+              <w:tc>
+                <w:tcPr/>
+                <w:p>
+                  <w:pPr>
+                    <w:pStyle w:val="Compact"/>
+                  </w:pPr>
+                </w:p>
+              </w:tc>
+              <w:tc>
+                <w:tcPr/>
+                <w:p>
+                  <w:pPr>
+                    <w:pStyle w:val="Compact"/>
+                  </w:pPr>
                 </w:p>
               </w:tc>
             </w:tr>
@@ -3740,6 +3854,32 @@
             </w:tr>
             <w:tr>
               <w:tc>
+                <w:tcPr/>
+                <w:p>
+                  <w:pPr>
+                    <w:pStyle w:val="Compact"/>
+                    <w:jc w:val="center"/>
+                  </w:pPr>
+                  <w:r>
+                    <w:t xml:space="preserve">Adj. R2</w:t>
+                  </w:r>
+                </w:p>
+              </w:tc>
+              <w:tc>
+                <w:tcPr/>
+                <w:p>
+                  <w:pPr>
+                    <w:pStyle w:val="Compact"/>
+                    <w:jc w:val="center"/>
+                  </w:pPr>
+                  <w:r>
+                    <w:t xml:space="preserve">0.33</w:t>
+                  </w:r>
+                </w:p>
+              </w:tc>
+            </w:tr>
+            <w:tr>
+              <w:tc>
                 <w:tcPr>
                   <w:gridSpan w:val="2"/>
                 </w:tcPr>
@@ -5620,6 +5760,94 @@
                   <w:r>
                     <w:t xml:space="preserve">3113</w:t>
                   </w:r>
+                </w:p>
+              </w:tc>
+            </w:tr>
+            <w:tr>
+              <w:tc>
+                <w:tcPr/>
+                <w:p>
+                  <w:pPr>
+                    <w:pStyle w:val="Compact"/>
+                    <w:jc w:val="center"/>
+                  </w:pPr>
+                  <w:r>
+                    <w:t xml:space="preserve">Adj. R2</w:t>
+                  </w:r>
+                </w:p>
+              </w:tc>
+              <w:tc>
+                <w:tcPr/>
+                <w:p>
+                  <w:pPr>
+                    <w:pStyle w:val="Compact"/>
+                  </w:pPr>
+                </w:p>
+              </w:tc>
+              <w:tc>
+                <w:tcPr/>
+                <w:p>
+                  <w:pPr>
+                    <w:pStyle w:val="Compact"/>
+                    <w:jc w:val="center"/>
+                  </w:pPr>
+                  <w:r>
+                    <w:t xml:space="preserve">0.029</w:t>
+                  </w:r>
+                </w:p>
+              </w:tc>
+              <w:tc>
+                <w:tcPr/>
+                <w:p>
+                  <w:pPr>
+                    <w:pStyle w:val="Compact"/>
+                    <w:jc w:val="center"/>
+                  </w:pPr>
+                  <w:r>
+                    <w:t xml:space="preserve">0.123</w:t>
+                  </w:r>
+                </w:p>
+              </w:tc>
+            </w:tr>
+            <w:tr>
+              <w:tc>
+                <w:tcPr/>
+                <w:p>
+                  <w:pPr>
+                    <w:pStyle w:val="Compact"/>
+                    <w:jc w:val="center"/>
+                  </w:pPr>
+                  <w:r>
+                    <w:t xml:space="preserve">McFadden’s pseudo R2</w:t>
+                  </w:r>
+                </w:p>
+              </w:tc>
+              <w:tc>
+                <w:tcPr/>
+                <w:p>
+                  <w:pPr>
+                    <w:pStyle w:val="Compact"/>
+                    <w:jc w:val="center"/>
+                  </w:pPr>
+                  <w:r>
+                    <w:t xml:space="preserve">0.069</w:t>
+                  </w:r>
+                </w:p>
+              </w:tc>
+              <w:tc>
+                <w:tcPr/>
+                <w:p>
+                  <w:pPr>
+                    <w:pStyle w:val="Compact"/>
+                  </w:pPr>
+                </w:p>
+              </w:tc>
+              <w:tc>
+                <w:tcPr/>
+                <w:p>
+                  <w:pPr>
+                    <w:pStyle w:val="Compact"/>
+                  </w:pPr>
                 </w:p>
               </w:tc>
             </w:tr>
@@ -5900,16 +6128,3712 @@
       </w:r>
     </w:p>
     <w:bookmarkEnd w:id="39"/>
-    <w:bookmarkStart w:id="40" w:name="references"/>
+    <w:bookmarkStart w:id="42" w:name="Xc30d9a6e9de60b74c987e9d78922f0b1fe06ffb"/>
     <w:p>
       <w:pPr>
         <w:pStyle w:val="Heading1"/>
       </w:pPr>
       <w:r>
+        <w:t xml:space="preserve">Robustness Check: Concern about Energy Cost Interacted with Cues and Political Identity</w:t>
+      </w:r>
+    </w:p>
+    <w:p>
+      <w:pPr>
+        <w:pStyle w:val="FirstParagraph"/>
+      </w:pPr>
+      <w:r>
+        <w:t xml:space="preserve">The prior section controls for concern about energy cost, entering it additively. This section asks whether the cost-concern effect itself varies by cue condition or political identity: every main-text model is re-estimated with concern about energy cost interacted with both cue conditions and with political identity, in addition to the demographic controls (age, male, white, education, income).</w:t>
+      </w:r>
+    </w:p>
+    <w:p>
+      <w:pPr>
+        <w:pStyle w:val="BodyText"/>
+      </w:pPr>
+      <w:r>
+        <w:t xml:space="preserve">The results for the energy source-priority scale are shown in</w:t>
+      </w:r>
+      <w:r>
+        <w:t xml:space="preserve"> </w:t>
+      </w:r>
+      <w:hyperlink w:anchor="tbl-priority-ols-cost-int">
+        <w:r>
+          <w:rPr>
+            <w:rStyle w:val="Hyperlink"/>
+          </w:rPr>
+          <w:t xml:space="preserve">Table 5</w:t>
+        </w:r>
+      </w:hyperlink>
+      <w:r>
+        <w:t xml:space="preserve">.</w:t>
+      </w:r>
+    </w:p>
+    <w:tbl>
+      <w:tblPr>
+        <w:tblStyle w:val="Table"/>
+        <w:tblW w:type="pct" w:w="5000"/>
+        <w:tblLayout w:type="fixed"/>
+        <w:tblLook w:firstRow="0" w:lastRow="0" w:firstColumn="0" w:lastColumn="0" w:noHBand="0" w:noVBand="0" w:val="0000"/>
+      </w:tblPr>
+      <w:tblGrid>
+        <w:gridCol w:w="7920"/>
+      </w:tblGrid>
+      <w:tr>
+        <w:tc>
+          <w:tcPr/>
+          <w:bookmarkStart w:id="40" w:name="tbl-priority-ols-cost-int"/>
+          <w:p>
+            <w:pPr>
+              <w:jc w:val="center"/>
+            </w:pPr>
+            <w:pPr>
+              <w:jc w:val="left"/>
+              <w:spacing w:before="200"/>
+              <w:pStyle w:val="ImageCaption"/>
+            </w:pPr>
+            <w:r>
+              <w:t xml:space="preserve">Table 5: Effect of cue condition, political beliefs, and concern about energy cost, including cue x cost and identity x cost interactions, on the energy source-priority scale (survey-weighted OLS; control condition and other/moderate identity as reference)</w:t>
+            </w:r>
+          </w:p>
+          <w:tbl>
+            <w:tblPr>
+              <w:tblStyle w:val="Table"/>
+              <w:tblW w:type="pct" w:w="4931"/>
+              <w:tblLayout w:type="fixed"/>
+              <w:tblLook w:firstRow="1" w:lastRow="1" w:firstColumn="0" w:lastColumn="0" w:noHBand="0" w:noVBand="0" w:val="0020"/>
+            </w:tblPr>
+            <w:tblGrid>
+              <w:gridCol w:w="5940"/>
+              <w:gridCol w:w="1870"/>
+            </w:tblGrid>
+            <w:tr>
+              <w:trPr>
+                <w:tblHeader w:val="on"/>
+              </w:trPr>
+              <w:tc>
+                <w:tcPr/>
+                <w:p>
+                  <w:pPr>
+                    <w:pStyle w:val="Compact"/>
+                  </w:pPr>
+                </w:p>
+              </w:tc>
+              <w:tc>
+                <w:tcPr/>
+                <w:p>
+                  <w:pPr>
+                    <w:pStyle w:val="Compact"/>
+                    <w:jc w:val="center"/>
+                  </w:pPr>
+                  <w:r>
+                    <w:t xml:space="preserve">Priority scale</w:t>
+                  </w:r>
+                </w:p>
+              </w:tc>
+            </w:tr>
+            <w:tr>
+              <w:tc>
+                <w:tcPr/>
+                <w:p>
+                  <w:pPr>
+                    <w:pStyle w:val="Compact"/>
+                    <w:jc w:val="center"/>
+                  </w:pPr>
+                  <w:r>
+                    <w:t xml:space="preserve">Trump cue</w:t>
+                  </w:r>
+                </w:p>
+              </w:tc>
+              <w:tc>
+                <w:tcPr/>
+                <w:p>
+                  <w:pPr>
+                    <w:pStyle w:val="Compact"/>
+                    <w:jc w:val="center"/>
+                  </w:pPr>
+                  <w:r>
+                    <w:t xml:space="preserve">0.241</w:t>
+                  </w:r>
+                </w:p>
+              </w:tc>
+            </w:tr>
+            <w:tr>
+              <w:tc>
+                <w:tcPr/>
+                <w:p>
+                  <w:pPr>
+                    <w:pStyle w:val="Compact"/>
+                  </w:pPr>
+                </w:p>
+              </w:tc>
+              <w:tc>
+                <w:tcPr/>
+                <w:p>
+                  <w:pPr>
+                    <w:pStyle w:val="Compact"/>
+                    <w:jc w:val="center"/>
+                  </w:pPr>
+                  <w:r>
+                    <w:t xml:space="preserve">(0.333)</w:t>
+                  </w:r>
+                </w:p>
+              </w:tc>
+            </w:tr>
+            <w:tr>
+              <w:tc>
+                <w:tcPr/>
+                <w:p>
+                  <w:pPr>
+                    <w:pStyle w:val="Compact"/>
+                    <w:jc w:val="center"/>
+                  </w:pPr>
+                  <w:r>
+                    <w:t xml:space="preserve">Climate cue</w:t>
+                  </w:r>
+                </w:p>
+              </w:tc>
+              <w:tc>
+                <w:tcPr/>
+                <w:p>
+                  <w:pPr>
+                    <w:pStyle w:val="Compact"/>
+                    <w:jc w:val="center"/>
+                  </w:pPr>
+                  <w:r>
+                    <w:t xml:space="preserve">0.199</w:t>
+                  </w:r>
+                </w:p>
+              </w:tc>
+            </w:tr>
+            <w:tr>
+              <w:tc>
+                <w:tcPr/>
+                <w:p>
+                  <w:pPr>
+                    <w:pStyle w:val="Compact"/>
+                  </w:pPr>
+                </w:p>
+              </w:tc>
+              <w:tc>
+                <w:tcPr/>
+                <w:p>
+                  <w:pPr>
+                    <w:pStyle w:val="Compact"/>
+                    <w:jc w:val="center"/>
+                  </w:pPr>
+                  <w:r>
+                    <w:t xml:space="preserve">(0.317)</w:t>
+                  </w:r>
+                </w:p>
+              </w:tc>
+            </w:tr>
+            <w:tr>
+              <w:tc>
+                <w:tcPr/>
+                <w:p>
+                  <w:pPr>
+                    <w:pStyle w:val="Compact"/>
+                    <w:jc w:val="center"/>
+                  </w:pPr>
+                  <w:r>
+                    <w:t xml:space="preserve">Liberal Democrat</w:t>
+                  </w:r>
+                </w:p>
+              </w:tc>
+              <w:tc>
+                <w:tcPr/>
+                <w:p>
+                  <w:pPr>
+                    <w:pStyle w:val="Compact"/>
+                    <w:jc w:val="center"/>
+                  </w:pPr>
+                  <w:r>
+                    <w:t xml:space="preserve">1.021***</w:t>
+                  </w:r>
+                </w:p>
+              </w:tc>
+            </w:tr>
+            <w:tr>
+              <w:tc>
+                <w:tcPr/>
+                <w:p>
+                  <w:pPr>
+                    <w:pStyle w:val="Compact"/>
+                  </w:pPr>
+                </w:p>
+              </w:tc>
+              <w:tc>
+                <w:tcPr/>
+                <w:p>
+                  <w:pPr>
+                    <w:pStyle w:val="Compact"/>
+                    <w:jc w:val="center"/>
+                  </w:pPr>
+                  <w:r>
+                    <w:t xml:space="preserve">(0.285)</w:t>
+                  </w:r>
+                </w:p>
+              </w:tc>
+            </w:tr>
+            <w:tr>
+              <w:tc>
+                <w:tcPr/>
+                <w:p>
+                  <w:pPr>
+                    <w:pStyle w:val="Compact"/>
+                    <w:jc w:val="center"/>
+                  </w:pPr>
+                  <w:r>
+                    <w:t xml:space="preserve">Conservative Republican</w:t>
+                  </w:r>
+                </w:p>
+              </w:tc>
+              <w:tc>
+                <w:tcPr/>
+                <w:p>
+                  <w:pPr>
+                    <w:pStyle w:val="Compact"/>
+                    <w:jc w:val="center"/>
+                  </w:pPr>
+                  <w:r>
+                    <w:t xml:space="preserve">-0.199</w:t>
+                  </w:r>
+                </w:p>
+              </w:tc>
+            </w:tr>
+            <w:tr>
+              <w:tc>
+                <w:tcPr/>
+                <w:p>
+                  <w:pPr>
+                    <w:pStyle w:val="Compact"/>
+                  </w:pPr>
+                </w:p>
+              </w:tc>
+              <w:tc>
+                <w:tcPr/>
+                <w:p>
+                  <w:pPr>
+                    <w:pStyle w:val="Compact"/>
+                    <w:jc w:val="center"/>
+                  </w:pPr>
+                  <w:r>
+                    <w:t xml:space="preserve">(0.352)</w:t>
+                  </w:r>
+                </w:p>
+              </w:tc>
+            </w:tr>
+            <w:tr>
+              <w:tc>
+                <w:tcPr/>
+                <w:p>
+                  <w:pPr>
+                    <w:pStyle w:val="Compact"/>
+                    <w:jc w:val="center"/>
+                  </w:pPr>
+                  <w:r>
+                    <w:t xml:space="preserve">Trump cue × Liberal Democrat</w:t>
+                  </w:r>
+                </w:p>
+              </w:tc>
+              <w:tc>
+                <w:tcPr/>
+                <w:p>
+                  <w:pPr>
+                    <w:pStyle w:val="Compact"/>
+                    <w:jc w:val="center"/>
+                  </w:pPr>
+                  <w:r>
+                    <w:t xml:space="preserve">0.188</w:t>
+                  </w:r>
+                </w:p>
+              </w:tc>
+            </w:tr>
+            <w:tr>
+              <w:tc>
+                <w:tcPr/>
+                <w:p>
+                  <w:pPr>
+                    <w:pStyle w:val="Compact"/>
+                  </w:pPr>
+                </w:p>
+              </w:tc>
+              <w:tc>
+                <w:tcPr/>
+                <w:p>
+                  <w:pPr>
+                    <w:pStyle w:val="Compact"/>
+                    <w:jc w:val="center"/>
+                  </w:pPr>
+                  <w:r>
+                    <w:t xml:space="preserve">(0.180)</w:t>
+                  </w:r>
+                </w:p>
+              </w:tc>
+            </w:tr>
+            <w:tr>
+              <w:tc>
+                <w:tcPr/>
+                <w:p>
+                  <w:pPr>
+                    <w:pStyle w:val="Compact"/>
+                    <w:jc w:val="center"/>
+                  </w:pPr>
+                  <w:r>
+                    <w:t xml:space="preserve">Climate cue × Liberal Democrat</w:t>
+                  </w:r>
+                </w:p>
+              </w:tc>
+              <w:tc>
+                <w:tcPr/>
+                <w:p>
+                  <w:pPr>
+                    <w:pStyle w:val="Compact"/>
+                    <w:jc w:val="center"/>
+                  </w:pPr>
+                  <w:r>
+                    <w:t xml:space="preserve">0.351**</w:t>
+                  </w:r>
+                </w:p>
+              </w:tc>
+            </w:tr>
+            <w:tr>
+              <w:tc>
+                <w:tcPr/>
+                <w:p>
+                  <w:pPr>
+                    <w:pStyle w:val="Compact"/>
+                  </w:pPr>
+                </w:p>
+              </w:tc>
+              <w:tc>
+                <w:tcPr/>
+                <w:p>
+                  <w:pPr>
+                    <w:pStyle w:val="Compact"/>
+                    <w:jc w:val="center"/>
+                  </w:pPr>
+                  <w:r>
+                    <w:t xml:space="preserve">(0.174)</w:t>
+                  </w:r>
+                </w:p>
+              </w:tc>
+            </w:tr>
+            <w:tr>
+              <w:tc>
+                <w:tcPr/>
+                <w:p>
+                  <w:pPr>
+                    <w:pStyle w:val="Compact"/>
+                    <w:jc w:val="center"/>
+                  </w:pPr>
+                  <w:r>
+                    <w:t xml:space="preserve">Trump cue × Conservative Republican</w:t>
+                  </w:r>
+                </w:p>
+              </w:tc>
+              <w:tc>
+                <w:tcPr/>
+                <w:p>
+                  <w:pPr>
+                    <w:pStyle w:val="Compact"/>
+                    <w:jc w:val="center"/>
+                  </w:pPr>
+                  <w:r>
+                    <w:t xml:space="preserve">-0.398*</w:t>
+                  </w:r>
+                </w:p>
+              </w:tc>
+            </w:tr>
+            <w:tr>
+              <w:tc>
+                <w:tcPr/>
+                <w:p>
+                  <w:pPr>
+                    <w:pStyle w:val="Compact"/>
+                  </w:pPr>
+                </w:p>
+              </w:tc>
+              <w:tc>
+                <w:tcPr/>
+                <w:p>
+                  <w:pPr>
+                    <w:pStyle w:val="Compact"/>
+                    <w:jc w:val="center"/>
+                  </w:pPr>
+                  <w:r>
+                    <w:t xml:space="preserve">(0.229)</w:t>
+                  </w:r>
+                </w:p>
+              </w:tc>
+            </w:tr>
+            <w:tr>
+              <w:tc>
+                <w:tcPr/>
+                <w:p>
+                  <w:pPr>
+                    <w:pStyle w:val="Compact"/>
+                    <w:jc w:val="center"/>
+                  </w:pPr>
+                  <w:r>
+                    <w:t xml:space="preserve">Climate cue × Conservative Republican</w:t>
+                  </w:r>
+                </w:p>
+              </w:tc>
+              <w:tc>
+                <w:tcPr/>
+                <w:p>
+                  <w:pPr>
+                    <w:pStyle w:val="Compact"/>
+                    <w:jc w:val="center"/>
+                  </w:pPr>
+                  <w:r>
+                    <w:t xml:space="preserve">0.061</w:t>
+                  </w:r>
+                </w:p>
+              </w:tc>
+            </w:tr>
+            <w:tr>
+              <w:tc>
+                <w:tcPr/>
+                <w:p>
+                  <w:pPr>
+                    <w:pStyle w:val="Compact"/>
+                  </w:pPr>
+                </w:p>
+              </w:tc>
+              <w:tc>
+                <w:tcPr/>
+                <w:p>
+                  <w:pPr>
+                    <w:pStyle w:val="Compact"/>
+                    <w:jc w:val="center"/>
+                  </w:pPr>
+                  <w:r>
+                    <w:t xml:space="preserve">(0.215)</w:t>
+                  </w:r>
+                </w:p>
+              </w:tc>
+            </w:tr>
+            <w:tr>
+              <w:tc>
+                <w:tcPr/>
+                <w:p>
+                  <w:pPr>
+                    <w:pStyle w:val="Compact"/>
+                    <w:jc w:val="center"/>
+                  </w:pPr>
+                  <w:r>
+                    <w:t xml:space="preserve">Concern about energy cost</w:t>
+                  </w:r>
+                </w:p>
+              </w:tc>
+              <w:tc>
+                <w:tcPr/>
+                <w:p>
+                  <w:pPr>
+                    <w:pStyle w:val="Compact"/>
+                    <w:jc w:val="center"/>
+                  </w:pPr>
+                  <w:r>
+                    <w:t xml:space="preserve">0.134***</w:t>
+                  </w:r>
+                </w:p>
+              </w:tc>
+            </w:tr>
+            <w:tr>
+              <w:tc>
+                <w:tcPr/>
+                <w:p>
+                  <w:pPr>
+                    <w:pStyle w:val="Compact"/>
+                  </w:pPr>
+                </w:p>
+              </w:tc>
+              <w:tc>
+                <w:tcPr/>
+                <w:p>
+                  <w:pPr>
+                    <w:pStyle w:val="Compact"/>
+                    <w:jc w:val="center"/>
+                  </w:pPr>
+                  <w:r>
+                    <w:t xml:space="preserve">(0.034)</w:t>
+                  </w:r>
+                </w:p>
+              </w:tc>
+            </w:tr>
+            <w:tr>
+              <w:tc>
+                <w:tcPr/>
+                <w:p>
+                  <w:pPr>
+                    <w:pStyle w:val="Compact"/>
+                    <w:jc w:val="center"/>
+                  </w:pPr>
+                  <w:r>
+                    <w:t xml:space="preserve">Trump cue × Concern about energy cost</w:t>
+                  </w:r>
+                </w:p>
+              </w:tc>
+              <w:tc>
+                <w:tcPr/>
+                <w:p>
+                  <w:pPr>
+                    <w:pStyle w:val="Compact"/>
+                    <w:jc w:val="center"/>
+                  </w:pPr>
+                  <w:r>
+                    <w:t xml:space="preserve">-0.036</w:t>
+                  </w:r>
+                </w:p>
+              </w:tc>
+            </w:tr>
+            <w:tr>
+              <w:tc>
+                <w:tcPr/>
+                <w:p>
+                  <w:pPr>
+                    <w:pStyle w:val="Compact"/>
+                  </w:pPr>
+                </w:p>
+              </w:tc>
+              <w:tc>
+                <w:tcPr/>
+                <w:p>
+                  <w:pPr>
+                    <w:pStyle w:val="Compact"/>
+                    <w:jc w:val="center"/>
+                  </w:pPr>
+                  <w:r>
+                    <w:t xml:space="preserve">(0.039)</w:t>
+                  </w:r>
+                </w:p>
+              </w:tc>
+            </w:tr>
+            <w:tr>
+              <w:tc>
+                <w:tcPr/>
+                <w:p>
+                  <w:pPr>
+                    <w:pStyle w:val="Compact"/>
+                    <w:jc w:val="center"/>
+                  </w:pPr>
+                  <w:r>
+                    <w:t xml:space="preserve">Climate cue × Concern about energy cost</w:t>
+                  </w:r>
+                </w:p>
+              </w:tc>
+              <w:tc>
+                <w:tcPr/>
+                <w:p>
+                  <w:pPr>
+                    <w:pStyle w:val="Compact"/>
+                    <w:jc w:val="center"/>
+                  </w:pPr>
+                  <w:r>
+                    <w:t xml:space="preserve">-0.040</w:t>
+                  </w:r>
+                </w:p>
+              </w:tc>
+            </w:tr>
+            <w:tr>
+              <w:tc>
+                <w:tcPr/>
+                <w:p>
+                  <w:pPr>
+                    <w:pStyle w:val="Compact"/>
+                  </w:pPr>
+                </w:p>
+              </w:tc>
+              <w:tc>
+                <w:tcPr/>
+                <w:p>
+                  <w:pPr>
+                    <w:pStyle w:val="Compact"/>
+                    <w:jc w:val="center"/>
+                  </w:pPr>
+                  <w:r>
+                    <w:t xml:space="preserve">(0.037)</w:t>
+                  </w:r>
+                </w:p>
+              </w:tc>
+            </w:tr>
+            <w:tr>
+              <w:tc>
+                <w:tcPr/>
+                <w:p>
+                  <w:pPr>
+                    <w:pStyle w:val="Compact"/>
+                    <w:jc w:val="center"/>
+                  </w:pPr>
+                  <w:r>
+                    <w:t xml:space="preserve">Concern about energy cost × Liberal Democrat</w:t>
+                  </w:r>
+                </w:p>
+              </w:tc>
+              <w:tc>
+                <w:tcPr/>
+                <w:p>
+                  <w:pPr>
+                    <w:pStyle w:val="Compact"/>
+                    <w:jc w:val="center"/>
+                  </w:pPr>
+                  <w:r>
+                    <w:t xml:space="preserve">-0.050</w:t>
+                  </w:r>
+                </w:p>
+              </w:tc>
+            </w:tr>
+            <w:tr>
+              <w:tc>
+                <w:tcPr/>
+                <w:p>
+                  <w:pPr>
+                    <w:pStyle w:val="Compact"/>
+                  </w:pPr>
+                </w:p>
+              </w:tc>
+              <w:tc>
+                <w:tcPr/>
+                <w:p>
+                  <w:pPr>
+                    <w:pStyle w:val="Compact"/>
+                    <w:jc w:val="center"/>
+                  </w:pPr>
+                  <w:r>
+                    <w:t xml:space="preserve">(0.033)</w:t>
+                  </w:r>
+                </w:p>
+              </w:tc>
+            </w:tr>
+            <w:tr>
+              <w:tc>
+                <w:tcPr/>
+                <w:p>
+                  <w:pPr>
+                    <w:pStyle w:val="Compact"/>
+                    <w:jc w:val="center"/>
+                  </w:pPr>
+                  <w:r>
+                    <w:t xml:space="preserve">Concern about energy cost × Conservative Republican</w:t>
+                  </w:r>
+                </w:p>
+              </w:tc>
+              <w:tc>
+                <w:tcPr/>
+                <w:p>
+                  <w:pPr>
+                    <w:pStyle w:val="Compact"/>
+                    <w:jc w:val="center"/>
+                  </w:pPr>
+                  <w:r>
+                    <w:t xml:space="preserve">-0.133***</w:t>
+                  </w:r>
+                </w:p>
+              </w:tc>
+            </w:tr>
+            <w:tr>
+              <w:tc>
+                <w:tcPr/>
+                <w:p>
+                  <w:pPr>
+                    <w:pStyle w:val="Compact"/>
+                  </w:pPr>
+                </w:p>
+              </w:tc>
+              <w:tc>
+                <w:tcPr/>
+                <w:p>
+                  <w:pPr>
+                    <w:pStyle w:val="Compact"/>
+                    <w:jc w:val="center"/>
+                  </w:pPr>
+                  <w:r>
+                    <w:t xml:space="preserve">(0.042)</w:t>
+                  </w:r>
+                </w:p>
+              </w:tc>
+            </w:tr>
+            <w:tr>
+              <w:tc>
+                <w:tcPr/>
+                <w:p>
+                  <w:pPr>
+                    <w:pStyle w:val="Compact"/>
+                    <w:jc w:val="center"/>
+                  </w:pPr>
+                  <w:r>
+                    <w:t xml:space="preserve">Age</w:t>
+                  </w:r>
+                </w:p>
+              </w:tc>
+              <w:tc>
+                <w:tcPr/>
+                <w:p>
+                  <w:pPr>
+                    <w:pStyle w:val="Compact"/>
+                    <w:jc w:val="center"/>
+                  </w:pPr>
+                  <w:r>
+                    <w:t xml:space="preserve">-0.011***</w:t>
+                  </w:r>
+                </w:p>
+              </w:tc>
+            </w:tr>
+            <w:tr>
+              <w:tc>
+                <w:tcPr/>
+                <w:p>
+                  <w:pPr>
+                    <w:pStyle w:val="Compact"/>
+                  </w:pPr>
+                </w:p>
+              </w:tc>
+              <w:tc>
+                <w:tcPr/>
+                <w:p>
+                  <w:pPr>
+                    <w:pStyle w:val="Compact"/>
+                    <w:jc w:val="center"/>
+                  </w:pPr>
+                  <w:r>
+                    <w:t xml:space="preserve">(0.002)</w:t>
+                  </w:r>
+                </w:p>
+              </w:tc>
+            </w:tr>
+            <w:tr>
+              <w:tc>
+                <w:tcPr/>
+                <w:p>
+                  <w:pPr>
+                    <w:pStyle w:val="Compact"/>
+                    <w:jc w:val="center"/>
+                  </w:pPr>
+                  <w:r>
+                    <w:t xml:space="preserve">Male</w:t>
+                  </w:r>
+                </w:p>
+              </w:tc>
+              <w:tc>
+                <w:tcPr/>
+                <w:p>
+                  <w:pPr>
+                    <w:pStyle w:val="Compact"/>
+                    <w:jc w:val="center"/>
+                  </w:pPr>
+                  <w:r>
+                    <w:t xml:space="preserve">0.241***</w:t>
+                  </w:r>
+                </w:p>
+              </w:tc>
+            </w:tr>
+            <w:tr>
+              <w:tc>
+                <w:tcPr/>
+                <w:p>
+                  <w:pPr>
+                    <w:pStyle w:val="Compact"/>
+                  </w:pPr>
+                </w:p>
+              </w:tc>
+              <w:tc>
+                <w:tcPr/>
+                <w:p>
+                  <w:pPr>
+                    <w:pStyle w:val="Compact"/>
+                    <w:jc w:val="center"/>
+                  </w:pPr>
+                  <w:r>
+                    <w:t xml:space="preserve">(0.068)</w:t>
+                  </w:r>
+                </w:p>
+              </w:tc>
+            </w:tr>
+            <w:tr>
+              <w:tc>
+                <w:tcPr/>
+                <w:p>
+                  <w:pPr>
+                    <w:pStyle w:val="Compact"/>
+                    <w:jc w:val="center"/>
+                  </w:pPr>
+                  <w:r>
+                    <w:t xml:space="preserve">White</w:t>
+                  </w:r>
+                </w:p>
+              </w:tc>
+              <w:tc>
+                <w:tcPr/>
+                <w:p>
+                  <w:pPr>
+                    <w:pStyle w:val="Compact"/>
+                    <w:jc w:val="center"/>
+                  </w:pPr>
+                  <w:r>
+                    <w:t xml:space="preserve">0.151*</w:t>
+                  </w:r>
+                </w:p>
+              </w:tc>
+            </w:tr>
+            <w:tr>
+              <w:tc>
+                <w:tcPr/>
+                <w:p>
+                  <w:pPr>
+                    <w:pStyle w:val="Compact"/>
+                  </w:pPr>
+                </w:p>
+              </w:tc>
+              <w:tc>
+                <w:tcPr/>
+                <w:p>
+                  <w:pPr>
+                    <w:pStyle w:val="Compact"/>
+                    <w:jc w:val="center"/>
+                  </w:pPr>
+                  <w:r>
+                    <w:t xml:space="preserve">(0.078)</w:t>
+                  </w:r>
+                </w:p>
+              </w:tc>
+            </w:tr>
+            <w:tr>
+              <w:tc>
+                <w:tcPr/>
+                <w:p>
+                  <w:pPr>
+                    <w:pStyle w:val="Compact"/>
+                    <w:jc w:val="center"/>
+                  </w:pPr>
+                  <w:r>
+                    <w:t xml:space="preserve">Education</w:t>
+                  </w:r>
+                </w:p>
+              </w:tc>
+              <w:tc>
+                <w:tcPr/>
+                <w:p>
+                  <w:pPr>
+                    <w:pStyle w:val="Compact"/>
+                    <w:jc w:val="center"/>
+                  </w:pPr>
+                  <w:r>
+                    <w:t xml:space="preserve">0.044**</w:t>
+                  </w:r>
+                </w:p>
+              </w:tc>
+            </w:tr>
+            <w:tr>
+              <w:tc>
+                <w:tcPr/>
+                <w:p>
+                  <w:pPr>
+                    <w:pStyle w:val="Compact"/>
+                  </w:pPr>
+                </w:p>
+              </w:tc>
+              <w:tc>
+                <w:tcPr/>
+                <w:p>
+                  <w:pPr>
+                    <w:pStyle w:val="Compact"/>
+                    <w:jc w:val="center"/>
+                  </w:pPr>
+                  <w:r>
+                    <w:t xml:space="preserve">(0.019)</w:t>
+                  </w:r>
+                </w:p>
+              </w:tc>
+            </w:tr>
+            <w:tr>
+              <w:tc>
+                <w:tcPr/>
+                <w:p>
+                  <w:pPr>
+                    <w:pStyle w:val="Compact"/>
+                    <w:jc w:val="center"/>
+                  </w:pPr>
+                  <w:r>
+                    <w:t xml:space="preserve">Income</w:t>
+                  </w:r>
+                </w:p>
+              </w:tc>
+              <w:tc>
+                <w:tcPr/>
+                <w:p>
+                  <w:pPr>
+                    <w:pStyle w:val="Compact"/>
+                    <w:jc w:val="center"/>
+                  </w:pPr>
+                  <w:r>
+                    <w:t xml:space="preserve">0.020</w:t>
+                  </w:r>
+                </w:p>
+              </w:tc>
+            </w:tr>
+            <w:tr>
+              <w:tc>
+                <w:tcPr/>
+                <w:p>
+                  <w:pPr>
+                    <w:pStyle w:val="Compact"/>
+                  </w:pPr>
+                </w:p>
+              </w:tc>
+              <w:tc>
+                <w:tcPr/>
+                <w:p>
+                  <w:pPr>
+                    <w:pStyle w:val="Compact"/>
+                    <w:jc w:val="center"/>
+                  </w:pPr>
+                  <w:r>
+                    <w:t xml:space="preserve">(0.013)</w:t>
+                  </w:r>
+                </w:p>
+              </w:tc>
+            </w:tr>
+            <w:tr>
+              <w:tc>
+                <w:tcPr/>
+                <w:p>
+                  <w:pPr>
+                    <w:pStyle w:val="Compact"/>
+                    <w:jc w:val="center"/>
+                  </w:pPr>
+                  <w:r>
+                    <w:t xml:space="preserve">(Intercept)</w:t>
+                  </w:r>
+                </w:p>
+              </w:tc>
+              <w:tc>
+                <w:tcPr/>
+                <w:p>
+                  <w:pPr>
+                    <w:pStyle w:val="Compact"/>
+                    <w:jc w:val="center"/>
+                  </w:pPr>
+                  <w:r>
+                    <w:t xml:space="preserve">4.464***</w:t>
+                  </w:r>
+                </w:p>
+              </w:tc>
+            </w:tr>
+            <w:tr>
+              <w:tc>
+                <w:tcPr/>
+                <w:p>
+                  <w:pPr>
+                    <w:pStyle w:val="Compact"/>
+                  </w:pPr>
+                </w:p>
+              </w:tc>
+              <w:tc>
+                <w:tcPr/>
+                <w:p>
+                  <w:pPr>
+                    <w:pStyle w:val="Compact"/>
+                    <w:jc w:val="center"/>
+                  </w:pPr>
+                  <w:r>
+                    <w:t xml:space="preserve">(0.298)</w:t>
+                  </w:r>
+                </w:p>
+              </w:tc>
+            </w:tr>
+            <w:tr>
+              <w:tc>
+                <w:tcPr/>
+                <w:p>
+                  <w:pPr>
+                    <w:pStyle w:val="Compact"/>
+                    <w:jc w:val="center"/>
+                  </w:pPr>
+                  <w:r>
+                    <w:t xml:space="preserve">Num.Obs.</w:t>
+                  </w:r>
+                </w:p>
+              </w:tc>
+              <w:tc>
+                <w:tcPr/>
+                <w:p>
+                  <w:pPr>
+                    <w:pStyle w:val="Compact"/>
+                    <w:jc w:val="center"/>
+                  </w:pPr>
+                  <w:r>
+                    <w:t xml:space="preserve">3113</w:t>
+                  </w:r>
+                </w:p>
+              </w:tc>
+            </w:tr>
+            <w:tr>
+              <w:tc>
+                <w:tcPr/>
+                <w:p>
+                  <w:pPr>
+                    <w:pStyle w:val="Compact"/>
+                    <w:jc w:val="center"/>
+                  </w:pPr>
+                  <w:r>
+                    <w:t xml:space="preserve">Adj. R2</w:t>
+                  </w:r>
+                </w:p>
+              </w:tc>
+              <w:tc>
+                <w:tcPr/>
+                <w:p>
+                  <w:pPr>
+                    <w:pStyle w:val="Compact"/>
+                    <w:jc w:val="center"/>
+                  </w:pPr>
+                  <w:r>
+                    <w:t xml:space="preserve">0.335</w:t>
+                  </w:r>
+                </w:p>
+              </w:tc>
+            </w:tr>
+            <w:tr>
+              <w:tc>
+                <w:tcPr>
+                  <w:gridSpan w:val="2"/>
+                </w:tcPr>
+                <w:p>
+                  <w:pPr>
+                    <w:pStyle w:val="Compact"/>
+                    <w:numPr>
+                      <w:ilvl w:val="0"/>
+                      <w:numId w:val="1007"/>
+                    </w:numPr>
+                    <w:jc w:val="center"/>
+                  </w:pPr>
+                  <w:r>
+                    <w:t xml:space="preserve">p &lt; 0.1, ** p &lt; 0.05, *** p &lt; 0.01</w:t>
+                  </w:r>
+                </w:p>
+              </w:tc>
+            </w:tr>
+          </w:tbl>
+          <w:bookmarkEnd w:id="40"/>
+          <w:p/>
+        </w:tc>
+      </w:tr>
+    </w:tbl>
+    <w:p>
+      <w:pPr>
+        <w:pStyle w:val="FirstParagraph"/>
+      </w:pPr>
+      <w:r>
+        <w:t xml:space="preserve">Concern about energy cost had a significant positive effect on prioritizing fossil fuels over renewables (b = 0.13,</w:t>
+      </w:r>
+      <w:r>
+        <w:t xml:space="preserve"> </w:t>
+      </w:r>
+      <w:r>
+        <w:rPr>
+          <w:i/>
+          <w:iCs/>
+        </w:rPr>
+        <w:t xml:space="preserve">p</w:t>
+      </w:r>
+      <w:r>
+        <w:t xml:space="preserve"> </w:t>
+      </w:r>
+      <w:r>
+        <w:t xml:space="preserve">&lt; .001). This effect was significantly weaker for conservative Republicans (b = -0.13,</w:t>
+      </w:r>
+      <w:r>
+        <w:t xml:space="preserve"> </w:t>
+      </w:r>
+      <w:r>
+        <w:rPr>
+          <w:i/>
+          <w:iCs/>
+        </w:rPr>
+        <w:t xml:space="preserve">p</w:t>
+      </w:r>
+      <w:r>
+        <w:t xml:space="preserve"> </w:t>
+      </w:r>
+      <w:r>
+        <w:t xml:space="preserve">= 0.001), consistent with cost concern already being incorporated into conservative Republicans’ fossil-fuel-favoring baseline. The concern-about-cost terms significant at</w:t>
+      </w:r>
+      <w:r>
+        <w:t xml:space="preserve"> </w:t>
+      </w:r>
+      <w:r>
+        <w:rPr>
+          <w:i/>
+          <w:iCs/>
+        </w:rPr>
+        <w:t xml:space="preserve">p</w:t>
+      </w:r>
+      <w:r>
+        <w:t xml:space="preserve"> </w:t>
+      </w:r>
+      <m:oMath>
+        <m:r>
+          <m:rPr>
+            <m:sty m:val="p"/>
+          </m:rPr>
+          <m:t>≤</m:t>
+        </m:r>
+      </m:oMath>
+      <w:r>
+        <w:t xml:space="preserve"> </w:t>
+      </w:r>
+      <w:r>
+        <w:t xml:space="preserve">.10 in this specification are:</w:t>
+      </w:r>
+    </w:p>
+    <w:p>
+      <w:pPr>
+        <w:pStyle w:val="Compact"/>
+        <w:numPr>
+          <w:ilvl w:val="0"/>
+          <w:numId w:val="1008"/>
+        </w:numPr>
+      </w:pPr>
+      <w:r>
+        <w:t xml:space="preserve">Concern about energy cost: b = 0.13,</w:t>
+      </w:r>
+      <w:r>
+        <w:t xml:space="preserve"> </w:t>
+      </w:r>
+      <w:r>
+        <w:rPr>
+          <w:i/>
+          <w:iCs/>
+        </w:rPr>
+        <w:t xml:space="preserve">p</w:t>
+      </w:r>
+      <w:r>
+        <w:t xml:space="preserve"> </w:t>
+      </w:r>
+      <w:r>
+        <w:t xml:space="preserve">= 0.000</w:t>
+      </w:r>
+    </w:p>
+    <w:p>
+      <w:pPr>
+        <w:pStyle w:val="Compact"/>
+        <w:numPr>
+          <w:ilvl w:val="0"/>
+          <w:numId w:val="1008"/>
+        </w:numPr>
+      </w:pPr>
+      <w:r>
+        <w:t xml:space="preserve">Concern about energy cost × Conservative Republican: b = -0.13,</w:t>
+      </w:r>
+      <w:r>
+        <w:t xml:space="preserve"> </w:t>
+      </w:r>
+      <w:r>
+        <w:rPr>
+          <w:i/>
+          <w:iCs/>
+        </w:rPr>
+        <w:t xml:space="preserve">p</w:t>
+      </w:r>
+      <w:r>
+        <w:t xml:space="preserve"> </w:t>
+      </w:r>
+      <w:r>
+        <w:t xml:space="preserve">= 0.001</w:t>
+      </w:r>
+    </w:p>
+    <w:p>
+      <w:pPr>
+        <w:pStyle w:val="FirstParagraph"/>
+      </w:pPr>
+      <w:r>
+        <w:t xml:space="preserve">The results for the WTP models are shown in</w:t>
+      </w:r>
+      <w:r>
+        <w:t xml:space="preserve"> </w:t>
+      </w:r>
+      <w:hyperlink w:anchor="tbl-wtp-models-cost-int">
+        <w:r>
+          <w:rPr>
+            <w:rStyle w:val="Hyperlink"/>
+          </w:rPr>
+          <w:t xml:space="preserve">Table 6</w:t>
+        </w:r>
+      </w:hyperlink>
+      <w:r>
+        <w:t xml:space="preserve">.</w:t>
+      </w:r>
+    </w:p>
+    <w:tbl>
+      <w:tblPr>
+        <w:tblStyle w:val="Table"/>
+        <w:tblW w:type="pct" w:w="5000"/>
+        <w:tblLayout w:type="fixed"/>
+        <w:tblLook w:firstRow="0" w:lastRow="0" w:firstColumn="0" w:lastColumn="0" w:noHBand="0" w:noVBand="0" w:val="0000"/>
+      </w:tblPr>
+      <w:tblGrid>
+        <w:gridCol w:w="7920"/>
+      </w:tblGrid>
+      <w:tr>
+        <w:tc>
+          <w:tcPr/>
+          <w:bookmarkStart w:id="41" w:name="tbl-wtp-models-cost-int"/>
+          <w:p>
+            <w:pPr>
+              <w:jc w:val="center"/>
+            </w:pPr>
+            <w:pPr>
+              <w:jc w:val="left"/>
+              <w:spacing w:before="200"/>
+              <w:pStyle w:val="ImageCaption"/>
+            </w:pPr>
+            <w:r>
+              <w:t xml:space="preserve">Table 6: Effect of cue condition, political beliefs, and concern about energy cost, including cue x cost and identity x cost interactions, on willingness-to-pay for fossil fuels (any positive WTP, and amount among those with any positive WTP) and for renewables (survey-weighted logit/OLS; control condition and other/moderate identity as reference)</w:t>
+            </w:r>
+          </w:p>
+          <w:tbl>
+            <w:tblPr>
+              <w:tblStyle w:val="Table"/>
+              <w:tblW w:type="pct" w:w="4936"/>
+              <w:tblLayout w:type="fixed"/>
+              <w:tblLook w:firstRow="1" w:lastRow="1" w:firstColumn="0" w:lastColumn="0" w:noHBand="0" w:noVBand="0" w:val="0020"/>
+            </w:tblPr>
+            <w:tblGrid>
+              <w:gridCol w:w="2724"/>
+              <w:gridCol w:w="1614"/>
+              <w:gridCol w:w="2118"/>
+              <w:gridCol w:w="1362"/>
+            </w:tblGrid>
+            <w:tr>
+              <w:trPr>
+                <w:tblHeader w:val="on"/>
+              </w:trPr>
+              <w:tc>
+                <w:tcPr/>
+                <w:p>
+                  <w:pPr>
+                    <w:pStyle w:val="Compact"/>
+                  </w:pPr>
+                </w:p>
+              </w:tc>
+              <w:tc>
+                <w:tcPr/>
+                <w:p>
+                  <w:pPr>
+                    <w:pStyle w:val="Compact"/>
+                    <w:jc w:val="center"/>
+                  </w:pPr>
+                  <w:r>
+                    <w:t xml:space="preserve">Fossil fuels: Any WTP (logit)</w:t>
+                  </w:r>
+                </w:p>
+              </w:tc>
+              <w:tc>
+                <w:tcPr/>
+                <w:p>
+                  <w:pPr>
+                    <w:pStyle w:val="Compact"/>
+                    <w:jc w:val="center"/>
+                  </w:pPr>
+                  <w:r>
+                    <w:t xml:space="preserve">Fossil fuels: Amount, if WTP &gt; $0 (OLS)</w:t>
+                  </w:r>
+                </w:p>
+              </w:tc>
+              <w:tc>
+                <w:tcPr/>
+                <w:p>
+                  <w:pPr>
+                    <w:pStyle w:val="Compact"/>
+                    <w:jc w:val="center"/>
+                  </w:pPr>
+                  <w:r>
+                    <w:t xml:space="preserve">Renewables: Amount (OLS)</w:t>
+                  </w:r>
+                </w:p>
+              </w:tc>
+            </w:tr>
+            <w:tr>
+              <w:tc>
+                <w:tcPr/>
+                <w:p>
+                  <w:pPr>
+                    <w:pStyle w:val="Compact"/>
+                    <w:jc w:val="center"/>
+                  </w:pPr>
+                  <w:r>
+                    <w:t xml:space="preserve">Trump cue</w:t>
+                  </w:r>
+                </w:p>
+              </w:tc>
+              <w:tc>
+                <w:tcPr/>
+                <w:p>
+                  <w:pPr>
+                    <w:pStyle w:val="Compact"/>
+                    <w:jc w:val="center"/>
+                  </w:pPr>
+                  <w:r>
+                    <w:t xml:space="preserve">-0.128</w:t>
+                  </w:r>
+                </w:p>
+              </w:tc>
+              <w:tc>
+                <w:tcPr/>
+                <w:p>
+                  <w:pPr>
+                    <w:pStyle w:val="Compact"/>
+                    <w:jc w:val="center"/>
+                  </w:pPr>
+                  <w:r>
+                    <w:t xml:space="preserve">-11.261**</w:t>
+                  </w:r>
+                </w:p>
+              </w:tc>
+              <w:tc>
+                <w:tcPr/>
+                <w:p>
+                  <w:pPr>
+                    <w:pStyle w:val="Compact"/>
+                    <w:jc w:val="center"/>
+                  </w:pPr>
+                  <w:r>
+                    <w:t xml:space="preserve">-2.327</w:t>
+                  </w:r>
+                </w:p>
+              </w:tc>
+            </w:tr>
+            <w:tr>
+              <w:tc>
+                <w:tcPr/>
+                <w:p>
+                  <w:pPr>
+                    <w:pStyle w:val="Compact"/>
+                  </w:pPr>
+                </w:p>
+              </w:tc>
+              <w:tc>
+                <w:tcPr/>
+                <w:p>
+                  <w:pPr>
+                    <w:pStyle w:val="Compact"/>
+                    <w:jc w:val="center"/>
+                  </w:pPr>
+                  <w:r>
+                    <w:t xml:space="preserve">(0.447)</w:t>
+                  </w:r>
+                </w:p>
+              </w:tc>
+              <w:tc>
+                <w:tcPr/>
+                <w:p>
+                  <w:pPr>
+                    <w:pStyle w:val="Compact"/>
+                    <w:jc w:val="center"/>
+                  </w:pPr>
+                  <w:r>
+                    <w:t xml:space="preserve">(4.676)</w:t>
+                  </w:r>
+                </w:p>
+              </w:tc>
+              <w:tc>
+                <w:tcPr/>
+                <w:p>
+                  <w:pPr>
+                    <w:pStyle w:val="Compact"/>
+                    <w:jc w:val="center"/>
+                  </w:pPr>
+                  <w:r>
+                    <w:t xml:space="preserve">(3.364)</w:t>
+                  </w:r>
+                </w:p>
+              </w:tc>
+            </w:tr>
+            <w:tr>
+              <w:tc>
+                <w:tcPr/>
+                <w:p>
+                  <w:pPr>
+                    <w:pStyle w:val="Compact"/>
+                    <w:jc w:val="center"/>
+                  </w:pPr>
+                  <w:r>
+                    <w:t xml:space="preserve">Climate cue</w:t>
+                  </w:r>
+                </w:p>
+              </w:tc>
+              <w:tc>
+                <w:tcPr/>
+                <w:p>
+                  <w:pPr>
+                    <w:pStyle w:val="Compact"/>
+                    <w:jc w:val="center"/>
+                  </w:pPr>
+                  <w:r>
+                    <w:t xml:space="preserve">0.054</w:t>
+                  </w:r>
+                </w:p>
+              </w:tc>
+              <w:tc>
+                <w:tcPr/>
+                <w:p>
+                  <w:pPr>
+                    <w:pStyle w:val="Compact"/>
+                    <w:jc w:val="center"/>
+                  </w:pPr>
+                  <w:r>
+                    <w:t xml:space="preserve">-5.880</w:t>
+                  </w:r>
+                </w:p>
+              </w:tc>
+              <w:tc>
+                <w:tcPr/>
+                <w:p>
+                  <w:pPr>
+                    <w:pStyle w:val="Compact"/>
+                    <w:jc w:val="center"/>
+                  </w:pPr>
+                  <w:r>
+                    <w:t xml:space="preserve">-2.915</w:t>
+                  </w:r>
+                </w:p>
+              </w:tc>
+            </w:tr>
+            <w:tr>
+              <w:tc>
+                <w:tcPr/>
+                <w:p>
+                  <w:pPr>
+                    <w:pStyle w:val="Compact"/>
+                  </w:pPr>
+                </w:p>
+              </w:tc>
+              <w:tc>
+                <w:tcPr/>
+                <w:p>
+                  <w:pPr>
+                    <w:pStyle w:val="Compact"/>
+                    <w:jc w:val="center"/>
+                  </w:pPr>
+                  <w:r>
+                    <w:t xml:space="preserve">(0.461)</w:t>
+                  </w:r>
+                </w:p>
+              </w:tc>
+              <w:tc>
+                <w:tcPr/>
+                <w:p>
+                  <w:pPr>
+                    <w:pStyle w:val="Compact"/>
+                    <w:jc w:val="center"/>
+                  </w:pPr>
+                  <w:r>
+                    <w:t xml:space="preserve">(4.428)</w:t>
+                  </w:r>
+                </w:p>
+              </w:tc>
+              <w:tc>
+                <w:tcPr/>
+                <w:p>
+                  <w:pPr>
+                    <w:pStyle w:val="Compact"/>
+                    <w:jc w:val="center"/>
+                  </w:pPr>
+                  <w:r>
+                    <w:t xml:space="preserve">(3.459)</w:t>
+                  </w:r>
+                </w:p>
+              </w:tc>
+            </w:tr>
+            <w:tr>
+              <w:tc>
+                <w:tcPr/>
+                <w:p>
+                  <w:pPr>
+                    <w:pStyle w:val="Compact"/>
+                    <w:jc w:val="center"/>
+                  </w:pPr>
+                  <w:r>
+                    <w:t xml:space="preserve">Liberal Democrat</w:t>
+                  </w:r>
+                </w:p>
+              </w:tc>
+              <w:tc>
+                <w:tcPr/>
+                <w:p>
+                  <w:pPr>
+                    <w:pStyle w:val="Compact"/>
+                    <w:jc w:val="center"/>
+                  </w:pPr>
+                  <w:r>
+                    <w:t xml:space="preserve">-1.328***</w:t>
+                  </w:r>
+                </w:p>
+              </w:tc>
+              <w:tc>
+                <w:tcPr/>
+                <w:p>
+                  <w:pPr>
+                    <w:pStyle w:val="Compact"/>
+                    <w:jc w:val="center"/>
+                  </w:pPr>
+                  <w:r>
+                    <w:t xml:space="preserve">-1.888</w:t>
+                  </w:r>
+                </w:p>
+              </w:tc>
+              <w:tc>
+                <w:tcPr/>
+                <w:p>
+                  <w:pPr>
+                    <w:pStyle w:val="Compact"/>
+                    <w:jc w:val="center"/>
+                  </w:pPr>
+                  <w:r>
+                    <w:t xml:space="preserve">5.112</w:t>
+                  </w:r>
+                </w:p>
+              </w:tc>
+            </w:tr>
+            <w:tr>
+              <w:tc>
+                <w:tcPr/>
+                <w:p>
+                  <w:pPr>
+                    <w:pStyle w:val="Compact"/>
+                  </w:pPr>
+                </w:p>
+              </w:tc>
+              <w:tc>
+                <w:tcPr/>
+                <w:p>
+                  <w:pPr>
+                    <w:pStyle w:val="Compact"/>
+                    <w:jc w:val="center"/>
+                  </w:pPr>
+                  <w:r>
+                    <w:t xml:space="preserve">(0.437)</w:t>
+                  </w:r>
+                </w:p>
+              </w:tc>
+              <w:tc>
+                <w:tcPr/>
+                <w:p>
+                  <w:pPr>
+                    <w:pStyle w:val="Compact"/>
+                    <w:jc w:val="center"/>
+                  </w:pPr>
+                  <w:r>
+                    <w:t xml:space="preserve">(4.558)</w:t>
+                  </w:r>
+                </w:p>
+              </w:tc>
+              <w:tc>
+                <w:tcPr/>
+                <w:p>
+                  <w:pPr>
+                    <w:pStyle w:val="Compact"/>
+                    <w:jc w:val="center"/>
+                  </w:pPr>
+                  <w:r>
+                    <w:t xml:space="preserve">(3.385)</w:t>
+                  </w:r>
+                </w:p>
+              </w:tc>
+            </w:tr>
+            <w:tr>
+              <w:tc>
+                <w:tcPr/>
+                <w:p>
+                  <w:pPr>
+                    <w:pStyle w:val="Compact"/>
+                    <w:jc w:val="center"/>
+                  </w:pPr>
+                  <w:r>
+                    <w:t xml:space="preserve">Conservative Republican</w:t>
+                  </w:r>
+                </w:p>
+              </w:tc>
+              <w:tc>
+                <w:tcPr/>
+                <w:p>
+                  <w:pPr>
+                    <w:pStyle w:val="Compact"/>
+                    <w:jc w:val="center"/>
+                  </w:pPr>
+                  <w:r>
+                    <w:t xml:space="preserve">-0.183</w:t>
+                  </w:r>
+                </w:p>
+              </w:tc>
+              <w:tc>
+                <w:tcPr/>
+                <w:p>
+                  <w:pPr>
+                    <w:pStyle w:val="Compact"/>
+                    <w:jc w:val="center"/>
+                  </w:pPr>
+                  <w:r>
+                    <w:t xml:space="preserve">-3.202</w:t>
+                  </w:r>
+                </w:p>
+              </w:tc>
+              <w:tc>
+                <w:tcPr/>
+                <w:p>
+                  <w:pPr>
+                    <w:pStyle w:val="Compact"/>
+                    <w:jc w:val="center"/>
+                  </w:pPr>
+                  <w:r>
+                    <w:t xml:space="preserve">-5.418</w:t>
+                  </w:r>
+                </w:p>
+              </w:tc>
+            </w:tr>
+            <w:tr>
+              <w:tc>
+                <w:tcPr/>
+                <w:p>
+                  <w:pPr>
+                    <w:pStyle w:val="Compact"/>
+                  </w:pPr>
+                </w:p>
+              </w:tc>
+              <w:tc>
+                <w:tcPr/>
+                <w:p>
+                  <w:pPr>
+                    <w:pStyle w:val="Compact"/>
+                    <w:jc w:val="center"/>
+                  </w:pPr>
+                  <w:r>
+                    <w:t xml:space="preserve">(0.485)</w:t>
+                  </w:r>
+                </w:p>
+              </w:tc>
+              <w:tc>
+                <w:tcPr/>
+                <w:p>
+                  <w:pPr>
+                    <w:pStyle w:val="Compact"/>
+                    <w:jc w:val="center"/>
+                  </w:pPr>
+                  <w:r>
+                    <w:t xml:space="preserve">(4.449)</w:t>
+                  </w:r>
+                </w:p>
+              </w:tc>
+              <w:tc>
+                <w:tcPr/>
+                <w:p>
+                  <w:pPr>
+                    <w:pStyle w:val="Compact"/>
+                    <w:jc w:val="center"/>
+                  </w:pPr>
+                  <w:r>
+                    <w:t xml:space="preserve">(3.503)</w:t>
+                  </w:r>
+                </w:p>
+              </w:tc>
+            </w:tr>
+            <w:tr>
+              <w:tc>
+                <w:tcPr/>
+                <w:p>
+                  <w:pPr>
+                    <w:pStyle w:val="Compact"/>
+                    <w:jc w:val="center"/>
+                  </w:pPr>
+                  <w:r>
+                    <w:t xml:space="preserve">Trump cue × Liberal Democrat</w:t>
+                  </w:r>
+                </w:p>
+              </w:tc>
+              <w:tc>
+                <w:tcPr/>
+                <w:p>
+                  <w:pPr>
+                    <w:pStyle w:val="Compact"/>
+                    <w:jc w:val="center"/>
+                  </w:pPr>
+                  <w:r>
+                    <w:t xml:space="preserve">-0.032</w:t>
+                  </w:r>
+                </w:p>
+              </w:tc>
+              <w:tc>
+                <w:tcPr/>
+                <w:p>
+                  <w:pPr>
+                    <w:pStyle w:val="Compact"/>
+                    <w:jc w:val="center"/>
+                  </w:pPr>
+                  <w:r>
+                    <w:t xml:space="preserve">2.468</w:t>
+                  </w:r>
+                </w:p>
+              </w:tc>
+              <w:tc>
+                <w:tcPr/>
+                <w:p>
+                  <w:pPr>
+                    <w:pStyle w:val="Compact"/>
+                    <w:jc w:val="center"/>
+                  </w:pPr>
+                  <w:r>
+                    <w:t xml:space="preserve">1.990</w:t>
+                  </w:r>
+                </w:p>
+              </w:tc>
+            </w:tr>
+            <w:tr>
+              <w:tc>
+                <w:tcPr/>
+                <w:p>
+                  <w:pPr>
+                    <w:pStyle w:val="Compact"/>
+                  </w:pPr>
+                </w:p>
+              </w:tc>
+              <w:tc>
+                <w:tcPr/>
+                <w:p>
+                  <w:pPr>
+                    <w:pStyle w:val="Compact"/>
+                    <w:jc w:val="center"/>
+                  </w:pPr>
+                  <w:r>
+                    <w:t xml:space="preserve">(0.259)</w:t>
+                  </w:r>
+                </w:p>
+              </w:tc>
+              <w:tc>
+                <w:tcPr/>
+                <w:p>
+                  <w:pPr>
+                    <w:pStyle w:val="Compact"/>
+                    <w:jc w:val="center"/>
+                  </w:pPr>
+                  <w:r>
+                    <w:t xml:space="preserve">(2.850)</w:t>
+                  </w:r>
+                </w:p>
+              </w:tc>
+              <w:tc>
+                <w:tcPr/>
+                <w:p>
+                  <w:pPr>
+                    <w:pStyle w:val="Compact"/>
+                    <w:jc w:val="center"/>
+                  </w:pPr>
+                  <w:r>
+                    <w:t xml:space="preserve">(2.254)</w:t>
+                  </w:r>
+                </w:p>
+              </w:tc>
+            </w:tr>
+            <w:tr>
+              <w:tc>
+                <w:tcPr/>
+                <w:p>
+                  <w:pPr>
+                    <w:pStyle w:val="Compact"/>
+                    <w:jc w:val="center"/>
+                  </w:pPr>
+                  <w:r>
+                    <w:t xml:space="preserve">Climate cue × Liberal Democrat</w:t>
+                  </w:r>
+                </w:p>
+              </w:tc>
+              <w:tc>
+                <w:tcPr/>
+                <w:p>
+                  <w:pPr>
+                    <w:pStyle w:val="Compact"/>
+                    <w:jc w:val="center"/>
+                  </w:pPr>
+                  <w:r>
+                    <w:t xml:space="preserve">-0.273</w:t>
+                  </w:r>
+                </w:p>
+              </w:tc>
+              <w:tc>
+                <w:tcPr/>
+                <w:p>
+                  <w:pPr>
+                    <w:pStyle w:val="Compact"/>
+                    <w:jc w:val="center"/>
+                  </w:pPr>
+                  <w:r>
+                    <w:t xml:space="preserve">1.008</w:t>
+                  </w:r>
+                </w:p>
+              </w:tc>
+              <w:tc>
+                <w:tcPr/>
+                <w:p>
+                  <w:pPr>
+                    <w:pStyle w:val="Compact"/>
+                    <w:jc w:val="center"/>
+                  </w:pPr>
+                  <w:r>
+                    <w:t xml:space="preserve">3.533</w:t>
+                  </w:r>
+                </w:p>
+              </w:tc>
+            </w:tr>
+            <w:tr>
+              <w:tc>
+                <w:tcPr/>
+                <w:p>
+                  <w:pPr>
+                    <w:pStyle w:val="Compact"/>
+                  </w:pPr>
+                </w:p>
+              </w:tc>
+              <w:tc>
+                <w:tcPr/>
+                <w:p>
+                  <w:pPr>
+                    <w:pStyle w:val="Compact"/>
+                    <w:jc w:val="center"/>
+                  </w:pPr>
+                  <w:r>
+                    <w:t xml:space="preserve">(0.260)</w:t>
+                  </w:r>
+                </w:p>
+              </w:tc>
+              <w:tc>
+                <w:tcPr/>
+                <w:p>
+                  <w:pPr>
+                    <w:pStyle w:val="Compact"/>
+                    <w:jc w:val="center"/>
+                  </w:pPr>
+                  <w:r>
+                    <w:t xml:space="preserve">(2.992)</w:t>
+                  </w:r>
+                </w:p>
+              </w:tc>
+              <w:tc>
+                <w:tcPr/>
+                <w:p>
+                  <w:pPr>
+                    <w:pStyle w:val="Compact"/>
+                    <w:jc w:val="center"/>
+                  </w:pPr>
+                  <w:r>
+                    <w:t xml:space="preserve">(2.174)</w:t>
+                  </w:r>
+                </w:p>
+              </w:tc>
+            </w:tr>
+            <w:tr>
+              <w:tc>
+                <w:tcPr/>
+                <w:p>
+                  <w:pPr>
+                    <w:pStyle w:val="Compact"/>
+                    <w:jc w:val="center"/>
+                  </w:pPr>
+                  <w:r>
+                    <w:t xml:space="preserve">Trump cue × Conservative Republican</w:t>
+                  </w:r>
+                </w:p>
+              </w:tc>
+              <w:tc>
+                <w:tcPr/>
+                <w:p>
+                  <w:pPr>
+                    <w:pStyle w:val="Compact"/>
+                    <w:jc w:val="center"/>
+                  </w:pPr>
+                  <w:r>
+                    <w:t xml:space="preserve">0.418</w:t>
+                  </w:r>
+                </w:p>
+              </w:tc>
+              <w:tc>
+                <w:tcPr/>
+                <w:p>
+                  <w:pPr>
+                    <w:pStyle w:val="Compact"/>
+                    <w:jc w:val="center"/>
+                  </w:pPr>
+                  <w:r>
+                    <w:t xml:space="preserve">3.040</w:t>
+                  </w:r>
+                </w:p>
+              </w:tc>
+              <w:tc>
+                <w:tcPr/>
+                <w:p>
+                  <w:pPr>
+                    <w:pStyle w:val="Compact"/>
+                    <w:jc w:val="center"/>
+                  </w:pPr>
+                  <w:r>
+                    <w:t xml:space="preserve">0.388</w:t>
+                  </w:r>
+                </w:p>
+              </w:tc>
+            </w:tr>
+            <w:tr>
+              <w:tc>
+                <w:tcPr/>
+                <w:p>
+                  <w:pPr>
+                    <w:pStyle w:val="Compact"/>
+                  </w:pPr>
+                </w:p>
+              </w:tc>
+              <w:tc>
+                <w:tcPr/>
+                <w:p>
+                  <w:pPr>
+                    <w:pStyle w:val="Compact"/>
+                    <w:jc w:val="center"/>
+                  </w:pPr>
+                  <w:r>
+                    <w:t xml:space="preserve">(0.301)</w:t>
+                  </w:r>
+                </w:p>
+              </w:tc>
+              <w:tc>
+                <w:tcPr/>
+                <w:p>
+                  <w:pPr>
+                    <w:pStyle w:val="Compact"/>
+                    <w:jc w:val="center"/>
+                  </w:pPr>
+                  <w:r>
+                    <w:t xml:space="preserve">(2.928)</w:t>
+                  </w:r>
+                </w:p>
+              </w:tc>
+              <w:tc>
+                <w:tcPr/>
+                <w:p>
+                  <w:pPr>
+                    <w:pStyle w:val="Compact"/>
+                    <w:jc w:val="center"/>
+                  </w:pPr>
+                  <w:r>
+                    <w:t xml:space="preserve">(2.347)</w:t>
+                  </w:r>
+                </w:p>
+              </w:tc>
+            </w:tr>
+            <w:tr>
+              <w:tc>
+                <w:tcPr/>
+                <w:p>
+                  <w:pPr>
+                    <w:pStyle w:val="Compact"/>
+                    <w:jc w:val="center"/>
+                  </w:pPr>
+                  <w:r>
+                    <w:t xml:space="preserve">Climate cue × Conservative Republican</w:t>
+                  </w:r>
+                </w:p>
+              </w:tc>
+              <w:tc>
+                <w:tcPr/>
+                <w:p>
+                  <w:pPr>
+                    <w:pStyle w:val="Compact"/>
+                    <w:jc w:val="center"/>
+                  </w:pPr>
+                  <w:r>
+                    <w:t xml:space="preserve">-0.015</w:t>
+                  </w:r>
+                </w:p>
+              </w:tc>
+              <w:tc>
+                <w:tcPr/>
+                <w:p>
+                  <w:pPr>
+                    <w:pStyle w:val="Compact"/>
+                    <w:jc w:val="center"/>
+                  </w:pPr>
+                  <w:r>
+                    <w:t xml:space="preserve">3.099</w:t>
+                  </w:r>
+                </w:p>
+              </w:tc>
+              <w:tc>
+                <w:tcPr/>
+                <w:p>
+                  <w:pPr>
+                    <w:pStyle w:val="Compact"/>
+                    <w:jc w:val="center"/>
+                  </w:pPr>
+                  <w:r>
+                    <w:t xml:space="preserve">3.018</w:t>
+                  </w:r>
+                </w:p>
+              </w:tc>
+            </w:tr>
+            <w:tr>
+              <w:tc>
+                <w:tcPr/>
+                <w:p>
+                  <w:pPr>
+                    <w:pStyle w:val="Compact"/>
+                  </w:pPr>
+                </w:p>
+              </w:tc>
+              <w:tc>
+                <w:tcPr/>
+                <w:p>
+                  <w:pPr>
+                    <w:pStyle w:val="Compact"/>
+                    <w:jc w:val="center"/>
+                  </w:pPr>
+                  <w:r>
+                    <w:t xml:space="preserve">(0.293)</w:t>
+                  </w:r>
+                </w:p>
+              </w:tc>
+              <w:tc>
+                <w:tcPr/>
+                <w:p>
+                  <w:pPr>
+                    <w:pStyle w:val="Compact"/>
+                    <w:jc w:val="center"/>
+                  </w:pPr>
+                  <w:r>
+                    <w:t xml:space="preserve">(2.901)</w:t>
+                  </w:r>
+                </w:p>
+              </w:tc>
+              <w:tc>
+                <w:tcPr/>
+                <w:p>
+                  <w:pPr>
+                    <w:pStyle w:val="Compact"/>
+                    <w:jc w:val="center"/>
+                  </w:pPr>
+                  <w:r>
+                    <w:t xml:space="preserve">(2.300)</w:t>
+                  </w:r>
+                </w:p>
+              </w:tc>
+            </w:tr>
+            <w:tr>
+              <w:tc>
+                <w:tcPr/>
+                <w:p>
+                  <w:pPr>
+                    <w:pStyle w:val="Compact"/>
+                    <w:jc w:val="center"/>
+                  </w:pPr>
+                  <w:r>
+                    <w:t xml:space="preserve">Concern about energy cost</w:t>
+                  </w:r>
+                </w:p>
+              </w:tc>
+              <w:tc>
+                <w:tcPr/>
+                <w:p>
+                  <w:pPr>
+                    <w:pStyle w:val="Compact"/>
+                    <w:jc w:val="center"/>
+                  </w:pPr>
+                  <w:r>
+                    <w:t xml:space="preserve">-0.149***</w:t>
+                  </w:r>
+                </w:p>
+              </w:tc>
+              <w:tc>
+                <w:tcPr/>
+                <w:p>
+                  <w:pPr>
+                    <w:pStyle w:val="Compact"/>
+                    <w:jc w:val="center"/>
+                  </w:pPr>
+                  <w:r>
+                    <w:t xml:space="preserve">-1.294***</w:t>
+                  </w:r>
+                </w:p>
+              </w:tc>
+              <w:tc>
+                <w:tcPr/>
+                <w:p>
+                  <w:pPr>
+                    <w:pStyle w:val="Compact"/>
+                    <w:jc w:val="center"/>
+                  </w:pPr>
+                  <w:r>
+                    <w:t xml:space="preserve">-0.412</w:t>
+                  </w:r>
+                </w:p>
+              </w:tc>
+            </w:tr>
+            <w:tr>
+              <w:tc>
+                <w:tcPr/>
+                <w:p>
+                  <w:pPr>
+                    <w:pStyle w:val="Compact"/>
+                  </w:pPr>
+                </w:p>
+              </w:tc>
+              <w:tc>
+                <w:tcPr/>
+                <w:p>
+                  <w:pPr>
+                    <w:pStyle w:val="Compact"/>
+                    <w:jc w:val="center"/>
+                  </w:pPr>
+                  <w:r>
+                    <w:t xml:space="preserve">(0.050)</w:t>
+                  </w:r>
+                </w:p>
+              </w:tc>
+              <w:tc>
+                <w:tcPr/>
+                <w:p>
+                  <w:pPr>
+                    <w:pStyle w:val="Compact"/>
+                    <w:jc w:val="center"/>
+                  </w:pPr>
+                  <w:r>
+                    <w:t xml:space="preserve">(0.491)</w:t>
+                  </w:r>
+                </w:p>
+              </w:tc>
+              <w:tc>
+                <w:tcPr/>
+                <w:p>
+                  <w:pPr>
+                    <w:pStyle w:val="Compact"/>
+                    <w:jc w:val="center"/>
+                  </w:pPr>
+                  <w:r>
+                    <w:t xml:space="preserve">(0.386)</w:t>
+                  </w:r>
+                </w:p>
+              </w:tc>
+            </w:tr>
+            <w:tr>
+              <w:tc>
+                <w:tcPr/>
+                <w:p>
+                  <w:pPr>
+                    <w:pStyle w:val="Compact"/>
+                    <w:jc w:val="center"/>
+                  </w:pPr>
+                  <w:r>
+                    <w:t xml:space="preserve">Trump cue × Concern about energy cost</w:t>
+                  </w:r>
+                </w:p>
+              </w:tc>
+              <w:tc>
+                <w:tcPr/>
+                <w:p>
+                  <w:pPr>
+                    <w:pStyle w:val="Compact"/>
+                    <w:jc w:val="center"/>
+                  </w:pPr>
+                  <w:r>
+                    <w:t xml:space="preserve">-0.015</w:t>
+                  </w:r>
+                </w:p>
+              </w:tc>
+              <w:tc>
+                <w:tcPr/>
+                <w:p>
+                  <w:pPr>
+                    <w:pStyle w:val="Compact"/>
+                    <w:jc w:val="center"/>
+                  </w:pPr>
+                  <w:r>
+                    <w:t xml:space="preserve">1.074**</w:t>
+                  </w:r>
+                </w:p>
+              </w:tc>
+              <w:tc>
+                <w:tcPr/>
+                <w:p>
+                  <w:pPr>
+                    <w:pStyle w:val="Compact"/>
+                    <w:jc w:val="center"/>
+                  </w:pPr>
+                  <w:r>
+                    <w:t xml:space="preserve">0.107</w:t>
+                  </w:r>
+                </w:p>
+              </w:tc>
+            </w:tr>
+            <w:tr>
+              <w:tc>
+                <w:tcPr/>
+                <w:p>
+                  <w:pPr>
+                    <w:pStyle w:val="Compact"/>
+                  </w:pPr>
+                </w:p>
+              </w:tc>
+              <w:tc>
+                <w:tcPr/>
+                <w:p>
+                  <w:pPr>
+                    <w:pStyle w:val="Compact"/>
+                    <w:jc w:val="center"/>
+                  </w:pPr>
+                  <w:r>
+                    <w:t xml:space="preserve">(0.051)</w:t>
+                  </w:r>
+                </w:p>
+              </w:tc>
+              <w:tc>
+                <w:tcPr/>
+                <w:p>
+                  <w:pPr>
+                    <w:pStyle w:val="Compact"/>
+                    <w:jc w:val="center"/>
+                  </w:pPr>
+                  <w:r>
+                    <w:t xml:space="preserve">(0.534)</w:t>
+                  </w:r>
+                </w:p>
+              </w:tc>
+              <w:tc>
+                <w:tcPr/>
+                <w:p>
+                  <w:pPr>
+                    <w:pStyle w:val="Compact"/>
+                    <w:jc w:val="center"/>
+                  </w:pPr>
+                  <w:r>
+                    <w:t xml:space="preserve">(0.385)</w:t>
+                  </w:r>
+                </w:p>
+              </w:tc>
+            </w:tr>
+            <w:tr>
+              <w:tc>
+                <w:tcPr/>
+                <w:p>
+                  <w:pPr>
+                    <w:pStyle w:val="Compact"/>
+                    <w:jc w:val="center"/>
+                  </w:pPr>
+                  <w:r>
+                    <w:t xml:space="preserve">Climate cue × Concern about energy cost</w:t>
+                  </w:r>
+                </w:p>
+              </w:tc>
+              <w:tc>
+                <w:tcPr/>
+                <w:p>
+                  <w:pPr>
+                    <w:pStyle w:val="Compact"/>
+                    <w:jc w:val="center"/>
+                  </w:pPr>
+                  <w:r>
+                    <w:t xml:space="preserve">0.001</w:t>
+                  </w:r>
+                </w:p>
+              </w:tc>
+              <w:tc>
+                <w:tcPr/>
+                <w:p>
+                  <w:pPr>
+                    <w:pStyle w:val="Compact"/>
+                    <w:jc w:val="center"/>
+                  </w:pPr>
+                  <w:r>
+                    <w:t xml:space="preserve">0.642</w:t>
+                  </w:r>
+                </w:p>
+              </w:tc>
+              <w:tc>
+                <w:tcPr/>
+                <w:p>
+                  <w:pPr>
+                    <w:pStyle w:val="Compact"/>
+                    <w:jc w:val="center"/>
+                  </w:pPr>
+                  <w:r>
+                    <w:t xml:space="preserve">0.187</w:t>
+                  </w:r>
+                </w:p>
+              </w:tc>
+            </w:tr>
+            <w:tr>
+              <w:tc>
+                <w:tcPr/>
+                <w:p>
+                  <w:pPr>
+                    <w:pStyle w:val="Compact"/>
+                  </w:pPr>
+                </w:p>
+              </w:tc>
+              <w:tc>
+                <w:tcPr/>
+                <w:p>
+                  <w:pPr>
+                    <w:pStyle w:val="Compact"/>
+                    <w:jc w:val="center"/>
+                  </w:pPr>
+                  <w:r>
+                    <w:t xml:space="preserve">(0.053)</w:t>
+                  </w:r>
+                </w:p>
+              </w:tc>
+              <w:tc>
+                <w:tcPr/>
+                <w:p>
+                  <w:pPr>
+                    <w:pStyle w:val="Compact"/>
+                    <w:jc w:val="center"/>
+                  </w:pPr>
+                  <w:r>
+                    <w:t xml:space="preserve">(0.512)</w:t>
+                  </w:r>
+                </w:p>
+              </w:tc>
+              <w:tc>
+                <w:tcPr/>
+                <w:p>
+                  <w:pPr>
+                    <w:pStyle w:val="Compact"/>
+                    <w:jc w:val="center"/>
+                  </w:pPr>
+                  <w:r>
+                    <w:t xml:space="preserve">(0.399)</w:t>
+                  </w:r>
+                </w:p>
+              </w:tc>
+            </w:tr>
+            <w:tr>
+              <w:tc>
+                <w:tcPr/>
+                <w:p>
+                  <w:pPr>
+                    <w:pStyle w:val="Compact"/>
+                    <w:jc w:val="center"/>
+                  </w:pPr>
+                  <w:r>
+                    <w:t xml:space="preserve">Concern about energy cost × Liberal Democrat</w:t>
+                  </w:r>
+                </w:p>
+              </w:tc>
+              <w:tc>
+                <w:tcPr/>
+                <w:p>
+                  <w:pPr>
+                    <w:pStyle w:val="Compact"/>
+                    <w:jc w:val="center"/>
+                  </w:pPr>
+                  <w:r>
+                    <w:t xml:space="preserve">0.124**</w:t>
+                  </w:r>
+                </w:p>
+              </w:tc>
+              <w:tc>
+                <w:tcPr/>
+                <w:p>
+                  <w:pPr>
+                    <w:pStyle w:val="Compact"/>
+                    <w:jc w:val="center"/>
+                  </w:pPr>
+                  <w:r>
+                    <w:t xml:space="preserve">0.282</w:t>
+                  </w:r>
+                </w:p>
+              </w:tc>
+              <w:tc>
+                <w:tcPr/>
+                <w:p>
+                  <w:pPr>
+                    <w:pStyle w:val="Compact"/>
+                    <w:jc w:val="center"/>
+                  </w:pPr>
+                  <w:r>
+                    <w:t xml:space="preserve">0.024</w:t>
+                  </w:r>
+                </w:p>
+              </w:tc>
+            </w:tr>
+            <w:tr>
+              <w:tc>
+                <w:tcPr/>
+                <w:p>
+                  <w:pPr>
+                    <w:pStyle w:val="Compact"/>
+                  </w:pPr>
+                </w:p>
+              </w:tc>
+              <w:tc>
+                <w:tcPr/>
+                <w:p>
+                  <w:pPr>
+                    <w:pStyle w:val="Compact"/>
+                    <w:jc w:val="center"/>
+                  </w:pPr>
+                  <w:r>
+                    <w:t xml:space="preserve">(0.051)</w:t>
+                  </w:r>
+                </w:p>
+              </w:tc>
+              <w:tc>
+                <w:tcPr/>
+                <w:p>
+                  <w:pPr>
+                    <w:pStyle w:val="Compact"/>
+                    <w:jc w:val="center"/>
+                  </w:pPr>
+                  <w:r>
+                    <w:t xml:space="preserve">(0.514)</w:t>
+                  </w:r>
+                </w:p>
+              </w:tc>
+              <w:tc>
+                <w:tcPr/>
+                <w:p>
+                  <w:pPr>
+                    <w:pStyle w:val="Compact"/>
+                    <w:jc w:val="center"/>
+                  </w:pPr>
+                  <w:r>
+                    <w:t xml:space="preserve">(0.408)</w:t>
+                  </w:r>
+                </w:p>
+              </w:tc>
+            </w:tr>
+            <w:tr>
+              <w:tc>
+                <w:tcPr/>
+                <w:p>
+                  <w:pPr>
+                    <w:pStyle w:val="Compact"/>
+                    <w:jc w:val="center"/>
+                  </w:pPr>
+                  <w:r>
+                    <w:t xml:space="preserve">Concern about energy cost × Conservative Republican</w:t>
+                  </w:r>
+                </w:p>
+              </w:tc>
+              <w:tc>
+                <w:tcPr/>
+                <w:p>
+                  <w:pPr>
+                    <w:pStyle w:val="Compact"/>
+                    <w:jc w:val="center"/>
+                  </w:pPr>
+                  <w:r>
+                    <w:t xml:space="preserve">0.119**</w:t>
+                  </w:r>
+                </w:p>
+              </w:tc>
+              <w:tc>
+                <w:tcPr/>
+                <w:p>
+                  <w:pPr>
+                    <w:pStyle w:val="Compact"/>
+                    <w:jc w:val="center"/>
+                  </w:pPr>
+                  <w:r>
+                    <w:t xml:space="preserve">0.073</w:t>
+                  </w:r>
+                </w:p>
+              </w:tc>
+              <w:tc>
+                <w:tcPr/>
+                <w:p>
+                  <w:pPr>
+                    <w:pStyle w:val="Compact"/>
+                    <w:jc w:val="center"/>
+                  </w:pPr>
+                  <w:r>
+                    <w:t xml:space="preserve">-0.181</w:t>
+                  </w:r>
+                </w:p>
+              </w:tc>
+            </w:tr>
+            <w:tr>
+              <w:tc>
+                <w:tcPr/>
+                <w:p>
+                  <w:pPr>
+                    <w:pStyle w:val="Compact"/>
+                  </w:pPr>
+                </w:p>
+              </w:tc>
+              <w:tc>
+                <w:tcPr/>
+                <w:p>
+                  <w:pPr>
+                    <w:pStyle w:val="Compact"/>
+                    <w:jc w:val="center"/>
+                  </w:pPr>
+                  <w:r>
+                    <w:t xml:space="preserve">(0.057)</w:t>
+                  </w:r>
+                </w:p>
+              </w:tc>
+              <w:tc>
+                <w:tcPr/>
+                <w:p>
+                  <w:pPr>
+                    <w:pStyle w:val="Compact"/>
+                    <w:jc w:val="center"/>
+                  </w:pPr>
+                  <w:r>
+                    <w:t xml:space="preserve">(0.497)</w:t>
+                  </w:r>
+                </w:p>
+              </w:tc>
+              <w:tc>
+                <w:tcPr/>
+                <w:p>
+                  <w:pPr>
+                    <w:pStyle w:val="Compact"/>
+                    <w:jc w:val="center"/>
+                  </w:pPr>
+                  <w:r>
+                    <w:t xml:space="preserve">(0.416)</w:t>
+                  </w:r>
+                </w:p>
+              </w:tc>
+            </w:tr>
+            <w:tr>
+              <w:tc>
+                <w:tcPr/>
+                <w:p>
+                  <w:pPr>
+                    <w:pStyle w:val="Compact"/>
+                    <w:jc w:val="center"/>
+                  </w:pPr>
+                  <w:r>
+                    <w:t xml:space="preserve">Age</w:t>
+                  </w:r>
+                </w:p>
+              </w:tc>
+              <w:tc>
+                <w:tcPr/>
+                <w:p>
+                  <w:pPr>
+                    <w:pStyle w:val="Compact"/>
+                    <w:jc w:val="center"/>
+                  </w:pPr>
+                  <w:r>
+                    <w:t xml:space="preserve">0.008**</w:t>
+                  </w:r>
+                </w:p>
+              </w:tc>
+              <w:tc>
+                <w:tcPr/>
+                <w:p>
+                  <w:pPr>
+                    <w:pStyle w:val="Compact"/>
+                    <w:jc w:val="center"/>
+                  </w:pPr>
+                  <w:r>
+                    <w:t xml:space="preserve">-0.002</w:t>
+                  </w:r>
+                </w:p>
+              </w:tc>
+              <w:tc>
+                <w:tcPr/>
+                <w:p>
+                  <w:pPr>
+                    <w:pStyle w:val="Compact"/>
+                    <w:jc w:val="center"/>
+                  </w:pPr>
+                  <w:r>
+                    <w:t xml:space="preserve">-0.092***</w:t>
+                  </w:r>
+                </w:p>
+              </w:tc>
+            </w:tr>
+            <w:tr>
+              <w:tc>
+                <w:tcPr/>
+                <w:p>
+                  <w:pPr>
+                    <w:pStyle w:val="Compact"/>
+                  </w:pPr>
+                </w:p>
+              </w:tc>
+              <w:tc>
+                <w:tcPr/>
+                <w:p>
+                  <w:pPr>
+                    <w:pStyle w:val="Compact"/>
+                    <w:jc w:val="center"/>
+                  </w:pPr>
+                  <w:r>
+                    <w:t xml:space="preserve">(0.003)</w:t>
+                  </w:r>
+                </w:p>
+              </w:tc>
+              <w:tc>
+                <w:tcPr/>
+                <w:p>
+                  <w:pPr>
+                    <w:pStyle w:val="Compact"/>
+                    <w:jc w:val="center"/>
+                  </w:pPr>
+                  <w:r>
+                    <w:t xml:space="preserve">(0.034)</w:t>
+                  </w:r>
+                </w:p>
+              </w:tc>
+              <w:tc>
+                <w:tcPr/>
+                <w:p>
+                  <w:pPr>
+                    <w:pStyle w:val="Compact"/>
+                    <w:jc w:val="center"/>
+                  </w:pPr>
+                  <w:r>
+                    <w:t xml:space="preserve">(0.025)</w:t>
+                  </w:r>
+                </w:p>
+              </w:tc>
+            </w:tr>
+            <w:tr>
+              <w:tc>
+                <w:tcPr/>
+                <w:p>
+                  <w:pPr>
+                    <w:pStyle w:val="Compact"/>
+                    <w:jc w:val="center"/>
+                  </w:pPr>
+                  <w:r>
+                    <w:t xml:space="preserve">Male</w:t>
+                  </w:r>
+                </w:p>
+              </w:tc>
+              <w:tc>
+                <w:tcPr/>
+                <w:p>
+                  <w:pPr>
+                    <w:pStyle w:val="Compact"/>
+                    <w:jc w:val="center"/>
+                  </w:pPr>
+                  <w:r>
+                    <w:t xml:space="preserve">-0.065</w:t>
+                  </w:r>
+                </w:p>
+              </w:tc>
+              <w:tc>
+                <w:tcPr/>
+                <w:p>
+                  <w:pPr>
+                    <w:pStyle w:val="Compact"/>
+                    <w:jc w:val="center"/>
+                  </w:pPr>
+                  <w:r>
+                    <w:t xml:space="preserve">-0.373</w:t>
+                  </w:r>
+                </w:p>
+              </w:tc>
+              <w:tc>
+                <w:tcPr/>
+                <w:p>
+                  <w:pPr>
+                    <w:pStyle w:val="Compact"/>
+                    <w:jc w:val="center"/>
+                  </w:pPr>
+                  <w:r>
+                    <w:t xml:space="preserve">0.482</w:t>
+                  </w:r>
+                </w:p>
+              </w:tc>
+            </w:tr>
+            <w:tr>
+              <w:tc>
+                <w:tcPr/>
+                <w:p>
+                  <w:pPr>
+                    <w:pStyle w:val="Compact"/>
+                  </w:pPr>
+                </w:p>
+              </w:tc>
+              <w:tc>
+                <w:tcPr/>
+                <w:p>
+                  <w:pPr>
+                    <w:pStyle w:val="Compact"/>
+                    <w:jc w:val="center"/>
+                  </w:pPr>
+                  <w:r>
+                    <w:t xml:space="preserve">(0.093)</w:t>
+                  </w:r>
+                </w:p>
+              </w:tc>
+              <w:tc>
+                <w:tcPr/>
+                <w:p>
+                  <w:pPr>
+                    <w:pStyle w:val="Compact"/>
+                    <w:jc w:val="center"/>
+                  </w:pPr>
+                  <w:r>
+                    <w:t xml:space="preserve">(1.038)</w:t>
+                  </w:r>
+                </w:p>
+              </w:tc>
+              <w:tc>
+                <w:tcPr/>
+                <w:p>
+                  <w:pPr>
+                    <w:pStyle w:val="Compact"/>
+                    <w:jc w:val="center"/>
+                  </w:pPr>
+                  <w:r>
+                    <w:t xml:space="preserve">(0.716)</w:t>
+                  </w:r>
+                </w:p>
+              </w:tc>
+            </w:tr>
+            <w:tr>
+              <w:tc>
+                <w:tcPr/>
+                <w:p>
+                  <w:pPr>
+                    <w:pStyle w:val="Compact"/>
+                    <w:jc w:val="center"/>
+                  </w:pPr>
+                  <w:r>
+                    <w:t xml:space="preserve">White</w:t>
+                  </w:r>
+                </w:p>
+              </w:tc>
+              <w:tc>
+                <w:tcPr/>
+                <w:p>
+                  <w:pPr>
+                    <w:pStyle w:val="Compact"/>
+                    <w:jc w:val="center"/>
+                  </w:pPr>
+                  <w:r>
+                    <w:t xml:space="preserve">-0.260**</w:t>
+                  </w:r>
+                </w:p>
+              </w:tc>
+              <w:tc>
+                <w:tcPr/>
+                <w:p>
+                  <w:pPr>
+                    <w:pStyle w:val="Compact"/>
+                    <w:jc w:val="center"/>
+                  </w:pPr>
+                  <w:r>
+                    <w:t xml:space="preserve">0.802</w:t>
+                  </w:r>
+                </w:p>
+              </w:tc>
+              <w:tc>
+                <w:tcPr/>
+                <w:p>
+                  <w:pPr>
+                    <w:pStyle w:val="Compact"/>
+                    <w:jc w:val="center"/>
+                  </w:pPr>
+                  <w:r>
+                    <w:t xml:space="preserve">2.541***</w:t>
+                  </w:r>
+                </w:p>
+              </w:tc>
+            </w:tr>
+            <w:tr>
+              <w:tc>
+                <w:tcPr/>
+                <w:p>
+                  <w:pPr>
+                    <w:pStyle w:val="Compact"/>
+                  </w:pPr>
+                </w:p>
+              </w:tc>
+              <w:tc>
+                <w:tcPr/>
+                <w:p>
+                  <w:pPr>
+                    <w:pStyle w:val="Compact"/>
+                    <w:jc w:val="center"/>
+                  </w:pPr>
+                  <w:r>
+                    <w:t xml:space="preserve">(0.105)</w:t>
+                  </w:r>
+                </w:p>
+              </w:tc>
+              <w:tc>
+                <w:tcPr/>
+                <w:p>
+                  <w:pPr>
+                    <w:pStyle w:val="Compact"/>
+                    <w:jc w:val="center"/>
+                  </w:pPr>
+                  <w:r>
+                    <w:t xml:space="preserve">(1.208)</w:t>
+                  </w:r>
+                </w:p>
+              </w:tc>
+              <w:tc>
+                <w:tcPr/>
+                <w:p>
+                  <w:pPr>
+                    <w:pStyle w:val="Compact"/>
+                    <w:jc w:val="center"/>
+                  </w:pPr>
+                  <w:r>
+                    <w:t xml:space="preserve">(0.853)</w:t>
+                  </w:r>
+                </w:p>
+              </w:tc>
+            </w:tr>
+            <w:tr>
+              <w:tc>
+                <w:tcPr/>
+                <w:p>
+                  <w:pPr>
+                    <w:pStyle w:val="Compact"/>
+                    <w:jc w:val="center"/>
+                  </w:pPr>
+                  <w:r>
+                    <w:t xml:space="preserve">Education</w:t>
+                  </w:r>
+                </w:p>
+              </w:tc>
+              <w:tc>
+                <w:tcPr/>
+                <w:p>
+                  <w:pPr>
+                    <w:pStyle w:val="Compact"/>
+                    <w:jc w:val="center"/>
+                  </w:pPr>
+                  <w:r>
+                    <w:t xml:space="preserve">-0.029</w:t>
+                  </w:r>
+                </w:p>
+              </w:tc>
+              <w:tc>
+                <w:tcPr/>
+                <w:p>
+                  <w:pPr>
+                    <w:pStyle w:val="Compact"/>
+                    <w:jc w:val="center"/>
+                  </w:pPr>
+                  <w:r>
+                    <w:t xml:space="preserve">1.150***</w:t>
+                  </w:r>
+                </w:p>
+              </w:tc>
+              <w:tc>
+                <w:tcPr/>
+                <w:p>
+                  <w:pPr>
+                    <w:pStyle w:val="Compact"/>
+                    <w:jc w:val="center"/>
+                  </w:pPr>
+                  <w:r>
+                    <w:t xml:space="preserve">0.387*</w:t>
+                  </w:r>
+                </w:p>
+              </w:tc>
+            </w:tr>
+            <w:tr>
+              <w:tc>
+                <w:tcPr/>
+                <w:p>
+                  <w:pPr>
+                    <w:pStyle w:val="Compact"/>
+                  </w:pPr>
+                </w:p>
+              </w:tc>
+              <w:tc>
+                <w:tcPr/>
+                <w:p>
+                  <w:pPr>
+                    <w:pStyle w:val="Compact"/>
+                    <w:jc w:val="center"/>
+                  </w:pPr>
+                  <w:r>
+                    <w:t xml:space="preserve">(0.027)</w:t>
+                  </w:r>
+                </w:p>
+              </w:tc>
+              <w:tc>
+                <w:tcPr/>
+                <w:p>
+                  <w:pPr>
+                    <w:pStyle w:val="Compact"/>
+                    <w:jc w:val="center"/>
+                  </w:pPr>
+                  <w:r>
+                    <w:t xml:space="preserve">(0.291)</w:t>
+                  </w:r>
+                </w:p>
+              </w:tc>
+              <w:tc>
+                <w:tcPr/>
+                <w:p>
+                  <w:pPr>
+                    <w:pStyle w:val="Compact"/>
+                    <w:jc w:val="center"/>
+                  </w:pPr>
+                  <w:r>
+                    <w:t xml:space="preserve">(0.208)</w:t>
+                  </w:r>
+                </w:p>
+              </w:tc>
+            </w:tr>
+            <w:tr>
+              <w:tc>
+                <w:tcPr/>
+                <w:p>
+                  <w:pPr>
+                    <w:pStyle w:val="Compact"/>
+                    <w:jc w:val="center"/>
+                  </w:pPr>
+                  <w:r>
+                    <w:t xml:space="preserve">Income</w:t>
+                  </w:r>
+                </w:p>
+              </w:tc>
+              <w:tc>
+                <w:tcPr/>
+                <w:p>
+                  <w:pPr>
+                    <w:pStyle w:val="Compact"/>
+                    <w:jc w:val="center"/>
+                  </w:pPr>
+                  <w:r>
+                    <w:t xml:space="preserve">-0.033*</w:t>
+                  </w:r>
+                </w:p>
+              </w:tc>
+              <w:tc>
+                <w:tcPr/>
+                <w:p>
+                  <w:pPr>
+                    <w:pStyle w:val="Compact"/>
+                    <w:jc w:val="center"/>
+                  </w:pPr>
+                  <w:r>
+                    <w:t xml:space="preserve">0.283</w:t>
+                  </w:r>
+                </w:p>
+              </w:tc>
+              <w:tc>
+                <w:tcPr/>
+                <w:p>
+                  <w:pPr>
+                    <w:pStyle w:val="Compact"/>
+                    <w:jc w:val="center"/>
+                  </w:pPr>
+                  <w:r>
+                    <w:t xml:space="preserve">0.478***</w:t>
+                  </w:r>
+                </w:p>
+              </w:tc>
+            </w:tr>
+            <w:tr>
+              <w:tc>
+                <w:tcPr/>
+                <w:p>
+                  <w:pPr>
+                    <w:pStyle w:val="Compact"/>
+                  </w:pPr>
+                </w:p>
+              </w:tc>
+              <w:tc>
+                <w:tcPr/>
+                <w:p>
+                  <w:pPr>
+                    <w:pStyle w:val="Compact"/>
+                    <w:jc w:val="center"/>
+                  </w:pPr>
+                  <w:r>
+                    <w:t xml:space="preserve">(0.019)</w:t>
+                  </w:r>
+                </w:p>
+              </w:tc>
+              <w:tc>
+                <w:tcPr/>
+                <w:p>
+                  <w:pPr>
+                    <w:pStyle w:val="Compact"/>
+                    <w:jc w:val="center"/>
+                  </w:pPr>
+                  <w:r>
+                    <w:t xml:space="preserve">(0.210)</w:t>
+                  </w:r>
+                </w:p>
+              </w:tc>
+              <w:tc>
+                <w:tcPr/>
+                <w:p>
+                  <w:pPr>
+                    <w:pStyle w:val="Compact"/>
+                    <w:jc w:val="center"/>
+                  </w:pPr>
+                  <w:r>
+                    <w:t xml:space="preserve">(0.145)</w:t>
+                  </w:r>
+                </w:p>
+              </w:tc>
+            </w:tr>
+            <w:tr>
+              <w:tc>
+                <w:tcPr/>
+                <w:p>
+                  <w:pPr>
+                    <w:pStyle w:val="Compact"/>
+                    <w:jc w:val="center"/>
+                  </w:pPr>
+                  <w:r>
+                    <w:t xml:space="preserve">(Intercept)</w:t>
+                  </w:r>
+                </w:p>
+              </w:tc>
+              <w:tc>
+                <w:tcPr/>
+                <w:p>
+                  <w:pPr>
+                    <w:pStyle w:val="Compact"/>
+                    <w:jc w:val="center"/>
+                  </w:pPr>
+                  <w:r>
+                    <w:t xml:space="preserve">1.235***</w:t>
+                  </w:r>
+                </w:p>
+              </w:tc>
+              <w:tc>
+                <w:tcPr/>
+                <w:p>
+                  <w:pPr>
+                    <w:pStyle w:val="Compact"/>
+                    <w:jc w:val="center"/>
+                  </w:pPr>
+                  <w:r>
+                    <w:t xml:space="preserve">21.574***</w:t>
+                  </w:r>
+                </w:p>
+              </w:tc>
+              <w:tc>
+                <w:tcPr/>
+                <w:p>
+                  <w:pPr>
+                    <w:pStyle w:val="Compact"/>
+                    <w:jc w:val="center"/>
+                  </w:pPr>
+                  <w:r>
+                    <w:t xml:space="preserve">21.209***</w:t>
+                  </w:r>
+                </w:p>
+              </w:tc>
+            </w:tr>
+            <w:tr>
+              <w:tc>
+                <w:tcPr/>
+                <w:p>
+                  <w:pPr>
+                    <w:pStyle w:val="Compact"/>
+                  </w:pPr>
+                </w:p>
+              </w:tc>
+              <w:tc>
+                <w:tcPr/>
+                <w:p>
+                  <w:pPr>
+                    <w:pStyle w:val="Compact"/>
+                    <w:jc w:val="center"/>
+                  </w:pPr>
+                  <w:r>
+                    <w:t xml:space="preserve">(0.445)</w:t>
+                  </w:r>
+                </w:p>
+              </w:tc>
+              <w:tc>
+                <w:tcPr/>
+                <w:p>
+                  <w:pPr>
+                    <w:pStyle w:val="Compact"/>
+                    <w:jc w:val="center"/>
+                  </w:pPr>
+                  <w:r>
+                    <w:t xml:space="preserve">(4.462)</w:t>
+                  </w:r>
+                </w:p>
+              </w:tc>
+              <w:tc>
+                <w:tcPr/>
+                <w:p>
+                  <w:pPr>
+                    <w:pStyle w:val="Compact"/>
+                    <w:jc w:val="center"/>
+                  </w:pPr>
+                  <w:r>
+                    <w:t xml:space="preserve">(3.272)</w:t>
+                  </w:r>
+                </w:p>
+              </w:tc>
+            </w:tr>
+            <w:tr>
+              <w:tc>
+                <w:tcPr/>
+                <w:p>
+                  <w:pPr>
+                    <w:pStyle w:val="Compact"/>
+                    <w:jc w:val="center"/>
+                  </w:pPr>
+                  <w:r>
+                    <w:t xml:space="preserve">Num.Obs.</w:t>
+                  </w:r>
+                </w:p>
+              </w:tc>
+              <w:tc>
+                <w:tcPr/>
+                <w:p>
+                  <w:pPr>
+                    <w:pStyle w:val="Compact"/>
+                    <w:jc w:val="center"/>
+                  </w:pPr>
+                  <w:r>
+                    <w:t xml:space="preserve">3113</w:t>
+                  </w:r>
+                </w:p>
+              </w:tc>
+              <w:tc>
+                <w:tcPr/>
+                <w:p>
+                  <w:pPr>
+                    <w:pStyle w:val="Compact"/>
+                    <w:jc w:val="center"/>
+                  </w:pPr>
+                  <w:r>
+                    <w:t xml:space="preserve">1433</w:t>
+                  </w:r>
+                </w:p>
+              </w:tc>
+              <w:tc>
+                <w:tcPr/>
+                <w:p>
+                  <w:pPr>
+                    <w:pStyle w:val="Compact"/>
+                    <w:jc w:val="center"/>
+                  </w:pPr>
+                  <w:r>
+                    <w:t xml:space="preserve">3113</w:t>
+                  </w:r>
+                </w:p>
+              </w:tc>
+            </w:tr>
+            <w:tr>
+              <w:tc>
+                <w:tcPr/>
+                <w:p>
+                  <w:pPr>
+                    <w:pStyle w:val="Compact"/>
+                    <w:jc w:val="center"/>
+                  </w:pPr>
+                  <w:r>
+                    <w:t xml:space="preserve">Adj. R2</w:t>
+                  </w:r>
+                </w:p>
+              </w:tc>
+              <w:tc>
+                <w:tcPr/>
+                <w:p>
+                  <w:pPr>
+                    <w:pStyle w:val="Compact"/>
+                  </w:pPr>
+                </w:p>
+              </w:tc>
+              <w:tc>
+                <w:tcPr/>
+                <w:p>
+                  <w:pPr>
+                    <w:pStyle w:val="Compact"/>
+                    <w:jc w:val="center"/>
+                  </w:pPr>
+                  <w:r>
+                    <w:t xml:space="preserve">0.03</w:t>
+                  </w:r>
+                </w:p>
+              </w:tc>
+              <w:tc>
+                <w:tcPr/>
+                <w:p>
+                  <w:pPr>
+                    <w:pStyle w:val="Compact"/>
+                    <w:jc w:val="center"/>
+                  </w:pPr>
+                  <w:r>
+                    <w:t xml:space="preserve">0.123</w:t>
+                  </w:r>
+                </w:p>
+              </w:tc>
+            </w:tr>
+            <w:tr>
+              <w:tc>
+                <w:tcPr/>
+                <w:p>
+                  <w:pPr>
+                    <w:pStyle w:val="Compact"/>
+                    <w:jc w:val="center"/>
+                  </w:pPr>
+                  <w:r>
+                    <w:t xml:space="preserve">McFadden’s pseudo R2</w:t>
+                  </w:r>
+                </w:p>
+              </w:tc>
+              <w:tc>
+                <w:tcPr/>
+                <w:p>
+                  <w:pPr>
+                    <w:pStyle w:val="Compact"/>
+                    <w:jc w:val="center"/>
+                  </w:pPr>
+                  <w:r>
+                    <w:t xml:space="preserve">0.071</w:t>
+                  </w:r>
+                </w:p>
+              </w:tc>
+              <w:tc>
+                <w:tcPr/>
+                <w:p>
+                  <w:pPr>
+                    <w:pStyle w:val="Compact"/>
+                  </w:pPr>
+                </w:p>
+              </w:tc>
+              <w:tc>
+                <w:tcPr/>
+                <w:p>
+                  <w:pPr>
+                    <w:pStyle w:val="Compact"/>
+                  </w:pPr>
+                </w:p>
+              </w:tc>
+            </w:tr>
+            <w:tr>
+              <w:tc>
+                <w:tcPr>
+                  <w:gridSpan w:val="4"/>
+                </w:tcPr>
+                <w:p>
+                  <w:pPr>
+                    <w:pStyle w:val="Compact"/>
+                    <w:numPr>
+                      <w:ilvl w:val="0"/>
+                      <w:numId w:val="1009"/>
+                    </w:numPr>
+                    <w:jc w:val="center"/>
+                  </w:pPr>
+                  <w:r>
+                    <w:t xml:space="preserve">p &lt; 0.1, ** p &lt; 0.05, *** p &lt; 0.01</w:t>
+                  </w:r>
+                </w:p>
+              </w:tc>
+            </w:tr>
+          </w:tbl>
+          <w:bookmarkEnd w:id="41"/>
+          <w:p/>
+        </w:tc>
+      </w:tr>
+    </w:tbl>
+    <w:p>
+      <w:pPr>
+        <w:pStyle w:val="FirstParagraph"/>
+      </w:pPr>
+      <w:r>
+        <w:t xml:space="preserve">For fossil fuels, concern about energy cost lowered the odds of any positive WTP (b = -0.15, log-odds scale,</w:t>
+      </w:r>
+      <w:r>
+        <w:t xml:space="preserve"> </w:t>
+      </w:r>
+      <w:r>
+        <w:rPr>
+          <w:i/>
+          <w:iCs/>
+        </w:rPr>
+        <w:t xml:space="preserve">p</w:t>
+      </w:r>
+      <w:r>
+        <w:t xml:space="preserve"> </w:t>
+      </w:r>
+      <w:r>
+        <w:t xml:space="preserve">= 0.003), but this penalty was significantly smaller for both liberal Democrats (b = 0.12,</w:t>
+      </w:r>
+      <w:r>
+        <w:t xml:space="preserve"> </w:t>
+      </w:r>
+      <w:r>
+        <w:rPr>
+          <w:i/>
+          <w:iCs/>
+        </w:rPr>
+        <w:t xml:space="preserve">p</w:t>
+      </w:r>
+      <w:r>
+        <w:t xml:space="preserve"> </w:t>
+      </w:r>
+      <w:r>
+        <w:t xml:space="preserve">= 0.016) and conservative Republicans (b = 0.12,</w:t>
+      </w:r>
+      <w:r>
+        <w:t xml:space="preserve"> </w:t>
+      </w:r>
+      <w:r>
+        <w:rPr>
+          <w:i/>
+          <w:iCs/>
+        </w:rPr>
+        <w:t xml:space="preserve">p</w:t>
+      </w:r>
+      <w:r>
+        <w:t xml:space="preserve"> </w:t>
+      </w:r>
+      <w:r>
+        <w:t xml:space="preserve">= 0.038) relative to the reference group. Among those with any positive fossil-fuel WTP, concern about energy cost lowered the amount they were willing to pay (b = -1.29,</w:t>
+      </w:r>
+      <w:r>
+        <w:t xml:space="preserve"> </w:t>
+      </w:r>
+      <w:r>
+        <w:rPr>
+          <w:i/>
+          <w:iCs/>
+        </w:rPr>
+        <w:t xml:space="preserve">p</w:t>
+      </w:r>
+      <w:r>
+        <w:t xml:space="preserve"> </w:t>
+      </w:r>
+      <w:r>
+        <w:t xml:space="preserve">= 0.008), and this penalty was significantly offset under the Trump cue (b = 1.07,</w:t>
+      </w:r>
+      <w:r>
+        <w:t xml:space="preserve"> </w:t>
+      </w:r>
+      <w:r>
+        <w:rPr>
+          <w:i/>
+          <w:iCs/>
+        </w:rPr>
+        <w:t xml:space="preserve">p</w:t>
+      </w:r>
+      <w:r>
+        <w:t xml:space="preserve"> </w:t>
+      </w:r>
+      <w:r>
+        <w:t xml:space="preserve">= 0.045). For renewables, none of the concern-about-cost terms reached significance. The concern-about-cost terms significant at</w:t>
+      </w:r>
+      <w:r>
+        <w:t xml:space="preserve"> </w:t>
+      </w:r>
+      <w:r>
+        <w:rPr>
+          <w:i/>
+          <w:iCs/>
+        </w:rPr>
+        <w:t xml:space="preserve">p</w:t>
+      </w:r>
+      <w:r>
+        <w:t xml:space="preserve"> </w:t>
+      </w:r>
+      <m:oMath>
+        <m:r>
+          <m:rPr>
+            <m:sty m:val="p"/>
+          </m:rPr>
+          <m:t>≤</m:t>
+        </m:r>
+      </m:oMath>
+      <w:r>
+        <w:t xml:space="preserve"> </w:t>
+      </w:r>
+      <w:r>
+        <w:t xml:space="preserve">.10 in each model are:</w:t>
+      </w:r>
+    </w:p>
+    <w:p>
+      <w:pPr>
+        <w:pStyle w:val="BodyText"/>
+      </w:pPr>
+      <w:r>
+        <w:rPr>
+          <w:b/>
+          <w:bCs/>
+        </w:rPr>
+        <w:t xml:space="preserve">Fossil fuels, any positive WTP (logit):</w:t>
+      </w:r>
+    </w:p>
+    <w:p>
+      <w:pPr>
+        <w:pStyle w:val="Compact"/>
+        <w:numPr>
+          <w:ilvl w:val="0"/>
+          <w:numId w:val="1010"/>
+        </w:numPr>
+      </w:pPr>
+      <w:r>
+        <w:t xml:space="preserve">Concern about energy cost: b = -0.15,</w:t>
+      </w:r>
+      <w:r>
+        <w:t xml:space="preserve"> </w:t>
+      </w:r>
+      <w:r>
+        <w:rPr>
+          <w:i/>
+          <w:iCs/>
+        </w:rPr>
+        <w:t xml:space="preserve">p</w:t>
+      </w:r>
+      <w:r>
+        <w:t xml:space="preserve"> </w:t>
+      </w:r>
+      <w:r>
+        <w:t xml:space="preserve">= 0.003</w:t>
+      </w:r>
+    </w:p>
+    <w:p>
+      <w:pPr>
+        <w:pStyle w:val="Compact"/>
+        <w:numPr>
+          <w:ilvl w:val="0"/>
+          <w:numId w:val="1010"/>
+        </w:numPr>
+      </w:pPr>
+      <w:r>
+        <w:t xml:space="preserve">Concern about energy cost × Liberal Democrat: b = 0.12,</w:t>
+      </w:r>
+      <w:r>
+        <w:t xml:space="preserve"> </w:t>
+      </w:r>
+      <w:r>
+        <w:rPr>
+          <w:i/>
+          <w:iCs/>
+        </w:rPr>
+        <w:t xml:space="preserve">p</w:t>
+      </w:r>
+      <w:r>
+        <w:t xml:space="preserve"> </w:t>
+      </w:r>
+      <w:r>
+        <w:t xml:space="preserve">= 0.016</w:t>
+      </w:r>
+    </w:p>
+    <w:p>
+      <w:pPr>
+        <w:pStyle w:val="Compact"/>
+        <w:numPr>
+          <w:ilvl w:val="0"/>
+          <w:numId w:val="1010"/>
+        </w:numPr>
+      </w:pPr>
+      <w:r>
+        <w:t xml:space="preserve">Concern about energy cost × Conservative Republican: b = 0.12,</w:t>
+      </w:r>
+      <w:r>
+        <w:t xml:space="preserve"> </w:t>
+      </w:r>
+      <w:r>
+        <w:rPr>
+          <w:i/>
+          <w:iCs/>
+        </w:rPr>
+        <w:t xml:space="preserve">p</w:t>
+      </w:r>
+      <w:r>
+        <w:t xml:space="preserve"> </w:t>
+      </w:r>
+      <w:r>
+        <w:t xml:space="preserve">= 0.038</w:t>
+      </w:r>
+    </w:p>
+    <w:p>
+      <w:pPr>
+        <w:pStyle w:val="FirstParagraph"/>
+      </w:pPr>
+      <w:r>
+        <w:rPr>
+          <w:b/>
+          <w:bCs/>
+        </w:rPr>
+        <w:t xml:space="preserve">Fossil fuels, amount if WTP &gt; $0 (OLS):</w:t>
+      </w:r>
+    </w:p>
+    <w:p>
+      <w:pPr>
+        <w:pStyle w:val="Compact"/>
+        <w:numPr>
+          <w:ilvl w:val="0"/>
+          <w:numId w:val="1011"/>
+        </w:numPr>
+      </w:pPr>
+      <w:r>
+        <w:t xml:space="preserve">Concern about energy cost: b = -1.29,</w:t>
+      </w:r>
+      <w:r>
+        <w:t xml:space="preserve"> </w:t>
+      </w:r>
+      <w:r>
+        <w:rPr>
+          <w:i/>
+          <w:iCs/>
+        </w:rPr>
+        <w:t xml:space="preserve">p</w:t>
+      </w:r>
+      <w:r>
+        <w:t xml:space="preserve"> </w:t>
+      </w:r>
+      <w:r>
+        <w:t xml:space="preserve">= 0.008</w:t>
+      </w:r>
+    </w:p>
+    <w:p>
+      <w:pPr>
+        <w:pStyle w:val="Compact"/>
+        <w:numPr>
+          <w:ilvl w:val="0"/>
+          <w:numId w:val="1011"/>
+        </w:numPr>
+      </w:pPr>
+      <w:r>
+        <w:t xml:space="preserve">Trump cue × Concern about energy cost: b = 1.07,</w:t>
+      </w:r>
+      <w:r>
+        <w:t xml:space="preserve"> </w:t>
+      </w:r>
+      <w:r>
+        <w:rPr>
+          <w:i/>
+          <w:iCs/>
+        </w:rPr>
+        <w:t xml:space="preserve">p</w:t>
+      </w:r>
+      <w:r>
+        <w:t xml:space="preserve"> </w:t>
+      </w:r>
+      <w:r>
+        <w:t xml:space="preserve">= 0.045</w:t>
+      </w:r>
+    </w:p>
+    <w:p>
+      <w:pPr>
+        <w:pStyle w:val="FirstParagraph"/>
+      </w:pPr>
+      <w:r>
+        <w:rPr>
+          <w:b/>
+          <w:bCs/>
+        </w:rPr>
+        <w:t xml:space="preserve">Renewables, amount (OLS):</w:t>
+      </w:r>
+    </w:p>
+    <w:p>
+      <w:pPr>
+        <w:pStyle w:val="Compact"/>
+        <w:numPr>
+          <w:ilvl w:val="0"/>
+          <w:numId w:val="1012"/>
+        </w:numPr>
+      </w:pPr>
+      <w:r>
+        <w:t xml:space="preserve">None of the concern-about-cost terms were significant at</w:t>
+      </w:r>
+      <w:r>
+        <w:t xml:space="preserve"> </w:t>
+      </w:r>
+      <w:r>
+        <w:rPr>
+          <w:i/>
+          <w:iCs/>
+        </w:rPr>
+        <w:t xml:space="preserve">p</w:t>
+      </w:r>
+      <w:r>
+        <w:t xml:space="preserve"> </w:t>
+      </w:r>
+      <m:oMath>
+        <m:r>
+          <m:rPr>
+            <m:sty m:val="p"/>
+          </m:rPr>
+          <m:t>≤</m:t>
+        </m:r>
+      </m:oMath>
+      <w:r>
+        <w:t xml:space="preserve"> </w:t>
+      </w:r>
+      <w:r>
+        <w:t xml:space="preserve">.10.</w:t>
+      </w:r>
+    </w:p>
+    <w:p>
+      <w:pPr>
+        <w:pStyle w:val="FirstParagraph"/>
+      </w:pPr>
+      <w:r>
+        <w:rPr>
+          <w:b/>
+          <w:bCs/>
+        </w:rPr>
+        <w:t xml:space="preserve">Summary.</w:t>
+      </w:r>
+      <w:r>
+        <w:t xml:space="preserve"> </w:t>
+      </w:r>
+      <w:r>
+        <w:t xml:space="preserve">Concern about energy cost is not simply a nuisance control: it has a significant, partisanship-moderated relationship with fossil-fuel prioritization and WTP (weaker for both liberal Democrats and conservative Republicans than for the reference group), and its dampening effect on fossil-fuel WTP amount is significantly offset under the Trump cue. It shows no such moderated relationship with renewable-energy WTP. None of this changes the sign or significance of the main-text cue x political-identity effects (</w:t>
+      </w:r>
+      <w:hyperlink w:anchor="tbl-priority-ols-supp">
+        <w:r>
+          <w:rPr>
+            <w:rStyle w:val="Hyperlink"/>
+          </w:rPr>
+          <w:t xml:space="preserve">Table 3</w:t>
+        </w:r>
+      </w:hyperlink>
+      <w:r>
+        <w:t xml:space="preserve"> </w:t>
+      </w:r>
+      <w:r>
+        <w:t xml:space="preserve">and</w:t>
+      </w:r>
+      <w:r>
+        <w:t xml:space="preserve"> </w:t>
+      </w:r>
+      <w:hyperlink w:anchor="tbl-wtp-models-supp">
+        <w:r>
+          <w:rPr>
+            <w:rStyle w:val="Hyperlink"/>
+          </w:rPr>
+          <w:t xml:space="preserve">Table 4</w:t>
+        </w:r>
+      </w:hyperlink>
+      <w:r>
+        <w:t xml:space="preserve">), which are retained in this specification exactly as reported in the prior section.</w:t>
+      </w:r>
+    </w:p>
+    <w:p>
+      <w:r>
+        <w:br w:type="page"/>
+      </w:r>
+    </w:p>
+    <w:bookmarkEnd w:id="42"/>
+    <w:bookmarkStart w:id="43" w:name="references"/>
+    <w:p>
+      <w:pPr>
+        <w:pStyle w:val="Heading1"/>
+      </w:pPr>
+      <w:r>
         <w:t xml:space="preserve">References</w:t>
       </w:r>
     </w:p>
-    <w:bookmarkEnd w:id="40"/>
+    <w:bookmarkEnd w:id="43"/>
     <w:sectPr>
       <w:footnotePr>
         <w:numRestart w:val="eachSect"/>
@@ -6161,6 +10085,24 @@
     <w:abstractNumId w:val="991"/>
   </w:num>
   <w:num w:numId="1006">
+    <w:abstractNumId w:val="991"/>
+  </w:num>
+  <w:num w:numId="1007">
+    <w:abstractNumId w:val="991"/>
+  </w:num>
+  <w:num w:numId="1008">
+    <w:abstractNumId w:val="991"/>
+  </w:num>
+  <w:num w:numId="1009">
+    <w:abstractNumId w:val="991"/>
+  </w:num>
+  <w:num w:numId="1010">
+    <w:abstractNumId w:val="991"/>
+  </w:num>
+  <w:num w:numId="1011">
+    <w:abstractNumId w:val="991"/>
+  </w:num>
+  <w:num w:numId="1012">
     <w:abstractNumId w:val="991"/>
   </w:num>
 </w:numbering>

--- a/_output/supplemental-materials.docx
+++ b/_output/supplemental-materials.docx
@@ -243,7 +243,7 @@
                     <w:jc w:val="center"/>
                   </w:pPr>
                   <w:r>
-                    <w:t xml:space="preserve">0.657***</w:t>
+                    <w:t xml:space="preserve">0.657**</w:t>
                   </w:r>
                 </w:p>
               </w:tc>
@@ -291,7 +291,7 @@
                     <w:jc w:val="center"/>
                   </w:pPr>
                   <w:r>
-                    <w:t xml:space="preserve">-1.224***</w:t>
+                    <w:t xml:space="preserve">-1.224**</w:t>
                   </w:r>
                 </w:p>
               </w:tc>
@@ -387,7 +387,7 @@
                     <w:jc w:val="center"/>
                   </w:pPr>
                   <w:r>
-                    <w:t xml:space="preserve">0.372**</w:t>
+                    <w:t xml:space="preserve">0.372*</w:t>
                   </w:r>
                 </w:p>
               </w:tc>
@@ -435,7 +435,7 @@
                     <w:jc w:val="center"/>
                   </w:pPr>
                   <w:r>
-                    <w:t xml:space="preserve">-0.413*</w:t>
+                    <w:t xml:space="preserve">-0.413†</w:t>
                   </w:r>
                 </w:p>
               </w:tc>
@@ -531,7 +531,7 @@
                     <w:jc w:val="center"/>
                   </w:pPr>
                   <w:r>
-                    <w:t xml:space="preserve">-0.010***</w:t>
+                    <w:t xml:space="preserve">-0.010**</w:t>
                   </w:r>
                 </w:p>
               </w:tc>
@@ -579,7 +579,7 @@
                     <w:jc w:val="center"/>
                   </w:pPr>
                   <w:r>
-                    <w:t xml:space="preserve">0.226***</w:t>
+                    <w:t xml:space="preserve">0.226**</w:t>
                   </w:r>
                 </w:p>
               </w:tc>
@@ -627,7 +627,7 @@
                     <w:jc w:val="center"/>
                   </w:pPr>
                   <w:r>
-                    <w:t xml:space="preserve">0.145*</w:t>
+                    <w:t xml:space="preserve">0.145†</w:t>
                   </w:r>
                 </w:p>
               </w:tc>
@@ -675,7 +675,7 @@
                     <w:jc w:val="center"/>
                   </w:pPr>
                   <w:r>
-                    <w:t xml:space="preserve">0.041**</w:t>
+                    <w:t xml:space="preserve">0.041*</w:t>
                   </w:r>
                 </w:p>
               </w:tc>
@@ -771,7 +771,7 @@
                     <w:jc w:val="center"/>
                   </w:pPr>
                   <w:r>
-                    <w:t xml:space="preserve">5.493***</w:t>
+                    <w:t xml:space="preserve">5.493**</w:t>
                   </w:r>
                 </w:p>
               </w:tc>
@@ -858,14 +858,10 @@
                 <w:p>
                   <w:pPr>
                     <w:pStyle w:val="Compact"/>
-                    <w:numPr>
-                      <w:ilvl w:val="0"/>
-                      <w:numId w:val="1001"/>
-                    </w:numPr>
-                    <w:jc w:val="center"/>
-                  </w:pPr>
-                  <w:r>
-                    <w:t xml:space="preserve">p &lt; 0.1, ** p &lt; 0.05, *** p &lt; 0.01</w:t>
+                    <w:jc w:val="center"/>
+                  </w:pPr>
+                  <w:r>
+                    <w:t xml:space="preserve">† p &lt; 0.1, * p &lt; 0.05, ** p &lt; 0.01</w:t>
                   </w:r>
                 </w:p>
               </w:tc>
@@ -1027,7 +1023,7 @@
         <w:pStyle w:val="Compact"/>
         <w:numPr>
           <w:ilvl w:val="0"/>
-          <w:numId w:val="1002"/>
+          <w:numId w:val="1001"/>
         </w:numPr>
       </w:pPr>
       <w:r>
@@ -1055,7 +1051,7 @@
         <w:pStyle w:val="Compact"/>
         <w:numPr>
           <w:ilvl w:val="0"/>
-          <w:numId w:val="1002"/>
+          <w:numId w:val="1001"/>
         </w:numPr>
       </w:pPr>
       <w:r>
@@ -1083,7 +1079,7 @@
         <w:pStyle w:val="Compact"/>
         <w:numPr>
           <w:ilvl w:val="0"/>
-          <w:numId w:val="1002"/>
+          <w:numId w:val="1001"/>
         </w:numPr>
       </w:pPr>
       <w:r>
@@ -1111,7 +1107,7 @@
         <w:pStyle w:val="Compact"/>
         <w:numPr>
           <w:ilvl w:val="0"/>
-          <w:numId w:val="1002"/>
+          <w:numId w:val="1001"/>
         </w:numPr>
       </w:pPr>
       <w:r>
@@ -1458,7 +1454,7 @@
                     <w:jc w:val="center"/>
                   </w:pPr>
                   <w:r>
-                    <w:t xml:space="preserve">-0.377**</w:t>
+                    <w:t xml:space="preserve">-0.377*</w:t>
                   </w:r>
                 </w:p>
               </w:tc>
@@ -1482,7 +1478,7 @@
                     <w:jc w:val="center"/>
                   </w:pPr>
                   <w:r>
-                    <w:t xml:space="preserve">5.203***</w:t>
+                    <w:t xml:space="preserve">5.203**</w:t>
                   </w:r>
                 </w:p>
               </w:tc>
@@ -1554,7 +1550,7 @@
                     <w:jc w:val="center"/>
                   </w:pPr>
                   <w:r>
-                    <w:t xml:space="preserve">0.743***</w:t>
+                    <w:t xml:space="preserve">0.743**</w:t>
                   </w:r>
                 </w:p>
               </w:tc>
@@ -1578,7 +1574,7 @@
                     <w:jc w:val="center"/>
                   </w:pPr>
                   <w:r>
-                    <w:t xml:space="preserve">-6.790***</w:t>
+                    <w:t xml:space="preserve">-6.790**</w:t>
                   </w:r>
                 </w:p>
               </w:tc>
@@ -2034,7 +2030,7 @@
                     <w:jc w:val="center"/>
                   </w:pPr>
                   <w:r>
-                    <w:t xml:space="preserve">0.007**</w:t>
+                    <w:t xml:space="preserve">0.007*</w:t>
                   </w:r>
                 </w:p>
               </w:tc>
@@ -2058,7 +2054,7 @@
                     <w:jc w:val="center"/>
                   </w:pPr>
                   <w:r>
-                    <w:t xml:space="preserve">-0.101***</w:t>
+                    <w:t xml:space="preserve">-0.101**</w:t>
                   </w:r>
                 </w:p>
               </w:tc>
@@ -2226,7 +2222,7 @@
                     <w:jc w:val="center"/>
                   </w:pPr>
                   <w:r>
-                    <w:t xml:space="preserve">-0.261**</w:t>
+                    <w:t xml:space="preserve">-0.261*</w:t>
                   </w:r>
                 </w:p>
               </w:tc>
@@ -2250,7 +2246,7 @@
                     <w:jc w:val="center"/>
                   </w:pPr>
                   <w:r>
-                    <w:t xml:space="preserve">2.549***</w:t>
+                    <w:t xml:space="preserve">2.549**</w:t>
                   </w:r>
                 </w:p>
               </w:tc>
@@ -2334,19 +2330,19 @@
                     <w:jc w:val="center"/>
                   </w:pPr>
                   <w:r>
-                    <w:t xml:space="preserve">1.166***</w:t>
-                  </w:r>
-                </w:p>
-              </w:tc>
-              <w:tc>
-                <w:tcPr/>
-                <w:p>
-                  <w:pPr>
-                    <w:pStyle w:val="Compact"/>
-                    <w:jc w:val="center"/>
-                  </w:pPr>
-                  <w:r>
-                    <w:t xml:space="preserve">0.410**</w:t>
+                    <w:t xml:space="preserve">1.166**</w:t>
+                  </w:r>
+                </w:p>
+              </w:tc>
+              <w:tc>
+                <w:tcPr/>
+                <w:p>
+                  <w:pPr>
+                    <w:pStyle w:val="Compact"/>
+                    <w:jc w:val="center"/>
+                  </w:pPr>
+                  <w:r>
+                    <w:t xml:space="preserve">0.410*</w:t>
                   </w:r>
                 </w:p>
               </w:tc>
@@ -2418,7 +2414,7 @@
                     <w:jc w:val="center"/>
                   </w:pPr>
                   <w:r>
-                    <w:t xml:space="preserve">-0.031*</w:t>
+                    <w:t xml:space="preserve">-0.031†</w:t>
                   </w:r>
                 </w:p>
               </w:tc>
@@ -2442,7 +2438,7 @@
                     <w:jc w:val="center"/>
                   </w:pPr>
                   <w:r>
-                    <w:t xml:space="preserve">0.496***</w:t>
+                    <w:t xml:space="preserve">0.496**</w:t>
                   </w:r>
                 </w:p>
               </w:tc>
@@ -2526,19 +2522,19 @@
                     <w:jc w:val="center"/>
                   </w:pPr>
                   <w:r>
-                    <w:t xml:space="preserve">12.291***</w:t>
-                  </w:r>
-                </w:p>
-              </w:tc>
-              <w:tc>
-                <w:tcPr/>
-                <w:p>
-                  <w:pPr>
-                    <w:pStyle w:val="Compact"/>
-                    <w:jc w:val="center"/>
-                  </w:pPr>
-                  <w:r>
-                    <w:t xml:space="preserve">18.209***</w:t>
+                    <w:t xml:space="preserve">12.291**</w:t>
+                  </w:r>
+                </w:p>
+              </w:tc>
+              <w:tc>
+                <w:tcPr/>
+                <w:p>
+                  <w:pPr>
+                    <w:pStyle w:val="Compact"/>
+                    <w:jc w:val="center"/>
+                  </w:pPr>
+                  <w:r>
+                    <w:t xml:space="preserve">18.209**</w:t>
                   </w:r>
                 </w:p>
               </w:tc>
@@ -2735,14 +2731,10 @@
                 <w:p>
                   <w:pPr>
                     <w:pStyle w:val="Compact"/>
-                    <w:numPr>
-                      <w:ilvl w:val="0"/>
-                      <w:numId w:val="1003"/>
-                    </w:numPr>
-                    <w:jc w:val="center"/>
-                  </w:pPr>
-                  <w:r>
-                    <w:t xml:space="preserve">p &lt; 0.1, ** p &lt; 0.05, *** p &lt; 0.01</w:t>
+                    <w:jc w:val="center"/>
+                  </w:pPr>
+                  <w:r>
+                    <w:t xml:space="preserve">† p &lt; 0.1, * p &lt; 0.05, ** p &lt; 0.01</w:t>
                   </w:r>
                 </w:p>
               </w:tc>
@@ -3223,7 +3215,7 @@
                     <w:jc w:val="center"/>
                   </w:pPr>
                   <w:r>
-                    <w:t xml:space="preserve">0.647***</w:t>
+                    <w:t xml:space="preserve">0.647**</w:t>
                   </w:r>
                 </w:p>
               </w:tc>
@@ -3271,7 +3263,7 @@
                     <w:jc w:val="center"/>
                   </w:pPr>
                   <w:r>
-                    <w:t xml:space="preserve">-1.221***</w:t>
+                    <w:t xml:space="preserve">-1.221**</w:t>
                   </w:r>
                 </w:p>
               </w:tc>
@@ -3367,7 +3359,7 @@
                     <w:jc w:val="center"/>
                   </w:pPr>
                   <w:r>
-                    <w:t xml:space="preserve">0.354**</w:t>
+                    <w:t xml:space="preserve">0.354*</w:t>
                   </w:r>
                 </w:p>
               </w:tc>
@@ -3415,7 +3407,7 @@
                     <w:jc w:val="center"/>
                   </w:pPr>
                   <w:r>
-                    <w:t xml:space="preserve">-0.412*</w:t>
+                    <w:t xml:space="preserve">-0.412†</w:t>
                   </w:r>
                 </w:p>
               </w:tc>
@@ -3511,7 +3503,7 @@
                     <w:jc w:val="center"/>
                   </w:pPr>
                   <w:r>
-                    <w:t xml:space="preserve">0.041**</w:t>
+                    <w:t xml:space="preserve">0.041*</w:t>
                   </w:r>
                 </w:p>
               </w:tc>
@@ -3559,7 +3551,7 @@
                     <w:jc w:val="center"/>
                   </w:pPr>
                   <w:r>
-                    <w:t xml:space="preserve">-0.011***</w:t>
+                    <w:t xml:space="preserve">-0.011**</w:t>
                   </w:r>
                 </w:p>
               </w:tc>
@@ -3607,7 +3599,7 @@
                     <w:jc w:val="center"/>
                   </w:pPr>
                   <w:r>
-                    <w:t xml:space="preserve">0.239***</w:t>
+                    <w:t xml:space="preserve">0.239**</w:t>
                   </w:r>
                 </w:p>
               </w:tc>
@@ -3655,7 +3647,7 @@
                     <w:jc w:val="center"/>
                   </w:pPr>
                   <w:r>
-                    <w:t xml:space="preserve">0.145*</w:t>
+                    <w:t xml:space="preserve">0.145†</w:t>
                   </w:r>
                 </w:p>
               </w:tc>
@@ -3703,7 +3695,7 @@
                     <w:jc w:val="center"/>
                   </w:pPr>
                   <w:r>
-                    <w:t xml:space="preserve">0.044**</w:t>
+                    <w:t xml:space="preserve">0.044*</w:t>
                   </w:r>
                 </w:p>
               </w:tc>
@@ -3799,7 +3791,7 @@
                     <w:jc w:val="center"/>
                   </w:pPr>
                   <w:r>
-                    <w:t xml:space="preserve">5.194***</w:t>
+                    <w:t xml:space="preserve">5.194**</w:t>
                   </w:r>
                 </w:p>
               </w:tc>
@@ -3886,14 +3878,10 @@
                 <w:p>
                   <w:pPr>
                     <w:pStyle w:val="Compact"/>
-                    <w:numPr>
-                      <w:ilvl w:val="0"/>
-                      <w:numId w:val="1004"/>
-                    </w:numPr>
-                    <w:jc w:val="center"/>
-                  </w:pPr>
-                  <w:r>
-                    <w:t xml:space="preserve">p &lt; 0.1, ** p &lt; 0.05, *** p &lt; 0.01</w:t>
+                    <w:jc w:val="center"/>
+                  </w:pPr>
+                  <w:r>
+                    <w:t xml:space="preserve">† p &lt; 0.1, * p &lt; 0.05, ** p &lt; 0.01</w:t>
                   </w:r>
                 </w:p>
               </w:tc>
@@ -4055,7 +4043,7 @@
         <w:pStyle w:val="Compact"/>
         <w:numPr>
           <w:ilvl w:val="0"/>
-          <w:numId w:val="1005"/>
+          <w:numId w:val="1002"/>
         </w:numPr>
       </w:pPr>
       <w:r>
@@ -4083,7 +4071,7 @@
         <w:pStyle w:val="Compact"/>
         <w:numPr>
           <w:ilvl w:val="0"/>
-          <w:numId w:val="1005"/>
+          <w:numId w:val="1002"/>
         </w:numPr>
       </w:pPr>
       <w:r>
@@ -4111,7 +4099,7 @@
         <w:pStyle w:val="Compact"/>
         <w:numPr>
           <w:ilvl w:val="0"/>
-          <w:numId w:val="1005"/>
+          <w:numId w:val="1002"/>
         </w:numPr>
       </w:pPr>
       <w:r>
@@ -4139,7 +4127,7 @@
         <w:pStyle w:val="Compact"/>
         <w:numPr>
           <w:ilvl w:val="0"/>
-          <w:numId w:val="1005"/>
+          <w:numId w:val="1002"/>
         </w:numPr>
       </w:pPr>
       <w:r>
@@ -4486,7 +4474,7 @@
                     <w:jc w:val="center"/>
                   </w:pPr>
                   <w:r>
-                    <w:t xml:space="preserve">-0.362*</w:t>
+                    <w:t xml:space="preserve">-0.362†</w:t>
                   </w:r>
                 </w:p>
               </w:tc>
@@ -4510,7 +4498,7 @@
                     <w:jc w:val="center"/>
                   </w:pPr>
                   <w:r>
-                    <w:t xml:space="preserve">5.299***</w:t>
+                    <w:t xml:space="preserve">5.299**</w:t>
                   </w:r>
                 </w:p>
               </w:tc>
@@ -4582,7 +4570,7 @@
                     <w:jc w:val="center"/>
                   </w:pPr>
                   <w:r>
-                    <w:t xml:space="preserve">0.742***</w:t>
+                    <w:t xml:space="preserve">0.742**</w:t>
                   </w:r>
                 </w:p>
               </w:tc>
@@ -4606,7 +4594,7 @@
                     <w:jc w:val="center"/>
                   </w:pPr>
                   <w:r>
-                    <w:t xml:space="preserve">-6.818***</w:t>
+                    <w:t xml:space="preserve">-6.818**</w:t>
                   </w:r>
                 </w:p>
               </w:tc>
@@ -4798,7 +4786,7 @@
                     <w:jc w:val="center"/>
                   </w:pPr>
                   <w:r>
-                    <w:t xml:space="preserve">3.660*</w:t>
+                    <w:t xml:space="preserve">3.660†</w:t>
                   </w:r>
                 </w:p>
               </w:tc>
@@ -5062,31 +5050,31 @@
                     <w:jc w:val="center"/>
                   </w:pPr>
                   <w:r>
-                    <w:t xml:space="preserve">-0.067***</w:t>
-                  </w:r>
-                </w:p>
-              </w:tc>
-              <w:tc>
-                <w:tcPr/>
-                <w:p>
-                  <w:pPr>
-                    <w:pStyle w:val="Compact"/>
-                    <w:jc w:val="center"/>
-                  </w:pPr>
-                  <w:r>
-                    <w:t xml:space="preserve">-0.641***</w:t>
-                  </w:r>
-                </w:p>
-              </w:tc>
-              <w:tc>
-                <w:tcPr/>
-                <w:p>
-                  <w:pPr>
-                    <w:pStyle w:val="Compact"/>
-                    <w:jc w:val="center"/>
-                  </w:pPr>
-                  <w:r>
-                    <w:t xml:space="preserve">-0.381**</w:t>
+                    <w:t xml:space="preserve">-0.067**</w:t>
+                  </w:r>
+                </w:p>
+              </w:tc>
+              <w:tc>
+                <w:tcPr/>
+                <w:p>
+                  <w:pPr>
+                    <w:pStyle w:val="Compact"/>
+                    <w:jc w:val="center"/>
+                  </w:pPr>
+                  <w:r>
+                    <w:t xml:space="preserve">-0.641**</w:t>
+                  </w:r>
+                </w:p>
+              </w:tc>
+              <w:tc>
+                <w:tcPr/>
+                <w:p>
+                  <w:pPr>
+                    <w:pStyle w:val="Compact"/>
+                    <w:jc w:val="center"/>
+                  </w:pPr>
+                  <w:r>
+                    <w:t xml:space="preserve">-0.381*</w:t>
                   </w:r>
                 </w:p>
               </w:tc>
@@ -5158,7 +5146,7 @@
                     <w:jc w:val="center"/>
                   </w:pPr>
                   <w:r>
-                    <w:t xml:space="preserve">0.008**</w:t>
+                    <w:t xml:space="preserve">0.008*</w:t>
                   </w:r>
                 </w:p>
               </w:tc>
@@ -5182,7 +5170,7 @@
                     <w:jc w:val="center"/>
                   </w:pPr>
                   <w:r>
-                    <w:t xml:space="preserve">-0.093***</w:t>
+                    <w:t xml:space="preserve">-0.093**</w:t>
                   </w:r>
                 </w:p>
               </w:tc>
@@ -5350,7 +5338,7 @@
                     <w:jc w:val="center"/>
                   </w:pPr>
                   <w:r>
-                    <w:t xml:space="preserve">-0.262**</w:t>
+                    <w:t xml:space="preserve">-0.262*</w:t>
                   </w:r>
                 </w:p>
               </w:tc>
@@ -5374,7 +5362,7 @@
                     <w:jc w:val="center"/>
                   </w:pPr>
                   <w:r>
-                    <w:t xml:space="preserve">2.552***</w:t>
+                    <w:t xml:space="preserve">2.552**</w:t>
                   </w:r>
                 </w:p>
               </w:tc>
@@ -5458,19 +5446,19 @@
                     <w:jc w:val="center"/>
                   </w:pPr>
                   <w:r>
-                    <w:t xml:space="preserve">1.148***</w:t>
-                  </w:r>
-                </w:p>
-              </w:tc>
-              <w:tc>
-                <w:tcPr/>
-                <w:p>
-                  <w:pPr>
-                    <w:pStyle w:val="Compact"/>
-                    <w:jc w:val="center"/>
-                  </w:pPr>
-                  <w:r>
-                    <w:t xml:space="preserve">0.389*</w:t>
+                    <w:t xml:space="preserve">1.148**</w:t>
+                  </w:r>
+                </w:p>
+              </w:tc>
+              <w:tc>
+                <w:tcPr/>
+                <w:p>
+                  <w:pPr>
+                    <w:pStyle w:val="Compact"/>
+                    <w:jc w:val="center"/>
+                  </w:pPr>
+                  <w:r>
+                    <w:t xml:space="preserve">0.389†</w:t>
                   </w:r>
                 </w:p>
               </w:tc>
@@ -5542,7 +5530,7 @@
                     <w:jc w:val="center"/>
                   </w:pPr>
                   <w:r>
-                    <w:t xml:space="preserve">-0.035*</w:t>
+                    <w:t xml:space="preserve">-0.035†</w:t>
                   </w:r>
                 </w:p>
               </w:tc>
@@ -5566,7 +5554,7 @@
                     <w:jc w:val="center"/>
                   </w:pPr>
                   <w:r>
-                    <w:t xml:space="preserve">0.473***</w:t>
+                    <w:t xml:space="preserve">0.473**</w:t>
                   </w:r>
                 </w:p>
               </w:tc>
@@ -5638,31 +5626,31 @@
                     <w:jc w:val="center"/>
                   </w:pPr>
                   <w:r>
-                    <w:t xml:space="preserve">0.593**</w:t>
-                  </w:r>
-                </w:p>
-              </w:tc>
-              <w:tc>
-                <w:tcPr/>
-                <w:p>
-                  <w:pPr>
-                    <w:pStyle w:val="Compact"/>
-                    <w:jc w:val="center"/>
-                  </w:pPr>
-                  <w:r>
-                    <w:t xml:space="preserve">16.788***</w:t>
-                  </w:r>
-                </w:p>
-              </w:tc>
-              <w:tc>
-                <w:tcPr/>
-                <w:p>
-                  <w:pPr>
-                    <w:pStyle w:val="Compact"/>
-                    <w:jc w:val="center"/>
-                  </w:pPr>
-                  <w:r>
-                    <w:t xml:space="preserve">20.989***</w:t>
+                    <w:t xml:space="preserve">0.593*</w:t>
+                  </w:r>
+                </w:p>
+              </w:tc>
+              <w:tc>
+                <w:tcPr/>
+                <w:p>
+                  <w:pPr>
+                    <w:pStyle w:val="Compact"/>
+                    <w:jc w:val="center"/>
+                  </w:pPr>
+                  <w:r>
+                    <w:t xml:space="preserve">16.788**</w:t>
+                  </w:r>
+                </w:p>
+              </w:tc>
+              <w:tc>
+                <w:tcPr/>
+                <w:p>
+                  <w:pPr>
+                    <w:pStyle w:val="Compact"/>
+                    <w:jc w:val="center"/>
+                  </w:pPr>
+                  <w:r>
+                    <w:t xml:space="preserve">20.989**</w:t>
                   </w:r>
                 </w:p>
               </w:tc>
@@ -5859,14 +5847,10 @@
                 <w:p>
                   <w:pPr>
                     <w:pStyle w:val="Compact"/>
-                    <w:numPr>
-                      <w:ilvl w:val="0"/>
-                      <w:numId w:val="1006"/>
-                    </w:numPr>
-                    <w:jc w:val="center"/>
-                  </w:pPr>
-                  <w:r>
-                    <w:t xml:space="preserve">p &lt; 0.1, ** p &lt; 0.05, *** p &lt; 0.01</w:t>
+                    <w:jc w:val="center"/>
+                  </w:pPr>
+                  <w:r>
+                    <w:t xml:space="preserve">† p &lt; 0.1, * p &lt; 0.05, ** p &lt; 0.01</w:t>
                   </w:r>
                 </w:p>
               </w:tc>
@@ -6347,7 +6331,7 @@
                     <w:jc w:val="center"/>
                   </w:pPr>
                   <w:r>
-                    <w:t xml:space="preserve">1.021***</w:t>
+                    <w:t xml:space="preserve">1.021**</w:t>
                   </w:r>
                 </w:p>
               </w:tc>
@@ -6491,7 +6475,7 @@
                     <w:jc w:val="center"/>
                   </w:pPr>
                   <w:r>
-                    <w:t xml:space="preserve">0.351**</w:t>
+                    <w:t xml:space="preserve">0.351*</w:t>
                   </w:r>
                 </w:p>
               </w:tc>
@@ -6539,7 +6523,7 @@
                     <w:jc w:val="center"/>
                   </w:pPr>
                   <w:r>
-                    <w:t xml:space="preserve">-0.398*</w:t>
+                    <w:t xml:space="preserve">-0.398†</w:t>
                   </w:r>
                 </w:p>
               </w:tc>
@@ -6635,7 +6619,7 @@
                     <w:jc w:val="center"/>
                   </w:pPr>
                   <w:r>
-                    <w:t xml:space="preserve">0.134***</w:t>
+                    <w:t xml:space="preserve">0.134**</w:t>
                   </w:r>
                 </w:p>
               </w:tc>
@@ -6827,7 +6811,7 @@
                     <w:jc w:val="center"/>
                   </w:pPr>
                   <w:r>
-                    <w:t xml:space="preserve">-0.133***</w:t>
+                    <w:t xml:space="preserve">-0.133**</w:t>
                   </w:r>
                 </w:p>
               </w:tc>
@@ -6875,7 +6859,7 @@
                     <w:jc w:val="center"/>
                   </w:pPr>
                   <w:r>
-                    <w:t xml:space="preserve">-0.011***</w:t>
+                    <w:t xml:space="preserve">-0.011**</w:t>
                   </w:r>
                 </w:p>
               </w:tc>
@@ -6923,7 +6907,7 @@
                     <w:jc w:val="center"/>
                   </w:pPr>
                   <w:r>
-                    <w:t xml:space="preserve">0.241***</w:t>
+                    <w:t xml:space="preserve">0.241**</w:t>
                   </w:r>
                 </w:p>
               </w:tc>
@@ -6971,7 +6955,7 @@
                     <w:jc w:val="center"/>
                   </w:pPr>
                   <w:r>
-                    <w:t xml:space="preserve">0.151*</w:t>
+                    <w:t xml:space="preserve">0.151†</w:t>
                   </w:r>
                 </w:p>
               </w:tc>
@@ -7019,7 +7003,7 @@
                     <w:jc w:val="center"/>
                   </w:pPr>
                   <w:r>
-                    <w:t xml:space="preserve">0.044**</w:t>
+                    <w:t xml:space="preserve">0.044*</w:t>
                   </w:r>
                 </w:p>
               </w:tc>
@@ -7115,7 +7099,7 @@
                     <w:jc w:val="center"/>
                   </w:pPr>
                   <w:r>
-                    <w:t xml:space="preserve">4.464***</w:t>
+                    <w:t xml:space="preserve">4.464**</w:t>
                   </w:r>
                 </w:p>
               </w:tc>
@@ -7202,14 +7186,10 @@
                 <w:p>
                   <w:pPr>
                     <w:pStyle w:val="Compact"/>
-                    <w:numPr>
-                      <w:ilvl w:val="0"/>
-                      <w:numId w:val="1007"/>
-                    </w:numPr>
-                    <w:jc w:val="center"/>
-                  </w:pPr>
-                  <w:r>
-                    <w:t xml:space="preserve">p &lt; 0.1, ** p &lt; 0.05, *** p &lt; 0.01</w:t>
+                    <w:jc w:val="center"/>
+                  </w:pPr>
+                  <w:r>
+                    <w:t xml:space="preserve">† p &lt; 0.1, * p &lt; 0.05, ** p &lt; 0.01</w:t>
                   </w:r>
                 </w:p>
               </w:tc>
@@ -7222,7 +7202,7 @@
     </w:tbl>
     <w:p>
       <w:pPr>
-        <w:pStyle w:val="FirstParagraph"/>
+        <w:pStyle w:val="BodyText"/>
       </w:pPr>
       <w:r>
         <w:t xml:space="preserve">Concern about energy cost had a significant positive effect on prioritizing fossil fuels over renewables (b = 0.13,</w:t>
@@ -7292,7 +7272,7 @@
         <w:pStyle w:val="Compact"/>
         <w:numPr>
           <w:ilvl w:val="0"/>
-          <w:numId w:val="1008"/>
+          <w:numId w:val="1003"/>
         </w:numPr>
       </w:pPr>
       <w:r>
@@ -7320,7 +7300,7 @@
         <w:pStyle w:val="Compact"/>
         <w:numPr>
           <w:ilvl w:val="0"/>
-          <w:numId w:val="1008"/>
+          <w:numId w:val="1003"/>
         </w:numPr>
       </w:pPr>
       <w:r>
@@ -7487,7 +7467,7 @@
                     <w:jc w:val="center"/>
                   </w:pPr>
                   <w:r>
-                    <w:t xml:space="preserve">-11.261**</w:t>
+                    <w:t xml:space="preserve">-11.261*</w:t>
                   </w:r>
                 </w:p>
               </w:tc>
@@ -7667,7 +7647,7 @@
                     <w:jc w:val="center"/>
                   </w:pPr>
                   <w:r>
-                    <w:t xml:space="preserve">-1.328***</w:t>
+                    <w:t xml:space="preserve">-1.328**</w:t>
                   </w:r>
                 </w:p>
               </w:tc>
@@ -8243,19 +8223,19 @@
                     <w:jc w:val="center"/>
                   </w:pPr>
                   <w:r>
-                    <w:t xml:space="preserve">-0.149***</w:t>
-                  </w:r>
-                </w:p>
-              </w:tc>
-              <w:tc>
-                <w:tcPr/>
-                <w:p>
-                  <w:pPr>
-                    <w:pStyle w:val="Compact"/>
-                    <w:jc w:val="center"/>
-                  </w:pPr>
-                  <w:r>
-                    <w:t xml:space="preserve">-1.294***</w:t>
+                    <w:t xml:space="preserve">-0.149**</w:t>
+                  </w:r>
+                </w:p>
+              </w:tc>
+              <w:tc>
+                <w:tcPr/>
+                <w:p>
+                  <w:pPr>
+                    <w:pStyle w:val="Compact"/>
+                    <w:jc w:val="center"/>
+                  </w:pPr>
+                  <w:r>
+                    <w:t xml:space="preserve">-1.294**</w:t>
                   </w:r>
                 </w:p>
               </w:tc>
@@ -8351,7 +8331,7 @@
                     <w:jc w:val="center"/>
                   </w:pPr>
                   <w:r>
-                    <w:t xml:space="preserve">1.074**</w:t>
+                    <w:t xml:space="preserve">1.074*</w:t>
                   </w:r>
                 </w:p>
               </w:tc>
@@ -8531,7 +8511,7 @@
                     <w:jc w:val="center"/>
                   </w:pPr>
                   <w:r>
-                    <w:t xml:space="preserve">0.124**</w:t>
+                    <w:t xml:space="preserve">0.124*</w:t>
                   </w:r>
                 </w:p>
               </w:tc>
@@ -8627,7 +8607,7 @@
                     <w:jc w:val="center"/>
                   </w:pPr>
                   <w:r>
-                    <w:t xml:space="preserve">0.119**</w:t>
+                    <w:t xml:space="preserve">0.119*</w:t>
                   </w:r>
                 </w:p>
               </w:tc>
@@ -8723,7 +8703,7 @@
                     <w:jc w:val="center"/>
                   </w:pPr>
                   <w:r>
-                    <w:t xml:space="preserve">0.008**</w:t>
+                    <w:t xml:space="preserve">0.008*</w:t>
                   </w:r>
                 </w:p>
               </w:tc>
@@ -8747,7 +8727,7 @@
                     <w:jc w:val="center"/>
                   </w:pPr>
                   <w:r>
-                    <w:t xml:space="preserve">-0.092***</w:t>
+                    <w:t xml:space="preserve">-0.092**</w:t>
                   </w:r>
                 </w:p>
               </w:tc>
@@ -8915,7 +8895,7 @@
                     <w:jc w:val="center"/>
                   </w:pPr>
                   <w:r>
-                    <w:t xml:space="preserve">-0.260**</w:t>
+                    <w:t xml:space="preserve">-0.260*</w:t>
                   </w:r>
                 </w:p>
               </w:tc>
@@ -8939,7 +8919,7 @@
                     <w:jc w:val="center"/>
                   </w:pPr>
                   <w:r>
-                    <w:t xml:space="preserve">2.541***</w:t>
+                    <w:t xml:space="preserve">2.541**</w:t>
                   </w:r>
                 </w:p>
               </w:tc>
@@ -9023,19 +9003,19 @@
                     <w:jc w:val="center"/>
                   </w:pPr>
                   <w:r>
-                    <w:t xml:space="preserve">1.150***</w:t>
-                  </w:r>
-                </w:p>
-              </w:tc>
-              <w:tc>
-                <w:tcPr/>
-                <w:p>
-                  <w:pPr>
-                    <w:pStyle w:val="Compact"/>
-                    <w:jc w:val="center"/>
-                  </w:pPr>
-                  <w:r>
-                    <w:t xml:space="preserve">0.387*</w:t>
+                    <w:t xml:space="preserve">1.150**</w:t>
+                  </w:r>
+                </w:p>
+              </w:tc>
+              <w:tc>
+                <w:tcPr/>
+                <w:p>
+                  <w:pPr>
+                    <w:pStyle w:val="Compact"/>
+                    <w:jc w:val="center"/>
+                  </w:pPr>
+                  <w:r>
+                    <w:t xml:space="preserve">0.387†</w:t>
                   </w:r>
                 </w:p>
               </w:tc>
@@ -9107,7 +9087,7 @@
                     <w:jc w:val="center"/>
                   </w:pPr>
                   <w:r>
-                    <w:t xml:space="preserve">-0.033*</w:t>
+                    <w:t xml:space="preserve">-0.033†</w:t>
                   </w:r>
                 </w:p>
               </w:tc>
@@ -9131,7 +9111,7 @@
                     <w:jc w:val="center"/>
                   </w:pPr>
                   <w:r>
-                    <w:t xml:space="preserve">0.478***</w:t>
+                    <w:t xml:space="preserve">0.478**</w:t>
                   </w:r>
                 </w:p>
               </w:tc>
@@ -9203,31 +9183,31 @@
                     <w:jc w:val="center"/>
                   </w:pPr>
                   <w:r>
-                    <w:t xml:space="preserve">1.235***</w:t>
-                  </w:r>
-                </w:p>
-              </w:tc>
-              <w:tc>
-                <w:tcPr/>
-                <w:p>
-                  <w:pPr>
-                    <w:pStyle w:val="Compact"/>
-                    <w:jc w:val="center"/>
-                  </w:pPr>
-                  <w:r>
-                    <w:t xml:space="preserve">21.574***</w:t>
-                  </w:r>
-                </w:p>
-              </w:tc>
-              <w:tc>
-                <w:tcPr/>
-                <w:p>
-                  <w:pPr>
-                    <w:pStyle w:val="Compact"/>
-                    <w:jc w:val="center"/>
-                  </w:pPr>
-                  <w:r>
-                    <w:t xml:space="preserve">21.209***</w:t>
+                    <w:t xml:space="preserve">1.235**</w:t>
+                  </w:r>
+                </w:p>
+              </w:tc>
+              <w:tc>
+                <w:tcPr/>
+                <w:p>
+                  <w:pPr>
+                    <w:pStyle w:val="Compact"/>
+                    <w:jc w:val="center"/>
+                  </w:pPr>
+                  <w:r>
+                    <w:t xml:space="preserve">21.574**</w:t>
+                  </w:r>
+                </w:p>
+              </w:tc>
+              <w:tc>
+                <w:tcPr/>
+                <w:p>
+                  <w:pPr>
+                    <w:pStyle w:val="Compact"/>
+                    <w:jc w:val="center"/>
+                  </w:pPr>
+                  <w:r>
+                    <w:t xml:space="preserve">21.209**</w:t>
                   </w:r>
                 </w:p>
               </w:tc>
@@ -9424,14 +9404,10 @@
                 <w:p>
                   <w:pPr>
                     <w:pStyle w:val="Compact"/>
-                    <w:numPr>
-                      <w:ilvl w:val="0"/>
-                      <w:numId w:val="1009"/>
-                    </w:numPr>
-                    <w:jc w:val="center"/>
-                  </w:pPr>
-                  <w:r>
-                    <w:t xml:space="preserve">p &lt; 0.1, ** p &lt; 0.05, *** p &lt; 0.01</w:t>
+                    <w:jc w:val="center"/>
+                  </w:pPr>
+                  <w:r>
+                    <w:t xml:space="preserve">† p &lt; 0.1, * p &lt; 0.05, ** p &lt; 0.01</w:t>
                   </w:r>
                 </w:p>
               </w:tc>
@@ -9444,7 +9420,7 @@
     </w:tbl>
     <w:p>
       <w:pPr>
-        <w:pStyle w:val="FirstParagraph"/>
+        <w:pStyle w:val="BodyText"/>
       </w:pPr>
       <w:r>
         <w:t xml:space="preserve">For fossil fuels, concern about energy cost lowered the odds of any positive WTP (b = -0.15, log-odds scale,</w:t>
@@ -9574,7 +9550,7 @@
         <w:pStyle w:val="Compact"/>
         <w:numPr>
           <w:ilvl w:val="0"/>
-          <w:numId w:val="1010"/>
+          <w:numId w:val="1004"/>
         </w:numPr>
       </w:pPr>
       <w:r>
@@ -9602,7 +9578,7 @@
         <w:pStyle w:val="Compact"/>
         <w:numPr>
           <w:ilvl w:val="0"/>
-          <w:numId w:val="1010"/>
+          <w:numId w:val="1004"/>
         </w:numPr>
       </w:pPr>
       <w:r>
@@ -9630,7 +9606,7 @@
         <w:pStyle w:val="Compact"/>
         <w:numPr>
           <w:ilvl w:val="0"/>
-          <w:numId w:val="1010"/>
+          <w:numId w:val="1004"/>
         </w:numPr>
       </w:pPr>
       <w:r>
@@ -9670,7 +9646,7 @@
         <w:pStyle w:val="Compact"/>
         <w:numPr>
           <w:ilvl w:val="0"/>
-          <w:numId w:val="1011"/>
+          <w:numId w:val="1005"/>
         </w:numPr>
       </w:pPr>
       <w:r>
@@ -9698,7 +9674,7 @@
         <w:pStyle w:val="Compact"/>
         <w:numPr>
           <w:ilvl w:val="0"/>
-          <w:numId w:val="1011"/>
+          <w:numId w:val="1005"/>
         </w:numPr>
       </w:pPr>
       <w:r>
@@ -9738,7 +9714,7 @@
         <w:pStyle w:val="Compact"/>
         <w:numPr>
           <w:ilvl w:val="0"/>
-          <w:numId w:val="1012"/>
+          <w:numId w:val="1006"/>
         </w:numPr>
       </w:pPr>
       <w:r>
@@ -10085,24 +10061,6 @@
     <w:abstractNumId w:val="991"/>
   </w:num>
   <w:num w:numId="1006">
-    <w:abstractNumId w:val="991"/>
-  </w:num>
-  <w:num w:numId="1007">
-    <w:abstractNumId w:val="991"/>
-  </w:num>
-  <w:num w:numId="1008">
-    <w:abstractNumId w:val="991"/>
-  </w:num>
-  <w:num w:numId="1009">
-    <w:abstractNumId w:val="991"/>
-  </w:num>
-  <w:num w:numId="1010">
-    <w:abstractNumId w:val="991"/>
-  </w:num>
-  <w:num w:numId="1011">
-    <w:abstractNumId w:val="991"/>
-  </w:num>
-  <w:num w:numId="1012">
     <w:abstractNumId w:val="991"/>
   </w:num>
 </w:numbering>

--- a/_output/supplemental-materials.docx
+++ b/_output/supplemental-materials.docx
@@ -87,7 +87,7 @@
               <w:pStyle w:val="ImageCaption"/>
             </w:pPr>
             <w:r>
-              <w:t xml:space="preserve">Table 1: Effect of cue condition, political beliefs, and their interaction on the energy source-priority scale, controlling for demographics (survey-weighted OLS; control condition and other/moderate identity as reference)</w:t>
+              <w:t xml:space="preserve">Table 1: Effect of cue condition, political beliefs, and their interaction on the energy source-priority scale, controlling for demographics (survey-weighted OLS; baseline condition and other/moderate identity as reference)</w:t>
             </w:r>
           </w:p>
           <w:tbl>
@@ -1176,7 +1176,7 @@
               <w:pStyle w:val="ImageCaption"/>
             </w:pPr>
             <w:r>
-              <w:t xml:space="preserve">Table 2: Effect of cue condition, political beliefs, and their interaction on willingness-to-pay for fossil fuels (any positive WTP, and amount among those with any positive WTP) and for renewables, controlling for demographics (survey-weighted logit/OLS; control condition and other/moderate identity as reference)</w:t>
+              <w:t xml:space="preserve">Table 2: Effect of cue condition, political beliefs, and their interaction on willingness-to-pay for fossil fuels (any positive WTP, and amount among those with any positive WTP) and for renewables, controlling for demographics (survey-weighted logit/OLS; baseline condition and other/moderate identity as reference)</w:t>
             </w:r>
           </w:p>
           <w:tbl>
@@ -3059,7 +3059,7 @@
               <w:pStyle w:val="ImageCaption"/>
             </w:pPr>
             <w:r>
-              <w:t xml:space="preserve">Table 3: Effect of cue condition, political beliefs, and their interaction on the energy source-priority scale, controlling for concern about energy cost (survey-weighted OLS; control condition and other/moderate identity as reference)</w:t>
+              <w:t xml:space="preserve">Table 3: Effect of cue condition, political beliefs, and their interaction on the energy source-priority scale, controlling for concern about energy cost (survey-weighted OLS; baseline condition and other/moderate identity as reference)</w:t>
             </w:r>
           </w:p>
           <w:tbl>
@@ -4196,7 +4196,7 @@
               <w:pStyle w:val="ImageCaption"/>
             </w:pPr>
             <w:r>
-              <w:t xml:space="preserve">Table 4: Effect of cue condition, political beliefs, and their interaction on willingness-to-pay for fossil fuels (any positive WTP, and amount among those with any positive WTP) and for renewables, controlling for concern about energy cost (survey-weighted logit/OLS; control condition and other/moderate identity as reference)</w:t>
+              <w:t xml:space="preserve">Table 4: Effect of cue condition, political beliefs, and their interaction on willingness-to-pay for fossil fuels (any positive WTP, and amount among those with any positive WTP) and for renewables, controlling for concern about energy cost (survey-weighted logit/OLS; baseline condition and other/moderate identity as reference)</w:t>
             </w:r>
           </w:p>
           <w:tbl>
@@ -6175,7 +6175,7 @@
               <w:pStyle w:val="ImageCaption"/>
             </w:pPr>
             <w:r>
-              <w:t xml:space="preserve">Table 5: Effect of cue condition, political beliefs, and concern about energy cost, including cue x cost and identity x cost interactions, on the energy source-priority scale (survey-weighted OLS; control condition and other/moderate identity as reference)</w:t>
+              <w:t xml:space="preserve">Table 5: Effect of cue condition, political beliefs, and concern about energy cost, including cue x cost and identity x cost interactions, on the energy source-priority scale (survey-weighted OLS; baseline condition and other/moderate identity as reference)</w:t>
             </w:r>
           </w:p>
           <w:tbl>
@@ -7369,7 +7369,7 @@
               <w:pStyle w:val="ImageCaption"/>
             </w:pPr>
             <w:r>
-              <w:t xml:space="preserve">Table 6: Effect of cue condition, political beliefs, and concern about energy cost, including cue x cost and identity x cost interactions, on willingness-to-pay for fossil fuels (any positive WTP, and amount among those with any positive WTP) and for renewables (survey-weighted logit/OLS; control condition and other/moderate identity as reference)</w:t>
+              <w:t xml:space="preserve">Table 6: Effect of cue condition, political beliefs, and concern about energy cost, including cue x cost and identity x cost interactions, on willingness-to-pay for fossil fuels (any positive WTP, and amount among those with any positive WTP) and for renewables (survey-weighted logit/OLS; baseline condition and other/moderate identity as reference)</w:t>
             </w:r>
           </w:p>
           <w:tbl>
@@ -9800,16 +9800,5838 @@
       </w:r>
     </w:p>
     <w:bookmarkEnd w:id="42"/>
-    <w:bookmarkStart w:id="43" w:name="references"/>
+    <w:bookmarkStart w:id="44" w:name="covariate-balance-across-conditions"/>
     <w:p>
       <w:pPr>
         <w:pStyle w:val="Heading1"/>
       </w:pPr>
       <w:r>
+        <w:t xml:space="preserve">Covariate Balance across Conditions</w:t>
+      </w:r>
+    </w:p>
+    <w:p>
+      <w:pPr>
+        <w:pStyle w:val="FirstParagraph"/>
+      </w:pPr>
+      <w:hyperlink w:anchor="tbl-balance">
+        <w:r>
+          <w:rPr>
+            <w:rStyle w:val="Hyperlink"/>
+          </w:rPr>
+          <w:t xml:space="preserve">Table 7</w:t>
+        </w:r>
+      </w:hyperlink>
+      <w:r>
+        <w:t xml:space="preserve"> </w:t>
+      </w:r>
+      <w:r>
+        <w:t xml:space="preserve">shows the unweighted mean of each demographic variable, concern about the cost of electricity, and the two political belief measures in each condition, along with the</w:t>
+      </w:r>
+      <w:r>
+        <w:t xml:space="preserve"> </w:t>
+      </w:r>
+      <w:r>
+        <w:rPr>
+          <w:i/>
+          <w:iCs/>
+        </w:rPr>
+        <w:t xml:space="preserve">p</w:t>
+      </w:r>
+      <w:r>
+        <w:t xml:space="preserve">-value from a one-way F-test of each variable on condition. The conditions differ somewhat in age and in the share of white respondents, which is why the main-text models are also estimated with demographic controls. Party identification and ideology were measured after the outcome questions, so the political belief rows also test whether the cues changed how respondents identified. The distribution of political beliefs did not differ across conditions (</w:t>
+      </w:r>
+      <m:oMath>
+        <m:sSup>
+          <m:e>
+            <m:r>
+              <m:t>χ</m:t>
+            </m:r>
+          </m:e>
+          <m:sup>
+            <m:r>
+              <m:t>2</m:t>
+            </m:r>
+          </m:sup>
+        </m:sSup>
+      </m:oMath>
+      <w:r>
+        <w:t xml:space="preserve"> </w:t>
+      </w:r>
+      <w:r>
+        <w:t xml:space="preserve">= 5.20,</w:t>
+      </w:r>
+      <w:r>
+        <w:t xml:space="preserve"> </w:t>
+      </w:r>
+      <w:r>
+        <w:rPr>
+          <w:i/>
+          <w:iCs/>
+        </w:rPr>
+        <w:t xml:space="preserve">df</w:t>
+      </w:r>
+      <w:r>
+        <w:t xml:space="preserve"> </w:t>
+      </w:r>
+      <w:r>
+        <w:t xml:space="preserve">= 4,</w:t>
+      </w:r>
+      <w:r>
+        <w:t xml:space="preserve"> </w:t>
+      </w:r>
+      <w:r>
+        <w:rPr>
+          <w:i/>
+          <w:iCs/>
+        </w:rPr>
+        <w:t xml:space="preserve">p</w:t>
+      </w:r>
+      <w:r>
+        <w:t xml:space="preserve"> </w:t>
+      </w:r>
+      <w:r>
+        <w:t xml:space="preserve">= 0.268).</w:t>
+      </w:r>
+    </w:p>
+    <w:tbl>
+      <w:tblPr>
+        <w:tblStyle w:val="Table"/>
+        <w:tblW w:type="pct" w:w="5000"/>
+        <w:tblLayout w:type="fixed"/>
+        <w:tblLook w:firstRow="0" w:lastRow="0" w:firstColumn="0" w:lastColumn="0" w:noHBand="0" w:noVBand="0" w:val="0000"/>
+      </w:tblPr>
+      <w:tblGrid>
+        <w:gridCol w:w="7920"/>
+      </w:tblGrid>
+      <w:tr>
+        <w:tc>
+          <w:tcPr/>
+          <w:bookmarkStart w:id="43" w:name="tbl-balance"/>
+          <w:p>
+            <w:pPr>
+              <w:jc w:val="center"/>
+            </w:pPr>
+            <w:pPr>
+              <w:jc w:val="left"/>
+              <w:spacing w:before="200"/>
+              <w:pStyle w:val="ImageCaption"/>
+            </w:pPr>
+            <w:r>
+              <w:t xml:space="preserve">Table 7: Unweighted means by condition and p-values from one-way F-tests of each variable on condition (political belief measures were asked after the outcome questions)</w:t>
+            </w:r>
+          </w:p>
+          <w:tbl>
+            <w:tblPr>
+              <w:tblStyle w:val="Table"/>
+              <w:tblW w:type="pct" w:w="5000"/>
+              <w:tblLayout w:type="fixed"/>
+              <w:tblLook w:firstRow="1" w:lastRow="0" w:firstColumn="0" w:lastColumn="0" w:noHBand="0" w:noVBand="0" w:val="0020"/>
+            </w:tblPr>
+            <w:tblGrid>
+              <w:gridCol w:w="4163"/>
+              <w:gridCol w:w="913"/>
+              <w:gridCol w:w="1015"/>
+              <w:gridCol w:w="1218"/>
+              <w:gridCol w:w="609"/>
+            </w:tblGrid>
+            <w:tr>
+              <w:trPr>
+                <w:tblHeader w:val="on"/>
+              </w:trPr>
+              <w:tc>
+                <w:tcPr/>
+                <w:p>
+                  <w:pPr>
+                    <w:pStyle w:val="Compact"/>
+                    <w:jc w:val="left"/>
+                    <w:jc w:val="center"/>
+                  </w:pPr>
+                  <w:r>
+                    <w:t xml:space="preserve">Variable</w:t>
+                  </w:r>
+                </w:p>
+              </w:tc>
+              <w:tc>
+                <w:tcPr/>
+                <w:p>
+                  <w:pPr>
+                    <w:pStyle w:val="Compact"/>
+                    <w:jc w:val="right"/>
+                    <w:jc w:val="center"/>
+                  </w:pPr>
+                  <w:r>
+                    <w:t xml:space="preserve">Baseline</w:t>
+                  </w:r>
+                </w:p>
+              </w:tc>
+              <w:tc>
+                <w:tcPr/>
+                <w:p>
+                  <w:pPr>
+                    <w:pStyle w:val="Compact"/>
+                    <w:jc w:val="right"/>
+                    <w:jc w:val="center"/>
+                  </w:pPr>
+                  <w:r>
+                    <w:t xml:space="preserve">Trump cue</w:t>
+                  </w:r>
+                </w:p>
+              </w:tc>
+              <w:tc>
+                <w:tcPr/>
+                <w:p>
+                  <w:pPr>
+                    <w:pStyle w:val="Compact"/>
+                    <w:jc w:val="right"/>
+                    <w:jc w:val="center"/>
+                  </w:pPr>
+                  <w:r>
+                    <w:t xml:space="preserve">Climate cue</w:t>
+                  </w:r>
+                </w:p>
+              </w:tc>
+              <w:tc>
+                <w:tcPr/>
+                <w:p>
+                  <w:pPr>
+                    <w:pStyle w:val="Compact"/>
+                    <w:jc w:val="left"/>
+                    <w:jc w:val="center"/>
+                  </w:pPr>
+                  <w:r>
+                    <w:t xml:space="preserve">p</w:t>
+                  </w:r>
+                </w:p>
+              </w:tc>
+            </w:tr>
+            <w:tr>
+              <w:tc>
+                <w:tcPr/>
+                <w:p>
+                  <w:pPr>
+                    <w:pStyle w:val="Compact"/>
+                    <w:jc w:val="left"/>
+                    <w:jc w:val="center"/>
+                  </w:pPr>
+                  <w:r>
+                    <w:t xml:space="preserve">Age</w:t>
+                  </w:r>
+                </w:p>
+              </w:tc>
+              <w:tc>
+                <w:tcPr/>
+                <w:p>
+                  <w:pPr>
+                    <w:pStyle w:val="Compact"/>
+                    <w:jc w:val="right"/>
+                    <w:jc w:val="center"/>
+                  </w:pPr>
+                  <w:r>
+                    <w:t xml:space="preserve">42.63</w:t>
+                  </w:r>
+                </w:p>
+              </w:tc>
+              <w:tc>
+                <w:tcPr/>
+                <w:p>
+                  <w:pPr>
+                    <w:pStyle w:val="Compact"/>
+                    <w:jc w:val="right"/>
+                    <w:jc w:val="center"/>
+                  </w:pPr>
+                  <w:r>
+                    <w:t xml:space="preserve">43.76</w:t>
+                  </w:r>
+                </w:p>
+              </w:tc>
+              <w:tc>
+                <w:tcPr/>
+                <w:p>
+                  <w:pPr>
+                    <w:pStyle w:val="Compact"/>
+                    <w:jc w:val="right"/>
+                    <w:jc w:val="center"/>
+                  </w:pPr>
+                  <w:r>
+                    <w:t xml:space="preserve">44.51</w:t>
+                  </w:r>
+                </w:p>
+              </w:tc>
+              <w:tc>
+                <w:tcPr/>
+                <w:p>
+                  <w:pPr>
+                    <w:pStyle w:val="Compact"/>
+                    <w:jc w:val="left"/>
+                    <w:jc w:val="center"/>
+                  </w:pPr>
+                  <w:r>
+                    <w:t xml:space="preserve">0.019</w:t>
+                  </w:r>
+                </w:p>
+              </w:tc>
+            </w:tr>
+            <w:tr>
+              <w:tc>
+                <w:tcPr/>
+                <w:p>
+                  <w:pPr>
+                    <w:pStyle w:val="Compact"/>
+                    <w:jc w:val="left"/>
+                    <w:jc w:val="center"/>
+                  </w:pPr>
+                  <w:r>
+                    <w:t xml:space="preserve">Male</w:t>
+                  </w:r>
+                </w:p>
+              </w:tc>
+              <w:tc>
+                <w:tcPr/>
+                <w:p>
+                  <w:pPr>
+                    <w:pStyle w:val="Compact"/>
+                    <w:jc w:val="right"/>
+                    <w:jc w:val="center"/>
+                  </w:pPr>
+                  <w:r>
+                    <w:t xml:space="preserve">0.49</w:t>
+                  </w:r>
+                </w:p>
+              </w:tc>
+              <w:tc>
+                <w:tcPr/>
+                <w:p>
+                  <w:pPr>
+                    <w:pStyle w:val="Compact"/>
+                    <w:jc w:val="right"/>
+                    <w:jc w:val="center"/>
+                  </w:pPr>
+                  <w:r>
+                    <w:t xml:space="preserve">0.48</w:t>
+                  </w:r>
+                </w:p>
+              </w:tc>
+              <w:tc>
+                <w:tcPr/>
+                <w:p>
+                  <w:pPr>
+                    <w:pStyle w:val="Compact"/>
+                    <w:jc w:val="right"/>
+                    <w:jc w:val="center"/>
+                  </w:pPr>
+                  <w:r>
+                    <w:t xml:space="preserve">0.49</w:t>
+                  </w:r>
+                </w:p>
+              </w:tc>
+              <w:tc>
+                <w:tcPr/>
+                <w:p>
+                  <w:pPr>
+                    <w:pStyle w:val="Compact"/>
+                    <w:jc w:val="left"/>
+                    <w:jc w:val="center"/>
+                  </w:pPr>
+                  <w:r>
+                    <w:t xml:space="preserve">0.915</w:t>
+                  </w:r>
+                </w:p>
+              </w:tc>
+            </w:tr>
+            <w:tr>
+              <w:tc>
+                <w:tcPr/>
+                <w:p>
+                  <w:pPr>
+                    <w:pStyle w:val="Compact"/>
+                    <w:jc w:val="left"/>
+                    <w:jc w:val="center"/>
+                  </w:pPr>
+                  <w:r>
+                    <w:t xml:space="preserve">White</w:t>
+                  </w:r>
+                </w:p>
+              </w:tc>
+              <w:tc>
+                <w:tcPr/>
+                <w:p>
+                  <w:pPr>
+                    <w:pStyle w:val="Compact"/>
+                    <w:jc w:val="right"/>
+                    <w:jc w:val="center"/>
+                  </w:pPr>
+                  <w:r>
+                    <w:t xml:space="preserve">0.69</w:t>
+                  </w:r>
+                </w:p>
+              </w:tc>
+              <w:tc>
+                <w:tcPr/>
+                <w:p>
+                  <w:pPr>
+                    <w:pStyle w:val="Compact"/>
+                    <w:jc w:val="right"/>
+                    <w:jc w:val="center"/>
+                  </w:pPr>
+                  <w:r>
+                    <w:t xml:space="preserve">0.70</w:t>
+                  </w:r>
+                </w:p>
+              </w:tc>
+              <w:tc>
+                <w:tcPr/>
+                <w:p>
+                  <w:pPr>
+                    <w:pStyle w:val="Compact"/>
+                    <w:jc w:val="right"/>
+                    <w:jc w:val="center"/>
+                  </w:pPr>
+                  <w:r>
+                    <w:t xml:space="preserve">0.63</w:t>
+                  </w:r>
+                </w:p>
+              </w:tc>
+              <w:tc>
+                <w:tcPr/>
+                <w:p>
+                  <w:pPr>
+                    <w:pStyle w:val="Compact"/>
+                    <w:jc w:val="left"/>
+                    <w:jc w:val="center"/>
+                  </w:pPr>
+                  <w:r>
+                    <w:t xml:space="preserve">0.002</w:t>
+                  </w:r>
+                </w:p>
+              </w:tc>
+            </w:tr>
+            <w:tr>
+              <w:tc>
+                <w:tcPr/>
+                <w:p>
+                  <w:pPr>
+                    <w:pStyle w:val="Compact"/>
+                    <w:jc w:val="left"/>
+                    <w:jc w:val="center"/>
+                  </w:pPr>
+                  <w:r>
+                    <w:t xml:space="preserve">College degree</w:t>
+                  </w:r>
+                </w:p>
+              </w:tc>
+              <w:tc>
+                <w:tcPr/>
+                <w:p>
+                  <w:pPr>
+                    <w:pStyle w:val="Compact"/>
+                    <w:jc w:val="right"/>
+                    <w:jc w:val="center"/>
+                  </w:pPr>
+                  <w:r>
+                    <w:t xml:space="preserve">0.56</w:t>
+                  </w:r>
+                </w:p>
+              </w:tc>
+              <w:tc>
+                <w:tcPr/>
+                <w:p>
+                  <w:pPr>
+                    <w:pStyle w:val="Compact"/>
+                    <w:jc w:val="right"/>
+                    <w:jc w:val="center"/>
+                  </w:pPr>
+                  <w:r>
+                    <w:t xml:space="preserve">0.56</w:t>
+                  </w:r>
+                </w:p>
+              </w:tc>
+              <w:tc>
+                <w:tcPr/>
+                <w:p>
+                  <w:pPr>
+                    <w:pStyle w:val="Compact"/>
+                    <w:jc w:val="right"/>
+                    <w:jc w:val="center"/>
+                  </w:pPr>
+                  <w:r>
+                    <w:t xml:space="preserve">0.55</w:t>
+                  </w:r>
+                </w:p>
+              </w:tc>
+              <w:tc>
+                <w:tcPr/>
+                <w:p>
+                  <w:pPr>
+                    <w:pStyle w:val="Compact"/>
+                    <w:jc w:val="left"/>
+                    <w:jc w:val="center"/>
+                  </w:pPr>
+                  <w:r>
+                    <w:t xml:space="preserve">0.772</w:t>
+                  </w:r>
+                </w:p>
+              </w:tc>
+            </w:tr>
+            <w:tr>
+              <w:tc>
+                <w:tcPr/>
+                <w:p>
+                  <w:pPr>
+                    <w:pStyle w:val="Compact"/>
+                    <w:jc w:val="left"/>
+                    <w:jc w:val="center"/>
+                  </w:pPr>
+                  <w:r>
+                    <w:t xml:space="preserve">Income (1-11)</w:t>
+                  </w:r>
+                </w:p>
+              </w:tc>
+              <w:tc>
+                <w:tcPr/>
+                <w:p>
+                  <w:pPr>
+                    <w:pStyle w:val="Compact"/>
+                    <w:jc w:val="right"/>
+                    <w:jc w:val="center"/>
+                  </w:pPr>
+                  <w:r>
+                    <w:t xml:space="preserve">4.71</w:t>
+                  </w:r>
+                </w:p>
+              </w:tc>
+              <w:tc>
+                <w:tcPr/>
+                <w:p>
+                  <w:pPr>
+                    <w:pStyle w:val="Compact"/>
+                    <w:jc w:val="right"/>
+                    <w:jc w:val="center"/>
+                  </w:pPr>
+                  <w:r>
+                    <w:t xml:space="preserve">4.55</w:t>
+                  </w:r>
+                </w:p>
+              </w:tc>
+              <w:tc>
+                <w:tcPr/>
+                <w:p>
+                  <w:pPr>
+                    <w:pStyle w:val="Compact"/>
+                    <w:jc w:val="right"/>
+                    <w:jc w:val="center"/>
+                  </w:pPr>
+                  <w:r>
+                    <w:t xml:space="preserve">4.61</w:t>
+                  </w:r>
+                </w:p>
+              </w:tc>
+              <w:tc>
+                <w:tcPr/>
+                <w:p>
+                  <w:pPr>
+                    <w:pStyle w:val="Compact"/>
+                    <w:jc w:val="left"/>
+                    <w:jc w:val="center"/>
+                  </w:pPr>
+                  <w:r>
+                    <w:t xml:space="preserve">0.415</w:t>
+                  </w:r>
+                </w:p>
+              </w:tc>
+            </w:tr>
+            <w:tr>
+              <w:tc>
+                <w:tcPr/>
+                <w:p>
+                  <w:pPr>
+                    <w:pStyle w:val="Compact"/>
+                    <w:jc w:val="left"/>
+                    <w:jc w:val="center"/>
+                  </w:pPr>
+                  <w:r>
+                    <w:t xml:space="preserve">Concern about electricity cost (0-10)</w:t>
+                  </w:r>
+                </w:p>
+              </w:tc>
+              <w:tc>
+                <w:tcPr/>
+                <w:p>
+                  <w:pPr>
+                    <w:pStyle w:val="Compact"/>
+                    <w:jc w:val="right"/>
+                    <w:jc w:val="center"/>
+                  </w:pPr>
+                  <w:r>
+                    <w:t xml:space="preserve">7.73</w:t>
+                  </w:r>
+                </w:p>
+              </w:tc>
+              <w:tc>
+                <w:tcPr/>
+                <w:p>
+                  <w:pPr>
+                    <w:pStyle w:val="Compact"/>
+                    <w:jc w:val="right"/>
+                    <w:jc w:val="center"/>
+                  </w:pPr>
+                  <w:r>
+                    <w:t xml:space="preserve">7.81</w:t>
+                  </w:r>
+                </w:p>
+              </w:tc>
+              <w:tc>
+                <w:tcPr/>
+                <w:p>
+                  <w:pPr>
+                    <w:pStyle w:val="Compact"/>
+                    <w:jc w:val="right"/>
+                    <w:jc w:val="center"/>
+                  </w:pPr>
+                  <w:r>
+                    <w:t xml:space="preserve">7.87</w:t>
+                  </w:r>
+                </w:p>
+              </w:tc>
+              <w:tc>
+                <w:tcPr/>
+                <w:p>
+                  <w:pPr>
+                    <w:pStyle w:val="Compact"/>
+                    <w:jc w:val="left"/>
+                    <w:jc w:val="center"/>
+                  </w:pPr>
+                  <w:r>
+                    <w:t xml:space="preserve">0.326</w:t>
+                  </w:r>
+                </w:p>
+              </w:tc>
+            </w:tr>
+            <w:tr>
+              <w:tc>
+                <w:tcPr/>
+                <w:p>
+                  <w:pPr>
+                    <w:pStyle w:val="Compact"/>
+                    <w:jc w:val="left"/>
+                    <w:jc w:val="center"/>
+                  </w:pPr>
+                  <w:r>
+                    <w:t xml:space="preserve">Liberal Democrat (post-treatment)</w:t>
+                  </w:r>
+                </w:p>
+              </w:tc>
+              <w:tc>
+                <w:tcPr/>
+                <w:p>
+                  <w:pPr>
+                    <w:pStyle w:val="Compact"/>
+                    <w:jc w:val="right"/>
+                    <w:jc w:val="center"/>
+                  </w:pPr>
+                  <w:r>
+                    <w:t xml:space="preserve">0.46</w:t>
+                  </w:r>
+                </w:p>
+              </w:tc>
+              <w:tc>
+                <w:tcPr/>
+                <w:p>
+                  <w:pPr>
+                    <w:pStyle w:val="Compact"/>
+                    <w:jc w:val="right"/>
+                    <w:jc w:val="center"/>
+                  </w:pPr>
+                  <w:r>
+                    <w:t xml:space="preserve">0.50</w:t>
+                  </w:r>
+                </w:p>
+              </w:tc>
+              <w:tc>
+                <w:tcPr/>
+                <w:p>
+                  <w:pPr>
+                    <w:pStyle w:val="Compact"/>
+                    <w:jc w:val="right"/>
+                    <w:jc w:val="center"/>
+                  </w:pPr>
+                  <w:r>
+                    <w:t xml:space="preserve">0.48</w:t>
+                  </w:r>
+                </w:p>
+              </w:tc>
+              <w:tc>
+                <w:tcPr/>
+                <w:p>
+                  <w:pPr>
+                    <w:pStyle w:val="Compact"/>
+                    <w:jc w:val="left"/>
+                    <w:jc w:val="center"/>
+                  </w:pPr>
+                  <w:r>
+                    <w:t xml:space="preserve">0.172</w:t>
+                  </w:r>
+                </w:p>
+              </w:tc>
+            </w:tr>
+            <w:tr>
+              <w:tc>
+                <w:tcPr/>
+                <w:p>
+                  <w:pPr>
+                    <w:pStyle w:val="Compact"/>
+                    <w:jc w:val="left"/>
+                    <w:jc w:val="center"/>
+                  </w:pPr>
+                  <w:r>
+                    <w:t xml:space="preserve">Conservative Republican (post-treatment)</w:t>
+                  </w:r>
+                </w:p>
+              </w:tc>
+              <w:tc>
+                <w:tcPr/>
+                <w:p>
+                  <w:pPr>
+                    <w:pStyle w:val="Compact"/>
+                    <w:jc w:val="right"/>
+                    <w:jc w:val="center"/>
+                  </w:pPr>
+                  <w:r>
+                    <w:t xml:space="preserve">0.25</w:t>
+                  </w:r>
+                </w:p>
+              </w:tc>
+              <w:tc>
+                <w:tcPr/>
+                <w:p>
+                  <w:pPr>
+                    <w:pStyle w:val="Compact"/>
+                    <w:jc w:val="right"/>
+                    <w:jc w:val="center"/>
+                  </w:pPr>
+                  <w:r>
+                    <w:t xml:space="preserve">0.22</w:t>
+                  </w:r>
+                </w:p>
+              </w:tc>
+              <w:tc>
+                <w:tcPr/>
+                <w:p>
+                  <w:pPr>
+                    <w:pStyle w:val="Compact"/>
+                    <w:jc w:val="right"/>
+                    <w:jc w:val="center"/>
+                  </w:pPr>
+                  <w:r>
+                    <w:t xml:space="preserve">0.26</w:t>
+                  </w:r>
+                </w:p>
+              </w:tc>
+              <w:tc>
+                <w:tcPr/>
+                <w:p>
+                  <w:pPr>
+                    <w:pStyle w:val="Compact"/>
+                    <w:jc w:val="left"/>
+                    <w:jc w:val="center"/>
+                  </w:pPr>
+                  <w:r>
+                    <w:t xml:space="preserve">0.195</w:t>
+                  </w:r>
+                </w:p>
+              </w:tc>
+            </w:tr>
+          </w:tbl>
+          <w:bookmarkEnd w:id="43"/>
+          <w:p/>
+        </w:tc>
+      </w:tr>
+    </w:tbl>
+    <w:p>
+      <w:r>
+        <w:br w:type="page"/>
+      </w:r>
+    </w:p>
+    <w:bookmarkEnd w:id="44"/>
+    <w:bookmarkStart w:id="46" w:name="average-effects-of-the-cues"/>
+    <w:p>
+      <w:pPr>
+        <w:pStyle w:val="Heading1"/>
+      </w:pPr>
+      <w:r>
+        <w:t xml:space="preserve">Average Effects of the Cues</w:t>
+      </w:r>
+    </w:p>
+    <w:p>
+      <w:pPr>
+        <w:pStyle w:val="FirstParagraph"/>
+      </w:pPr>
+      <w:r>
+        <w:t xml:space="preserve">In the main-text models, the cues are interacted with political beliefs, so the coefficients for the Trump and climate cues are the effects of the cues among those with other political beliefs only.</w:t>
+      </w:r>
+      <w:r>
+        <w:t xml:space="preserve"> </w:t>
+      </w:r>
+      <w:hyperlink w:anchor="tbl-cue-only">
+        <w:r>
+          <w:rPr>
+            <w:rStyle w:val="Hyperlink"/>
+          </w:rPr>
+          <w:t xml:space="preserve">Table 8</w:t>
+        </w:r>
+      </w:hyperlink>
+      <w:r>
+        <w:t xml:space="preserve"> </w:t>
+      </w:r>
+      <w:r>
+        <w:t xml:space="preserve">reports models with the cues alone, which estimate the average effect of each cue across the full sample. Neither cue had a significant average effect on energy source priority or on either WTP outcome.</w:t>
+      </w:r>
+    </w:p>
+    <w:tbl>
+      <w:tblPr>
+        <w:tblStyle w:val="Table"/>
+        <w:tblW w:type="pct" w:w="5000"/>
+        <w:tblLayout w:type="fixed"/>
+        <w:tblLook w:firstRow="0" w:lastRow="0" w:firstColumn="0" w:lastColumn="0" w:noHBand="0" w:noVBand="0" w:val="0000"/>
+      </w:tblPr>
+      <w:tblGrid>
+        <w:gridCol w:w="7920"/>
+      </w:tblGrid>
+      <w:tr>
+        <w:tc>
+          <w:tcPr/>
+          <w:bookmarkStart w:id="45" w:name="tbl-cue-only"/>
+          <w:p>
+            <w:pPr>
+              <w:jc w:val="center"/>
+            </w:pPr>
+            <w:pPr>
+              <w:jc w:val="left"/>
+              <w:spacing w:before="200"/>
+              <w:pStyle w:val="ImageCaption"/>
+            </w:pPr>
+            <w:r>
+              <w:t xml:space="preserve">Table 8: Average effect of each cue on the energy source-priority scale and willingness-to-pay, without political belief interactions (survey-weighted OLS/logit; baseline condition as reference)</w:t>
+            </w:r>
+          </w:p>
+          <w:tbl>
+            <w:tblPr>
+              <w:tblStyle w:val="Table"/>
+              <w:tblW w:type="pct" w:w="4900"/>
+              <w:tblLayout w:type="fixed"/>
+              <w:tblLook w:firstRow="1" w:lastRow="1" w:firstColumn="0" w:lastColumn="0" w:noHBand="0" w:noVBand="0" w:val="0020"/>
+            </w:tblPr>
+            <w:tblGrid>
+              <w:gridCol w:w="1214"/>
+              <w:gridCol w:w="1214"/>
+              <w:gridCol w:w="1689"/>
+              <w:gridCol w:w="2217"/>
+              <w:gridCol w:w="1425"/>
+            </w:tblGrid>
+            <w:tr>
+              <w:trPr>
+                <w:tblHeader w:val="on"/>
+              </w:trPr>
+              <w:tc>
+                <w:tcPr/>
+                <w:p>
+                  <w:pPr>
+                    <w:pStyle w:val="Compact"/>
+                  </w:pPr>
+                </w:p>
+              </w:tc>
+              <w:tc>
+                <w:tcPr/>
+                <w:p>
+                  <w:pPr>
+                    <w:pStyle w:val="Compact"/>
+                    <w:jc w:val="center"/>
+                  </w:pPr>
+                  <w:r>
+                    <w:t xml:space="preserve">Priority scale (OLS)</w:t>
+                  </w:r>
+                </w:p>
+              </w:tc>
+              <w:tc>
+                <w:tcPr/>
+                <w:p>
+                  <w:pPr>
+                    <w:pStyle w:val="Compact"/>
+                    <w:jc w:val="center"/>
+                  </w:pPr>
+                  <w:r>
+                    <w:t xml:space="preserve">Fossil fuels: Any WTP (logit)</w:t>
+                  </w:r>
+                </w:p>
+              </w:tc>
+              <w:tc>
+                <w:tcPr/>
+                <w:p>
+                  <w:pPr>
+                    <w:pStyle w:val="Compact"/>
+                    <w:jc w:val="center"/>
+                  </w:pPr>
+                  <w:r>
+                    <w:t xml:space="preserve">Fossil fuels: Amount, if WTP &gt; $0 (OLS)</w:t>
+                  </w:r>
+                </w:p>
+              </w:tc>
+              <w:tc>
+                <w:tcPr/>
+                <w:p>
+                  <w:pPr>
+                    <w:pStyle w:val="Compact"/>
+                    <w:jc w:val="center"/>
+                  </w:pPr>
+                  <w:r>
+                    <w:t xml:space="preserve">Renewables: Amount (OLS)</w:t>
+                  </w:r>
+                </w:p>
+              </w:tc>
+            </w:tr>
+            <w:tr>
+              <w:tc>
+                <w:tcPr/>
+                <w:p>
+                  <w:pPr>
+                    <w:pStyle w:val="Compact"/>
+                    <w:jc w:val="center"/>
+                  </w:pPr>
+                  <w:r>
+                    <w:t xml:space="preserve">Trump cue</w:t>
+                  </w:r>
+                </w:p>
+              </w:tc>
+              <w:tc>
+                <w:tcPr/>
+                <w:p>
+                  <w:pPr>
+                    <w:pStyle w:val="Compact"/>
+                    <w:jc w:val="center"/>
+                  </w:pPr>
+                  <w:r>
+                    <w:t xml:space="preserve">-0.028</w:t>
+                  </w:r>
+                </w:p>
+              </w:tc>
+              <w:tc>
+                <w:tcPr/>
+                <w:p>
+                  <w:pPr>
+                    <w:pStyle w:val="Compact"/>
+                    <w:jc w:val="center"/>
+                  </w:pPr>
+                  <w:r>
+                    <w:t xml:space="preserve">-0.162</w:t>
+                  </w:r>
+                </w:p>
+              </w:tc>
+              <w:tc>
+                <w:tcPr/>
+                <w:p>
+                  <w:pPr>
+                    <w:pStyle w:val="Compact"/>
+                    <w:jc w:val="center"/>
+                  </w:pPr>
+                  <w:r>
+                    <w:t xml:space="preserve">-0.740</w:t>
+                  </w:r>
+                </w:p>
+              </w:tc>
+              <w:tc>
+                <w:tcPr/>
+                <w:p>
+                  <w:pPr>
+                    <w:pStyle w:val="Compact"/>
+                    <w:jc w:val="center"/>
+                  </w:pPr>
+                  <w:r>
+                    <w:t xml:space="preserve">-0.097</w:t>
+                  </w:r>
+                </w:p>
+              </w:tc>
+            </w:tr>
+            <w:tr>
+              <w:tc>
+                <w:tcPr/>
+                <w:p>
+                  <w:pPr>
+                    <w:pStyle w:val="Compact"/>
+                  </w:pPr>
+                </w:p>
+              </w:tc>
+              <w:tc>
+                <w:tcPr/>
+                <w:p>
+                  <w:pPr>
+                    <w:pStyle w:val="Compact"/>
+                    <w:jc w:val="center"/>
+                  </w:pPr>
+                  <w:r>
+                    <w:t xml:space="preserve">(0.103)</w:t>
+                  </w:r>
+                </w:p>
+              </w:tc>
+              <w:tc>
+                <w:tcPr/>
+                <w:p>
+                  <w:pPr>
+                    <w:pStyle w:val="Compact"/>
+                    <w:jc w:val="center"/>
+                  </w:pPr>
+                  <w:r>
+                    <w:t xml:space="preserve">(0.108)</w:t>
+                  </w:r>
+                </w:p>
+              </w:tc>
+              <w:tc>
+                <w:tcPr/>
+                <w:p>
+                  <w:pPr>
+                    <w:pStyle w:val="Compact"/>
+                    <w:jc w:val="center"/>
+                  </w:pPr>
+                  <w:r>
+                    <w:t xml:space="preserve">(1.205)</w:t>
+                  </w:r>
+                </w:p>
+              </w:tc>
+              <w:tc>
+                <w:tcPr/>
+                <w:p>
+                  <w:pPr>
+                    <w:pStyle w:val="Compact"/>
+                    <w:jc w:val="center"/>
+                  </w:pPr>
+                  <w:r>
+                    <w:t xml:space="preserve">(0.925)</w:t>
+                  </w:r>
+                </w:p>
+              </w:tc>
+            </w:tr>
+            <w:tr>
+              <w:tc>
+                <w:tcPr/>
+                <w:p>
+                  <w:pPr>
+                    <w:pStyle w:val="Compact"/>
+                    <w:jc w:val="center"/>
+                  </w:pPr>
+                  <w:r>
+                    <w:t xml:space="preserve">Climate cue</w:t>
+                  </w:r>
+                </w:p>
+              </w:tc>
+              <w:tc>
+                <w:tcPr/>
+                <w:p>
+                  <w:pPr>
+                    <w:pStyle w:val="Compact"/>
+                    <w:jc w:val="center"/>
+                  </w:pPr>
+                  <w:r>
+                    <w:t xml:space="preserve">0.028</w:t>
+                  </w:r>
+                </w:p>
+              </w:tc>
+              <w:tc>
+                <w:tcPr/>
+                <w:p>
+                  <w:pPr>
+                    <w:pStyle w:val="Compact"/>
+                    <w:jc w:val="center"/>
+                  </w:pPr>
+                  <w:r>
+                    <w:t xml:space="preserve">-0.023</w:t>
+                  </w:r>
+                </w:p>
+              </w:tc>
+              <w:tc>
+                <w:tcPr/>
+                <w:p>
+                  <w:pPr>
+                    <w:pStyle w:val="Compact"/>
+                    <w:jc w:val="center"/>
+                  </w:pPr>
+                  <w:r>
+                    <w:t xml:space="preserve">0.745</w:t>
+                  </w:r>
+                </w:p>
+              </w:tc>
+              <w:tc>
+                <w:tcPr/>
+                <w:p>
+                  <w:pPr>
+                    <w:pStyle w:val="Compact"/>
+                    <w:jc w:val="center"/>
+                  </w:pPr>
+                  <w:r>
+                    <w:t xml:space="preserve">0.857</w:t>
+                  </w:r>
+                </w:p>
+              </w:tc>
+            </w:tr>
+            <w:tr>
+              <w:tc>
+                <w:tcPr/>
+                <w:p>
+                  <w:pPr>
+                    <w:pStyle w:val="Compact"/>
+                  </w:pPr>
+                </w:p>
+              </w:tc>
+              <w:tc>
+                <w:tcPr/>
+                <w:p>
+                  <w:pPr>
+                    <w:pStyle w:val="Compact"/>
+                    <w:jc w:val="center"/>
+                  </w:pPr>
+                  <w:r>
+                    <w:t xml:space="preserve">(0.098)</w:t>
+                  </w:r>
+                </w:p>
+              </w:tc>
+              <w:tc>
+                <w:tcPr/>
+                <w:p>
+                  <w:pPr>
+                    <w:pStyle w:val="Compact"/>
+                    <w:jc w:val="center"/>
+                  </w:pPr>
+                  <w:r>
+                    <w:t xml:space="preserve">(0.109)</w:t>
+                  </w:r>
+                </w:p>
+              </w:tc>
+              <w:tc>
+                <w:tcPr/>
+                <w:p>
+                  <w:pPr>
+                    <w:pStyle w:val="Compact"/>
+                    <w:jc w:val="center"/>
+                  </w:pPr>
+                  <w:r>
+                    <w:t xml:space="preserve">(1.215)</w:t>
+                  </w:r>
+                </w:p>
+              </w:tc>
+              <w:tc>
+                <w:tcPr/>
+                <w:p>
+                  <w:pPr>
+                    <w:pStyle w:val="Compact"/>
+                    <w:jc w:val="center"/>
+                  </w:pPr>
+                  <w:r>
+                    <w:t xml:space="preserve">(0.938)</w:t>
+                  </w:r>
+                </w:p>
+              </w:tc>
+            </w:tr>
+            <w:tr>
+              <w:tc>
+                <w:tcPr/>
+                <w:p>
+                  <w:pPr>
+                    <w:pStyle w:val="Compact"/>
+                    <w:jc w:val="center"/>
+                  </w:pPr>
+                  <w:r>
+                    <w:t xml:space="preserve">(Intercept)</w:t>
+                  </w:r>
+                </w:p>
+              </w:tc>
+              <w:tc>
+                <w:tcPr/>
+                <w:p>
+                  <w:pPr>
+                    <w:pStyle w:val="Compact"/>
+                    <w:jc w:val="center"/>
+                  </w:pPr>
+                  <w:r>
+                    <w:t xml:space="preserve">5.174**</w:t>
+                  </w:r>
+                </w:p>
+              </w:tc>
+              <w:tc>
+                <w:tcPr/>
+                <w:p>
+                  <w:pPr>
+                    <w:pStyle w:val="Compact"/>
+                    <w:jc w:val="center"/>
+                  </w:pPr>
+                  <w:r>
+                    <w:t xml:space="preserve">0.180*</w:t>
+                  </w:r>
+                </w:p>
+              </w:tc>
+              <w:tc>
+                <w:tcPr/>
+                <w:p>
+                  <w:pPr>
+                    <w:pStyle w:val="Compact"/>
+                    <w:jc w:val="center"/>
+                  </w:pPr>
+                  <w:r>
+                    <w:t xml:space="preserve">15.691**</w:t>
+                  </w:r>
+                </w:p>
+              </w:tc>
+              <w:tc>
+                <w:tcPr/>
+                <w:p>
+                  <w:pPr>
+                    <w:pStyle w:val="Compact"/>
+                    <w:jc w:val="center"/>
+                  </w:pPr>
+                  <w:r>
+                    <w:t xml:space="preserve">17.945**</w:t>
+                  </w:r>
+                </w:p>
+              </w:tc>
+            </w:tr>
+            <w:tr>
+              <w:tc>
+                <w:tcPr/>
+                <w:p>
+                  <w:pPr>
+                    <w:pStyle w:val="Compact"/>
+                  </w:pPr>
+                </w:p>
+              </w:tc>
+              <w:tc>
+                <w:tcPr/>
+                <w:p>
+                  <w:pPr>
+                    <w:pStyle w:val="Compact"/>
+                    <w:jc w:val="center"/>
+                  </w:pPr>
+                  <w:r>
+                    <w:t xml:space="preserve">(0.064)</w:t>
+                  </w:r>
+                </w:p>
+              </w:tc>
+              <w:tc>
+                <w:tcPr/>
+                <w:p>
+                  <w:pPr>
+                    <w:pStyle w:val="Compact"/>
+                    <w:jc w:val="center"/>
+                  </w:pPr>
+                  <w:r>
+                    <w:t xml:space="preserve">(0.076)</w:t>
+                  </w:r>
+                </w:p>
+              </w:tc>
+              <w:tc>
+                <w:tcPr/>
+                <w:p>
+                  <w:pPr>
+                    <w:pStyle w:val="Compact"/>
+                    <w:jc w:val="center"/>
+                  </w:pPr>
+                  <w:r>
+                    <w:t xml:space="preserve">(0.807)</w:t>
+                  </w:r>
+                </w:p>
+              </w:tc>
+              <w:tc>
+                <w:tcPr/>
+                <w:p>
+                  <w:pPr>
+                    <w:pStyle w:val="Compact"/>
+                    <w:jc w:val="center"/>
+                  </w:pPr>
+                  <w:r>
+                    <w:t xml:space="preserve">(0.648)</w:t>
+                  </w:r>
+                </w:p>
+              </w:tc>
+            </w:tr>
+            <w:tr>
+              <w:tc>
+                <w:tcPr/>
+                <w:p>
+                  <w:pPr>
+                    <w:pStyle w:val="Compact"/>
+                    <w:jc w:val="center"/>
+                  </w:pPr>
+                  <w:r>
+                    <w:t xml:space="preserve">Num.Obs.</w:t>
+                  </w:r>
+                </w:p>
+              </w:tc>
+              <w:tc>
+                <w:tcPr/>
+                <w:p>
+                  <w:pPr>
+                    <w:pStyle w:val="Compact"/>
+                    <w:jc w:val="center"/>
+                  </w:pPr>
+                  <w:r>
+                    <w:t xml:space="preserve">3113</w:t>
+                  </w:r>
+                </w:p>
+              </w:tc>
+              <w:tc>
+                <w:tcPr/>
+                <w:p>
+                  <w:pPr>
+                    <w:pStyle w:val="Compact"/>
+                    <w:jc w:val="center"/>
+                  </w:pPr>
+                  <w:r>
+                    <w:t xml:space="preserve">3113</w:t>
+                  </w:r>
+                </w:p>
+              </w:tc>
+              <w:tc>
+                <w:tcPr/>
+                <w:p>
+                  <w:pPr>
+                    <w:pStyle w:val="Compact"/>
+                    <w:jc w:val="center"/>
+                  </w:pPr>
+                  <w:r>
+                    <w:t xml:space="preserve">1433</w:t>
+                  </w:r>
+                </w:p>
+              </w:tc>
+              <w:tc>
+                <w:tcPr/>
+                <w:p>
+                  <w:pPr>
+                    <w:pStyle w:val="Compact"/>
+                    <w:jc w:val="center"/>
+                  </w:pPr>
+                  <w:r>
+                    <w:t xml:space="preserve">3113</w:t>
+                  </w:r>
+                </w:p>
+              </w:tc>
+            </w:tr>
+            <w:tr>
+              <w:tc>
+                <w:tcPr/>
+                <w:p>
+                  <w:pPr>
+                    <w:pStyle w:val="Compact"/>
+                    <w:jc w:val="center"/>
+                  </w:pPr>
+                  <w:r>
+                    <w:t xml:space="preserve">Adj. R2</w:t>
+                  </w:r>
+                </w:p>
+              </w:tc>
+              <w:tc>
+                <w:tcPr/>
+                <w:p>
+                  <w:pPr>
+                    <w:pStyle w:val="Compact"/>
+                    <w:jc w:val="center"/>
+                  </w:pPr>
+                  <w:r>
+                    <w:t xml:space="preserve">0</w:t>
+                  </w:r>
+                </w:p>
+              </w:tc>
+              <w:tc>
+                <w:tcPr/>
+                <w:p>
+                  <w:pPr>
+                    <w:pStyle w:val="Compact"/>
+                  </w:pPr>
+                </w:p>
+              </w:tc>
+              <w:tc>
+                <w:tcPr/>
+                <w:p>
+                  <w:pPr>
+                    <w:pStyle w:val="Compact"/>
+                    <w:jc w:val="center"/>
+                  </w:pPr>
+                  <w:r>
+                    <w:t xml:space="preserve">0</w:t>
+                  </w:r>
+                </w:p>
+              </w:tc>
+              <w:tc>
+                <w:tcPr/>
+                <w:p>
+                  <w:pPr>
+                    <w:pStyle w:val="Compact"/>
+                    <w:jc w:val="center"/>
+                  </w:pPr>
+                  <w:r>
+                    <w:t xml:space="preserve">0</w:t>
+                  </w:r>
+                </w:p>
+              </w:tc>
+            </w:tr>
+            <w:tr>
+              <w:tc>
+                <w:tcPr/>
+                <w:p>
+                  <w:pPr>
+                    <w:pStyle w:val="Compact"/>
+                    <w:jc w:val="center"/>
+                  </w:pPr>
+                  <w:r>
+                    <w:t xml:space="preserve">McFadden’s pseudo R2</w:t>
+                  </w:r>
+                </w:p>
+              </w:tc>
+              <w:tc>
+                <w:tcPr/>
+                <w:p>
+                  <w:pPr>
+                    <w:pStyle w:val="Compact"/>
+                  </w:pPr>
+                </w:p>
+              </w:tc>
+              <w:tc>
+                <w:tcPr/>
+                <w:p>
+                  <w:pPr>
+                    <w:pStyle w:val="Compact"/>
+                    <w:jc w:val="center"/>
+                  </w:pPr>
+                  <w:r>
+                    <w:t xml:space="preserve">0.001</w:t>
+                  </w:r>
+                </w:p>
+              </w:tc>
+              <w:tc>
+                <w:tcPr/>
+                <w:p>
+                  <w:pPr>
+                    <w:pStyle w:val="Compact"/>
+                  </w:pPr>
+                </w:p>
+              </w:tc>
+              <w:tc>
+                <w:tcPr/>
+                <w:p>
+                  <w:pPr>
+                    <w:pStyle w:val="Compact"/>
+                  </w:pPr>
+                </w:p>
+              </w:tc>
+            </w:tr>
+            <w:tr>
+              <w:tc>
+                <w:tcPr>
+                  <w:gridSpan w:val="5"/>
+                </w:tcPr>
+                <w:p>
+                  <w:pPr>
+                    <w:pStyle w:val="Compact"/>
+                    <w:jc w:val="center"/>
+                  </w:pPr>
+                  <w:r>
+                    <w:t xml:space="preserve">† p &lt; 0.1, * p &lt; 0.05, ** p &lt; 0.01</w:t>
+                  </w:r>
+                </w:p>
+              </w:tc>
+            </w:tr>
+          </w:tbl>
+          <w:bookmarkEnd w:id="45"/>
+          <w:p/>
+        </w:tc>
+      </w:tr>
+    </w:tbl>
+    <w:p>
+      <w:r>
+        <w:br w:type="page"/>
+      </w:r>
+    </w:p>
+    <w:bookmarkEnd w:id="46"/>
+    <w:bookmarkStart w:id="48" w:name="X84eaa1abf7bbd68c83b1044b38efab9e6c68f33"/>
+    <w:p>
+      <w:pPr>
+        <w:pStyle w:val="Heading1"/>
+      </w:pPr>
+      <w:r>
+        <w:t xml:space="preserve">Multiple Comparisons and Minimum Detectable Effects</w:t>
+      </w:r>
+    </w:p>
+    <w:p>
+      <w:pPr>
+        <w:pStyle w:val="FirstParagraph"/>
+      </w:pPr>
+      <w:hyperlink w:anchor="tbl-interaction-tests">
+        <w:r>
+          <w:rPr>
+            <w:rStyle w:val="Hyperlink"/>
+          </w:rPr>
+          <w:t xml:space="preserve">Table 9</w:t>
+        </w:r>
+      </w:hyperlink>
+      <w:r>
+        <w:t xml:space="preserve"> </w:t>
+      </w:r>
+      <w:r>
+        <w:t xml:space="preserve">lists the 16 cue x political belief interaction terms from the four main-text models, with the unadjusted</w:t>
+      </w:r>
+      <w:r>
+        <w:t xml:space="preserve"> </w:t>
+      </w:r>
+      <w:r>
+        <w:rPr>
+          <w:i/>
+          <w:iCs/>
+        </w:rPr>
+        <w:t xml:space="preserve">p</w:t>
+      </w:r>
+      <w:r>
+        <w:t xml:space="preserve">-value, the</w:t>
+      </w:r>
+      <w:r>
+        <w:t xml:space="preserve"> </w:t>
+      </w:r>
+      <w:r>
+        <w:rPr>
+          <w:i/>
+          <w:iCs/>
+        </w:rPr>
+        <w:t xml:space="preserve">p</w:t>
+      </w:r>
+      <w:r>
+        <w:t xml:space="preserve">-value after a Holm adjustment across all 16 tests, and the minimum detectable effect (MDE). The MDE is the smallest interaction effect the design could detect with 80 percent power at a two-sided</w:t>
+      </w:r>
+      <w:r>
+        <w:t xml:space="preserve"> </w:t>
+      </w:r>
+      <m:oMath>
+        <m:r>
+          <m:t>α</m:t>
+        </m:r>
+      </m:oMath>
+      <w:r>
+        <w:t xml:space="preserve"> </w:t>
+      </w:r>
+      <w:r>
+        <w:t xml:space="preserve">= .05, calculated as (1.96 + 0.84) times the standard error. No interaction is significant after the Holm adjustment. The MDEs for the WTP models are large relative to the estimated interactions, so small effects of the cues on WTP cannot be ruled out.</w:t>
+      </w:r>
+    </w:p>
+    <w:tbl>
+      <w:tblPr>
+        <w:tblStyle w:val="Table"/>
+        <w:tblW w:type="pct" w:w="5000"/>
+        <w:tblLayout w:type="fixed"/>
+        <w:tblLook w:firstRow="0" w:lastRow="0" w:firstColumn="0" w:lastColumn="0" w:noHBand="0" w:noVBand="0" w:val="0000"/>
+      </w:tblPr>
+      <w:tblGrid>
+        <w:gridCol w:w="7920"/>
+      </w:tblGrid>
+      <w:tr>
+        <w:tc>
+          <w:tcPr/>
+          <w:bookmarkStart w:id="47" w:name="tbl-interaction-tests"/>
+          <w:p>
+            <w:pPr>
+              <w:jc w:val="center"/>
+            </w:pPr>
+            <w:pPr>
+              <w:jc w:val="left"/>
+              <w:spacing w:before="200"/>
+              <w:pStyle w:val="ImageCaption"/>
+            </w:pPr>
+            <w:r>
+              <w:t xml:space="preserve">Table 9: Cue x political belief interaction terms from the main-text models, with Holm-adjusted p-values and minimum detectable effects (MDE; 80% power, two-sided alpha = .05). Logit estimates and MDEs are on the log-odds scale; OLS estimates and MDEs are in scale points or dollars.</w:t>
+            </w:r>
+          </w:p>
+          <w:tbl>
+            <w:tblPr>
+              <w:tblStyle w:val="Table"/>
+              <w:tblW w:type="pct" w:w="5000"/>
+              <w:tblLayout w:type="fixed"/>
+              <w:tblLook w:firstRow="1" w:lastRow="0" w:firstColumn="0" w:lastColumn="0" w:noHBand="0" w:noVBand="0" w:val="0020"/>
+            </w:tblPr>
+            <w:tblGrid>
+              <w:gridCol w:w="2960"/>
+              <w:gridCol w:w="2812"/>
+              <w:gridCol w:w="444"/>
+              <w:gridCol w:w="370"/>
+              <w:gridCol w:w="444"/>
+              <w:gridCol w:w="518"/>
+              <w:gridCol w:w="370"/>
+            </w:tblGrid>
+            <w:tr>
+              <w:trPr>
+                <w:tblHeader w:val="on"/>
+              </w:trPr>
+              <w:tc>
+                <w:tcPr/>
+                <w:p>
+                  <w:pPr>
+                    <w:pStyle w:val="Compact"/>
+                    <w:jc w:val="left"/>
+                    <w:jc w:val="center"/>
+                  </w:pPr>
+                  <w:r>
+                    <w:t xml:space="preserve">Model</w:t>
+                  </w:r>
+                </w:p>
+              </w:tc>
+              <w:tc>
+                <w:tcPr/>
+                <w:p>
+                  <w:pPr>
+                    <w:pStyle w:val="Compact"/>
+                    <w:jc w:val="left"/>
+                    <w:jc w:val="center"/>
+                  </w:pPr>
+                  <w:r>
+                    <w:t xml:space="preserve">Term</w:t>
+                  </w:r>
+                </w:p>
+              </w:tc>
+              <w:tc>
+                <w:tcPr/>
+                <w:p>
+                  <w:pPr>
+                    <w:pStyle w:val="Compact"/>
+                    <w:jc w:val="left"/>
+                    <w:jc w:val="center"/>
+                  </w:pPr>
+                  <w:r>
+                    <w:t xml:space="preserve">b</w:t>
+                  </w:r>
+                </w:p>
+              </w:tc>
+              <w:tc>
+                <w:tcPr/>
+                <w:p>
+                  <w:pPr>
+                    <w:pStyle w:val="Compact"/>
+                    <w:jc w:val="left"/>
+                    <w:jc w:val="center"/>
+                  </w:pPr>
+                  <w:r>
+                    <w:t xml:space="preserve">SE</w:t>
+                  </w:r>
+                </w:p>
+              </w:tc>
+              <w:tc>
+                <w:tcPr/>
+                <w:p>
+                  <w:pPr>
+                    <w:pStyle w:val="Compact"/>
+                    <w:jc w:val="left"/>
+                    <w:jc w:val="center"/>
+                  </w:pPr>
+                  <w:r>
+                    <w:t xml:space="preserve">p</w:t>
+                  </w:r>
+                </w:p>
+              </w:tc>
+              <w:tc>
+                <w:tcPr/>
+                <w:p>
+                  <w:pPr>
+                    <w:pStyle w:val="Compact"/>
+                    <w:jc w:val="left"/>
+                    <w:jc w:val="center"/>
+                  </w:pPr>
+                  <w:r>
+                    <w:t xml:space="preserve">Holm p</w:t>
+                  </w:r>
+                </w:p>
+              </w:tc>
+              <w:tc>
+                <w:tcPr/>
+                <w:p>
+                  <w:pPr>
+                    <w:pStyle w:val="Compact"/>
+                    <w:jc w:val="left"/>
+                    <w:jc w:val="center"/>
+                  </w:pPr>
+                  <w:r>
+                    <w:t xml:space="preserve">MDE</w:t>
+                  </w:r>
+                </w:p>
+              </w:tc>
+            </w:tr>
+            <w:tr>
+              <w:tc>
+                <w:tcPr/>
+                <w:p>
+                  <w:pPr>
+                    <w:pStyle w:val="Compact"/>
+                    <w:jc w:val="left"/>
+                    <w:jc w:val="center"/>
+                  </w:pPr>
+                  <w:r>
+                    <w:t xml:space="preserve">Priority scale (OLS)</w:t>
+                  </w:r>
+                </w:p>
+              </w:tc>
+              <w:tc>
+                <w:tcPr/>
+                <w:p>
+                  <w:pPr>
+                    <w:pStyle w:val="Compact"/>
+                    <w:jc w:val="left"/>
+                    <w:jc w:val="center"/>
+                  </w:pPr>
+                  <w:r>
+                    <w:t xml:space="preserve">Trump cue × Liberal Democrat</w:t>
+                  </w:r>
+                </w:p>
+              </w:tc>
+              <w:tc>
+                <w:tcPr/>
+                <w:p>
+                  <w:pPr>
+                    <w:pStyle w:val="Compact"/>
+                    <w:jc w:val="left"/>
+                    <w:jc w:val="center"/>
+                  </w:pPr>
+                  <w:r>
+                    <w:t xml:space="preserve">0.14</w:t>
+                  </w:r>
+                </w:p>
+              </w:tc>
+              <w:tc>
+                <w:tcPr/>
+                <w:p>
+                  <w:pPr>
+                    <w:pStyle w:val="Compact"/>
+                    <w:jc w:val="left"/>
+                    <w:jc w:val="center"/>
+                  </w:pPr>
+                  <w:r>
+                    <w:t xml:space="preserve">0.18</w:t>
+                  </w:r>
+                </w:p>
+              </w:tc>
+              <w:tc>
+                <w:tcPr/>
+                <w:p>
+                  <w:pPr>
+                    <w:pStyle w:val="Compact"/>
+                    <w:jc w:val="left"/>
+                    <w:jc w:val="center"/>
+                  </w:pPr>
+                  <w:r>
+                    <w:t xml:space="preserve">0.456</w:t>
+                  </w:r>
+                </w:p>
+              </w:tc>
+              <w:tc>
+                <w:tcPr/>
+                <w:p>
+                  <w:pPr>
+                    <w:pStyle w:val="Compact"/>
+                    <w:jc w:val="left"/>
+                    <w:jc w:val="center"/>
+                  </w:pPr>
+                  <w:r>
+                    <w:t xml:space="preserve">1.000</w:t>
+                  </w:r>
+                </w:p>
+              </w:tc>
+              <w:tc>
+                <w:tcPr/>
+                <w:p>
+                  <w:pPr>
+                    <w:pStyle w:val="Compact"/>
+                    <w:jc w:val="left"/>
+                    <w:jc w:val="center"/>
+                  </w:pPr>
+                  <w:r>
+                    <w:t xml:space="preserve">0.52</w:t>
+                  </w:r>
+                </w:p>
+              </w:tc>
+            </w:tr>
+            <w:tr>
+              <w:tc>
+                <w:tcPr/>
+                <w:p>
+                  <w:pPr>
+                    <w:pStyle w:val="Compact"/>
+                    <w:jc w:val="left"/>
+                    <w:jc w:val="center"/>
+                  </w:pPr>
+                  <w:r>
+                    <w:t xml:space="preserve">Priority scale (OLS)</w:t>
+                  </w:r>
+                </w:p>
+              </w:tc>
+              <w:tc>
+                <w:tcPr/>
+                <w:p>
+                  <w:pPr>
+                    <w:pStyle w:val="Compact"/>
+                    <w:jc w:val="left"/>
+                    <w:jc w:val="center"/>
+                  </w:pPr>
+                  <w:r>
+                    <w:t xml:space="preserve">Trump cue × Conservative Republican</w:t>
+                  </w:r>
+                </w:p>
+              </w:tc>
+              <w:tc>
+                <w:tcPr/>
+                <w:p>
+                  <w:pPr>
+                    <w:pStyle w:val="Compact"/>
+                    <w:jc w:val="left"/>
+                    <w:jc w:val="center"/>
+                  </w:pPr>
+                  <w:r>
+                    <w:t xml:space="preserve">-0.44</w:t>
+                  </w:r>
+                </w:p>
+              </w:tc>
+              <w:tc>
+                <w:tcPr/>
+                <w:p>
+                  <w:pPr>
+                    <w:pStyle w:val="Compact"/>
+                    <w:jc w:val="left"/>
+                    <w:jc w:val="center"/>
+                  </w:pPr>
+                  <w:r>
+                    <w:t xml:space="preserve">0.24</w:t>
+                  </w:r>
+                </w:p>
+              </w:tc>
+              <w:tc>
+                <w:tcPr/>
+                <w:p>
+                  <w:pPr>
+                    <w:pStyle w:val="Compact"/>
+                    <w:jc w:val="left"/>
+                    <w:jc w:val="center"/>
+                  </w:pPr>
+                  <w:r>
+                    <w:t xml:space="preserve">0.062</w:t>
+                  </w:r>
+                </w:p>
+              </w:tc>
+              <w:tc>
+                <w:tcPr/>
+                <w:p>
+                  <w:pPr>
+                    <w:pStyle w:val="Compact"/>
+                    <w:jc w:val="left"/>
+                    <w:jc w:val="center"/>
+                  </w:pPr>
+                  <w:r>
+                    <w:t xml:space="preserve">0.937</w:t>
+                  </w:r>
+                </w:p>
+              </w:tc>
+              <w:tc>
+                <w:tcPr/>
+                <w:p>
+                  <w:pPr>
+                    <w:pStyle w:val="Compact"/>
+                    <w:jc w:val="left"/>
+                    <w:jc w:val="center"/>
+                  </w:pPr>
+                  <w:r>
+                    <w:t xml:space="preserve">0.66</w:t>
+                  </w:r>
+                </w:p>
+              </w:tc>
+            </w:tr>
+            <w:tr>
+              <w:tc>
+                <w:tcPr/>
+                <w:p>
+                  <w:pPr>
+                    <w:pStyle w:val="Compact"/>
+                    <w:jc w:val="left"/>
+                    <w:jc w:val="center"/>
+                  </w:pPr>
+                  <w:r>
+                    <w:t xml:space="preserve">Priority scale (OLS)</w:t>
+                  </w:r>
+                </w:p>
+              </w:tc>
+              <w:tc>
+                <w:tcPr/>
+                <w:p>
+                  <w:pPr>
+                    <w:pStyle w:val="Compact"/>
+                    <w:jc w:val="left"/>
+                    <w:jc w:val="center"/>
+                  </w:pPr>
+                  <w:r>
+                    <w:t xml:space="preserve">Climate cue × Liberal Democrat</w:t>
+                  </w:r>
+                </w:p>
+              </w:tc>
+              <w:tc>
+                <w:tcPr/>
+                <w:p>
+                  <w:pPr>
+                    <w:pStyle w:val="Compact"/>
+                    <w:jc w:val="left"/>
+                    <w:jc w:val="center"/>
+                  </w:pPr>
+                  <w:r>
+                    <w:t xml:space="preserve">0.34</w:t>
+                  </w:r>
+                </w:p>
+              </w:tc>
+              <w:tc>
+                <w:tcPr/>
+                <w:p>
+                  <w:pPr>
+                    <w:pStyle w:val="Compact"/>
+                    <w:jc w:val="left"/>
+                    <w:jc w:val="center"/>
+                  </w:pPr>
+                  <w:r>
+                    <w:t xml:space="preserve">0.17</w:t>
+                  </w:r>
+                </w:p>
+              </w:tc>
+              <w:tc>
+                <w:tcPr/>
+                <w:p>
+                  <w:pPr>
+                    <w:pStyle w:val="Compact"/>
+                    <w:jc w:val="left"/>
+                    <w:jc w:val="center"/>
+                  </w:pPr>
+                  <w:r>
+                    <w:t xml:space="preserve">0.051</w:t>
+                  </w:r>
+                </w:p>
+              </w:tc>
+              <w:tc>
+                <w:tcPr/>
+                <w:p>
+                  <w:pPr>
+                    <w:pStyle w:val="Compact"/>
+                    <w:jc w:val="left"/>
+                    <w:jc w:val="center"/>
+                  </w:pPr>
+                  <w:r>
+                    <w:t xml:space="preserve">0.809</w:t>
+                  </w:r>
+                </w:p>
+              </w:tc>
+              <w:tc>
+                <w:tcPr/>
+                <w:p>
+                  <w:pPr>
+                    <w:pStyle w:val="Compact"/>
+                    <w:jc w:val="left"/>
+                    <w:jc w:val="center"/>
+                  </w:pPr>
+                  <w:r>
+                    <w:t xml:space="preserve">0.49</w:t>
+                  </w:r>
+                </w:p>
+              </w:tc>
+            </w:tr>
+            <w:tr>
+              <w:tc>
+                <w:tcPr/>
+                <w:p>
+                  <w:pPr>
+                    <w:pStyle w:val="Compact"/>
+                    <w:jc w:val="left"/>
+                    <w:jc w:val="center"/>
+                  </w:pPr>
+                  <w:r>
+                    <w:t xml:space="preserve">Priority scale (OLS)</w:t>
+                  </w:r>
+                </w:p>
+              </w:tc>
+              <w:tc>
+                <w:tcPr/>
+                <w:p>
+                  <w:pPr>
+                    <w:pStyle w:val="Compact"/>
+                    <w:jc w:val="left"/>
+                    <w:jc w:val="center"/>
+                  </w:pPr>
+                  <w:r>
+                    <w:t xml:space="preserve">Climate cue × Conservative Republican</w:t>
+                  </w:r>
+                </w:p>
+              </w:tc>
+              <w:tc>
+                <w:tcPr/>
+                <w:p>
+                  <w:pPr>
+                    <w:pStyle w:val="Compact"/>
+                    <w:jc w:val="left"/>
+                    <w:jc w:val="center"/>
+                  </w:pPr>
+                  <w:r>
+                    <w:t xml:space="preserve">0.08</w:t>
+                  </w:r>
+                </w:p>
+              </w:tc>
+              <w:tc>
+                <w:tcPr/>
+                <w:p>
+                  <w:pPr>
+                    <w:pStyle w:val="Compact"/>
+                    <w:jc w:val="left"/>
+                    <w:jc w:val="center"/>
+                  </w:pPr>
+                  <w:r>
+                    <w:t xml:space="preserve">0.22</w:t>
+                  </w:r>
+                </w:p>
+              </w:tc>
+              <w:tc>
+                <w:tcPr/>
+                <w:p>
+                  <w:pPr>
+                    <w:pStyle w:val="Compact"/>
+                    <w:jc w:val="left"/>
+                    <w:jc w:val="center"/>
+                  </w:pPr>
+                  <w:r>
+                    <w:t xml:space="preserve">0.720</w:t>
+                  </w:r>
+                </w:p>
+              </w:tc>
+              <w:tc>
+                <w:tcPr/>
+                <w:p>
+                  <w:pPr>
+                    <w:pStyle w:val="Compact"/>
+                    <w:jc w:val="left"/>
+                    <w:jc w:val="center"/>
+                  </w:pPr>
+                  <w:r>
+                    <w:t xml:space="preserve">1.000</w:t>
+                  </w:r>
+                </w:p>
+              </w:tc>
+              <w:tc>
+                <w:tcPr/>
+                <w:p>
+                  <w:pPr>
+                    <w:pStyle w:val="Compact"/>
+                    <w:jc w:val="left"/>
+                    <w:jc w:val="center"/>
+                  </w:pPr>
+                  <w:r>
+                    <w:t xml:space="preserve">0.62</w:t>
+                  </w:r>
+                </w:p>
+              </w:tc>
+            </w:tr>
+            <w:tr>
+              <w:tc>
+                <w:tcPr/>
+                <w:p>
+                  <w:pPr>
+                    <w:pStyle w:val="Compact"/>
+                    <w:jc w:val="left"/>
+                    <w:jc w:val="center"/>
+                  </w:pPr>
+                  <w:r>
+                    <w:t xml:space="preserve">Fossil fuels: Any WTP (logit)</w:t>
+                  </w:r>
+                </w:p>
+              </w:tc>
+              <w:tc>
+                <w:tcPr/>
+                <w:p>
+                  <w:pPr>
+                    <w:pStyle w:val="Compact"/>
+                    <w:jc w:val="left"/>
+                    <w:jc w:val="center"/>
+                  </w:pPr>
+                  <w:r>
+                    <w:t xml:space="preserve">Trump cue × Liberal Democrat</w:t>
+                  </w:r>
+                </w:p>
+              </w:tc>
+              <w:tc>
+                <w:tcPr/>
+                <w:p>
+                  <w:pPr>
+                    <w:pStyle w:val="Compact"/>
+                    <w:jc w:val="left"/>
+                    <w:jc w:val="center"/>
+                  </w:pPr>
+                  <w:r>
+                    <w:t xml:space="preserve">0.01</w:t>
+                  </w:r>
+                </w:p>
+              </w:tc>
+              <w:tc>
+                <w:tcPr/>
+                <w:p>
+                  <w:pPr>
+                    <w:pStyle w:val="Compact"/>
+                    <w:jc w:val="left"/>
+                    <w:jc w:val="center"/>
+                  </w:pPr>
+                  <w:r>
+                    <w:t xml:space="preserve">0.26</w:t>
+                  </w:r>
+                </w:p>
+              </w:tc>
+              <w:tc>
+                <w:tcPr/>
+                <w:p>
+                  <w:pPr>
+                    <w:pStyle w:val="Compact"/>
+                    <w:jc w:val="left"/>
+                    <w:jc w:val="center"/>
+                  </w:pPr>
+                  <w:r>
+                    <w:t xml:space="preserve">0.979</w:t>
+                  </w:r>
+                </w:p>
+              </w:tc>
+              <w:tc>
+                <w:tcPr/>
+                <w:p>
+                  <w:pPr>
+                    <w:pStyle w:val="Compact"/>
+                    <w:jc w:val="left"/>
+                    <w:jc w:val="center"/>
+                  </w:pPr>
+                  <w:r>
+                    <w:t xml:space="preserve">1.000</w:t>
+                  </w:r>
+                </w:p>
+              </w:tc>
+              <w:tc>
+                <w:tcPr/>
+                <w:p>
+                  <w:pPr>
+                    <w:pStyle w:val="Compact"/>
+                    <w:jc w:val="left"/>
+                    <w:jc w:val="center"/>
+                  </w:pPr>
+                  <w:r>
+                    <w:t xml:space="preserve">0.72</w:t>
+                  </w:r>
+                </w:p>
+              </w:tc>
+            </w:tr>
+            <w:tr>
+              <w:tc>
+                <w:tcPr/>
+                <w:p>
+                  <w:pPr>
+                    <w:pStyle w:val="Compact"/>
+                    <w:jc w:val="left"/>
+                    <w:jc w:val="center"/>
+                  </w:pPr>
+                  <w:r>
+                    <w:t xml:space="preserve">Fossil fuels: Any WTP (logit)</w:t>
+                  </w:r>
+                </w:p>
+              </w:tc>
+              <w:tc>
+                <w:tcPr/>
+                <w:p>
+                  <w:pPr>
+                    <w:pStyle w:val="Compact"/>
+                    <w:jc w:val="left"/>
+                    <w:jc w:val="center"/>
+                  </w:pPr>
+                  <w:r>
+                    <w:t xml:space="preserve">Trump cue × Conservative Republican</w:t>
+                  </w:r>
+                </w:p>
+              </w:tc>
+              <w:tc>
+                <w:tcPr/>
+                <w:p>
+                  <w:pPr>
+                    <w:pStyle w:val="Compact"/>
+                    <w:jc w:val="left"/>
+                    <w:jc w:val="center"/>
+                  </w:pPr>
+                  <w:r>
+                    <w:t xml:space="preserve">0.42</w:t>
+                  </w:r>
+                </w:p>
+              </w:tc>
+              <w:tc>
+                <w:tcPr/>
+                <w:p>
+                  <w:pPr>
+                    <w:pStyle w:val="Compact"/>
+                    <w:jc w:val="left"/>
+                    <w:jc w:val="center"/>
+                  </w:pPr>
+                  <w:r>
+                    <w:t xml:space="preserve">0.30</w:t>
+                  </w:r>
+                </w:p>
+              </w:tc>
+              <w:tc>
+                <w:tcPr/>
+                <w:p>
+                  <w:pPr>
+                    <w:pStyle w:val="Compact"/>
+                    <w:jc w:val="left"/>
+                    <w:jc w:val="center"/>
+                  </w:pPr>
+                  <w:r>
+                    <w:t xml:space="preserve">0.158</w:t>
+                  </w:r>
+                </w:p>
+              </w:tc>
+              <w:tc>
+                <w:tcPr/>
+                <w:p>
+                  <w:pPr>
+                    <w:pStyle w:val="Compact"/>
+                    <w:jc w:val="left"/>
+                    <w:jc w:val="center"/>
+                  </w:pPr>
+                  <w:r>
+                    <w:t xml:space="preserve">1.000</w:t>
+                  </w:r>
+                </w:p>
+              </w:tc>
+              <w:tc>
+                <w:tcPr/>
+                <w:p>
+                  <w:pPr>
+                    <w:pStyle w:val="Compact"/>
+                    <w:jc w:val="left"/>
+                    <w:jc w:val="center"/>
+                  </w:pPr>
+                  <w:r>
+                    <w:t xml:space="preserve">0.84</w:t>
+                  </w:r>
+                </w:p>
+              </w:tc>
+            </w:tr>
+            <w:tr>
+              <w:tc>
+                <w:tcPr/>
+                <w:p>
+                  <w:pPr>
+                    <w:pStyle w:val="Compact"/>
+                    <w:jc w:val="left"/>
+                    <w:jc w:val="center"/>
+                  </w:pPr>
+                  <w:r>
+                    <w:t xml:space="preserve">Fossil fuels: Any WTP (logit)</w:t>
+                  </w:r>
+                </w:p>
+              </w:tc>
+              <w:tc>
+                <w:tcPr/>
+                <w:p>
+                  <w:pPr>
+                    <w:pStyle w:val="Compact"/>
+                    <w:jc w:val="left"/>
+                    <w:jc w:val="center"/>
+                  </w:pPr>
+                  <w:r>
+                    <w:t xml:space="preserve">Climate cue × Liberal Democrat</w:t>
+                  </w:r>
+                </w:p>
+              </w:tc>
+              <w:tc>
+                <w:tcPr/>
+                <w:p>
+                  <w:pPr>
+                    <w:pStyle w:val="Compact"/>
+                    <w:jc w:val="left"/>
+                    <w:jc w:val="center"/>
+                  </w:pPr>
+                  <w:r>
+                    <w:t xml:space="preserve">-0.27</w:t>
+                  </w:r>
+                </w:p>
+              </w:tc>
+              <w:tc>
+                <w:tcPr/>
+                <w:p>
+                  <w:pPr>
+                    <w:pStyle w:val="Compact"/>
+                    <w:jc w:val="left"/>
+                    <w:jc w:val="center"/>
+                  </w:pPr>
+                  <w:r>
+                    <w:t xml:space="preserve">0.26</w:t>
+                  </w:r>
+                </w:p>
+              </w:tc>
+              <w:tc>
+                <w:tcPr/>
+                <w:p>
+                  <w:pPr>
+                    <w:pStyle w:val="Compact"/>
+                    <w:jc w:val="left"/>
+                    <w:jc w:val="center"/>
+                  </w:pPr>
+                  <w:r>
+                    <w:t xml:space="preserve">0.297</w:t>
+                  </w:r>
+                </w:p>
+              </w:tc>
+              <w:tc>
+                <w:tcPr/>
+                <w:p>
+                  <w:pPr>
+                    <w:pStyle w:val="Compact"/>
+                    <w:jc w:val="left"/>
+                    <w:jc w:val="center"/>
+                  </w:pPr>
+                  <w:r>
+                    <w:t xml:space="preserve">1.000</w:t>
+                  </w:r>
+                </w:p>
+              </w:tc>
+              <w:tc>
+                <w:tcPr/>
+                <w:p>
+                  <w:pPr>
+                    <w:pStyle w:val="Compact"/>
+                    <w:jc w:val="left"/>
+                    <w:jc w:val="center"/>
+                  </w:pPr>
+                  <w:r>
+                    <w:t xml:space="preserve">0.73</w:t>
+                  </w:r>
+                </w:p>
+              </w:tc>
+            </w:tr>
+            <w:tr>
+              <w:tc>
+                <w:tcPr/>
+                <w:p>
+                  <w:pPr>
+                    <w:pStyle w:val="Compact"/>
+                    <w:jc w:val="left"/>
+                    <w:jc w:val="center"/>
+                  </w:pPr>
+                  <w:r>
+                    <w:t xml:space="preserve">Fossil fuels: Any WTP (logit)</w:t>
+                  </w:r>
+                </w:p>
+              </w:tc>
+              <w:tc>
+                <w:tcPr/>
+                <w:p>
+                  <w:pPr>
+                    <w:pStyle w:val="Compact"/>
+                    <w:jc w:val="left"/>
+                    <w:jc w:val="center"/>
+                  </w:pPr>
+                  <w:r>
+                    <w:t xml:space="preserve">Climate cue × Conservative Republican</w:t>
+                  </w:r>
+                </w:p>
+              </w:tc>
+              <w:tc>
+                <w:tcPr/>
+                <w:p>
+                  <w:pPr>
+                    <w:pStyle w:val="Compact"/>
+                    <w:jc w:val="left"/>
+                    <w:jc w:val="center"/>
+                  </w:pPr>
+                  <w:r>
+                    <w:t xml:space="preserve">-0.04</w:t>
+                  </w:r>
+                </w:p>
+              </w:tc>
+              <w:tc>
+                <w:tcPr/>
+                <w:p>
+                  <w:pPr>
+                    <w:pStyle w:val="Compact"/>
+                    <w:jc w:val="left"/>
+                    <w:jc w:val="center"/>
+                  </w:pPr>
+                  <w:r>
+                    <w:t xml:space="preserve">0.29</w:t>
+                  </w:r>
+                </w:p>
+              </w:tc>
+              <w:tc>
+                <w:tcPr/>
+                <w:p>
+                  <w:pPr>
+                    <w:pStyle w:val="Compact"/>
+                    <w:jc w:val="left"/>
+                    <w:jc w:val="center"/>
+                  </w:pPr>
+                  <w:r>
+                    <w:t xml:space="preserve">0.887</w:t>
+                  </w:r>
+                </w:p>
+              </w:tc>
+              <w:tc>
+                <w:tcPr/>
+                <w:p>
+                  <w:pPr>
+                    <w:pStyle w:val="Compact"/>
+                    <w:jc w:val="left"/>
+                    <w:jc w:val="center"/>
+                  </w:pPr>
+                  <w:r>
+                    <w:t xml:space="preserve">1.000</w:t>
+                  </w:r>
+                </w:p>
+              </w:tc>
+              <w:tc>
+                <w:tcPr/>
+                <w:p>
+                  <w:pPr>
+                    <w:pStyle w:val="Compact"/>
+                    <w:jc w:val="left"/>
+                    <w:jc w:val="center"/>
+                  </w:pPr>
+                  <w:r>
+                    <w:t xml:space="preserve">0.82</w:t>
+                  </w:r>
+                </w:p>
+              </w:tc>
+            </w:tr>
+            <w:tr>
+              <w:tc>
+                <w:tcPr/>
+                <w:p>
+                  <w:pPr>
+                    <w:pStyle w:val="Compact"/>
+                    <w:jc w:val="left"/>
+                    <w:jc w:val="center"/>
+                  </w:pPr>
+                  <w:r>
+                    <w:t xml:space="preserve">Fossil fuels: Amount, if WTP &gt; $0 (OLS)</w:t>
+                  </w:r>
+                </w:p>
+              </w:tc>
+              <w:tc>
+                <w:tcPr/>
+                <w:p>
+                  <w:pPr>
+                    <w:pStyle w:val="Compact"/>
+                    <w:jc w:val="left"/>
+                    <w:jc w:val="center"/>
+                  </w:pPr>
+                  <w:r>
+                    <w:t xml:space="preserve">Trump cue × Liberal Democrat</w:t>
+                  </w:r>
+                </w:p>
+              </w:tc>
+              <w:tc>
+                <w:tcPr/>
+                <w:p>
+                  <w:pPr>
+                    <w:pStyle w:val="Compact"/>
+                    <w:jc w:val="left"/>
+                    <w:jc w:val="center"/>
+                  </w:pPr>
+                  <w:r>
+                    <w:t xml:space="preserve">3.12</w:t>
+                  </w:r>
+                </w:p>
+              </w:tc>
+              <w:tc>
+                <w:tcPr/>
+                <w:p>
+                  <w:pPr>
+                    <w:pStyle w:val="Compact"/>
+                    <w:jc w:val="left"/>
+                    <w:jc w:val="center"/>
+                  </w:pPr>
+                  <w:r>
+                    <w:t xml:space="preserve">2.87</w:t>
+                  </w:r>
+                </w:p>
+              </w:tc>
+              <w:tc>
+                <w:tcPr/>
+                <w:p>
+                  <w:pPr>
+                    <w:pStyle w:val="Compact"/>
+                    <w:jc w:val="left"/>
+                    <w:jc w:val="center"/>
+                  </w:pPr>
+                  <w:r>
+                    <w:t xml:space="preserve">0.277</w:t>
+                  </w:r>
+                </w:p>
+              </w:tc>
+              <w:tc>
+                <w:tcPr/>
+                <w:p>
+                  <w:pPr>
+                    <w:pStyle w:val="Compact"/>
+                    <w:jc w:val="left"/>
+                    <w:jc w:val="center"/>
+                  </w:pPr>
+                  <w:r>
+                    <w:t xml:space="preserve">1.000</w:t>
+                  </w:r>
+                </w:p>
+              </w:tc>
+              <w:tc>
+                <w:tcPr/>
+                <w:p>
+                  <w:pPr>
+                    <w:pStyle w:val="Compact"/>
+                    <w:jc w:val="left"/>
+                    <w:jc w:val="center"/>
+                  </w:pPr>
+                  <w:r>
+                    <w:t xml:space="preserve">8.04</w:t>
+                  </w:r>
+                </w:p>
+              </w:tc>
+            </w:tr>
+            <w:tr>
+              <w:tc>
+                <w:tcPr/>
+                <w:p>
+                  <w:pPr>
+                    <w:pStyle w:val="Compact"/>
+                    <w:jc w:val="left"/>
+                    <w:jc w:val="center"/>
+                  </w:pPr>
+                  <w:r>
+                    <w:t xml:space="preserve">Fossil fuels: Amount, if WTP &gt; $0 (OLS)</w:t>
+                  </w:r>
+                </w:p>
+              </w:tc>
+              <w:tc>
+                <w:tcPr/>
+                <w:p>
+                  <w:pPr>
+                    <w:pStyle w:val="Compact"/>
+                    <w:jc w:val="left"/>
+                    <w:jc w:val="center"/>
+                  </w:pPr>
+                  <w:r>
+                    <w:t xml:space="preserve">Trump cue × Conservative Republican</w:t>
+                  </w:r>
+                </w:p>
+              </w:tc>
+              <w:tc>
+                <w:tcPr/>
+                <w:p>
+                  <w:pPr>
+                    <w:pStyle w:val="Compact"/>
+                    <w:jc w:val="left"/>
+                    <w:jc w:val="center"/>
+                  </w:pPr>
+                  <w:r>
+                    <w:t xml:space="preserve">3.92</w:t>
+                  </w:r>
+                </w:p>
+              </w:tc>
+              <w:tc>
+                <w:tcPr/>
+                <w:p>
+                  <w:pPr>
+                    <w:pStyle w:val="Compact"/>
+                    <w:jc w:val="left"/>
+                    <w:jc w:val="center"/>
+                  </w:pPr>
+                  <w:r>
+                    <w:t xml:space="preserve">2.96</w:t>
+                  </w:r>
+                </w:p>
+              </w:tc>
+              <w:tc>
+                <w:tcPr/>
+                <w:p>
+                  <w:pPr>
+                    <w:pStyle w:val="Compact"/>
+                    <w:jc w:val="left"/>
+                    <w:jc w:val="center"/>
+                  </w:pPr>
+                  <w:r>
+                    <w:t xml:space="preserve">0.186</w:t>
+                  </w:r>
+                </w:p>
+              </w:tc>
+              <w:tc>
+                <w:tcPr/>
+                <w:p>
+                  <w:pPr>
+                    <w:pStyle w:val="Compact"/>
+                    <w:jc w:val="left"/>
+                    <w:jc w:val="center"/>
+                  </w:pPr>
+                  <w:r>
+                    <w:t xml:space="preserve">1.000</w:t>
+                  </w:r>
+                </w:p>
+              </w:tc>
+              <w:tc>
+                <w:tcPr/>
+                <w:p>
+                  <w:pPr>
+                    <w:pStyle w:val="Compact"/>
+                    <w:jc w:val="left"/>
+                    <w:jc w:val="center"/>
+                  </w:pPr>
+                  <w:r>
+                    <w:t xml:space="preserve">8.30</w:t>
+                  </w:r>
+                </w:p>
+              </w:tc>
+            </w:tr>
+            <w:tr>
+              <w:tc>
+                <w:tcPr/>
+                <w:p>
+                  <w:pPr>
+                    <w:pStyle w:val="Compact"/>
+                    <w:jc w:val="left"/>
+                    <w:jc w:val="center"/>
+                  </w:pPr>
+                  <w:r>
+                    <w:t xml:space="preserve">Fossil fuels: Amount, if WTP &gt; $0 (OLS)</w:t>
+                  </w:r>
+                </w:p>
+              </w:tc>
+              <w:tc>
+                <w:tcPr/>
+                <w:p>
+                  <w:pPr>
+                    <w:pStyle w:val="Compact"/>
+                    <w:jc w:val="left"/>
+                    <w:jc w:val="center"/>
+                  </w:pPr>
+                  <w:r>
+                    <w:t xml:space="preserve">Climate cue × Liberal Democrat</w:t>
+                  </w:r>
+                </w:p>
+              </w:tc>
+              <w:tc>
+                <w:tcPr/>
+                <w:p>
+                  <w:pPr>
+                    <w:pStyle w:val="Compact"/>
+                    <w:jc w:val="left"/>
+                    <w:jc w:val="center"/>
+                  </w:pPr>
+                  <w:r>
+                    <w:t xml:space="preserve">1.51</w:t>
+                  </w:r>
+                </w:p>
+              </w:tc>
+              <w:tc>
+                <w:tcPr/>
+                <w:p>
+                  <w:pPr>
+                    <w:pStyle w:val="Compact"/>
+                    <w:jc w:val="left"/>
+                    <w:jc w:val="center"/>
+                  </w:pPr>
+                  <w:r>
+                    <w:t xml:space="preserve">3.03</w:t>
+                  </w:r>
+                </w:p>
+              </w:tc>
+              <w:tc>
+                <w:tcPr/>
+                <w:p>
+                  <w:pPr>
+                    <w:pStyle w:val="Compact"/>
+                    <w:jc w:val="left"/>
+                    <w:jc w:val="center"/>
+                  </w:pPr>
+                  <w:r>
+                    <w:t xml:space="preserve">0.618</w:t>
+                  </w:r>
+                </w:p>
+              </w:tc>
+              <w:tc>
+                <w:tcPr/>
+                <w:p>
+                  <w:pPr>
+                    <w:pStyle w:val="Compact"/>
+                    <w:jc w:val="left"/>
+                    <w:jc w:val="center"/>
+                  </w:pPr>
+                  <w:r>
+                    <w:t xml:space="preserve">1.000</w:t>
+                  </w:r>
+                </w:p>
+              </w:tc>
+              <w:tc>
+                <w:tcPr/>
+                <w:p>
+                  <w:pPr>
+                    <w:pStyle w:val="Compact"/>
+                    <w:jc w:val="left"/>
+                    <w:jc w:val="center"/>
+                  </w:pPr>
+                  <w:r>
+                    <w:t xml:space="preserve">8.48</w:t>
+                  </w:r>
+                </w:p>
+              </w:tc>
+            </w:tr>
+            <w:tr>
+              <w:tc>
+                <w:tcPr/>
+                <w:p>
+                  <w:pPr>
+                    <w:pStyle w:val="Compact"/>
+                    <w:jc w:val="left"/>
+                    <w:jc w:val="center"/>
+                  </w:pPr>
+                  <w:r>
+                    <w:t xml:space="preserve">Fossil fuels: Amount, if WTP &gt; $0 (OLS)</w:t>
+                  </w:r>
+                </w:p>
+              </w:tc>
+              <w:tc>
+                <w:tcPr/>
+                <w:p>
+                  <w:pPr>
+                    <w:pStyle w:val="Compact"/>
+                    <w:jc w:val="left"/>
+                    <w:jc w:val="center"/>
+                  </w:pPr>
+                  <w:r>
+                    <w:t xml:space="preserve">Climate cue × Conservative Republican</w:t>
+                  </w:r>
+                </w:p>
+              </w:tc>
+              <w:tc>
+                <w:tcPr/>
+                <w:p>
+                  <w:pPr>
+                    <w:pStyle w:val="Compact"/>
+                    <w:jc w:val="left"/>
+                    <w:jc w:val="center"/>
+                  </w:pPr>
+                  <w:r>
+                    <w:t xml:space="preserve">3.67</w:t>
+                  </w:r>
+                </w:p>
+              </w:tc>
+              <w:tc>
+                <w:tcPr/>
+                <w:p>
+                  <w:pPr>
+                    <w:pStyle w:val="Compact"/>
+                    <w:jc w:val="left"/>
+                    <w:jc w:val="center"/>
+                  </w:pPr>
+                  <w:r>
+                    <w:t xml:space="preserve">2.92</w:t>
+                  </w:r>
+                </w:p>
+              </w:tc>
+              <w:tc>
+                <w:tcPr/>
+                <w:p>
+                  <w:pPr>
+                    <w:pStyle w:val="Compact"/>
+                    <w:jc w:val="left"/>
+                    <w:jc w:val="center"/>
+                  </w:pPr>
+                  <w:r>
+                    <w:t xml:space="preserve">0.209</w:t>
+                  </w:r>
+                </w:p>
+              </w:tc>
+              <w:tc>
+                <w:tcPr/>
+                <w:p>
+                  <w:pPr>
+                    <w:pStyle w:val="Compact"/>
+                    <w:jc w:val="left"/>
+                    <w:jc w:val="center"/>
+                  </w:pPr>
+                  <w:r>
+                    <w:t xml:space="preserve">1.000</w:t>
+                  </w:r>
+                </w:p>
+              </w:tc>
+              <w:tc>
+                <w:tcPr/>
+                <w:p>
+                  <w:pPr>
+                    <w:pStyle w:val="Compact"/>
+                    <w:jc w:val="left"/>
+                    <w:jc w:val="center"/>
+                  </w:pPr>
+                  <w:r>
+                    <w:t xml:space="preserve">8.17</w:t>
+                  </w:r>
+                </w:p>
+              </w:tc>
+            </w:tr>
+            <w:tr>
+              <w:tc>
+                <w:tcPr/>
+                <w:p>
+                  <w:pPr>
+                    <w:pStyle w:val="Compact"/>
+                    <w:jc w:val="left"/>
+                    <w:jc w:val="center"/>
+                  </w:pPr>
+                  <w:r>
+                    <w:t xml:space="preserve">Renewables: Amount (OLS)</w:t>
+                  </w:r>
+                </w:p>
+              </w:tc>
+              <w:tc>
+                <w:tcPr/>
+                <w:p>
+                  <w:pPr>
+                    <w:pStyle w:val="Compact"/>
+                    <w:jc w:val="left"/>
+                    <w:jc w:val="center"/>
+                  </w:pPr>
+                  <w:r>
+                    <w:t xml:space="preserve">Trump cue × Liberal Democrat</w:t>
+                  </w:r>
+                </w:p>
+              </w:tc>
+              <w:tc>
+                <w:tcPr/>
+                <w:p>
+                  <w:pPr>
+                    <w:pStyle w:val="Compact"/>
+                    <w:jc w:val="left"/>
+                    <w:jc w:val="center"/>
+                  </w:pPr>
+                  <w:r>
+                    <w:t xml:space="preserve">1.66</w:t>
+                  </w:r>
+                </w:p>
+              </w:tc>
+              <w:tc>
+                <w:tcPr/>
+                <w:p>
+                  <w:pPr>
+                    <w:pStyle w:val="Compact"/>
+                    <w:jc w:val="left"/>
+                    <w:jc w:val="center"/>
+                  </w:pPr>
+                  <w:r>
+                    <w:t xml:space="preserve">2.23</w:t>
+                  </w:r>
+                </w:p>
+              </w:tc>
+              <w:tc>
+                <w:tcPr/>
+                <w:p>
+                  <w:pPr>
+                    <w:pStyle w:val="Compact"/>
+                    <w:jc w:val="left"/>
+                    <w:jc w:val="center"/>
+                  </w:pPr>
+                  <w:r>
+                    <w:t xml:space="preserve">0.459</w:t>
+                  </w:r>
+                </w:p>
+              </w:tc>
+              <w:tc>
+                <w:tcPr/>
+                <w:p>
+                  <w:pPr>
+                    <w:pStyle w:val="Compact"/>
+                    <w:jc w:val="left"/>
+                    <w:jc w:val="center"/>
+                  </w:pPr>
+                  <w:r>
+                    <w:t xml:space="preserve">1.000</w:t>
+                  </w:r>
+                </w:p>
+              </w:tc>
+              <w:tc>
+                <w:tcPr/>
+                <w:p>
+                  <w:pPr>
+                    <w:pStyle w:val="Compact"/>
+                    <w:jc w:val="left"/>
+                    <w:jc w:val="center"/>
+                  </w:pPr>
+                  <w:r>
+                    <w:t xml:space="preserve">6.26</w:t>
+                  </w:r>
+                </w:p>
+              </w:tc>
+            </w:tr>
+            <w:tr>
+              <w:tc>
+                <w:tcPr/>
+                <w:p>
+                  <w:pPr>
+                    <w:pStyle w:val="Compact"/>
+                    <w:jc w:val="left"/>
+                    <w:jc w:val="center"/>
+                  </w:pPr>
+                  <w:r>
+                    <w:t xml:space="preserve">Renewables: Amount (OLS)</w:t>
+                  </w:r>
+                </w:p>
+              </w:tc>
+              <w:tc>
+                <w:tcPr/>
+                <w:p>
+                  <w:pPr>
+                    <w:pStyle w:val="Compact"/>
+                    <w:jc w:val="left"/>
+                    <w:jc w:val="center"/>
+                  </w:pPr>
+                  <w:r>
+                    <w:t xml:space="preserve">Trump cue × Conservative Republican</w:t>
+                  </w:r>
+                </w:p>
+              </w:tc>
+              <w:tc>
+                <w:tcPr/>
+                <w:p>
+                  <w:pPr>
+                    <w:pStyle w:val="Compact"/>
+                    <w:jc w:val="left"/>
+                    <w:jc w:val="center"/>
+                  </w:pPr>
+                  <w:r>
+                    <w:t xml:space="preserve">0.32</w:t>
+                  </w:r>
+                </w:p>
+              </w:tc>
+              <w:tc>
+                <w:tcPr/>
+                <w:p>
+                  <w:pPr>
+                    <w:pStyle w:val="Compact"/>
+                    <w:jc w:val="left"/>
+                    <w:jc w:val="center"/>
+                  </w:pPr>
+                  <w:r>
+                    <w:t xml:space="preserve">2.34</w:t>
+                  </w:r>
+                </w:p>
+              </w:tc>
+              <w:tc>
+                <w:tcPr/>
+                <w:p>
+                  <w:pPr>
+                    <w:pStyle w:val="Compact"/>
+                    <w:jc w:val="left"/>
+                    <w:jc w:val="center"/>
+                  </w:pPr>
+                  <w:r>
+                    <w:t xml:space="preserve">0.891</w:t>
+                  </w:r>
+                </w:p>
+              </w:tc>
+              <w:tc>
+                <w:tcPr/>
+                <w:p>
+                  <w:pPr>
+                    <w:pStyle w:val="Compact"/>
+                    <w:jc w:val="left"/>
+                    <w:jc w:val="center"/>
+                  </w:pPr>
+                  <w:r>
+                    <w:t xml:space="preserve">1.000</w:t>
+                  </w:r>
+                </w:p>
+              </w:tc>
+              <w:tc>
+                <w:tcPr/>
+                <w:p>
+                  <w:pPr>
+                    <w:pStyle w:val="Compact"/>
+                    <w:jc w:val="left"/>
+                    <w:jc w:val="center"/>
+                  </w:pPr>
+                  <w:r>
+                    <w:t xml:space="preserve">6.55</w:t>
+                  </w:r>
+                </w:p>
+              </w:tc>
+            </w:tr>
+            <w:tr>
+              <w:tc>
+                <w:tcPr/>
+                <w:p>
+                  <w:pPr>
+                    <w:pStyle w:val="Compact"/>
+                    <w:jc w:val="left"/>
+                    <w:jc w:val="center"/>
+                  </w:pPr>
+                  <w:r>
+                    <w:t xml:space="preserve">Renewables: Amount (OLS)</w:t>
+                  </w:r>
+                </w:p>
+              </w:tc>
+              <w:tc>
+                <w:tcPr/>
+                <w:p>
+                  <w:pPr>
+                    <w:pStyle w:val="Compact"/>
+                    <w:jc w:val="left"/>
+                    <w:jc w:val="center"/>
+                  </w:pPr>
+                  <w:r>
+                    <w:t xml:space="preserve">Climate cue × Liberal Democrat</w:t>
+                  </w:r>
+                </w:p>
+              </w:tc>
+              <w:tc>
+                <w:tcPr/>
+                <w:p>
+                  <w:pPr>
+                    <w:pStyle w:val="Compact"/>
+                    <w:jc w:val="left"/>
+                    <w:jc w:val="center"/>
+                  </w:pPr>
+                  <w:r>
+                    <w:t xml:space="preserve">3.14</w:t>
+                  </w:r>
+                </w:p>
+              </w:tc>
+              <w:tc>
+                <w:tcPr/>
+                <w:p>
+                  <w:pPr>
+                    <w:pStyle w:val="Compact"/>
+                    <w:jc w:val="left"/>
+                    <w:jc w:val="center"/>
+                  </w:pPr>
+                  <w:r>
+                    <w:t xml:space="preserve">2.17</w:t>
+                  </w:r>
+                </w:p>
+              </w:tc>
+              <w:tc>
+                <w:tcPr/>
+                <w:p>
+                  <w:pPr>
+                    <w:pStyle w:val="Compact"/>
+                    <w:jc w:val="left"/>
+                    <w:jc w:val="center"/>
+                  </w:pPr>
+                  <w:r>
+                    <w:t xml:space="preserve">0.148</w:t>
+                  </w:r>
+                </w:p>
+              </w:tc>
+              <w:tc>
+                <w:tcPr/>
+                <w:p>
+                  <w:pPr>
+                    <w:pStyle w:val="Compact"/>
+                    <w:jc w:val="left"/>
+                    <w:jc w:val="center"/>
+                  </w:pPr>
+                  <w:r>
+                    <w:t xml:space="preserve">1.000</w:t>
+                  </w:r>
+                </w:p>
+              </w:tc>
+              <w:tc>
+                <w:tcPr/>
+                <w:p>
+                  <w:pPr>
+                    <w:pStyle w:val="Compact"/>
+                    <w:jc w:val="left"/>
+                    <w:jc w:val="center"/>
+                  </w:pPr>
+                  <w:r>
+                    <w:t xml:space="preserve">6.07</w:t>
+                  </w:r>
+                </w:p>
+              </w:tc>
+            </w:tr>
+            <w:tr>
+              <w:tc>
+                <w:tcPr/>
+                <w:p>
+                  <w:pPr>
+                    <w:pStyle w:val="Compact"/>
+                    <w:jc w:val="left"/>
+                    <w:jc w:val="center"/>
+                  </w:pPr>
+                  <w:r>
+                    <w:t xml:space="preserve">Renewables: Amount (OLS)</w:t>
+                  </w:r>
+                </w:p>
+              </w:tc>
+              <w:tc>
+                <w:tcPr/>
+                <w:p>
+                  <w:pPr>
+                    <w:pStyle w:val="Compact"/>
+                    <w:jc w:val="left"/>
+                    <w:jc w:val="center"/>
+                  </w:pPr>
+                  <w:r>
+                    <w:t xml:space="preserve">Climate cue × Conservative Republican</w:t>
+                  </w:r>
+                </w:p>
+              </w:tc>
+              <w:tc>
+                <w:tcPr/>
+                <w:p>
+                  <w:pPr>
+                    <w:pStyle w:val="Compact"/>
+                    <w:jc w:val="left"/>
+                    <w:jc w:val="center"/>
+                  </w:pPr>
+                  <w:r>
+                    <w:t xml:space="preserve">2.94</w:t>
+                  </w:r>
+                </w:p>
+              </w:tc>
+              <w:tc>
+                <w:tcPr/>
+                <w:p>
+                  <w:pPr>
+                    <w:pStyle w:val="Compact"/>
+                    <w:jc w:val="left"/>
+                    <w:jc w:val="center"/>
+                  </w:pPr>
+                  <w:r>
+                    <w:t xml:space="preserve">2.31</w:t>
+                  </w:r>
+                </w:p>
+              </w:tc>
+              <w:tc>
+                <w:tcPr/>
+                <w:p>
+                  <w:pPr>
+                    <w:pStyle w:val="Compact"/>
+                    <w:jc w:val="left"/>
+                    <w:jc w:val="center"/>
+                  </w:pPr>
+                  <w:r>
+                    <w:t xml:space="preserve">0.204</w:t>
+                  </w:r>
+                </w:p>
+              </w:tc>
+              <w:tc>
+                <w:tcPr/>
+                <w:p>
+                  <w:pPr>
+                    <w:pStyle w:val="Compact"/>
+                    <w:jc w:val="left"/>
+                    <w:jc w:val="center"/>
+                  </w:pPr>
+                  <w:r>
+                    <w:t xml:space="preserve">1.000</w:t>
+                  </w:r>
+                </w:p>
+              </w:tc>
+              <w:tc>
+                <w:tcPr/>
+                <w:p>
+                  <w:pPr>
+                    <w:pStyle w:val="Compact"/>
+                    <w:jc w:val="left"/>
+                    <w:jc w:val="center"/>
+                  </w:pPr>
+                  <w:r>
+                    <w:t xml:space="preserve">6.48</w:t>
+                  </w:r>
+                </w:p>
+              </w:tc>
+            </w:tr>
+          </w:tbl>
+          <w:bookmarkEnd w:id="47"/>
+          <w:p/>
+        </w:tc>
+      </w:tr>
+    </w:tbl>
+    <w:p>
+      <w:r>
+        <w:br w:type="page"/>
+      </w:r>
+    </w:p>
+    <w:bookmarkEnd w:id="48"/>
+    <w:bookmarkStart w:id="50" w:name="X317c3e6ad9b2ccbc6d2a3143898e318de0280e1"/>
+    <w:p>
+      <w:pPr>
+        <w:pStyle w:val="Heading1"/>
+      </w:pPr>
+      <w:r>
+        <w:t xml:space="preserve">Censored-Normal (Tobit) Models of Willingness-to-Pay</w:t>
+      </w:r>
+    </w:p>
+    <w:p>
+      <w:pPr>
+        <w:pStyle w:val="FirstParagraph"/>
+      </w:pPr>
+      <w:r>
+        <w:t xml:space="preserve">The Gabor-Granger WTP measure is bounded at $0, for respondents who rejected the $1 amount, and at $46, for respondents who accepted the highest amount.</w:t>
+      </w:r>
+      <w:r>
+        <w:t xml:space="preserve"> </w:t>
+      </w:r>
+      <w:hyperlink w:anchor="tbl-tobit">
+        <w:r>
+          <w:rPr>
+            <w:rStyle w:val="Hyperlink"/>
+          </w:rPr>
+          <w:t xml:space="preserve">Table 10</w:t>
+        </w:r>
+      </w:hyperlink>
+      <w:r>
+        <w:t xml:space="preserve"> </w:t>
+      </w:r>
+      <w:r>
+        <w:t xml:space="preserve">re-estimates the WTP models for both sources with a censored-normal (Tobit) model that treats $0 as censored from below and $46 as censored from above. Because the follow-up amounts were drawn at random and not recorded, the next amount a respondent rejected is unknown, so values between $1 and $41 are treated as observed. The same model is used for both sources.</w:t>
+      </w:r>
+    </w:p>
+    <w:tbl>
+      <w:tblPr>
+        <w:tblStyle w:val="Table"/>
+        <w:tblW w:type="pct" w:w="5000"/>
+        <w:tblLayout w:type="fixed"/>
+        <w:tblLook w:firstRow="0" w:lastRow="0" w:firstColumn="0" w:lastColumn="0" w:noHBand="0" w:noVBand="0" w:val="0000"/>
+      </w:tblPr>
+      <w:tblGrid>
+        <w:gridCol w:w="7920"/>
+      </w:tblGrid>
+      <w:tr>
+        <w:tc>
+          <w:tcPr/>
+          <w:bookmarkStart w:id="49" w:name="tbl-tobit"/>
+          <w:p>
+            <w:pPr>
+              <w:jc w:val="center"/>
+            </w:pPr>
+            <w:pPr>
+              <w:jc w:val="left"/>
+              <w:spacing w:before="200"/>
+              <w:pStyle w:val="ImageCaption"/>
+            </w:pPr>
+            <w:r>
+              <w:t xml:space="preserve">Table 10: Effect of cue condition, political beliefs, and their interaction on willingness-to-pay for fossil fuels and renewables (survey-weighted censored-normal regression, censored at $0 and $46; baseline condition and other/moderate identity as reference)</w:t>
+            </w:r>
+          </w:p>
+          <w:tbl>
+            <w:tblPr>
+              <w:tblStyle w:val="Table"/>
+              <w:tblW w:type="pct" w:w="4941"/>
+              <w:tblLayout w:type="fixed"/>
+              <w:tblLook w:firstRow="1" w:lastRow="1" w:firstColumn="0" w:lastColumn="0" w:noHBand="0" w:noVBand="0" w:val="0020"/>
+            </w:tblPr>
+            <w:tblGrid>
+              <w:gridCol w:w="3727"/>
+              <w:gridCol w:w="2143"/>
+              <w:gridCol w:w="1956"/>
+            </w:tblGrid>
+            <w:tr>
+              <w:trPr>
+                <w:tblHeader w:val="on"/>
+              </w:trPr>
+              <w:tc>
+                <w:tcPr/>
+                <w:p>
+                  <w:pPr>
+                    <w:pStyle w:val="Compact"/>
+                  </w:pPr>
+                </w:p>
+              </w:tc>
+              <w:tc>
+                <w:tcPr/>
+                <w:p>
+                  <w:pPr>
+                    <w:pStyle w:val="Compact"/>
+                    <w:jc w:val="center"/>
+                  </w:pPr>
+                  <w:r>
+                    <w:t xml:space="preserve">Fossil fuels (Tobit)</w:t>
+                  </w:r>
+                </w:p>
+              </w:tc>
+              <w:tc>
+                <w:tcPr/>
+                <w:p>
+                  <w:pPr>
+                    <w:pStyle w:val="Compact"/>
+                    <w:jc w:val="center"/>
+                  </w:pPr>
+                  <w:r>
+                    <w:t xml:space="preserve">Renewables (Tobit)</w:t>
+                  </w:r>
+                </w:p>
+              </w:tc>
+            </w:tr>
+            <w:tr>
+              <w:tc>
+                <w:tcPr/>
+                <w:p>
+                  <w:pPr>
+                    <w:pStyle w:val="Compact"/>
+                    <w:jc w:val="center"/>
+                  </w:pPr>
+                  <w:r>
+                    <w:t xml:space="preserve">Trump cue</w:t>
+                  </w:r>
+                </w:p>
+              </w:tc>
+              <w:tc>
+                <w:tcPr/>
+                <w:p>
+                  <w:pPr>
+                    <w:pStyle w:val="Compact"/>
+                    <w:jc w:val="center"/>
+                  </w:pPr>
+                  <w:r>
+                    <w:t xml:space="preserve">-5.659*</w:t>
+                  </w:r>
+                </w:p>
+              </w:tc>
+              <w:tc>
+                <w:tcPr/>
+                <w:p>
+                  <w:pPr>
+                    <w:pStyle w:val="Compact"/>
+                    <w:jc w:val="center"/>
+                  </w:pPr>
+                  <w:r>
+                    <w:t xml:space="preserve">-2.707</w:t>
+                  </w:r>
+                </w:p>
+              </w:tc>
+            </w:tr>
+            <w:tr>
+              <w:tc>
+                <w:tcPr/>
+                <w:p>
+                  <w:pPr>
+                    <w:pStyle w:val="Compact"/>
+                  </w:pPr>
+                </w:p>
+              </w:tc>
+              <w:tc>
+                <w:tcPr/>
+                <w:p>
+                  <w:pPr>
+                    <w:pStyle w:val="Compact"/>
+                    <w:jc w:val="center"/>
+                  </w:pPr>
+                  <w:r>
+                    <w:t xml:space="preserve">(2.853)</w:t>
+                  </w:r>
+                </w:p>
+              </w:tc>
+              <w:tc>
+                <w:tcPr/>
+                <w:p>
+                  <w:pPr>
+                    <w:pStyle w:val="Compact"/>
+                    <w:jc w:val="center"/>
+                  </w:pPr>
+                  <w:r>
+                    <w:t xml:space="preserve">(2.595)</w:t>
+                  </w:r>
+                </w:p>
+              </w:tc>
+            </w:tr>
+            <w:tr>
+              <w:tc>
+                <w:tcPr/>
+                <w:p>
+                  <w:pPr>
+                    <w:pStyle w:val="Compact"/>
+                    <w:jc w:val="center"/>
+                  </w:pPr>
+                  <w:r>
+                    <w:t xml:space="preserve">Climate cue</w:t>
+                  </w:r>
+                </w:p>
+              </w:tc>
+              <w:tc>
+                <w:tcPr/>
+                <w:p>
+                  <w:pPr>
+                    <w:pStyle w:val="Compact"/>
+                    <w:jc w:val="center"/>
+                  </w:pPr>
+                  <w:r>
+                    <w:t xml:space="preserve">-0.271</w:t>
+                  </w:r>
+                </w:p>
+              </w:tc>
+              <w:tc>
+                <w:tcPr/>
+                <w:p>
+                  <w:pPr>
+                    <w:pStyle w:val="Compact"/>
+                    <w:jc w:val="center"/>
+                  </w:pPr>
+                  <w:r>
+                    <w:t xml:space="preserve">-2.458</w:t>
+                  </w:r>
+                </w:p>
+              </w:tc>
+            </w:tr>
+            <w:tr>
+              <w:tc>
+                <w:tcPr/>
+                <w:p>
+                  <w:pPr>
+                    <w:pStyle w:val="Compact"/>
+                  </w:pPr>
+                </w:p>
+              </w:tc>
+              <w:tc>
+                <w:tcPr/>
+                <w:p>
+                  <w:pPr>
+                    <w:pStyle w:val="Compact"/>
+                    <w:jc w:val="center"/>
+                  </w:pPr>
+                  <w:r>
+                    <w:t xml:space="preserve">(2.850)</w:t>
+                  </w:r>
+                </w:p>
+              </w:tc>
+              <w:tc>
+                <w:tcPr/>
+                <w:p>
+                  <w:pPr>
+                    <w:pStyle w:val="Compact"/>
+                    <w:jc w:val="center"/>
+                  </w:pPr>
+                  <w:r>
+                    <w:t xml:space="preserve">(2.400)</w:t>
+                  </w:r>
+                </w:p>
+              </w:tc>
+            </w:tr>
+            <w:tr>
+              <w:tc>
+                <w:tcPr/>
+                <w:p>
+                  <w:pPr>
+                    <w:pStyle w:val="Compact"/>
+                    <w:jc w:val="center"/>
+                  </w:pPr>
+                  <w:r>
+                    <w:t xml:space="preserve">Liberal Democrat</w:t>
+                  </w:r>
+                </w:p>
+              </w:tc>
+              <w:tc>
+                <w:tcPr/>
+                <w:p>
+                  <w:pPr>
+                    <w:pStyle w:val="Compact"/>
+                    <w:jc w:val="center"/>
+                  </w:pPr>
+                  <w:r>
+                    <w:t xml:space="preserve">-5.305*</w:t>
+                  </w:r>
+                </w:p>
+              </w:tc>
+              <w:tc>
+                <w:tcPr/>
+                <w:p>
+                  <w:pPr>
+                    <w:pStyle w:val="Compact"/>
+                    <w:jc w:val="center"/>
+                  </w:pPr>
+                  <w:r>
+                    <w:t xml:space="preserve">7.863**</w:t>
+                  </w:r>
+                </w:p>
+              </w:tc>
+            </w:tr>
+            <w:tr>
+              <w:tc>
+                <w:tcPr/>
+                <w:p>
+                  <w:pPr>
+                    <w:pStyle w:val="Compact"/>
+                  </w:pPr>
+                </w:p>
+              </w:tc>
+              <w:tc>
+                <w:tcPr/>
+                <w:p>
+                  <w:pPr>
+                    <w:pStyle w:val="Compact"/>
+                    <w:jc w:val="center"/>
+                  </w:pPr>
+                  <w:r>
+                    <w:t xml:space="preserve">(2.663)</w:t>
+                  </w:r>
+                </w:p>
+              </w:tc>
+              <w:tc>
+                <w:tcPr/>
+                <w:p>
+                  <w:pPr>
+                    <w:pStyle w:val="Compact"/>
+                    <w:jc w:val="center"/>
+                  </w:pPr>
+                  <w:r>
+                    <w:t xml:space="preserve">(2.175)</w:t>
+                  </w:r>
+                </w:p>
+              </w:tc>
+            </w:tr>
+            <w:tr>
+              <w:tc>
+                <w:tcPr/>
+                <w:p>
+                  <w:pPr>
+                    <w:pStyle w:val="Compact"/>
+                    <w:jc w:val="center"/>
+                  </w:pPr>
+                  <w:r>
+                    <w:t xml:space="preserve">Conservative Republican</w:t>
+                  </w:r>
+                </w:p>
+              </w:tc>
+              <w:tc>
+                <w:tcPr/>
+                <w:p>
+                  <w:pPr>
+                    <w:pStyle w:val="Compact"/>
+                    <w:jc w:val="center"/>
+                  </w:pPr>
+                  <w:r>
+                    <w:t xml:space="preserve">4.223</w:t>
+                  </w:r>
+                </w:p>
+              </w:tc>
+              <w:tc>
+                <w:tcPr/>
+                <w:p>
+                  <w:pPr>
+                    <w:pStyle w:val="Compact"/>
+                    <w:jc w:val="center"/>
+                  </w:pPr>
+                  <w:r>
+                    <w:t xml:space="preserve">-10.275**</w:t>
+                  </w:r>
+                </w:p>
+              </w:tc>
+            </w:tr>
+            <w:tr>
+              <w:tc>
+                <w:tcPr/>
+                <w:p>
+                  <w:pPr>
+                    <w:pStyle w:val="Compact"/>
+                  </w:pPr>
+                </w:p>
+              </w:tc>
+              <w:tc>
+                <w:tcPr/>
+                <w:p>
+                  <w:pPr>
+                    <w:pStyle w:val="Compact"/>
+                    <w:jc w:val="center"/>
+                  </w:pPr>
+                  <w:r>
+                    <w:t xml:space="preserve">(2.621)</w:t>
+                  </w:r>
+                </w:p>
+              </w:tc>
+              <w:tc>
+                <w:tcPr/>
+                <w:p>
+                  <w:pPr>
+                    <w:pStyle w:val="Compact"/>
+                    <w:jc w:val="center"/>
+                  </w:pPr>
+                  <w:r>
+                    <w:t xml:space="preserve">(2.313)</w:t>
+                  </w:r>
+                </w:p>
+              </w:tc>
+            </w:tr>
+            <w:tr>
+              <w:tc>
+                <w:tcPr/>
+                <w:p>
+                  <w:pPr>
+                    <w:pStyle w:val="Compact"/>
+                    <w:jc w:val="center"/>
+                  </w:pPr>
+                  <w:r>
+                    <w:t xml:space="preserve">Trump cue × Liberal Democrat</w:t>
+                  </w:r>
+                </w:p>
+              </w:tc>
+              <w:tc>
+                <w:tcPr/>
+                <w:p>
+                  <w:pPr>
+                    <w:pStyle w:val="Compact"/>
+                    <w:jc w:val="center"/>
+                  </w:pPr>
+                  <w:r>
+                    <w:t xml:space="preserve">1.807</w:t>
+                  </w:r>
+                </w:p>
+              </w:tc>
+              <w:tc>
+                <w:tcPr/>
+                <w:p>
+                  <w:pPr>
+                    <w:pStyle w:val="Compact"/>
+                    <w:jc w:val="center"/>
+                  </w:pPr>
+                  <w:r>
+                    <w:t xml:space="preserve">3.124</w:t>
+                  </w:r>
+                </w:p>
+              </w:tc>
+            </w:tr>
+            <w:tr>
+              <w:tc>
+                <w:tcPr/>
+                <w:p>
+                  <w:pPr>
+                    <w:pStyle w:val="Compact"/>
+                  </w:pPr>
+                </w:p>
+              </w:tc>
+              <w:tc>
+                <w:tcPr/>
+                <w:p>
+                  <w:pPr>
+                    <w:pStyle w:val="Compact"/>
+                    <w:jc w:val="center"/>
+                  </w:pPr>
+                  <w:r>
+                    <w:t xml:space="preserve">(3.607)</w:t>
+                  </w:r>
+                </w:p>
+              </w:tc>
+              <w:tc>
+                <w:tcPr/>
+                <w:p>
+                  <w:pPr>
+                    <w:pStyle w:val="Compact"/>
+                    <w:jc w:val="center"/>
+                  </w:pPr>
+                  <w:r>
+                    <w:t xml:space="preserve">(3.169)</w:t>
+                  </w:r>
+                </w:p>
+              </w:tc>
+            </w:tr>
+            <w:tr>
+              <w:tc>
+                <w:tcPr/>
+                <w:p>
+                  <w:pPr>
+                    <w:pStyle w:val="Compact"/>
+                    <w:jc w:val="center"/>
+                  </w:pPr>
+                  <w:r>
+                    <w:t xml:space="preserve">Climate cue × Liberal Democrat</w:t>
+                  </w:r>
+                </w:p>
+              </w:tc>
+              <w:tc>
+                <w:tcPr/>
+                <w:p>
+                  <w:pPr>
+                    <w:pStyle w:val="Compact"/>
+                    <w:jc w:val="center"/>
+                  </w:pPr>
+                  <w:r>
+                    <w:t xml:space="preserve">-2.029</w:t>
+                  </w:r>
+                </w:p>
+              </w:tc>
+              <w:tc>
+                <w:tcPr/>
+                <w:p>
+                  <w:pPr>
+                    <w:pStyle w:val="Compact"/>
+                    <w:jc w:val="center"/>
+                  </w:pPr>
+                  <w:r>
+                    <w:t xml:space="preserve">4.507</w:t>
+                  </w:r>
+                </w:p>
+              </w:tc>
+            </w:tr>
+            <w:tr>
+              <w:tc>
+                <w:tcPr/>
+                <w:p>
+                  <w:pPr>
+                    <w:pStyle w:val="Compact"/>
+                  </w:pPr>
+                </w:p>
+              </w:tc>
+              <w:tc>
+                <w:tcPr/>
+                <w:p>
+                  <w:pPr>
+                    <w:pStyle w:val="Compact"/>
+                    <w:jc w:val="center"/>
+                  </w:pPr>
+                  <w:r>
+                    <w:t xml:space="preserve">(3.693)</w:t>
+                  </w:r>
+                </w:p>
+              </w:tc>
+              <w:tc>
+                <w:tcPr/>
+                <w:p>
+                  <w:pPr>
+                    <w:pStyle w:val="Compact"/>
+                    <w:jc w:val="center"/>
+                  </w:pPr>
+                  <w:r>
+                    <w:t xml:space="preserve">(2.984)</w:t>
+                  </w:r>
+                </w:p>
+              </w:tc>
+            </w:tr>
+            <w:tr>
+              <w:tc>
+                <w:tcPr/>
+                <w:p>
+                  <w:pPr>
+                    <w:pStyle w:val="Compact"/>
+                    <w:jc w:val="center"/>
+                  </w:pPr>
+                  <w:r>
+                    <w:t xml:space="preserve">Trump cue × Conservative Republican</w:t>
+                  </w:r>
+                </w:p>
+              </w:tc>
+              <w:tc>
+                <w:tcPr/>
+                <w:p>
+                  <w:pPr>
+                    <w:pStyle w:val="Compact"/>
+                    <w:jc w:val="center"/>
+                  </w:pPr>
+                  <w:r>
+                    <w:t xml:space="preserve">7.778*</w:t>
+                  </w:r>
+                </w:p>
+              </w:tc>
+              <w:tc>
+                <w:tcPr/>
+                <w:p>
+                  <w:pPr>
+                    <w:pStyle w:val="Compact"/>
+                    <w:jc w:val="center"/>
+                  </w:pPr>
+                  <w:r>
+                    <w:t xml:space="preserve">1.279</w:t>
+                  </w:r>
+                </w:p>
+              </w:tc>
+            </w:tr>
+            <w:tr>
+              <w:tc>
+                <w:tcPr/>
+                <w:p>
+                  <w:pPr>
+                    <w:pStyle w:val="Compact"/>
+                  </w:pPr>
+                </w:p>
+              </w:tc>
+              <w:tc>
+                <w:tcPr/>
+                <w:p>
+                  <w:pPr>
+                    <w:pStyle w:val="Compact"/>
+                    <w:jc w:val="center"/>
+                  </w:pPr>
+                  <w:r>
+                    <w:t xml:space="preserve">(3.757)</w:t>
+                  </w:r>
+                </w:p>
+              </w:tc>
+              <w:tc>
+                <w:tcPr/>
+                <w:p>
+                  <w:pPr>
+                    <w:pStyle w:val="Compact"/>
+                    <w:jc w:val="center"/>
+                  </w:pPr>
+                  <w:r>
+                    <w:t xml:space="preserve">(3.410)</w:t>
+                  </w:r>
+                </w:p>
+              </w:tc>
+            </w:tr>
+            <w:tr>
+              <w:tc>
+                <w:tcPr/>
+                <w:p>
+                  <w:pPr>
+                    <w:pStyle w:val="Compact"/>
+                    <w:jc w:val="center"/>
+                  </w:pPr>
+                  <w:r>
+                    <w:t xml:space="preserve">Climate cue × Conservative Republican</w:t>
+                  </w:r>
+                </w:p>
+              </w:tc>
+              <w:tc>
+                <w:tcPr/>
+                <w:p>
+                  <w:pPr>
+                    <w:pStyle w:val="Compact"/>
+                    <w:jc w:val="center"/>
+                  </w:pPr>
+                  <w:r>
+                    <w:t xml:space="preserve">3.021</w:t>
+                  </w:r>
+                </w:p>
+              </w:tc>
+              <w:tc>
+                <w:tcPr/>
+                <w:p>
+                  <w:pPr>
+                    <w:pStyle w:val="Compact"/>
+                    <w:jc w:val="center"/>
+                  </w:pPr>
+                  <w:r>
+                    <w:t xml:space="preserve">4.315</w:t>
+                  </w:r>
+                </w:p>
+              </w:tc>
+            </w:tr>
+            <w:tr>
+              <w:tc>
+                <w:tcPr/>
+                <w:p>
+                  <w:pPr>
+                    <w:pStyle w:val="Compact"/>
+                  </w:pPr>
+                </w:p>
+              </w:tc>
+              <w:tc>
+                <w:tcPr/>
+                <w:p>
+                  <w:pPr>
+                    <w:pStyle w:val="Compact"/>
+                    <w:jc w:val="center"/>
+                  </w:pPr>
+                  <w:r>
+                    <w:t xml:space="preserve">(3.712)</w:t>
+                  </w:r>
+                </w:p>
+              </w:tc>
+              <w:tc>
+                <w:tcPr/>
+                <w:p>
+                  <w:pPr>
+                    <w:pStyle w:val="Compact"/>
+                    <w:jc w:val="center"/>
+                  </w:pPr>
+                  <w:r>
+                    <w:t xml:space="preserve">(3.333)</w:t>
+                  </w:r>
+                </w:p>
+              </w:tc>
+            </w:tr>
+            <w:tr>
+              <w:tc>
+                <w:tcPr/>
+                <w:p>
+                  <w:pPr>
+                    <w:pStyle w:val="Compact"/>
+                    <w:jc w:val="center"/>
+                  </w:pPr>
+                  <w:r>
+                    <w:t xml:space="preserve">(Intercept)</w:t>
+                  </w:r>
+                </w:p>
+              </w:tc>
+              <w:tc>
+                <w:tcPr/>
+                <w:p>
+                  <w:pPr>
+                    <w:pStyle w:val="Compact"/>
+                    <w:jc w:val="center"/>
+                  </w:pPr>
+                  <w:r>
+                    <w:t xml:space="preserve">0.067</w:t>
+                  </w:r>
+                </w:p>
+              </w:tc>
+              <w:tc>
+                <w:tcPr/>
+                <w:p>
+                  <w:pPr>
+                    <w:pStyle w:val="Compact"/>
+                    <w:jc w:val="center"/>
+                  </w:pPr>
+                  <w:r>
+                    <w:t xml:space="preserve">19.473**</w:t>
+                  </w:r>
+                </w:p>
+              </w:tc>
+            </w:tr>
+            <w:tr>
+              <w:tc>
+                <w:tcPr/>
+                <w:p>
+                  <w:pPr>
+                    <w:pStyle w:val="Compact"/>
+                  </w:pPr>
+                </w:p>
+              </w:tc>
+              <w:tc>
+                <w:tcPr/>
+                <w:p>
+                  <w:pPr>
+                    <w:pStyle w:val="Compact"/>
+                    <w:jc w:val="center"/>
+                  </w:pPr>
+                  <w:r>
+                    <w:t xml:space="preserve">(2.115)</w:t>
+                  </w:r>
+                </w:p>
+              </w:tc>
+              <w:tc>
+                <w:tcPr/>
+                <w:p>
+                  <w:pPr>
+                    <w:pStyle w:val="Compact"/>
+                    <w:jc w:val="center"/>
+                  </w:pPr>
+                  <w:r>
+                    <w:t xml:space="preserve">(1.758)</w:t>
+                  </w:r>
+                </w:p>
+              </w:tc>
+            </w:tr>
+            <w:tr>
+              <w:tc>
+                <w:tcPr/>
+                <w:p>
+                  <w:pPr>
+                    <w:pStyle w:val="Compact"/>
+                    <w:jc w:val="center"/>
+                  </w:pPr>
+                  <w:r>
+                    <w:t xml:space="preserve">Num.Obs.</w:t>
+                  </w:r>
+                </w:p>
+              </w:tc>
+              <w:tc>
+                <w:tcPr/>
+                <w:p>
+                  <w:pPr>
+                    <w:pStyle w:val="Compact"/>
+                    <w:jc w:val="center"/>
+                  </w:pPr>
+                  <w:r>
+                    <w:t xml:space="preserve">3113</w:t>
+                  </w:r>
+                </w:p>
+              </w:tc>
+              <w:tc>
+                <w:tcPr/>
+                <w:p>
+                  <w:pPr>
+                    <w:pStyle w:val="Compact"/>
+                    <w:jc w:val="center"/>
+                  </w:pPr>
+                  <w:r>
+                    <w:t xml:space="preserve">3113</w:t>
+                  </w:r>
+                </w:p>
+              </w:tc>
+            </w:tr>
+            <w:tr>
+              <w:tc>
+                <w:tcPr>
+                  <w:gridSpan w:val="3"/>
+                </w:tcPr>
+                <w:p>
+                  <w:pPr>
+                    <w:pStyle w:val="Compact"/>
+                    <w:jc w:val="center"/>
+                  </w:pPr>
+                  <w:r>
+                    <w:t xml:space="preserve">† p &lt; 0.1, * p &lt; 0.05, ** p &lt; 0.01</w:t>
+                  </w:r>
+                </w:p>
+              </w:tc>
+            </w:tr>
+          </w:tbl>
+          <w:bookmarkEnd w:id="49"/>
+          <w:p/>
+        </w:tc>
+      </w:tr>
+    </w:tbl>
+    <w:p>
+      <w:pPr>
+        <w:pStyle w:val="BodyText"/>
+      </w:pPr>
+      <w:r>
+        <w:t xml:space="preserve">For renewables, the results match the main text, as political beliefs predict WTP and none of the cue x political belief interactions is significant. For fossil fuels, the Trump cue x conservative Republican interaction is significant (b = 7.78,</w:t>
+      </w:r>
+      <w:r>
+        <w:t xml:space="preserve"> </w:t>
+      </w:r>
+      <w:r>
+        <w:rPr>
+          <w:i/>
+          <w:iCs/>
+        </w:rPr>
+        <w:t xml:space="preserve">p</w:t>
+      </w:r>
+      <w:r>
+        <w:t xml:space="preserve"> </w:t>
+      </w:r>
+      <w:r>
+        <w:t xml:space="preserve">= 0.038). However, the interaction reflects a lower WTP for fossil fuels in the Trump cue among those with other political beliefs (b = -5.66,</w:t>
+      </w:r>
+      <w:r>
+        <w:t xml:space="preserve"> </w:t>
+      </w:r>
+      <w:r>
+        <w:rPr>
+          <w:i/>
+          <w:iCs/>
+        </w:rPr>
+        <w:t xml:space="preserve">p</w:t>
+      </w:r>
+      <w:r>
+        <w:t xml:space="preserve"> </w:t>
+      </w:r>
+      <w:r>
+        <w:t xml:space="preserve">= 0.047), whereas conservative Republicans’ WTP for fossil fuels in the Trump cue did not differ from the baseline (difference = 2.12,</w:t>
+      </w:r>
+      <w:r>
+        <w:t xml:space="preserve"> </w:t>
+      </w:r>
+      <w:r>
+        <w:rPr>
+          <w:i/>
+          <w:iCs/>
+        </w:rPr>
+        <w:t xml:space="preserve">p</w:t>
+      </w:r>
+      <w:r>
+        <w:t xml:space="preserve"> </w:t>
+      </w:r>
+      <w:r>
+        <w:t xml:space="preserve">= 0.381). The interaction is not significant after a Holm adjustment (adjusted</w:t>
+      </w:r>
+      <w:r>
+        <w:t xml:space="preserve"> </w:t>
+      </w:r>
+      <w:r>
+        <w:rPr>
+          <w:i/>
+          <w:iCs/>
+        </w:rPr>
+        <w:t xml:space="preserve">p</w:t>
+      </w:r>
+      <w:r>
+        <w:t xml:space="preserve"> </w:t>
+      </w:r>
+      <w:r>
+        <w:t xml:space="preserve">= 0.65).</w:t>
+      </w:r>
+    </w:p>
+    <w:p>
+      <w:r>
+        <w:br w:type="page"/>
+      </w:r>
+    </w:p>
+    <w:bookmarkEnd w:id="50"/>
+    <w:bookmarkStart w:id="53" w:name="unweighted-models"/>
+    <w:p>
+      <w:pPr>
+        <w:pStyle w:val="Heading1"/>
+      </w:pPr>
+      <w:r>
+        <w:t xml:space="preserve">Unweighted Models</w:t>
+      </w:r>
+    </w:p>
+    <w:p>
+      <w:pPr>
+        <w:pStyle w:val="FirstParagraph"/>
+      </w:pPr>
+      <w:r>
+        <w:t xml:space="preserve">The survey weights roughly double the share of conservative Republicans relative to the unweighted sample, so</w:t>
+      </w:r>
+      <w:r>
+        <w:t xml:space="preserve"> </w:t>
+      </w:r>
+      <w:hyperlink w:anchor="tbl-priority-unw">
+        <w:r>
+          <w:rPr>
+            <w:rStyle w:val="Hyperlink"/>
+          </w:rPr>
+          <w:t xml:space="preserve">Table 11</w:t>
+        </w:r>
+      </w:hyperlink>
+      <w:r>
+        <w:t xml:space="preserve"> </w:t>
+      </w:r>
+      <w:r>
+        <w:t xml:space="preserve">and</w:t>
+      </w:r>
+      <w:r>
+        <w:t xml:space="preserve"> </w:t>
+      </w:r>
+      <w:hyperlink w:anchor="tbl-wtp-unw">
+        <w:r>
+          <w:rPr>
+            <w:rStyle w:val="Hyperlink"/>
+          </w:rPr>
+          <w:t xml:space="preserve">Table 12</w:t>
+        </w:r>
+      </w:hyperlink>
+      <w:r>
+        <w:t xml:space="preserve"> </w:t>
+      </w:r>
+      <w:r>
+        <w:t xml:space="preserve">re-estimate the main-text models without the weights. The political belief effects are similar. For the priority scale, the climate cue x liberal Democrat interaction is significant without the weights (</w:t>
+      </w:r>
+      <w:r>
+        <w:rPr>
+          <w:i/>
+          <w:iCs/>
+        </w:rPr>
+        <w:t xml:space="preserve">p</w:t>
+      </w:r>
+      <w:r>
+        <w:t xml:space="preserve"> </w:t>
+      </w:r>
+      <w:r>
+        <w:t xml:space="preserve">= 0.014), whereas the Trump cue x conservative Republican interaction is not (</w:t>
+      </w:r>
+      <w:r>
+        <w:rPr>
+          <w:i/>
+          <w:iCs/>
+        </w:rPr>
+        <w:t xml:space="preserve">p</w:t>
+      </w:r>
+      <w:r>
+        <w:t xml:space="preserve"> </w:t>
+      </w:r>
+      <w:r>
+        <w:t xml:space="preserve">= 0.144).</w:t>
+      </w:r>
+    </w:p>
+    <w:tbl>
+      <w:tblPr>
+        <w:tblStyle w:val="Table"/>
+        <w:tblW w:type="pct" w:w="5000"/>
+        <w:tblLayout w:type="fixed"/>
+        <w:tblLook w:firstRow="0" w:lastRow="0" w:firstColumn="0" w:lastColumn="0" w:noHBand="0" w:noVBand="0" w:val="0000"/>
+      </w:tblPr>
+      <w:tblGrid>
+        <w:gridCol w:w="7920"/>
+      </w:tblGrid>
+      <w:tr>
+        <w:tc>
+          <w:tcPr/>
+          <w:bookmarkStart w:id="51" w:name="tbl-priority-unw"/>
+          <w:p>
+            <w:pPr>
+              <w:jc w:val="center"/>
+            </w:pPr>
+            <w:pPr>
+              <w:jc w:val="left"/>
+              <w:spacing w:before="200"/>
+              <w:pStyle w:val="ImageCaption"/>
+            </w:pPr>
+            <w:r>
+              <w:t xml:space="preserve">Table 11: Effect of cue condition, political beliefs, and their interaction on the energy source-priority scale, unweighted (OLS with robust standard errors; baseline condition and other/moderate identity as reference)</w:t>
+            </w:r>
+          </w:p>
+          <w:tbl>
+            <w:tblPr>
+              <w:tblStyle w:val="Table"/>
+              <w:tblW w:type="pct" w:w="3958"/>
+              <w:tblLayout w:type="fixed"/>
+              <w:tblLook w:firstRow="1" w:lastRow="1" w:firstColumn="0" w:lastColumn="0" w:noHBand="0" w:noVBand="0" w:val="0020"/>
+            </w:tblPr>
+            <w:tblGrid>
+              <w:gridCol w:w="4400"/>
+              <w:gridCol w:w="1870"/>
+            </w:tblGrid>
+            <w:tr>
+              <w:trPr>
+                <w:tblHeader w:val="on"/>
+              </w:trPr>
+              <w:tc>
+                <w:tcPr/>
+                <w:p>
+                  <w:pPr>
+                    <w:pStyle w:val="Compact"/>
+                  </w:pPr>
+                </w:p>
+              </w:tc>
+              <w:tc>
+                <w:tcPr/>
+                <w:p>
+                  <w:pPr>
+                    <w:pStyle w:val="Compact"/>
+                    <w:jc w:val="center"/>
+                  </w:pPr>
+                  <w:r>
+                    <w:t xml:space="preserve">Priority scale</w:t>
+                  </w:r>
+                </w:p>
+              </w:tc>
+            </w:tr>
+            <w:tr>
+              <w:tc>
+                <w:tcPr/>
+                <w:p>
+                  <w:pPr>
+                    <w:pStyle w:val="Compact"/>
+                    <w:jc w:val="center"/>
+                  </w:pPr>
+                  <w:r>
+                    <w:t xml:space="preserve">Trump cue</w:t>
+                  </w:r>
+                </w:p>
+              </w:tc>
+              <w:tc>
+                <w:tcPr/>
+                <w:p>
+                  <w:pPr>
+                    <w:pStyle w:val="Compact"/>
+                    <w:jc w:val="center"/>
+                  </w:pPr>
+                  <w:r>
+                    <w:t xml:space="preserve">-0.061</w:t>
+                  </w:r>
+                </w:p>
+              </w:tc>
+            </w:tr>
+            <w:tr>
+              <w:tc>
+                <w:tcPr/>
+                <w:p>
+                  <w:pPr>
+                    <w:pStyle w:val="Compact"/>
+                  </w:pPr>
+                </w:p>
+              </w:tc>
+              <w:tc>
+                <w:tcPr/>
+                <w:p>
+                  <w:pPr>
+                    <w:pStyle w:val="Compact"/>
+                    <w:jc w:val="center"/>
+                  </w:pPr>
+                  <w:r>
+                    <w:t xml:space="preserve">(0.118)</w:t>
+                  </w:r>
+                </w:p>
+              </w:tc>
+            </w:tr>
+            <w:tr>
+              <w:tc>
+                <w:tcPr/>
+                <w:p>
+                  <w:pPr>
+                    <w:pStyle w:val="Compact"/>
+                    <w:jc w:val="center"/>
+                  </w:pPr>
+                  <w:r>
+                    <w:t xml:space="preserve">Climate cue</w:t>
+                  </w:r>
+                </w:p>
+              </w:tc>
+              <w:tc>
+                <w:tcPr/>
+                <w:p>
+                  <w:pPr>
+                    <w:pStyle w:val="Compact"/>
+                    <w:jc w:val="center"/>
+                  </w:pPr>
+                  <w:r>
+                    <w:t xml:space="preserve">-0.172</w:t>
+                  </w:r>
+                </w:p>
+              </w:tc>
+            </w:tr>
+            <w:tr>
+              <w:tc>
+                <w:tcPr/>
+                <w:p>
+                  <w:pPr>
+                    <w:pStyle w:val="Compact"/>
+                  </w:pPr>
+                </w:p>
+              </w:tc>
+              <w:tc>
+                <w:tcPr/>
+                <w:p>
+                  <w:pPr>
+                    <w:pStyle w:val="Compact"/>
+                    <w:jc w:val="center"/>
+                  </w:pPr>
+                  <w:r>
+                    <w:t xml:space="preserve">(0.120)</w:t>
+                  </w:r>
+                </w:p>
+              </w:tc>
+            </w:tr>
+            <w:tr>
+              <w:tc>
+                <w:tcPr/>
+                <w:p>
+                  <w:pPr>
+                    <w:pStyle w:val="Compact"/>
+                    <w:jc w:val="center"/>
+                  </w:pPr>
+                  <w:r>
+                    <w:t xml:space="preserve">Liberal Democrat</w:t>
+                  </w:r>
+                </w:p>
+              </w:tc>
+              <w:tc>
+                <w:tcPr/>
+                <w:p>
+                  <w:pPr>
+                    <w:pStyle w:val="Compact"/>
+                    <w:jc w:val="center"/>
+                  </w:pPr>
+                  <w:r>
+                    <w:t xml:space="preserve">0.652**</w:t>
+                  </w:r>
+                </w:p>
+              </w:tc>
+            </w:tr>
+            <w:tr>
+              <w:tc>
+                <w:tcPr/>
+                <w:p>
+                  <w:pPr>
+                    <w:pStyle w:val="Compact"/>
+                  </w:pPr>
+                </w:p>
+              </w:tc>
+              <w:tc>
+                <w:tcPr/>
+                <w:p>
+                  <w:pPr>
+                    <w:pStyle w:val="Compact"/>
+                    <w:jc w:val="center"/>
+                  </w:pPr>
+                  <w:r>
+                    <w:t xml:space="preserve">(0.097)</w:t>
+                  </w:r>
+                </w:p>
+              </w:tc>
+            </w:tr>
+            <w:tr>
+              <w:tc>
+                <w:tcPr/>
+                <w:p>
+                  <w:pPr>
+                    <w:pStyle w:val="Compact"/>
+                    <w:jc w:val="center"/>
+                  </w:pPr>
+                  <w:r>
+                    <w:t xml:space="preserve">Conservative Republican</w:t>
+                  </w:r>
+                </w:p>
+              </w:tc>
+              <w:tc>
+                <w:tcPr/>
+                <w:p>
+                  <w:pPr>
+                    <w:pStyle w:val="Compact"/>
+                    <w:jc w:val="center"/>
+                  </w:pPr>
+                  <w:r>
+                    <w:t xml:space="preserve">-1.250**</w:t>
+                  </w:r>
+                </w:p>
+              </w:tc>
+            </w:tr>
+            <w:tr>
+              <w:tc>
+                <w:tcPr/>
+                <w:p>
+                  <w:pPr>
+                    <w:pStyle w:val="Compact"/>
+                  </w:pPr>
+                </w:p>
+              </w:tc>
+              <w:tc>
+                <w:tcPr/>
+                <w:p>
+                  <w:pPr>
+                    <w:pStyle w:val="Compact"/>
+                    <w:jc w:val="center"/>
+                  </w:pPr>
+                  <w:r>
+                    <w:t xml:space="preserve">(0.126)</w:t>
+                  </w:r>
+                </w:p>
+              </w:tc>
+            </w:tr>
+            <w:tr>
+              <w:tc>
+                <w:tcPr/>
+                <w:p>
+                  <w:pPr>
+                    <w:pStyle w:val="Compact"/>
+                    <w:jc w:val="center"/>
+                  </w:pPr>
+                  <w:r>
+                    <w:t xml:space="preserve">Trump cue × Liberal Democrat</w:t>
+                  </w:r>
+                </w:p>
+              </w:tc>
+              <w:tc>
+                <w:tcPr/>
+                <w:p>
+                  <w:pPr>
+                    <w:pStyle w:val="Compact"/>
+                    <w:jc w:val="center"/>
+                  </w:pPr>
+                  <w:r>
+                    <w:t xml:space="preserve">0.232†</w:t>
+                  </w:r>
+                </w:p>
+              </w:tc>
+            </w:tr>
+            <w:tr>
+              <w:tc>
+                <w:tcPr/>
+                <w:p>
+                  <w:pPr>
+                    <w:pStyle w:val="Compact"/>
+                  </w:pPr>
+                </w:p>
+              </w:tc>
+              <w:tc>
+                <w:tcPr/>
+                <w:p>
+                  <w:pPr>
+                    <w:pStyle w:val="Compact"/>
+                    <w:jc w:val="center"/>
+                  </w:pPr>
+                  <w:r>
+                    <w:t xml:space="preserve">(0.136)</w:t>
+                  </w:r>
+                </w:p>
+              </w:tc>
+            </w:tr>
+            <w:tr>
+              <w:tc>
+                <w:tcPr/>
+                <w:p>
+                  <w:pPr>
+                    <w:pStyle w:val="Compact"/>
+                    <w:jc w:val="center"/>
+                  </w:pPr>
+                  <w:r>
+                    <w:t xml:space="preserve">Climate cue × Liberal Democrat</w:t>
+                  </w:r>
+                </w:p>
+              </w:tc>
+              <w:tc>
+                <w:tcPr/>
+                <w:p>
+                  <w:pPr>
+                    <w:pStyle w:val="Compact"/>
+                    <w:jc w:val="center"/>
+                  </w:pPr>
+                  <w:r>
+                    <w:t xml:space="preserve">0.339*</w:t>
+                  </w:r>
+                </w:p>
+              </w:tc>
+            </w:tr>
+            <w:tr>
+              <w:tc>
+                <w:tcPr/>
+                <w:p>
+                  <w:pPr>
+                    <w:pStyle w:val="Compact"/>
+                  </w:pPr>
+                </w:p>
+              </w:tc>
+              <w:tc>
+                <w:tcPr/>
+                <w:p>
+                  <w:pPr>
+                    <w:pStyle w:val="Compact"/>
+                    <w:jc w:val="center"/>
+                  </w:pPr>
+                  <w:r>
+                    <w:t xml:space="preserve">(0.138)</w:t>
+                  </w:r>
+                </w:p>
+              </w:tc>
+            </w:tr>
+            <w:tr>
+              <w:tc>
+                <w:tcPr/>
+                <w:p>
+                  <w:pPr>
+                    <w:pStyle w:val="Compact"/>
+                    <w:jc w:val="center"/>
+                  </w:pPr>
+                  <w:r>
+                    <w:t xml:space="preserve">Trump cue × Conservative Republican</w:t>
+                  </w:r>
+                </w:p>
+              </w:tc>
+              <w:tc>
+                <w:tcPr/>
+                <w:p>
+                  <w:pPr>
+                    <w:pStyle w:val="Compact"/>
+                    <w:jc w:val="center"/>
+                  </w:pPr>
+                  <w:r>
+                    <w:t xml:space="preserve">-0.277</w:t>
+                  </w:r>
+                </w:p>
+              </w:tc>
+            </w:tr>
+            <w:tr>
+              <w:tc>
+                <w:tcPr/>
+                <w:p>
+                  <w:pPr>
+                    <w:pStyle w:val="Compact"/>
+                  </w:pPr>
+                </w:p>
+              </w:tc>
+              <w:tc>
+                <w:tcPr/>
+                <w:p>
+                  <w:pPr>
+                    <w:pStyle w:val="Compact"/>
+                    <w:jc w:val="center"/>
+                  </w:pPr>
+                  <w:r>
+                    <w:t xml:space="preserve">(0.190)</w:t>
+                  </w:r>
+                </w:p>
+              </w:tc>
+            </w:tr>
+            <w:tr>
+              <w:tc>
+                <w:tcPr/>
+                <w:p>
+                  <w:pPr>
+                    <w:pStyle w:val="Compact"/>
+                    <w:jc w:val="center"/>
+                  </w:pPr>
+                  <w:r>
+                    <w:t xml:space="preserve">Climate cue × Conservative Republican</w:t>
+                  </w:r>
+                </w:p>
+              </w:tc>
+              <w:tc>
+                <w:tcPr/>
+                <w:p>
+                  <w:pPr>
+                    <w:pStyle w:val="Compact"/>
+                    <w:jc w:val="center"/>
+                  </w:pPr>
+                  <w:r>
+                    <w:t xml:space="preserve">0.233</w:t>
+                  </w:r>
+                </w:p>
+              </w:tc>
+            </w:tr>
+            <w:tr>
+              <w:tc>
+                <w:tcPr/>
+                <w:p>
+                  <w:pPr>
+                    <w:pStyle w:val="Compact"/>
+                  </w:pPr>
+                </w:p>
+              </w:tc>
+              <w:tc>
+                <w:tcPr/>
+                <w:p>
+                  <w:pPr>
+                    <w:pStyle w:val="Compact"/>
+                    <w:jc w:val="center"/>
+                  </w:pPr>
+                  <w:r>
+                    <w:t xml:space="preserve">(0.187)</w:t>
+                  </w:r>
+                </w:p>
+              </w:tc>
+            </w:tr>
+            <w:tr>
+              <w:tc>
+                <w:tcPr/>
+                <w:p>
+                  <w:pPr>
+                    <w:pStyle w:val="Compact"/>
+                    <w:jc w:val="center"/>
+                  </w:pPr>
+                  <w:r>
+                    <w:t xml:space="preserve">(Intercept)</w:t>
+                  </w:r>
+                </w:p>
+              </w:tc>
+              <w:tc>
+                <w:tcPr/>
+                <w:p>
+                  <w:pPr>
+                    <w:pStyle w:val="Compact"/>
+                    <w:jc w:val="center"/>
+                  </w:pPr>
+                  <w:r>
+                    <w:t xml:space="preserve">5.525**</w:t>
+                  </w:r>
+                </w:p>
+              </w:tc>
+            </w:tr>
+            <w:tr>
+              <w:tc>
+                <w:tcPr/>
+                <w:p>
+                  <w:pPr>
+                    <w:pStyle w:val="Compact"/>
+                  </w:pPr>
+                </w:p>
+              </w:tc>
+              <w:tc>
+                <w:tcPr/>
+                <w:p>
+                  <w:pPr>
+                    <w:pStyle w:val="Compact"/>
+                    <w:jc w:val="center"/>
+                  </w:pPr>
+                  <w:r>
+                    <w:t xml:space="preserve">(0.082)</w:t>
+                  </w:r>
+                </w:p>
+              </w:tc>
+            </w:tr>
+            <w:tr>
+              <w:tc>
+                <w:tcPr/>
+                <w:p>
+                  <w:pPr>
+                    <w:pStyle w:val="Compact"/>
+                    <w:jc w:val="center"/>
+                  </w:pPr>
+                  <w:r>
+                    <w:t xml:space="preserve">Num.Obs.</w:t>
+                  </w:r>
+                </w:p>
+              </w:tc>
+              <w:tc>
+                <w:tcPr/>
+                <w:p>
+                  <w:pPr>
+                    <w:pStyle w:val="Compact"/>
+                    <w:jc w:val="center"/>
+                  </w:pPr>
+                  <w:r>
+                    <w:t xml:space="preserve">3113</w:t>
+                  </w:r>
+                </w:p>
+              </w:tc>
+            </w:tr>
+            <w:tr>
+              <w:tc>
+                <w:tcPr/>
+                <w:p>
+                  <w:pPr>
+                    <w:pStyle w:val="Compact"/>
+                    <w:jc w:val="center"/>
+                  </w:pPr>
+                  <w:r>
+                    <w:t xml:space="preserve">Adj. R2</w:t>
+                  </w:r>
+                </w:p>
+              </w:tc>
+              <w:tc>
+                <w:tcPr/>
+                <w:p>
+                  <w:pPr>
+                    <w:pStyle w:val="Compact"/>
+                    <w:jc w:val="center"/>
+                  </w:pPr>
+                  <w:r>
+                    <w:t xml:space="preserve">0.29</w:t>
+                  </w:r>
+                </w:p>
+              </w:tc>
+            </w:tr>
+            <w:tr>
+              <w:tc>
+                <w:tcPr>
+                  <w:gridSpan w:val="2"/>
+                </w:tcPr>
+                <w:p>
+                  <w:pPr>
+                    <w:pStyle w:val="Compact"/>
+                    <w:jc w:val="center"/>
+                  </w:pPr>
+                  <w:r>
+                    <w:t xml:space="preserve">† p &lt; 0.1, * p &lt; 0.05, ** p &lt; 0.01</w:t>
+                  </w:r>
+                </w:p>
+              </w:tc>
+            </w:tr>
+          </w:tbl>
+          <w:bookmarkEnd w:id="51"/>
+          <w:p/>
+        </w:tc>
+      </w:tr>
+    </w:tbl>
+    <w:p>
+      <w:pPr>
+        <w:pStyle w:val="BodyText"/>
+      </w:pPr>
+      <w:r>
+        <w:t xml:space="preserve"> </w:t>
+      </w:r>
+    </w:p>
+    <w:tbl>
+      <w:tblPr>
+        <w:tblStyle w:val="Table"/>
+        <w:tblW w:type="pct" w:w="5000"/>
+        <w:tblLayout w:type="fixed"/>
+        <w:tblLook w:firstRow="0" w:lastRow="0" w:firstColumn="0" w:lastColumn="0" w:noHBand="0" w:noVBand="0" w:val="0000"/>
+      </w:tblPr>
+      <w:tblGrid>
+        <w:gridCol w:w="7920"/>
+      </w:tblGrid>
+      <w:tr>
+        <w:tc>
+          <w:tcPr/>
+          <w:bookmarkStart w:id="52" w:name="tbl-wtp-unw"/>
+          <w:p>
+            <w:pPr>
+              <w:jc w:val="center"/>
+            </w:pPr>
+            <w:pPr>
+              <w:jc w:val="left"/>
+              <w:spacing w:before="200"/>
+              <w:pStyle w:val="ImageCaption"/>
+            </w:pPr>
+            <w:r>
+              <w:t xml:space="preserve">Table 12: Effect of cue condition, political beliefs, and their interaction on willingness-to-pay for fossil fuels (any positive WTP, and amount among those with any positive WTP) and for renewables, unweighted (logit/OLS with robust standard errors; baseline condition and other/moderate identity as reference)</w:t>
+            </w:r>
+          </w:p>
+          <w:tbl>
+            <w:tblPr>
+              <w:tblStyle w:val="Table"/>
+              <w:tblW w:type="pct" w:w="4930"/>
+              <w:tblLayout w:type="fixed"/>
+              <w:tblLook w:firstRow="1" w:lastRow="1" w:firstColumn="0" w:lastColumn="0" w:noHBand="0" w:noVBand="0" w:val="0020"/>
+            </w:tblPr>
+            <w:tblGrid>
+              <w:gridCol w:w="2215"/>
+              <w:gridCol w:w="1772"/>
+              <w:gridCol w:w="2326"/>
+              <w:gridCol w:w="1495"/>
+            </w:tblGrid>
+            <w:tr>
+              <w:trPr>
+                <w:tblHeader w:val="on"/>
+              </w:trPr>
+              <w:tc>
+                <w:tcPr/>
+                <w:p>
+                  <w:pPr>
+                    <w:pStyle w:val="Compact"/>
+                  </w:pPr>
+                </w:p>
+              </w:tc>
+              <w:tc>
+                <w:tcPr/>
+                <w:p>
+                  <w:pPr>
+                    <w:pStyle w:val="Compact"/>
+                    <w:jc w:val="center"/>
+                  </w:pPr>
+                  <w:r>
+                    <w:t xml:space="preserve">Fossil fuels: Any WTP (logit)</w:t>
+                  </w:r>
+                </w:p>
+              </w:tc>
+              <w:tc>
+                <w:tcPr/>
+                <w:p>
+                  <w:pPr>
+                    <w:pStyle w:val="Compact"/>
+                    <w:jc w:val="center"/>
+                  </w:pPr>
+                  <w:r>
+                    <w:t xml:space="preserve">Fossil fuels: Amount, if WTP &gt; $0 (OLS)</w:t>
+                  </w:r>
+                </w:p>
+              </w:tc>
+              <w:tc>
+                <w:tcPr/>
+                <w:p>
+                  <w:pPr>
+                    <w:pStyle w:val="Compact"/>
+                    <w:jc w:val="center"/>
+                  </w:pPr>
+                  <w:r>
+                    <w:t xml:space="preserve">Renewables: Amount (OLS)</w:t>
+                  </w:r>
+                </w:p>
+              </w:tc>
+            </w:tr>
+            <w:tr>
+              <w:tc>
+                <w:tcPr/>
+                <w:p>
+                  <w:pPr>
+                    <w:pStyle w:val="Compact"/>
+                    <w:jc w:val="center"/>
+                  </w:pPr>
+                  <w:r>
+                    <w:t xml:space="preserve">Trump cue</w:t>
+                  </w:r>
+                </w:p>
+              </w:tc>
+              <w:tc>
+                <w:tcPr/>
+                <w:p>
+                  <w:pPr>
+                    <w:pStyle w:val="Compact"/>
+                    <w:jc w:val="center"/>
+                  </w:pPr>
+                  <w:r>
+                    <w:t xml:space="preserve">-0.238</w:t>
+                  </w:r>
+                </w:p>
+              </w:tc>
+              <w:tc>
+                <w:tcPr/>
+                <w:p>
+                  <w:pPr>
+                    <w:pStyle w:val="Compact"/>
+                    <w:jc w:val="center"/>
+                  </w:pPr>
+                  <w:r>
+                    <w:t xml:space="preserve">-2.962</w:t>
+                  </w:r>
+                </w:p>
+              </w:tc>
+              <w:tc>
+                <w:tcPr/>
+                <w:p>
+                  <w:pPr>
+                    <w:pStyle w:val="Compact"/>
+                    <w:jc w:val="center"/>
+                  </w:pPr>
+                  <w:r>
+                    <w:t xml:space="preserve">-2.033</w:t>
+                  </w:r>
+                </w:p>
+              </w:tc>
+            </w:tr>
+            <w:tr>
+              <w:tc>
+                <w:tcPr/>
+                <w:p>
+                  <w:pPr>
+                    <w:pStyle w:val="Compact"/>
+                  </w:pPr>
+                </w:p>
+              </w:tc>
+              <w:tc>
+                <w:tcPr/>
+                <w:p>
+                  <w:pPr>
+                    <w:pStyle w:val="Compact"/>
+                    <w:jc w:val="center"/>
+                  </w:pPr>
+                  <w:r>
+                    <w:t xml:space="preserve">(0.165)</w:t>
+                  </w:r>
+                </w:p>
+              </w:tc>
+              <w:tc>
+                <w:tcPr/>
+                <w:p>
+                  <w:pPr>
+                    <w:pStyle w:val="Compact"/>
+                    <w:jc w:val="center"/>
+                  </w:pPr>
+                  <w:r>
+                    <w:t xml:space="preserve">(1.892)</w:t>
+                  </w:r>
+                </w:p>
+              </w:tc>
+              <w:tc>
+                <w:tcPr/>
+                <w:p>
+                  <w:pPr>
+                    <w:pStyle w:val="Compact"/>
+                    <w:jc w:val="center"/>
+                  </w:pPr>
+                  <w:r>
+                    <w:t xml:space="preserve">(1.409)</w:t>
+                  </w:r>
+                </w:p>
+              </w:tc>
+            </w:tr>
+            <w:tr>
+              <w:tc>
+                <w:tcPr/>
+                <w:p>
+                  <w:pPr>
+                    <w:pStyle w:val="Compact"/>
+                    <w:jc w:val="center"/>
+                  </w:pPr>
+                  <w:r>
+                    <w:t xml:space="preserve">Climate cue</w:t>
+                  </w:r>
+                </w:p>
+              </w:tc>
+              <w:tc>
+                <w:tcPr/>
+                <w:p>
+                  <w:pPr>
+                    <w:pStyle w:val="Compact"/>
+                    <w:jc w:val="center"/>
+                  </w:pPr>
+                  <w:r>
+                    <w:t xml:space="preserve">-0.028</w:t>
+                  </w:r>
+                </w:p>
+              </w:tc>
+              <w:tc>
+                <w:tcPr/>
+                <w:p>
+                  <w:pPr>
+                    <w:pStyle w:val="Compact"/>
+                    <w:jc w:val="center"/>
+                  </w:pPr>
+                  <w:r>
+                    <w:t xml:space="preserve">-2.282</w:t>
+                  </w:r>
+                </w:p>
+              </w:tc>
+              <w:tc>
+                <w:tcPr/>
+                <w:p>
+                  <w:pPr>
+                    <w:pStyle w:val="Compact"/>
+                    <w:jc w:val="center"/>
+                  </w:pPr>
+                  <w:r>
+                    <w:t xml:space="preserve">-1.689</w:t>
+                  </w:r>
+                </w:p>
+              </w:tc>
+            </w:tr>
+            <w:tr>
+              <w:tc>
+                <w:tcPr/>
+                <w:p>
+                  <w:pPr>
+                    <w:pStyle w:val="Compact"/>
+                  </w:pPr>
+                </w:p>
+              </w:tc>
+              <w:tc>
+                <w:tcPr/>
+                <w:p>
+                  <w:pPr>
+                    <w:pStyle w:val="Compact"/>
+                    <w:jc w:val="center"/>
+                  </w:pPr>
+                  <w:r>
+                    <w:t xml:space="preserve">(0.167)</w:t>
+                  </w:r>
+                </w:p>
+              </w:tc>
+              <w:tc>
+                <w:tcPr/>
+                <w:p>
+                  <w:pPr>
+                    <w:pStyle w:val="Compact"/>
+                    <w:jc w:val="center"/>
+                  </w:pPr>
+                  <w:r>
+                    <w:t xml:space="preserve">(1.880)</w:t>
+                  </w:r>
+                </w:p>
+              </w:tc>
+              <w:tc>
+                <w:tcPr/>
+                <w:p>
+                  <w:pPr>
+                    <w:pStyle w:val="Compact"/>
+                    <w:jc w:val="center"/>
+                  </w:pPr>
+                  <w:r>
+                    <w:t xml:space="preserve">(1.435)</w:t>
+                  </w:r>
+                </w:p>
+              </w:tc>
+            </w:tr>
+            <w:tr>
+              <w:tc>
+                <w:tcPr/>
+                <w:p>
+                  <w:pPr>
+                    <w:pStyle w:val="Compact"/>
+                    <w:jc w:val="center"/>
+                  </w:pPr>
+                  <w:r>
+                    <w:t xml:space="preserve">Liberal Democrat</w:t>
+                  </w:r>
+                </w:p>
+              </w:tc>
+              <w:tc>
+                <w:tcPr/>
+                <w:p>
+                  <w:pPr>
+                    <w:pStyle w:val="Compact"/>
+                    <w:jc w:val="center"/>
+                  </w:pPr>
+                  <w:r>
+                    <w:t xml:space="preserve">-0.430**</w:t>
+                  </w:r>
+                </w:p>
+              </w:tc>
+              <w:tc>
+                <w:tcPr/>
+                <w:p>
+                  <w:pPr>
+                    <w:pStyle w:val="Compact"/>
+                    <w:jc w:val="center"/>
+                  </w:pPr>
+                  <w:r>
+                    <w:t xml:space="preserve">-0.081</w:t>
+                  </w:r>
+                </w:p>
+              </w:tc>
+              <w:tc>
+                <w:tcPr/>
+                <w:p>
+                  <w:pPr>
+                    <w:pStyle w:val="Compact"/>
+                    <w:jc w:val="center"/>
+                  </w:pPr>
+                  <w:r>
+                    <w:t xml:space="preserve">5.287**</w:t>
+                  </w:r>
+                </w:p>
+              </w:tc>
+            </w:tr>
+            <w:tr>
+              <w:tc>
+                <w:tcPr/>
+                <w:p>
+                  <w:pPr>
+                    <w:pStyle w:val="Compact"/>
+                  </w:pPr>
+                </w:p>
+              </w:tc>
+              <w:tc>
+                <w:tcPr/>
+                <w:p>
+                  <w:pPr>
+                    <w:pStyle w:val="Compact"/>
+                    <w:jc w:val="center"/>
+                  </w:pPr>
+                  <w:r>
+                    <w:t xml:space="preserve">(0.148)</w:t>
+                  </w:r>
+                </w:p>
+              </w:tc>
+              <w:tc>
+                <w:tcPr/>
+                <w:p>
+                  <w:pPr>
+                    <w:pStyle w:val="Compact"/>
+                    <w:jc w:val="center"/>
+                  </w:pPr>
+                  <w:r>
+                    <w:t xml:space="preserve">(1.760)</w:t>
+                  </w:r>
+                </w:p>
+              </w:tc>
+              <w:tc>
+                <w:tcPr/>
+                <w:p>
+                  <w:pPr>
+                    <w:pStyle w:val="Compact"/>
+                    <w:jc w:val="center"/>
+                  </w:pPr>
+                  <w:r>
+                    <w:t xml:space="preserve">(1.258)</w:t>
+                  </w:r>
+                </w:p>
+              </w:tc>
+            </w:tr>
+            <w:tr>
+              <w:tc>
+                <w:tcPr/>
+                <w:p>
+                  <w:pPr>
+                    <w:pStyle w:val="Compact"/>
+                    <w:jc w:val="center"/>
+                  </w:pPr>
+                  <w:r>
+                    <w:t xml:space="preserve">Conservative Republican</w:t>
+                  </w:r>
+                </w:p>
+              </w:tc>
+              <w:tc>
+                <w:tcPr/>
+                <w:p>
+                  <w:pPr>
+                    <w:pStyle w:val="Compact"/>
+                    <w:jc w:val="center"/>
+                  </w:pPr>
+                  <w:r>
+                    <w:t xml:space="preserve">0.667**</w:t>
+                  </w:r>
+                </w:p>
+              </w:tc>
+              <w:tc>
+                <w:tcPr/>
+                <w:p>
+                  <w:pPr>
+                    <w:pStyle w:val="Compact"/>
+                    <w:jc w:val="center"/>
+                  </w:pPr>
+                  <w:r>
+                    <w:t xml:space="preserve">-2.773</w:t>
+                  </w:r>
+                </w:p>
+              </w:tc>
+              <w:tc>
+                <w:tcPr/>
+                <w:p>
+                  <w:pPr>
+                    <w:pStyle w:val="Compact"/>
+                    <w:jc w:val="center"/>
+                  </w:pPr>
+                  <w:r>
+                    <w:t xml:space="preserve">-6.492**</w:t>
+                  </w:r>
+                </w:p>
+              </w:tc>
+            </w:tr>
+            <w:tr>
+              <w:tc>
+                <w:tcPr/>
+                <w:p>
+                  <w:pPr>
+                    <w:pStyle w:val="Compact"/>
+                  </w:pPr>
+                </w:p>
+              </w:tc>
+              <w:tc>
+                <w:tcPr/>
+                <w:p>
+                  <w:pPr>
+                    <w:pStyle w:val="Compact"/>
+                    <w:jc w:val="center"/>
+                  </w:pPr>
+                  <w:r>
+                    <w:t xml:space="preserve">(0.172)</w:t>
+                  </w:r>
+                </w:p>
+              </w:tc>
+              <w:tc>
+                <w:tcPr/>
+                <w:p>
+                  <w:pPr>
+                    <w:pStyle w:val="Compact"/>
+                    <w:jc w:val="center"/>
+                  </w:pPr>
+                  <w:r>
+                    <w:t xml:space="preserve">(1.745)</w:t>
+                  </w:r>
+                </w:p>
+              </w:tc>
+              <w:tc>
+                <w:tcPr/>
+                <w:p>
+                  <w:pPr>
+                    <w:pStyle w:val="Compact"/>
+                    <w:jc w:val="center"/>
+                  </w:pPr>
+                  <w:r>
+                    <w:t xml:space="preserve">(1.375)</w:t>
+                  </w:r>
+                </w:p>
+              </w:tc>
+            </w:tr>
+            <w:tr>
+              <w:tc>
+                <w:tcPr/>
+                <w:p>
+                  <w:pPr>
+                    <w:pStyle w:val="Compact"/>
+                    <w:jc w:val="center"/>
+                  </w:pPr>
+                  <w:r>
+                    <w:t xml:space="preserve">Trump cue × Liberal Democrat</w:t>
+                  </w:r>
+                </w:p>
+              </w:tc>
+              <w:tc>
+                <w:tcPr/>
+                <w:p>
+                  <w:pPr>
+                    <w:pStyle w:val="Compact"/>
+                    <w:jc w:val="center"/>
+                  </w:pPr>
+                  <w:r>
+                    <w:t xml:space="preserve">-0.041</w:t>
+                  </w:r>
+                </w:p>
+              </w:tc>
+              <w:tc>
+                <w:tcPr/>
+                <w:p>
+                  <w:pPr>
+                    <w:pStyle w:val="Compact"/>
+                    <w:jc w:val="center"/>
+                  </w:pPr>
+                  <w:r>
+                    <w:t xml:space="preserve">2.467</w:t>
+                  </w:r>
+                </w:p>
+              </w:tc>
+              <w:tc>
+                <w:tcPr/>
+                <w:p>
+                  <w:pPr>
+                    <w:pStyle w:val="Compact"/>
+                    <w:jc w:val="center"/>
+                  </w:pPr>
+                  <w:r>
+                    <w:t xml:space="preserve">3.231†</w:t>
+                  </w:r>
+                </w:p>
+              </w:tc>
+            </w:tr>
+            <w:tr>
+              <w:tc>
+                <w:tcPr/>
+                <w:p>
+                  <w:pPr>
+                    <w:pStyle w:val="Compact"/>
+                  </w:pPr>
+                </w:p>
+              </w:tc>
+              <w:tc>
+                <w:tcPr/>
+                <w:p>
+                  <w:pPr>
+                    <w:pStyle w:val="Compact"/>
+                    <w:jc w:val="center"/>
+                  </w:pPr>
+                  <w:r>
+                    <w:t xml:space="preserve">(0.212)</w:t>
+                  </w:r>
+                </w:p>
+              </w:tc>
+              <w:tc>
+                <w:tcPr/>
+                <w:p>
+                  <w:pPr>
+                    <w:pStyle w:val="Compact"/>
+                    <w:jc w:val="center"/>
+                  </w:pPr>
+                  <w:r>
+                    <w:t xml:space="preserve">(2.505)</w:t>
+                  </w:r>
+                </w:p>
+              </w:tc>
+              <w:tc>
+                <w:tcPr/>
+                <w:p>
+                  <w:pPr>
+                    <w:pStyle w:val="Compact"/>
+                    <w:jc w:val="center"/>
+                  </w:pPr>
+                  <w:r>
+                    <w:t xml:space="preserve">(1.771)</w:t>
+                  </w:r>
+                </w:p>
+              </w:tc>
+            </w:tr>
+            <w:tr>
+              <w:tc>
+                <w:tcPr/>
+                <w:p>
+                  <w:pPr>
+                    <w:pStyle w:val="Compact"/>
+                    <w:jc w:val="center"/>
+                  </w:pPr>
+                  <w:r>
+                    <w:t xml:space="preserve">Climate cue × Liberal Democrat</w:t>
+                  </w:r>
+                </w:p>
+              </w:tc>
+              <w:tc>
+                <w:tcPr/>
+                <w:p>
+                  <w:pPr>
+                    <w:pStyle w:val="Compact"/>
+                    <w:jc w:val="center"/>
+                  </w:pPr>
+                  <w:r>
+                    <w:t xml:space="preserve">-0.141</w:t>
+                  </w:r>
+                </w:p>
+              </w:tc>
+              <w:tc>
+                <w:tcPr/>
+                <w:p>
+                  <w:pPr>
+                    <w:pStyle w:val="Compact"/>
+                    <w:jc w:val="center"/>
+                  </w:pPr>
+                  <w:r>
+                    <w:t xml:space="preserve">1.376</w:t>
+                  </w:r>
+                </w:p>
+              </w:tc>
+              <w:tc>
+                <w:tcPr/>
+                <w:p>
+                  <w:pPr>
+                    <w:pStyle w:val="Compact"/>
+                    <w:jc w:val="center"/>
+                  </w:pPr>
+                  <w:r>
+                    <w:t xml:space="preserve">3.047†</w:t>
+                  </w:r>
+                </w:p>
+              </w:tc>
+            </w:tr>
+            <w:tr>
+              <w:tc>
+                <w:tcPr/>
+                <w:p>
+                  <w:pPr>
+                    <w:pStyle w:val="Compact"/>
+                  </w:pPr>
+                </w:p>
+              </w:tc>
+              <w:tc>
+                <w:tcPr/>
+                <w:p>
+                  <w:pPr>
+                    <w:pStyle w:val="Compact"/>
+                    <w:jc w:val="center"/>
+                  </w:pPr>
+                  <w:r>
+                    <w:t xml:space="preserve">(0.214)</w:t>
+                  </w:r>
+                </w:p>
+              </w:tc>
+              <w:tc>
+                <w:tcPr/>
+                <w:p>
+                  <w:pPr>
+                    <w:pStyle w:val="Compact"/>
+                    <w:jc w:val="center"/>
+                  </w:pPr>
+                  <w:r>
+                    <w:t xml:space="preserve">(2.529)</w:t>
+                  </w:r>
+                </w:p>
+              </w:tc>
+              <w:tc>
+                <w:tcPr/>
+                <w:p>
+                  <w:pPr>
+                    <w:pStyle w:val="Compact"/>
+                    <w:jc w:val="center"/>
+                  </w:pPr>
+                  <w:r>
+                    <w:t xml:space="preserve">(1.799)</w:t>
+                  </w:r>
+                </w:p>
+              </w:tc>
+            </w:tr>
+            <w:tr>
+              <w:tc>
+                <w:tcPr/>
+                <w:p>
+                  <w:pPr>
+                    <w:pStyle w:val="Compact"/>
+                    <w:jc w:val="center"/>
+                  </w:pPr>
+                  <w:r>
+                    <w:t xml:space="preserve">Trump cue × Conservative Republican</w:t>
+                  </w:r>
+                </w:p>
+              </w:tc>
+              <w:tc>
+                <w:tcPr/>
+                <w:p>
+                  <w:pPr>
+                    <w:pStyle w:val="Compact"/>
+                    <w:jc w:val="center"/>
+                  </w:pPr>
+                  <w:r>
+                    <w:t xml:space="preserve">0.440†</w:t>
+                  </w:r>
+                </w:p>
+              </w:tc>
+              <w:tc>
+                <w:tcPr/>
+                <w:p>
+                  <w:pPr>
+                    <w:pStyle w:val="Compact"/>
+                    <w:jc w:val="center"/>
+                  </w:pPr>
+                  <w:r>
+                    <w:t xml:space="preserve">3.575</w:t>
+                  </w:r>
+                </w:p>
+              </w:tc>
+              <w:tc>
+                <w:tcPr/>
+                <w:p>
+                  <w:pPr>
+                    <w:pStyle w:val="Compact"/>
+                    <w:jc w:val="center"/>
+                  </w:pPr>
+                  <w:r>
+                    <w:t xml:space="preserve">1.529</w:t>
+                  </w:r>
+                </w:p>
+              </w:tc>
+            </w:tr>
+            <w:tr>
+              <w:tc>
+                <w:tcPr/>
+                <w:p>
+                  <w:pPr>
+                    <w:pStyle w:val="Compact"/>
+                  </w:pPr>
+                </w:p>
+              </w:tc>
+              <w:tc>
+                <w:tcPr/>
+                <w:p>
+                  <w:pPr>
+                    <w:pStyle w:val="Compact"/>
+                    <w:jc w:val="center"/>
+                  </w:pPr>
+                  <w:r>
+                    <w:t xml:space="preserve">(0.252)</w:t>
+                  </w:r>
+                </w:p>
+              </w:tc>
+              <w:tc>
+                <w:tcPr/>
+                <w:p>
+                  <w:pPr>
+                    <w:pStyle w:val="Compact"/>
+                    <w:jc w:val="center"/>
+                  </w:pPr>
+                  <w:r>
+                    <w:t xml:space="preserve">(2.557)</w:t>
+                  </w:r>
+                </w:p>
+              </w:tc>
+              <w:tc>
+                <w:tcPr/>
+                <w:p>
+                  <w:pPr>
+                    <w:pStyle w:val="Compact"/>
+                    <w:jc w:val="center"/>
+                  </w:pPr>
+                  <w:r>
+                    <w:t xml:space="preserve">(1.978)</w:t>
+                  </w:r>
+                </w:p>
+              </w:tc>
+            </w:tr>
+            <w:tr>
+              <w:tc>
+                <w:tcPr/>
+                <w:p>
+                  <w:pPr>
+                    <w:pStyle w:val="Compact"/>
+                    <w:jc w:val="center"/>
+                  </w:pPr>
+                  <w:r>
+                    <w:t xml:space="preserve">Climate cue × Conservative Republican</w:t>
+                  </w:r>
+                </w:p>
+              </w:tc>
+              <w:tc>
+                <w:tcPr/>
+                <w:p>
+                  <w:pPr>
+                    <w:pStyle w:val="Compact"/>
+                    <w:jc w:val="center"/>
+                  </w:pPr>
+                  <w:r>
+                    <w:t xml:space="preserve">0.123</w:t>
+                  </w:r>
+                </w:p>
+              </w:tc>
+              <w:tc>
+                <w:tcPr/>
+                <w:p>
+                  <w:pPr>
+                    <w:pStyle w:val="Compact"/>
+                    <w:jc w:val="center"/>
+                  </w:pPr>
+                  <w:r>
+                    <w:t xml:space="preserve">3.664</w:t>
+                  </w:r>
+                </w:p>
+              </w:tc>
+              <w:tc>
+                <w:tcPr/>
+                <w:p>
+                  <w:pPr>
+                    <w:pStyle w:val="Compact"/>
+                    <w:jc w:val="center"/>
+                  </w:pPr>
+                  <w:r>
+                    <w:t xml:space="preserve">3.279</w:t>
+                  </w:r>
+                </w:p>
+              </w:tc>
+            </w:tr>
+            <w:tr>
+              <w:tc>
+                <w:tcPr/>
+                <w:p>
+                  <w:pPr>
+                    <w:pStyle w:val="Compact"/>
+                  </w:pPr>
+                </w:p>
+              </w:tc>
+              <w:tc>
+                <w:tcPr/>
+                <w:p>
+                  <w:pPr>
+                    <w:pStyle w:val="Compact"/>
+                    <w:jc w:val="center"/>
+                  </w:pPr>
+                  <w:r>
+                    <w:t xml:space="preserve">(0.249)</w:t>
+                  </w:r>
+                </w:p>
+              </w:tc>
+              <w:tc>
+                <w:tcPr/>
+                <w:p>
+                  <w:pPr>
+                    <w:pStyle w:val="Compact"/>
+                    <w:jc w:val="center"/>
+                  </w:pPr>
+                  <w:r>
+                    <w:t xml:space="preserve">(2.524)</w:t>
+                  </w:r>
+                </w:p>
+              </w:tc>
+              <w:tc>
+                <w:tcPr/>
+                <w:p>
+                  <w:pPr>
+                    <w:pStyle w:val="Compact"/>
+                    <w:jc w:val="center"/>
+                  </w:pPr>
+                  <w:r>
+                    <w:t xml:space="preserve">(2.005)</w:t>
+                  </w:r>
+                </w:p>
+              </w:tc>
+            </w:tr>
+            <w:tr>
+              <w:tc>
+                <w:tcPr/>
+                <w:p>
+                  <w:pPr>
+                    <w:pStyle w:val="Compact"/>
+                    <w:jc w:val="center"/>
+                  </w:pPr>
+                  <w:r>
+                    <w:t xml:space="preserve">(Intercept)</w:t>
+                  </w:r>
+                </w:p>
+              </w:tc>
+              <w:tc>
+                <w:tcPr/>
+                <w:p>
+                  <w:pPr>
+                    <w:pStyle w:val="Compact"/>
+                    <w:jc w:val="center"/>
+                  </w:pPr>
+                  <w:r>
+                    <w:t xml:space="preserve">-0.046</w:t>
+                  </w:r>
+                </w:p>
+              </w:tc>
+              <w:tc>
+                <w:tcPr/>
+                <w:p>
+                  <w:pPr>
+                    <w:pStyle w:val="Compact"/>
+                    <w:jc w:val="center"/>
+                  </w:pPr>
+                  <w:r>
+                    <w:t xml:space="preserve">18.282**</w:t>
+                  </w:r>
+                </w:p>
+              </w:tc>
+              <w:tc>
+                <w:tcPr/>
+                <w:p>
+                  <w:pPr>
+                    <w:pStyle w:val="Compact"/>
+                    <w:jc w:val="center"/>
+                  </w:pPr>
+                  <w:r>
+                    <w:t xml:space="preserve">19.590**</w:t>
+                  </w:r>
+                </w:p>
+              </w:tc>
+            </w:tr>
+            <w:tr>
+              <w:tc>
+                <w:tcPr/>
+                <w:p>
+                  <w:pPr>
+                    <w:pStyle w:val="Compact"/>
+                  </w:pPr>
+                </w:p>
+              </w:tc>
+              <w:tc>
+                <w:tcPr/>
+                <w:p>
+                  <w:pPr>
+                    <w:pStyle w:val="Compact"/>
+                    <w:jc w:val="center"/>
+                  </w:pPr>
+                  <w:r>
+                    <w:t xml:space="preserve">(0.115)</w:t>
+                  </w:r>
+                </w:p>
+              </w:tc>
+              <w:tc>
+                <w:tcPr/>
+                <w:p>
+                  <w:pPr>
+                    <w:pStyle w:val="Compact"/>
+                    <w:jc w:val="center"/>
+                  </w:pPr>
+                  <w:r>
+                    <w:t xml:space="preserve">(1.323)</w:t>
+                  </w:r>
+                </w:p>
+              </w:tc>
+              <w:tc>
+                <w:tcPr/>
+                <w:p>
+                  <w:pPr>
+                    <w:pStyle w:val="Compact"/>
+                    <w:jc w:val="center"/>
+                  </w:pPr>
+                  <w:r>
+                    <w:t xml:space="preserve">(0.994)</w:t>
+                  </w:r>
+                </w:p>
+              </w:tc>
+            </w:tr>
+            <w:tr>
+              <w:tc>
+                <w:tcPr/>
+                <w:p>
+                  <w:pPr>
+                    <w:pStyle w:val="Compact"/>
+                    <w:jc w:val="center"/>
+                  </w:pPr>
+                  <w:r>
+                    <w:t xml:space="preserve">Num.Obs.</w:t>
+                  </w:r>
+                </w:p>
+              </w:tc>
+              <w:tc>
+                <w:tcPr/>
+                <w:p>
+                  <w:pPr>
+                    <w:pStyle w:val="Compact"/>
+                    <w:jc w:val="center"/>
+                  </w:pPr>
+                  <w:r>
+                    <w:t xml:space="preserve">3113</w:t>
+                  </w:r>
+                </w:p>
+              </w:tc>
+              <w:tc>
+                <w:tcPr/>
+                <w:p>
+                  <w:pPr>
+                    <w:pStyle w:val="Compact"/>
+                    <w:jc w:val="center"/>
+                  </w:pPr>
+                  <w:r>
+                    <w:t xml:space="preserve">1433</w:t>
+                  </w:r>
+                </w:p>
+              </w:tc>
+              <w:tc>
+                <w:tcPr/>
+                <w:p>
+                  <w:pPr>
+                    <w:pStyle w:val="Compact"/>
+                    <w:jc w:val="center"/>
+                  </w:pPr>
+                  <w:r>
+                    <w:t xml:space="preserve">3113</w:t>
+                  </w:r>
+                </w:p>
+              </w:tc>
+            </w:tr>
+            <w:tr>
+              <w:tc>
+                <w:tcPr/>
+                <w:p>
+                  <w:pPr>
+                    <w:pStyle w:val="Compact"/>
+                    <w:jc w:val="center"/>
+                  </w:pPr>
+                  <w:r>
+                    <w:t xml:space="preserve">Adj. R2</w:t>
+                  </w:r>
+                </w:p>
+              </w:tc>
+              <w:tc>
+                <w:tcPr/>
+                <w:p>
+                  <w:pPr>
+                    <w:pStyle w:val="Compact"/>
+                  </w:pPr>
+                </w:p>
+              </w:tc>
+              <w:tc>
+                <w:tcPr/>
+                <w:p>
+                  <w:pPr>
+                    <w:pStyle w:val="Compact"/>
+                    <w:jc w:val="center"/>
+                  </w:pPr>
+                  <w:r>
+                    <w:t xml:space="preserve">-0.001</w:t>
+                  </w:r>
+                </w:p>
+              </w:tc>
+              <w:tc>
+                <w:tcPr/>
+                <w:p>
+                  <w:pPr>
+                    <w:pStyle w:val="Compact"/>
+                    <w:jc w:val="center"/>
+                  </w:pPr>
+                  <w:r>
+                    <w:t xml:space="preserve">0.085</w:t>
+                  </w:r>
+                </w:p>
+              </w:tc>
+            </w:tr>
+            <w:tr>
+              <w:tc>
+                <w:tcPr/>
+                <w:p>
+                  <w:pPr>
+                    <w:pStyle w:val="Compact"/>
+                    <w:jc w:val="center"/>
+                  </w:pPr>
+                  <w:r>
+                    <w:t xml:space="preserve">McFadden’s pseudo R2</w:t>
+                  </w:r>
+                </w:p>
+              </w:tc>
+              <w:tc>
+                <w:tcPr/>
+                <w:p>
+                  <w:pPr>
+                    <w:pStyle w:val="Compact"/>
+                    <w:jc w:val="center"/>
+                  </w:pPr>
+                  <w:r>
+                    <w:t xml:space="preserve">0.052</w:t>
+                  </w:r>
+                </w:p>
+              </w:tc>
+              <w:tc>
+                <w:tcPr/>
+                <w:p>
+                  <w:pPr>
+                    <w:pStyle w:val="Compact"/>
+                  </w:pPr>
+                </w:p>
+              </w:tc>
+              <w:tc>
+                <w:tcPr/>
+                <w:p>
+                  <w:pPr>
+                    <w:pStyle w:val="Compact"/>
+                  </w:pPr>
+                </w:p>
+              </w:tc>
+            </w:tr>
+            <w:tr>
+              <w:tc>
+                <w:tcPr>
+                  <w:gridSpan w:val="4"/>
+                </w:tcPr>
+                <w:p>
+                  <w:pPr>
+                    <w:pStyle w:val="Compact"/>
+                    <w:jc w:val="center"/>
+                  </w:pPr>
+                  <w:r>
+                    <w:t xml:space="preserve">† p &lt; 0.1, * p &lt; 0.05, ** p &lt; 0.01</w:t>
+                  </w:r>
+                </w:p>
+              </w:tc>
+            </w:tr>
+          </w:tbl>
+          <w:bookmarkEnd w:id="52"/>
+          <w:p/>
+        </w:tc>
+      </w:tr>
+    </w:tbl>
+    <w:p>
+      <w:r>
+        <w:br w:type="page"/>
+      </w:r>
+    </w:p>
+    <w:bookmarkEnd w:id="53"/>
+    <w:bookmarkStart w:id="54" w:name="references"/>
+    <w:p>
+      <w:pPr>
+        <w:pStyle w:val="Heading1"/>
+      </w:pPr>
+      <w:r>
         <w:t xml:space="preserve">References</w:t>
       </w:r>
     </w:p>
-    <w:bookmarkEnd w:id="43"/>
+    <w:bookmarkEnd w:id="54"/>
     <w:sectPr>
       <w:footnotePr>
         <w:numRestart w:val="eachSect"/>

--- a/_output/supplemental-materials.docx
+++ b/_output/supplemental-materials.docx
@@ -7,7 +7,13 @@
         <w:pStyle w:val="Title"/>
       </w:pPr>
       <w:r>
-        <w:t xml:space="preserve">Supplemental Materials: Cues, Partisanship, and Willingness-to-Pay for Energy</w:t>
+        <w:t xml:space="preserve">Supplemental Materials for</w:t>
+      </w:r>
+      <w:r>
+        <w:t xml:space="preserve"> </w:t>
+      </w:r>
+      <w:r>
+        <w:t xml:space="preserve">“Priorities Versus Payment: Partisan Cues and Public Preferences for Fossil Fuels and Renewables”</w:t>
       </w:r>
     </w:p>
     <w:p>
@@ -11322,13 +11328,13 @@
       </w:r>
     </w:p>
     <w:bookmarkEnd w:id="46"/>
-    <w:bookmarkStart w:id="48" w:name="X84eaa1abf7bbd68c83b1044b38efab9e6c68f33"/>
+    <w:bookmarkStart w:id="48" w:name="minimum-detectable-effects"/>
     <w:p>
       <w:pPr>
         <w:pStyle w:val="Heading1"/>
       </w:pPr>
       <w:r>
-        <w:t xml:space="preserve">Multiple Comparisons and Minimum Detectable Effects</w:t>
+        <w:t xml:space="preserve">Minimum Detectable Effects</w:t>
       </w:r>
     </w:p>
     <w:p>
@@ -11347,7 +11353,7 @@
         <w:t xml:space="preserve"> </w:t>
       </w:r>
       <w:r>
-        <w:t xml:space="preserve">lists the 16 cue x party identification interaction terms from the four main-text models, with the unadjusted</w:t>
+        <w:t xml:space="preserve">lists the 16 cue x party identification interaction terms from the four main-text models, with the</w:t>
       </w:r>
       <w:r>
         <w:t xml:space="preserve"> </w:t>
@@ -11360,20 +11366,7 @@
         <w:t xml:space="preserve">p</w:t>
       </w:r>
       <w:r>
-        <w:t xml:space="preserve">-value, the</w:t>
-      </w:r>
-      <w:r>
-        <w:t xml:space="preserve"> </w:t>
-      </w:r>
-      <w:r>
-        <w:rPr>
-          <w:i/>
-          <w:iCs/>
-        </w:rPr>
-        <w:t xml:space="preserve">p</w:t>
-      </w:r>
-      <w:r>
-        <w:t xml:space="preserve">-value after a Holm adjustment across all 16 tests, and the minimum detectable effect (MDE). The MDE is the smallest interaction effect the design could detect with 80 percent power at a two-sided</w:t>
+        <w:t xml:space="preserve">-value and the minimum detectable effect (MDE). The MDE is the smallest interaction effect the design could detect with 80 percent power at a two-sided</w:t>
       </w:r>
       <w:r>
         <w:t xml:space="preserve"> </w:t>
@@ -11387,7 +11380,7 @@
         <w:t xml:space="preserve"> </w:t>
       </w:r>
       <w:r>
-        <w:t xml:space="preserve">= .05, calculated as (1.96 + 0.84) times the standard error. No interaction is significant after the Holm adjustment. The MDEs for the WTP models are large relative to the estimated interactions, so small effects of the cues on WTP cannot be ruled out.</w:t>
+        <w:t xml:space="preserve">= .05, calculated as (1.96 + 0.84) times the standard error. The MDEs for the WTP models are large relative to the estimated interactions, so small effects of the cues on WTP cannot be ruled out.</w:t>
       </w:r>
     </w:p>
     <w:tbl>
@@ -11414,7 +11407,7 @@
               <w:pStyle w:val="ImageCaption"/>
             </w:pPr>
             <w:r>
-              <w:t xml:space="preserve">Table 9: Cue x party identification interaction terms from the main-text models, with Holm-adjusted p-values and minimum detectable effects (MDE; 80% power, two-sided alpha = .05). Logit estimates and MDEs are on the log-odds scale; OLS estimates and MDEs are in scale points or dollars.</w:t>
+              <w:t xml:space="preserve">Table 9: Cue x party identification interaction terms from the main-text models, with minimum detectable effects (MDE; 80% power, two-sided alpha = .05). Logit estimates and MDEs are on the log-odds scale; OLS estimates and MDEs are in scale points or dollars.</w:t>
             </w:r>
           </w:p>
           <w:tbl>
@@ -11425,13 +11418,12 @@
               <w:tblLook w:firstRow="1" w:lastRow="0" w:firstColumn="0" w:lastColumn="0" w:noHBand="0" w:noVBand="0" w:val="0020"/>
             </w:tblPr>
             <w:tblGrid>
-              <w:gridCol w:w="3370"/>
-              <w:gridCol w:w="2106"/>
-              <w:gridCol w:w="505"/>
-              <w:gridCol w:w="421"/>
-              <w:gridCol w:w="505"/>
-              <w:gridCol w:w="589"/>
-              <w:gridCol w:w="421"/>
+              <w:gridCol w:w="3641"/>
+              <w:gridCol w:w="2275"/>
+              <w:gridCol w:w="546"/>
+              <w:gridCol w:w="455"/>
+              <w:gridCol w:w="546"/>
+              <w:gridCol w:w="455"/>
             </w:tblGrid>
             <w:tr>
               <w:trPr>
@@ -11511,19 +11503,6 @@
                     <w:jc w:val="center"/>
                   </w:pPr>
                   <w:r>
-                    <w:t xml:space="preserve">Holm p</w:t>
-                  </w:r>
-                </w:p>
-              </w:tc>
-              <w:tc>
-                <w:tcPr/>
-                <w:p>
-                  <w:pPr>
-                    <w:pStyle w:val="Compact"/>
-                    <w:jc w:val="left"/>
-                    <w:jc w:val="center"/>
-                  </w:pPr>
-                  <w:r>
                     <w:t xml:space="preserve">MDE</w:t>
                   </w:r>
                 </w:p>
@@ -11604,19 +11583,6 @@
                     <w:jc w:val="center"/>
                   </w:pPr>
                   <w:r>
-                    <w:t xml:space="preserve">1.000</w:t>
-                  </w:r>
-                </w:p>
-              </w:tc>
-              <w:tc>
-                <w:tcPr/>
-                <w:p>
-                  <w:pPr>
-                    <w:pStyle w:val="Compact"/>
-                    <w:jc w:val="left"/>
-                    <w:jc w:val="center"/>
-                  </w:pPr>
-                  <w:r>
                     <w:t xml:space="preserve">0.61</w:t>
                   </w:r>
                 </w:p>
@@ -11697,19 +11663,6 @@
                     <w:jc w:val="center"/>
                   </w:pPr>
                   <w:r>
-                    <w:t xml:space="preserve">0.681</w:t>
-                  </w:r>
-                </w:p>
-              </w:tc>
-              <w:tc>
-                <w:tcPr/>
-                <w:p>
-                  <w:pPr>
-                    <w:pStyle w:val="Compact"/>
-                    <w:jc w:val="left"/>
-                    <w:jc w:val="center"/>
-                  </w:pPr>
-                  <w:r>
                     <w:t xml:space="preserve">0.72</w:t>
                   </w:r>
                 </w:p>
@@ -11790,19 +11743,6 @@
                     <w:jc w:val="center"/>
                   </w:pPr>
                   <w:r>
-                    <w:t xml:space="preserve">1.000</w:t>
-                  </w:r>
-                </w:p>
-              </w:tc>
-              <w:tc>
-                <w:tcPr/>
-                <w:p>
-                  <w:pPr>
-                    <w:pStyle w:val="Compact"/>
-                    <w:jc w:val="left"/>
-                    <w:jc w:val="center"/>
-                  </w:pPr>
-                  <w:r>
                     <w:t xml:space="preserve">0.58</w:t>
                   </w:r>
                 </w:p>
@@ -11883,19 +11823,6 @@
                     <w:jc w:val="center"/>
                   </w:pPr>
                   <w:r>
-                    <w:t xml:space="preserve">1.000</w:t>
-                  </w:r>
-                </w:p>
-              </w:tc>
-              <w:tc>
-                <w:tcPr/>
-                <w:p>
-                  <w:pPr>
-                    <w:pStyle w:val="Compact"/>
-                    <w:jc w:val="left"/>
-                    <w:jc w:val="center"/>
-                  </w:pPr>
-                  <w:r>
                     <w:t xml:space="preserve">0.68</w:t>
                   </w:r>
                 </w:p>
@@ -11976,19 +11903,6 @@
                     <w:jc w:val="center"/>
                   </w:pPr>
                   <w:r>
-                    <w:t xml:space="preserve">1.000</w:t>
-                  </w:r>
-                </w:p>
-              </w:tc>
-              <w:tc>
-                <w:tcPr/>
-                <w:p>
-                  <w:pPr>
-                    <w:pStyle w:val="Compact"/>
-                    <w:jc w:val="left"/>
-                    <w:jc w:val="center"/>
-                  </w:pPr>
-                  <w:r>
                     <w:t xml:space="preserve">0.84</w:t>
                   </w:r>
                 </w:p>
@@ -12069,19 +11983,6 @@
                     <w:jc w:val="center"/>
                   </w:pPr>
                   <w:r>
-                    <w:t xml:space="preserve">0.766</w:t>
-                  </w:r>
-                </w:p>
-              </w:tc>
-              <w:tc>
-                <w:tcPr/>
-                <w:p>
-                  <w:pPr>
-                    <w:pStyle w:val="Compact"/>
-                    <w:jc w:val="left"/>
-                    <w:jc w:val="center"/>
-                  </w:pPr>
-                  <w:r>
                     <w:t xml:space="preserve">0.92</w:t>
                   </w:r>
                 </w:p>
@@ -12162,19 +12063,6 @@
                     <w:jc w:val="center"/>
                   </w:pPr>
                   <w:r>
-                    <w:t xml:space="preserve">1.000</w:t>
-                  </w:r>
-                </w:p>
-              </w:tc>
-              <w:tc>
-                <w:tcPr/>
-                <w:p>
-                  <w:pPr>
-                    <w:pStyle w:val="Compact"/>
-                    <w:jc w:val="left"/>
-                    <w:jc w:val="center"/>
-                  </w:pPr>
-                  <w:r>
                     <w:t xml:space="preserve">0.83</w:t>
                   </w:r>
                 </w:p>
@@ -12255,19 +12143,6 @@
                     <w:jc w:val="center"/>
                   </w:pPr>
                   <w:r>
-                    <w:t xml:space="preserve">1.000</w:t>
-                  </w:r>
-                </w:p>
-              </w:tc>
-              <w:tc>
-                <w:tcPr/>
-                <w:p>
-                  <w:pPr>
-                    <w:pStyle w:val="Compact"/>
-                    <w:jc w:val="left"/>
-                    <w:jc w:val="center"/>
-                  </w:pPr>
-                  <w:r>
                     <w:t xml:space="preserve">0.91</w:t>
                   </w:r>
                 </w:p>
@@ -12348,19 +12223,6 @@
                     <w:jc w:val="center"/>
                   </w:pPr>
                   <w:r>
-                    <w:t xml:space="preserve">1.000</w:t>
-                  </w:r>
-                </w:p>
-              </w:tc>
-              <w:tc>
-                <w:tcPr/>
-                <w:p>
-                  <w:pPr>
-                    <w:pStyle w:val="Compact"/>
-                    <w:jc w:val="left"/>
-                    <w:jc w:val="center"/>
-                  </w:pPr>
-                  <w:r>
                     <w:t xml:space="preserve">9.50</w:t>
                   </w:r>
                 </w:p>
@@ -12441,19 +12303,6 @@
                     <w:jc w:val="center"/>
                   </w:pPr>
                   <w:r>
-                    <w:t xml:space="preserve">1.000</w:t>
-                  </w:r>
-                </w:p>
-              </w:tc>
-              <w:tc>
-                <w:tcPr/>
-                <w:p>
-                  <w:pPr>
-                    <w:pStyle w:val="Compact"/>
-                    <w:jc w:val="left"/>
-                    <w:jc w:val="center"/>
-                  </w:pPr>
-                  <w:r>
                     <w:t xml:space="preserve">9.76</w:t>
                   </w:r>
                 </w:p>
@@ -12534,19 +12383,6 @@
                     <w:jc w:val="center"/>
                   </w:pPr>
                   <w:r>
-                    <w:t xml:space="preserve">1.000</w:t>
-                  </w:r>
-                </w:p>
-              </w:tc>
-              <w:tc>
-                <w:tcPr/>
-                <w:p>
-                  <w:pPr>
-                    <w:pStyle w:val="Compact"/>
-                    <w:jc w:val="left"/>
-                    <w:jc w:val="center"/>
-                  </w:pPr>
-                  <w:r>
                     <w:t xml:space="preserve">9.86</w:t>
                   </w:r>
                 </w:p>
@@ -12627,19 +12463,6 @@
                     <w:jc w:val="center"/>
                   </w:pPr>
                   <w:r>
-                    <w:t xml:space="preserve">1.000</w:t>
-                  </w:r>
-                </w:p>
-              </w:tc>
-              <w:tc>
-                <w:tcPr/>
-                <w:p>
-                  <w:pPr>
-                    <w:pStyle w:val="Compact"/>
-                    <w:jc w:val="left"/>
-                    <w:jc w:val="center"/>
-                  </w:pPr>
-                  <w:r>
                     <w:t xml:space="preserve">9.84</w:t>
                   </w:r>
                 </w:p>
@@ -12720,19 +12543,6 @@
                     <w:jc w:val="center"/>
                   </w:pPr>
                   <w:r>
-                    <w:t xml:space="preserve">1.000</w:t>
-                  </w:r>
-                </w:p>
-              </w:tc>
-              <w:tc>
-                <w:tcPr/>
-                <w:p>
-                  <w:pPr>
-                    <w:pStyle w:val="Compact"/>
-                    <w:jc w:val="left"/>
-                    <w:jc w:val="center"/>
-                  </w:pPr>
-                  <w:r>
                     <w:t xml:space="preserve">7.29</w:t>
                   </w:r>
                 </w:p>
@@ -12813,19 +12623,6 @@
                     <w:jc w:val="center"/>
                   </w:pPr>
                   <w:r>
-                    <w:t xml:space="preserve">1.000</w:t>
-                  </w:r>
-                </w:p>
-              </w:tc>
-              <w:tc>
-                <w:tcPr/>
-                <w:p>
-                  <w:pPr>
-                    <w:pStyle w:val="Compact"/>
-                    <w:jc w:val="left"/>
-                    <w:jc w:val="center"/>
-                  </w:pPr>
-                  <w:r>
                     <w:t xml:space="preserve">7.61</w:t>
                   </w:r>
                 </w:p>
@@ -12906,19 +12703,6 @@
                     <w:jc w:val="center"/>
                   </w:pPr>
                   <w:r>
-                    <w:t xml:space="preserve">0.714</w:t>
-                  </w:r>
-                </w:p>
-              </w:tc>
-              <w:tc>
-                <w:tcPr/>
-                <w:p>
-                  <w:pPr>
-                    <w:pStyle w:val="Compact"/>
-                    <w:jc w:val="left"/>
-                    <w:jc w:val="center"/>
-                  </w:pPr>
-                  <w:r>
                     <w:t xml:space="preserve">7.15</w:t>
                   </w:r>
                 </w:p>
@@ -12987,19 +12771,6 @@
                   </w:pPr>
                   <w:r>
                     <w:t xml:space="preserve">0.092</w:t>
-                  </w:r>
-                </w:p>
-              </w:tc>
-              <w:tc>
-                <w:tcPr/>
-                <w:p>
-                  <w:pPr>
-                    <w:pStyle w:val="Compact"/>
-                    <w:jc w:val="left"/>
-                    <w:jc w:val="center"/>
-                  </w:pPr>
-                  <w:r>
-                    <w:t xml:space="preserve">1.000</w:t>
                   </w:r>
                 </w:p>
               </w:tc>
@@ -13948,23 +13719,7 @@
         <w:t xml:space="preserve"> </w:t>
       </w:r>
       <w:r>
-        <w:t xml:space="preserve">= 0.215). The Trump cue x Republican interaction is not significant after a Holm adjustment (adjusted</w:t>
-      </w:r>
-      <w:r>
-        <w:t xml:space="preserve"> </w:t>
-      </w:r>
-      <w:r>
-        <w:rPr>
-          <w:i/>
-          <w:iCs/>
-        </w:rPr>
-        <w:t xml:space="preserve">p</w:t>
-      </w:r>
-      <w:r>
-        <w:t xml:space="preserve"> </w:t>
-      </w:r>
-      <w:r>
-        <w:t xml:space="preserve">= 0.47).</w:t>
+        <w:t xml:space="preserve">= 0.215).</w:t>
       </w:r>
     </w:p>
     <w:p>
@@ -13987,7 +13742,7 @@
         <w:pStyle w:val="FirstParagraph"/>
       </w:pPr>
       <w:r>
-        <w:t xml:space="preserve">The survey weights increase the share of Republicans from 29 to 46 percent relative to the unweighted sample, so</w:t>
+        <w:t xml:space="preserve">The survey weights adjust the sample to Census demographics and to the NPORS party distribution, which increases the share of Republicans from 29 to 46 percent relative to the unweighted sample.</w:t>
       </w:r>
       <w:r>
         <w:t xml:space="preserve"> </w:t>
@@ -15949,16 +15704,1493 @@
       </w:r>
     </w:p>
     <w:bookmarkEnd w:id="53"/>
-    <w:bookmarkStart w:id="54" w:name="references"/>
+    <w:bookmarkStart w:id="55" w:name="party-and-demographic-weights"/>
     <w:p>
       <w:pPr>
         <w:pStyle w:val="Heading1"/>
       </w:pPr>
       <w:r>
+        <w:t xml:space="preserve">Party and Demographic Weights</w:t>
+      </w:r>
+    </w:p>
+    <w:p>
+      <w:pPr>
+        <w:pStyle w:val="FirstParagraph"/>
+      </w:pPr>
+      <w:r>
+        <w:t xml:space="preserve">To identify which part of the weights drives the differences between the weighted and unweighted models,</w:t>
+      </w:r>
+      <w:r>
+        <w:t xml:space="preserve"> </w:t>
+      </w:r>
+      <w:hyperlink w:anchor="tbl-weight-comparison">
+        <w:r>
+          <w:rPr>
+            <w:rStyle w:val="Hyperlink"/>
+          </w:rPr>
+          <w:t xml:space="preserve">Table 13</w:t>
+        </w:r>
+      </w:hyperlink>
+      <w:r>
+        <w:t xml:space="preserve"> </w:t>
+      </w:r>
+      <w:r>
+        <w:t xml:space="preserve">re-estimates the cue x party identification interactions from the main-text models with only the party weights and with only the demographic weights. The party-only weights rake the sample to the NPORS party identification targets, and the demographic-only weights rake the sample to the age, gender, race, and education margins produced by the full weights. Because the models fully interact the cues with party identification, and the party-only weights give every respondent within a party the same weight, the party-only estimates are the same as the unweighted estimates. The demographic-only estimates are close to the estimates with the full weights. As such, the differences between the weighted and unweighted models reflect the demographic weights rather than the party weights. For example, the Trump cue x Republican interaction for the priority scale is b = -0.51 (</w:t>
+      </w:r>
+      <w:r>
+        <w:rPr>
+          <w:i/>
+          <w:iCs/>
+        </w:rPr>
+        <w:t xml:space="preserve">p</w:t>
+      </w:r>
+      <w:r>
+        <w:t xml:space="preserve"> </w:t>
+      </w:r>
+      <w:r>
+        <w:t xml:space="preserve">= 0.046) with only the demographic weights and b = -0.32 (</w:t>
+      </w:r>
+      <w:r>
+        <w:rPr>
+          <w:i/>
+          <w:iCs/>
+        </w:rPr>
+        <w:t xml:space="preserve">p</w:t>
+      </w:r>
+      <w:r>
+        <w:t xml:space="preserve"> </w:t>
+      </w:r>
+      <w:r>
+        <w:t xml:space="preserve">= 0.135) with only the party weights.</w:t>
+      </w:r>
+    </w:p>
+    <w:tbl>
+      <w:tblPr>
+        <w:tblStyle w:val="Table"/>
+        <w:tblW w:type="pct" w:w="5000"/>
+        <w:tblLayout w:type="fixed"/>
+        <w:tblLook w:firstRow="0" w:lastRow="0" w:firstColumn="0" w:lastColumn="0" w:noHBand="0" w:noVBand="0" w:val="0000"/>
+      </w:tblPr>
+      <w:tblGrid>
+        <w:gridCol w:w="7920"/>
+      </w:tblGrid>
+      <w:tr>
+        <w:tc>
+          <w:tcPr/>
+          <w:bookmarkStart w:id="54" w:name="tbl-weight-comparison"/>
+          <w:p>
+            <w:pPr>
+              <w:jc w:val="center"/>
+            </w:pPr>
+            <w:pPr>
+              <w:jc w:val="left"/>
+              <w:spacing w:before="200"/>
+              <w:pStyle w:val="ImageCaption"/>
+            </w:pPr>
+            <w:r>
+              <w:t xml:space="preserve">Table 13: Cue x party identification interaction terms from the main-text models under different weights (estimate with p-value in parentheses). Full = full survey weights; Party = raked to the NPORS party identification targets only; Demog. = raked to the age, gender, race, and education margins of the full weights only; None = unweighted. Priority = priority scale (OLS); Fossil: any = any positive fossil fuel WTP (logit); Fossil: amount = fossil fuel WTP among those with WTP &gt; $0 (OLS); Renewables = renewables WTP (OLS).</w:t>
+            </w:r>
+          </w:p>
+          <w:tbl>
+            <w:tblPr>
+              <w:tblStyle w:val="Table"/>
+              <w:tblW w:type="pct" w:w="5000"/>
+              <w:tblLayout w:type="fixed"/>
+              <w:tblLook w:firstRow="1" w:lastRow="0" w:firstColumn="0" w:lastColumn="0" w:noHBand="0" w:noVBand="0" w:val="0020"/>
+            </w:tblPr>
+            <w:tblGrid>
+              <w:gridCol w:w="1397"/>
+              <w:gridCol w:w="1304"/>
+              <w:gridCol w:w="1304"/>
+              <w:gridCol w:w="1304"/>
+              <w:gridCol w:w="1304"/>
+              <w:gridCol w:w="1304"/>
+            </w:tblGrid>
+            <w:tr>
+              <w:trPr>
+                <w:tblHeader w:val="on"/>
+              </w:trPr>
+              <w:tc>
+                <w:tcPr/>
+                <w:p>
+                  <w:pPr>
+                    <w:pStyle w:val="Compact"/>
+                    <w:jc w:val="left"/>
+                    <w:jc w:val="center"/>
+                  </w:pPr>
+                  <w:r>
+                    <w:t xml:space="preserve">Model</w:t>
+                  </w:r>
+                </w:p>
+              </w:tc>
+              <w:tc>
+                <w:tcPr/>
+                <w:p>
+                  <w:pPr>
+                    <w:pStyle w:val="Compact"/>
+                    <w:jc w:val="left"/>
+                    <w:jc w:val="center"/>
+                  </w:pPr>
+                  <w:r>
+                    <w:t xml:space="preserve">Term</w:t>
+                  </w:r>
+                </w:p>
+              </w:tc>
+              <w:tc>
+                <w:tcPr/>
+                <w:p>
+                  <w:pPr>
+                    <w:pStyle w:val="Compact"/>
+                    <w:jc w:val="left"/>
+                    <w:jc w:val="center"/>
+                  </w:pPr>
+                  <w:r>
+                    <w:t xml:space="preserve">Full</w:t>
+                  </w:r>
+                </w:p>
+              </w:tc>
+              <w:tc>
+                <w:tcPr/>
+                <w:p>
+                  <w:pPr>
+                    <w:pStyle w:val="Compact"/>
+                    <w:jc w:val="left"/>
+                    <w:jc w:val="center"/>
+                  </w:pPr>
+                  <w:r>
+                    <w:t xml:space="preserve">Party</w:t>
+                  </w:r>
+                </w:p>
+              </w:tc>
+              <w:tc>
+                <w:tcPr/>
+                <w:p>
+                  <w:pPr>
+                    <w:pStyle w:val="Compact"/>
+                    <w:jc w:val="left"/>
+                    <w:jc w:val="center"/>
+                  </w:pPr>
+                  <w:r>
+                    <w:t xml:space="preserve">Demog.</w:t>
+                  </w:r>
+                </w:p>
+              </w:tc>
+              <w:tc>
+                <w:tcPr/>
+                <w:p>
+                  <w:pPr>
+                    <w:pStyle w:val="Compact"/>
+                    <w:jc w:val="left"/>
+                    <w:jc w:val="center"/>
+                  </w:pPr>
+                  <w:r>
+                    <w:t xml:space="preserve">None</w:t>
+                  </w:r>
+                </w:p>
+              </w:tc>
+            </w:tr>
+            <w:tr>
+              <w:tc>
+                <w:tcPr/>
+                <w:p>
+                  <w:pPr>
+                    <w:pStyle w:val="Compact"/>
+                    <w:jc w:val="left"/>
+                    <w:jc w:val="center"/>
+                  </w:pPr>
+                  <w:r>
+                    <w:t xml:space="preserve">Priority</w:t>
+                  </w:r>
+                </w:p>
+              </w:tc>
+              <w:tc>
+                <w:tcPr/>
+                <w:p>
+                  <w:pPr>
+                    <w:pStyle w:val="Compact"/>
+                    <w:jc w:val="left"/>
+                    <w:jc w:val="center"/>
+                  </w:pPr>
+                  <w:r>
+                    <w:t xml:space="preserve">Trump × Dem</w:t>
+                  </w:r>
+                </w:p>
+              </w:tc>
+              <w:tc>
+                <w:tcPr/>
+                <w:p>
+                  <w:pPr>
+                    <w:pStyle w:val="Compact"/>
+                    <w:jc w:val="left"/>
+                    <w:jc w:val="center"/>
+                  </w:pPr>
+                  <w:r>
+                    <w:t xml:space="preserve">-0.05 (0.830)</w:t>
+                  </w:r>
+                </w:p>
+              </w:tc>
+              <w:tc>
+                <w:tcPr/>
+                <w:p>
+                  <w:pPr>
+                    <w:pStyle w:val="Compact"/>
+                    <w:jc w:val="left"/>
+                    <w:jc w:val="center"/>
+                  </w:pPr>
+                  <w:r>
+                    <w:t xml:space="preserve">0.06 (0.716)</w:t>
+                  </w:r>
+                </w:p>
+              </w:tc>
+              <w:tc>
+                <w:tcPr/>
+                <w:p>
+                  <w:pPr>
+                    <w:pStyle w:val="Compact"/>
+                    <w:jc w:val="left"/>
+                    <w:jc w:val="center"/>
+                  </w:pPr>
+                  <w:r>
+                    <w:t xml:space="preserve">-0.04 (0.837)</w:t>
+                  </w:r>
+                </w:p>
+              </w:tc>
+              <w:tc>
+                <w:tcPr/>
+                <w:p>
+                  <w:pPr>
+                    <w:pStyle w:val="Compact"/>
+                    <w:jc w:val="left"/>
+                    <w:jc w:val="center"/>
+                  </w:pPr>
+                  <w:r>
+                    <w:t xml:space="preserve">0.06 (0.716)</w:t>
+                  </w:r>
+                </w:p>
+              </w:tc>
+            </w:tr>
+            <w:tr>
+              <w:tc>
+                <w:tcPr/>
+                <w:p>
+                  <w:pPr>
+                    <w:pStyle w:val="Compact"/>
+                    <w:jc w:val="left"/>
+                    <w:jc w:val="center"/>
+                  </w:pPr>
+                  <w:r>
+                    <w:t xml:space="preserve">Priority</w:t>
+                  </w:r>
+                </w:p>
+              </w:tc>
+              <w:tc>
+                <w:tcPr/>
+                <w:p>
+                  <w:pPr>
+                    <w:pStyle w:val="Compact"/>
+                    <w:jc w:val="left"/>
+                    <w:jc w:val="center"/>
+                  </w:pPr>
+                  <w:r>
+                    <w:t xml:space="preserve">Trump × Rep</w:t>
+                  </w:r>
+                </w:p>
+              </w:tc>
+              <w:tc>
+                <w:tcPr/>
+                <w:p>
+                  <w:pPr>
+                    <w:pStyle w:val="Compact"/>
+                    <w:jc w:val="left"/>
+                    <w:jc w:val="center"/>
+                  </w:pPr>
+                  <w:r>
+                    <w:t xml:space="preserve">-0.52 (0.043)</w:t>
+                  </w:r>
+                </w:p>
+              </w:tc>
+              <w:tc>
+                <w:tcPr/>
+                <w:p>
+                  <w:pPr>
+                    <w:pStyle w:val="Compact"/>
+                    <w:jc w:val="left"/>
+                    <w:jc w:val="center"/>
+                  </w:pPr>
+                  <w:r>
+                    <w:t xml:space="preserve">-0.32 (0.135)</w:t>
+                  </w:r>
+                </w:p>
+              </w:tc>
+              <w:tc>
+                <w:tcPr/>
+                <w:p>
+                  <w:pPr>
+                    <w:pStyle w:val="Compact"/>
+                    <w:jc w:val="left"/>
+                    <w:jc w:val="center"/>
+                  </w:pPr>
+                  <w:r>
+                    <w:t xml:space="preserve">-0.51 (0.046)</w:t>
+                  </w:r>
+                </w:p>
+              </w:tc>
+              <w:tc>
+                <w:tcPr/>
+                <w:p>
+                  <w:pPr>
+                    <w:pStyle w:val="Compact"/>
+                    <w:jc w:val="left"/>
+                    <w:jc w:val="center"/>
+                  </w:pPr>
+                  <w:r>
+                    <w:t xml:space="preserve">-0.32 (0.135)</w:t>
+                  </w:r>
+                </w:p>
+              </w:tc>
+            </w:tr>
+            <w:tr>
+              <w:tc>
+                <w:tcPr/>
+                <w:p>
+                  <w:pPr>
+                    <w:pStyle w:val="Compact"/>
+                    <w:jc w:val="left"/>
+                    <w:jc w:val="center"/>
+                  </w:pPr>
+                  <w:r>
+                    <w:t xml:space="preserve">Priority</w:t>
+                  </w:r>
+                </w:p>
+              </w:tc>
+              <w:tc>
+                <w:tcPr/>
+                <w:p>
+                  <w:pPr>
+                    <w:pStyle w:val="Compact"/>
+                    <w:jc w:val="left"/>
+                    <w:jc w:val="center"/>
+                  </w:pPr>
+                  <w:r>
+                    <w:t xml:space="preserve">Climate × Dem</w:t>
+                  </w:r>
+                </w:p>
+              </w:tc>
+              <w:tc>
+                <w:tcPr/>
+                <w:p>
+                  <w:pPr>
+                    <w:pStyle w:val="Compact"/>
+                    <w:jc w:val="left"/>
+                    <w:jc w:val="center"/>
+                  </w:pPr>
+                  <w:r>
+                    <w:t xml:space="preserve">0.01 (0.946)</w:t>
+                  </w:r>
+                </w:p>
+              </w:tc>
+              <w:tc>
+                <w:tcPr/>
+                <w:p>
+                  <w:pPr>
+                    <w:pStyle w:val="Compact"/>
+                    <w:jc w:val="left"/>
+                    <w:jc w:val="center"/>
+                  </w:pPr>
+                  <w:r>
+                    <w:t xml:space="preserve">0.12 (0.483)</w:t>
+                  </w:r>
+                </w:p>
+              </w:tc>
+              <w:tc>
+                <w:tcPr/>
+                <w:p>
+                  <w:pPr>
+                    <w:pStyle w:val="Compact"/>
+                    <w:jc w:val="left"/>
+                    <w:jc w:val="center"/>
+                  </w:pPr>
+                  <w:r>
+                    <w:t xml:space="preserve">0.05 (0.826)</w:t>
+                  </w:r>
+                </w:p>
+              </w:tc>
+              <w:tc>
+                <w:tcPr/>
+                <w:p>
+                  <w:pPr>
+                    <w:pStyle w:val="Compact"/>
+                    <w:jc w:val="left"/>
+                    <w:jc w:val="center"/>
+                  </w:pPr>
+                  <w:r>
+                    <w:t xml:space="preserve">0.12 (0.483)</w:t>
+                  </w:r>
+                </w:p>
+              </w:tc>
+            </w:tr>
+            <w:tr>
+              <w:tc>
+                <w:tcPr/>
+                <w:p>
+                  <w:pPr>
+                    <w:pStyle w:val="Compact"/>
+                    <w:jc w:val="left"/>
+                    <w:jc w:val="center"/>
+                  </w:pPr>
+                  <w:r>
+                    <w:t xml:space="preserve">Priority</w:t>
+                  </w:r>
+                </w:p>
+              </w:tc>
+              <w:tc>
+                <w:tcPr/>
+                <w:p>
+                  <w:pPr>
+                    <w:pStyle w:val="Compact"/>
+                    <w:jc w:val="left"/>
+                    <w:jc w:val="center"/>
+                  </w:pPr>
+                  <w:r>
+                    <w:t xml:space="preserve">Climate × Rep</w:t>
+                  </w:r>
+                </w:p>
+              </w:tc>
+              <w:tc>
+                <w:tcPr/>
+                <w:p>
+                  <w:pPr>
+                    <w:pStyle w:val="Compact"/>
+                    <w:jc w:val="left"/>
+                    <w:jc w:val="center"/>
+                  </w:pPr>
+                  <w:r>
+                    <w:t xml:space="preserve">-0.20 (0.412)</w:t>
+                  </w:r>
+                </w:p>
+              </w:tc>
+              <w:tc>
+                <w:tcPr/>
+                <w:p>
+                  <w:pPr>
+                    <w:pStyle w:val="Compact"/>
+                    <w:jc w:val="left"/>
+                    <w:jc w:val="center"/>
+                  </w:pPr>
+                  <w:r>
+                    <w:t xml:space="preserve">0.05 (0.801)</w:t>
+                  </w:r>
+                </w:p>
+              </w:tc>
+              <w:tc>
+                <w:tcPr/>
+                <w:p>
+                  <w:pPr>
+                    <w:pStyle w:val="Compact"/>
+                    <w:jc w:val="left"/>
+                    <w:jc w:val="center"/>
+                  </w:pPr>
+                  <w:r>
+                    <w:t xml:space="preserve">-0.19 (0.443)</w:t>
+                  </w:r>
+                </w:p>
+              </w:tc>
+              <w:tc>
+                <w:tcPr/>
+                <w:p>
+                  <w:pPr>
+                    <w:pStyle w:val="Compact"/>
+                    <w:jc w:val="left"/>
+                    <w:jc w:val="center"/>
+                  </w:pPr>
+                  <w:r>
+                    <w:t xml:space="preserve">0.05 (0.801)</w:t>
+                  </w:r>
+                </w:p>
+              </w:tc>
+            </w:tr>
+            <w:tr>
+              <w:tc>
+                <w:tcPr/>
+                <w:p>
+                  <w:pPr>
+                    <w:pStyle w:val="Compact"/>
+                    <w:jc w:val="left"/>
+                    <w:jc w:val="center"/>
+                  </w:pPr>
+                  <w:r>
+                    <w:t xml:space="preserve">Fossil: any</w:t>
+                  </w:r>
+                </w:p>
+              </w:tc>
+              <w:tc>
+                <w:tcPr/>
+                <w:p>
+                  <w:pPr>
+                    <w:pStyle w:val="Compact"/>
+                    <w:jc w:val="left"/>
+                    <w:jc w:val="center"/>
+                  </w:pPr>
+                  <w:r>
+                    <w:t xml:space="preserve">Trump × Dem</w:t>
+                  </w:r>
+                </w:p>
+              </w:tc>
+              <w:tc>
+                <w:tcPr/>
+                <w:p>
+                  <w:pPr>
+                    <w:pStyle w:val="Compact"/>
+                    <w:jc w:val="left"/>
+                    <w:jc w:val="center"/>
+                  </w:pPr>
+                  <w:r>
+                    <w:t xml:space="preserve">0.35 (0.246)</w:t>
+                  </w:r>
+                </w:p>
+              </w:tc>
+              <w:tc>
+                <w:tcPr/>
+                <w:p>
+                  <w:pPr>
+                    <w:pStyle w:val="Compact"/>
+                    <w:jc w:val="left"/>
+                    <w:jc w:val="center"/>
+                  </w:pPr>
+                  <w:r>
+                    <w:t xml:space="preserve">0.26 (0.313)</w:t>
+                  </w:r>
+                </w:p>
+              </w:tc>
+              <w:tc>
+                <w:tcPr/>
+                <w:p>
+                  <w:pPr>
+                    <w:pStyle w:val="Compact"/>
+                    <w:jc w:val="left"/>
+                    <w:jc w:val="center"/>
+                  </w:pPr>
+                  <w:r>
+                    <w:t xml:space="preserve">0.35 (0.229)</w:t>
+                  </w:r>
+                </w:p>
+              </w:tc>
+              <w:tc>
+                <w:tcPr/>
+                <w:p>
+                  <w:pPr>
+                    <w:pStyle w:val="Compact"/>
+                    <w:jc w:val="left"/>
+                    <w:jc w:val="center"/>
+                  </w:pPr>
+                  <w:r>
+                    <w:t xml:space="preserve">0.26 (0.313)</w:t>
+                  </w:r>
+                </w:p>
+              </w:tc>
+            </w:tr>
+            <w:tr>
+              <w:tc>
+                <w:tcPr/>
+                <w:p>
+                  <w:pPr>
+                    <w:pStyle w:val="Compact"/>
+                    <w:jc w:val="left"/>
+                    <w:jc w:val="center"/>
+                  </w:pPr>
+                  <w:r>
+                    <w:t xml:space="preserve">Fossil: any</w:t>
+                  </w:r>
+                </w:p>
+              </w:tc>
+              <w:tc>
+                <w:tcPr/>
+                <w:p>
+                  <w:pPr>
+                    <w:pStyle w:val="Compact"/>
+                    <w:jc w:val="left"/>
+                    <w:jc w:val="center"/>
+                  </w:pPr>
+                  <w:r>
+                    <w:t xml:space="preserve">Trump × Rep</w:t>
+                  </w:r>
+                </w:p>
+              </w:tc>
+              <w:tc>
+                <w:tcPr/>
+                <w:p>
+                  <w:pPr>
+                    <w:pStyle w:val="Compact"/>
+                    <w:jc w:val="left"/>
+                    <w:jc w:val="center"/>
+                  </w:pPr>
+                  <w:r>
+                    <w:t xml:space="preserve">0.63 (0.055)</w:t>
+                  </w:r>
+                </w:p>
+              </w:tc>
+              <w:tc>
+                <w:tcPr/>
+                <w:p>
+                  <w:pPr>
+                    <w:pStyle w:val="Compact"/>
+                    <w:jc w:val="left"/>
+                    <w:jc w:val="center"/>
+                  </w:pPr>
+                  <w:r>
+                    <w:t xml:space="preserve">0.58 (0.042)</w:t>
+                  </w:r>
+                </w:p>
+              </w:tc>
+              <w:tc>
+                <w:tcPr/>
+                <w:p>
+                  <w:pPr>
+                    <w:pStyle w:val="Compact"/>
+                    <w:jc w:val="left"/>
+                    <w:jc w:val="center"/>
+                  </w:pPr>
+                  <w:r>
+                    <w:t xml:space="preserve">0.65 (0.048)</w:t>
+                  </w:r>
+                </w:p>
+              </w:tc>
+              <w:tc>
+                <w:tcPr/>
+                <w:p>
+                  <w:pPr>
+                    <w:pStyle w:val="Compact"/>
+                    <w:jc w:val="left"/>
+                    <w:jc w:val="center"/>
+                  </w:pPr>
+                  <w:r>
+                    <w:t xml:space="preserve">0.58 (0.042)</w:t>
+                  </w:r>
+                </w:p>
+              </w:tc>
+            </w:tr>
+            <w:tr>
+              <w:tc>
+                <w:tcPr/>
+                <w:p>
+                  <w:pPr>
+                    <w:pStyle w:val="Compact"/>
+                    <w:jc w:val="left"/>
+                    <w:jc w:val="center"/>
+                  </w:pPr>
+                  <w:r>
+                    <w:t xml:space="preserve">Fossil: any</w:t>
+                  </w:r>
+                </w:p>
+              </w:tc>
+              <w:tc>
+                <w:tcPr/>
+                <w:p>
+                  <w:pPr>
+                    <w:pStyle w:val="Compact"/>
+                    <w:jc w:val="left"/>
+                    <w:jc w:val="center"/>
+                  </w:pPr>
+                  <w:r>
+                    <w:t xml:space="preserve">Climate × Dem</w:t>
+                  </w:r>
+                </w:p>
+              </w:tc>
+              <w:tc>
+                <w:tcPr/>
+                <w:p>
+                  <w:pPr>
+                    <w:pStyle w:val="Compact"/>
+                    <w:jc w:val="left"/>
+                    <w:jc w:val="center"/>
+                  </w:pPr>
+                  <w:r>
+                    <w:t xml:space="preserve">0.26 (0.382)</w:t>
+                  </w:r>
+                </w:p>
+              </w:tc>
+              <w:tc>
+                <w:tcPr/>
+                <w:p>
+                  <w:pPr>
+                    <w:pStyle w:val="Compact"/>
+                    <w:jc w:val="left"/>
+                    <w:jc w:val="center"/>
+                  </w:pPr>
+                  <w:r>
+                    <w:t xml:space="preserve">0.28 (0.281)</w:t>
+                  </w:r>
+                </w:p>
+              </w:tc>
+              <w:tc>
+                <w:tcPr/>
+                <w:p>
+                  <w:pPr>
+                    <w:pStyle w:val="Compact"/>
+                    <w:jc w:val="left"/>
+                    <w:jc w:val="center"/>
+                  </w:pPr>
+                  <w:r>
+                    <w:t xml:space="preserve">0.25 (0.392)</w:t>
+                  </w:r>
+                </w:p>
+              </w:tc>
+              <w:tc>
+                <w:tcPr/>
+                <w:p>
+                  <w:pPr>
+                    <w:pStyle w:val="Compact"/>
+                    <w:jc w:val="left"/>
+                    <w:jc w:val="center"/>
+                  </w:pPr>
+                  <w:r>
+                    <w:t xml:space="preserve">0.28 (0.281)</w:t>
+                  </w:r>
+                </w:p>
+              </w:tc>
+            </w:tr>
+            <w:tr>
+              <w:tc>
+                <w:tcPr/>
+                <w:p>
+                  <w:pPr>
+                    <w:pStyle w:val="Compact"/>
+                    <w:jc w:val="left"/>
+                    <w:jc w:val="center"/>
+                  </w:pPr>
+                  <w:r>
+                    <w:t xml:space="preserve">Fossil: any</w:t>
+                  </w:r>
+                </w:p>
+              </w:tc>
+              <w:tc>
+                <w:tcPr/>
+                <w:p>
+                  <w:pPr>
+                    <w:pStyle w:val="Compact"/>
+                    <w:jc w:val="left"/>
+                    <w:jc w:val="center"/>
+                  </w:pPr>
+                  <w:r>
+                    <w:t xml:space="preserve">Climate × Rep</w:t>
+                  </w:r>
+                </w:p>
+              </w:tc>
+              <w:tc>
+                <w:tcPr/>
+                <w:p>
+                  <w:pPr>
+                    <w:pStyle w:val="Compact"/>
+                    <w:jc w:val="left"/>
+                    <w:jc w:val="center"/>
+                  </w:pPr>
+                  <w:r>
+                    <w:t xml:space="preserve">0.47 (0.150)</w:t>
+                  </w:r>
+                </w:p>
+              </w:tc>
+              <w:tc>
+                <w:tcPr/>
+                <w:p>
+                  <w:pPr>
+                    <w:pStyle w:val="Compact"/>
+                    <w:jc w:val="left"/>
+                    <w:jc w:val="center"/>
+                  </w:pPr>
+                  <w:r>
+                    <w:t xml:space="preserve">0.50 (0.077)</w:t>
+                  </w:r>
+                </w:p>
+              </w:tc>
+              <w:tc>
+                <w:tcPr/>
+                <w:p>
+                  <w:pPr>
+                    <w:pStyle w:val="Compact"/>
+                    <w:jc w:val="left"/>
+                    <w:jc w:val="center"/>
+                  </w:pPr>
+                  <w:r>
+                    <w:t xml:space="preserve">0.45 (0.168)</w:t>
+                  </w:r>
+                </w:p>
+              </w:tc>
+              <w:tc>
+                <w:tcPr/>
+                <w:p>
+                  <w:pPr>
+                    <w:pStyle w:val="Compact"/>
+                    <w:jc w:val="left"/>
+                    <w:jc w:val="center"/>
+                  </w:pPr>
+                  <w:r>
+                    <w:t xml:space="preserve">0.50 (0.077)</w:t>
+                  </w:r>
+                </w:p>
+              </w:tc>
+            </w:tr>
+            <w:tr>
+              <w:tc>
+                <w:tcPr/>
+                <w:p>
+                  <w:pPr>
+                    <w:pStyle w:val="Compact"/>
+                    <w:jc w:val="left"/>
+                    <w:jc w:val="center"/>
+                  </w:pPr>
+                  <w:r>
+                    <w:t xml:space="preserve">Fossil: amount</w:t>
+                  </w:r>
+                </w:p>
+              </w:tc>
+              <w:tc>
+                <w:tcPr/>
+                <w:p>
+                  <w:pPr>
+                    <w:pStyle w:val="Compact"/>
+                    <w:jc w:val="left"/>
+                    <w:jc w:val="center"/>
+                  </w:pPr>
+                  <w:r>
+                    <w:t xml:space="preserve">Trump × Dem</w:t>
+                  </w:r>
+                </w:p>
+              </w:tc>
+              <w:tc>
+                <w:tcPr/>
+                <w:p>
+                  <w:pPr>
+                    <w:pStyle w:val="Compact"/>
+                    <w:jc w:val="left"/>
+                    <w:jc w:val="center"/>
+                  </w:pPr>
+                  <w:r>
+                    <w:t xml:space="preserve">3.68 (0.278)</w:t>
+                  </w:r>
+                </w:p>
+              </w:tc>
+              <w:tc>
+                <w:tcPr/>
+                <w:p>
+                  <w:pPr>
+                    <w:pStyle w:val="Compact"/>
+                    <w:jc w:val="left"/>
+                    <w:jc w:val="center"/>
+                  </w:pPr>
+                  <w:r>
+                    <w:t xml:space="preserve">2.36 (0.436)</w:t>
+                  </w:r>
+                </w:p>
+              </w:tc>
+              <w:tc>
+                <w:tcPr/>
+                <w:p>
+                  <w:pPr>
+                    <w:pStyle w:val="Compact"/>
+                    <w:jc w:val="left"/>
+                    <w:jc w:val="center"/>
+                  </w:pPr>
+                  <w:r>
+                    <w:t xml:space="preserve">3.14 (0.340)</w:t>
+                  </w:r>
+                </w:p>
+              </w:tc>
+              <w:tc>
+                <w:tcPr/>
+                <w:p>
+                  <w:pPr>
+                    <w:pStyle w:val="Compact"/>
+                    <w:jc w:val="left"/>
+                    <w:jc w:val="center"/>
+                  </w:pPr>
+                  <w:r>
+                    <w:t xml:space="preserve">2.36 (0.436)</w:t>
+                  </w:r>
+                </w:p>
+              </w:tc>
+            </w:tr>
+            <w:tr>
+              <w:tc>
+                <w:tcPr/>
+                <w:p>
+                  <w:pPr>
+                    <w:pStyle w:val="Compact"/>
+                    <w:jc w:val="left"/>
+                    <w:jc w:val="center"/>
+                  </w:pPr>
+                  <w:r>
+                    <w:t xml:space="preserve">Fossil: amount</w:t>
+                  </w:r>
+                </w:p>
+              </w:tc>
+              <w:tc>
+                <w:tcPr/>
+                <w:p>
+                  <w:pPr>
+                    <w:pStyle w:val="Compact"/>
+                    <w:jc w:val="left"/>
+                    <w:jc w:val="center"/>
+                  </w:pPr>
+                  <w:r>
+                    <w:t xml:space="preserve">Trump × Rep</w:t>
+                  </w:r>
+                </w:p>
+              </w:tc>
+              <w:tc>
+                <w:tcPr/>
+                <w:p>
+                  <w:pPr>
+                    <w:pStyle w:val="Compact"/>
+                    <w:jc w:val="left"/>
+                    <w:jc w:val="center"/>
+                  </w:pPr>
+                  <w:r>
+                    <w:t xml:space="preserve">2.74 (0.431)</w:t>
+                  </w:r>
+                </w:p>
+              </w:tc>
+              <w:tc>
+                <w:tcPr/>
+                <w:p>
+                  <w:pPr>
+                    <w:pStyle w:val="Compact"/>
+                    <w:jc w:val="left"/>
+                    <w:jc w:val="center"/>
+                  </w:pPr>
+                  <w:r>
+                    <w:t xml:space="preserve">2.15 (0.490)</w:t>
+                  </w:r>
+                </w:p>
+              </w:tc>
+              <w:tc>
+                <w:tcPr/>
+                <w:p>
+                  <w:pPr>
+                    <w:pStyle w:val="Compact"/>
+                    <w:jc w:val="left"/>
+                    <w:jc w:val="center"/>
+                  </w:pPr>
+                  <w:r>
+                    <w:t xml:space="preserve">2.32 (0.492)</w:t>
+                  </w:r>
+                </w:p>
+              </w:tc>
+              <w:tc>
+                <w:tcPr/>
+                <w:p>
+                  <w:pPr>
+                    <w:pStyle w:val="Compact"/>
+                    <w:jc w:val="left"/>
+                    <w:jc w:val="center"/>
+                  </w:pPr>
+                  <w:r>
+                    <w:t xml:space="preserve">2.15 (0.490)</w:t>
+                  </w:r>
+                </w:p>
+              </w:tc>
+            </w:tr>
+            <w:tr>
+              <w:tc>
+                <w:tcPr/>
+                <w:p>
+                  <w:pPr>
+                    <w:pStyle w:val="Compact"/>
+                    <w:jc w:val="left"/>
+                    <w:jc w:val="center"/>
+                  </w:pPr>
+                  <w:r>
+                    <w:t xml:space="preserve">Fossil: amount</w:t>
+                  </w:r>
+                </w:p>
+              </w:tc>
+              <w:tc>
+                <w:tcPr/>
+                <w:p>
+                  <w:pPr>
+                    <w:pStyle w:val="Compact"/>
+                    <w:jc w:val="left"/>
+                    <w:jc w:val="center"/>
+                  </w:pPr>
+                  <w:r>
+                    <w:t xml:space="preserve">Climate × Dem</w:t>
+                  </w:r>
+                </w:p>
+              </w:tc>
+              <w:tc>
+                <w:tcPr/>
+                <w:p>
+                  <w:pPr>
+                    <w:pStyle w:val="Compact"/>
+                    <w:jc w:val="left"/>
+                    <w:jc w:val="center"/>
+                  </w:pPr>
+                  <w:r>
+                    <w:t xml:space="preserve">3.71 (0.292)</w:t>
+                  </w:r>
+                </w:p>
+              </w:tc>
+              <w:tc>
+                <w:tcPr/>
+                <w:p>
+                  <w:pPr>
+                    <w:pStyle w:val="Compact"/>
+                    <w:jc w:val="left"/>
+                    <w:jc w:val="center"/>
+                  </w:pPr>
+                  <w:r>
+                    <w:t xml:space="preserve">4.14 (0.156)</w:t>
+                  </w:r>
+                </w:p>
+              </w:tc>
+              <w:tc>
+                <w:tcPr/>
+                <w:p>
+                  <w:pPr>
+                    <w:pStyle w:val="Compact"/>
+                    <w:jc w:val="left"/>
+                    <w:jc w:val="center"/>
+                  </w:pPr>
+                  <w:r>
+                    <w:t xml:space="preserve">3.14 (0.372)</w:t>
+                  </w:r>
+                </w:p>
+              </w:tc>
+              <w:tc>
+                <w:tcPr/>
+                <w:p>
+                  <w:pPr>
+                    <w:pStyle w:val="Compact"/>
+                    <w:jc w:val="left"/>
+                    <w:jc w:val="center"/>
+                  </w:pPr>
+                  <w:r>
+                    <w:t xml:space="preserve">4.14 (0.156)</w:t>
+                  </w:r>
+                </w:p>
+              </w:tc>
+            </w:tr>
+            <w:tr>
+              <w:tc>
+                <w:tcPr/>
+                <w:p>
+                  <w:pPr>
+                    <w:pStyle w:val="Compact"/>
+                    <w:jc w:val="left"/>
+                    <w:jc w:val="center"/>
+                  </w:pPr>
+                  <w:r>
+                    <w:t xml:space="preserve">Fossil: amount</w:t>
+                  </w:r>
+                </w:p>
+              </w:tc>
+              <w:tc>
+                <w:tcPr/>
+                <w:p>
+                  <w:pPr>
+                    <w:pStyle w:val="Compact"/>
+                    <w:jc w:val="left"/>
+                    <w:jc w:val="center"/>
+                  </w:pPr>
+                  <w:r>
+                    <w:t xml:space="preserve">Climate × Rep</w:t>
+                  </w:r>
+                </w:p>
+              </w:tc>
+              <w:tc>
+                <w:tcPr/>
+                <w:p>
+                  <w:pPr>
+                    <w:pStyle w:val="Compact"/>
+                    <w:jc w:val="left"/>
+                    <w:jc w:val="center"/>
+                  </w:pPr>
+                  <w:r>
+                    <w:t xml:space="preserve">5.26 (0.135)</w:t>
+                  </w:r>
+                </w:p>
+              </w:tc>
+              <w:tc>
+                <w:tcPr/>
+                <w:p>
+                  <w:pPr>
+                    <w:pStyle w:val="Compact"/>
+                    <w:jc w:val="left"/>
+                    <w:jc w:val="center"/>
+                  </w:pPr>
+                  <w:r>
+                    <w:t xml:space="preserve">5.93 (0.045)</w:t>
+                  </w:r>
+                </w:p>
+              </w:tc>
+              <w:tc>
+                <w:tcPr/>
+                <w:p>
+                  <w:pPr>
+                    <w:pStyle w:val="Compact"/>
+                    <w:jc w:val="left"/>
+                    <w:jc w:val="center"/>
+                  </w:pPr>
+                  <w:r>
+                    <w:t xml:space="preserve">4.85 (0.166)</w:t>
+                  </w:r>
+                </w:p>
+              </w:tc>
+              <w:tc>
+                <w:tcPr/>
+                <w:p>
+                  <w:pPr>
+                    <w:pStyle w:val="Compact"/>
+                    <w:jc w:val="left"/>
+                    <w:jc w:val="center"/>
+                  </w:pPr>
+                  <w:r>
+                    <w:t xml:space="preserve">5.93 (0.045)</w:t>
+                  </w:r>
+                </w:p>
+              </w:tc>
+            </w:tr>
+            <w:tr>
+              <w:tc>
+                <w:tcPr/>
+                <w:p>
+                  <w:pPr>
+                    <w:pStyle w:val="Compact"/>
+                    <w:jc w:val="left"/>
+                    <w:jc w:val="center"/>
+                  </w:pPr>
+                  <w:r>
+                    <w:t xml:space="preserve">Renewables</w:t>
+                  </w:r>
+                </w:p>
+              </w:tc>
+              <w:tc>
+                <w:tcPr/>
+                <w:p>
+                  <w:pPr>
+                    <w:pStyle w:val="Compact"/>
+                    <w:jc w:val="left"/>
+                    <w:jc w:val="center"/>
+                  </w:pPr>
+                  <w:r>
+                    <w:t xml:space="preserve">Trump × Dem</w:t>
+                  </w:r>
+                </w:p>
+              </w:tc>
+              <w:tc>
+                <w:tcPr/>
+                <w:p>
+                  <w:pPr>
+                    <w:pStyle w:val="Compact"/>
+                    <w:jc w:val="left"/>
+                    <w:jc w:val="center"/>
+                  </w:pPr>
+                  <w:r>
+                    <w:t xml:space="preserve">2.84 (0.275)</w:t>
+                  </w:r>
+                </w:p>
+              </w:tc>
+              <w:tc>
+                <w:tcPr/>
+                <w:p>
+                  <w:pPr>
+                    <w:pStyle w:val="Compact"/>
+                    <w:jc w:val="left"/>
+                    <w:jc w:val="center"/>
+                  </w:pPr>
+                  <w:r>
+                    <w:t xml:space="preserve">4.17 (0.053)</w:t>
+                  </w:r>
+                </w:p>
+              </w:tc>
+              <w:tc>
+                <w:tcPr/>
+                <w:p>
+                  <w:pPr>
+                    <w:pStyle w:val="Compact"/>
+                    <w:jc w:val="left"/>
+                    <w:jc w:val="center"/>
+                  </w:pPr>
+                  <w:r>
+                    <w:t xml:space="preserve">2.78 (0.275)</w:t>
+                  </w:r>
+                </w:p>
+              </w:tc>
+              <w:tc>
+                <w:tcPr/>
+                <w:p>
+                  <w:pPr>
+                    <w:pStyle w:val="Compact"/>
+                    <w:jc w:val="left"/>
+                    <w:jc w:val="center"/>
+                  </w:pPr>
+                  <w:r>
+                    <w:t xml:space="preserve">4.17 (0.053)</w:t>
+                  </w:r>
+                </w:p>
+              </w:tc>
+            </w:tr>
+            <w:tr>
+              <w:tc>
+                <w:tcPr/>
+                <w:p>
+                  <w:pPr>
+                    <w:pStyle w:val="Compact"/>
+                    <w:jc w:val="left"/>
+                    <w:jc w:val="center"/>
+                  </w:pPr>
+                  <w:r>
+                    <w:t xml:space="preserve">Renewables</w:t>
+                  </w:r>
+                </w:p>
+              </w:tc>
+              <w:tc>
+                <w:tcPr/>
+                <w:p>
+                  <w:pPr>
+                    <w:pStyle w:val="Compact"/>
+                    <w:jc w:val="left"/>
+                    <w:jc w:val="center"/>
+                  </w:pPr>
+                  <w:r>
+                    <w:t xml:space="preserve">Trump × Rep</w:t>
+                  </w:r>
+                </w:p>
+              </w:tc>
+              <w:tc>
+                <w:tcPr/>
+                <w:p>
+                  <w:pPr>
+                    <w:pStyle w:val="Compact"/>
+                    <w:jc w:val="left"/>
+                    <w:jc w:val="center"/>
+                  </w:pPr>
+                  <w:r>
+                    <w:t xml:space="preserve">0.25 (0.927)</w:t>
+                  </w:r>
+                </w:p>
+              </w:tc>
+              <w:tc>
+                <w:tcPr/>
+                <w:p>
+                  <w:pPr>
+                    <w:pStyle w:val="Compact"/>
+                    <w:jc w:val="left"/>
+                    <w:jc w:val="center"/>
+                  </w:pPr>
+                  <w:r>
+                    <w:t xml:space="preserve">2.04 (0.380)</w:t>
+                  </w:r>
+                </w:p>
+              </w:tc>
+              <w:tc>
+                <w:tcPr/>
+                <w:p>
+                  <w:pPr>
+                    <w:pStyle w:val="Compact"/>
+                    <w:jc w:val="left"/>
+                    <w:jc w:val="center"/>
+                  </w:pPr>
+                  <w:r>
+                    <w:t xml:space="preserve">0.02 (0.994)</w:t>
+                  </w:r>
+                </w:p>
+              </w:tc>
+              <w:tc>
+                <w:tcPr/>
+                <w:p>
+                  <w:pPr>
+                    <w:pStyle w:val="Compact"/>
+                    <w:jc w:val="left"/>
+                    <w:jc w:val="center"/>
+                  </w:pPr>
+                  <w:r>
+                    <w:t xml:space="preserve">2.04 (0.380)</w:t>
+                  </w:r>
+                </w:p>
+              </w:tc>
+            </w:tr>
+            <w:tr>
+              <w:tc>
+                <w:tcPr/>
+                <w:p>
+                  <w:pPr>
+                    <w:pStyle w:val="Compact"/>
+                    <w:jc w:val="left"/>
+                    <w:jc w:val="center"/>
+                  </w:pPr>
+                  <w:r>
+                    <w:t xml:space="preserve">Renewables</w:t>
+                  </w:r>
+                </w:p>
+              </w:tc>
+              <w:tc>
+                <w:tcPr/>
+                <w:p>
+                  <w:pPr>
+                    <w:pStyle w:val="Compact"/>
+                    <w:jc w:val="left"/>
+                    <w:jc w:val="center"/>
+                  </w:pPr>
+                  <w:r>
+                    <w:t xml:space="preserve">Climate × Dem</w:t>
+                  </w:r>
+                </w:p>
+              </w:tc>
+              <w:tc>
+                <w:tcPr/>
+                <w:p>
+                  <w:pPr>
+                    <w:pStyle w:val="Compact"/>
+                    <w:jc w:val="left"/>
+                    <w:jc w:val="center"/>
+                  </w:pPr>
+                  <w:r>
+                    <w:t xml:space="preserve">5.05 (0.048)</w:t>
+                  </w:r>
+                </w:p>
+              </w:tc>
+              <w:tc>
+                <w:tcPr/>
+                <w:p>
+                  <w:pPr>
+                    <w:pStyle w:val="Compact"/>
+                    <w:jc w:val="left"/>
+                    <w:jc w:val="center"/>
+                  </w:pPr>
+                  <w:r>
+                    <w:t xml:space="preserve">5.03 (0.021)</w:t>
+                  </w:r>
+                </w:p>
+              </w:tc>
+              <w:tc>
+                <w:tcPr/>
+                <w:p>
+                  <w:pPr>
+                    <w:pStyle w:val="Compact"/>
+                    <w:jc w:val="left"/>
+                    <w:jc w:val="center"/>
+                  </w:pPr>
+                  <w:r>
+                    <w:t xml:space="preserve">4.92 (0.049)</w:t>
+                  </w:r>
+                </w:p>
+              </w:tc>
+              <w:tc>
+                <w:tcPr/>
+                <w:p>
+                  <w:pPr>
+                    <w:pStyle w:val="Compact"/>
+                    <w:jc w:val="left"/>
+                    <w:jc w:val="center"/>
+                  </w:pPr>
+                  <w:r>
+                    <w:t xml:space="preserve">5.03 (0.021)</w:t>
+                  </w:r>
+                </w:p>
+              </w:tc>
+            </w:tr>
+            <w:tr>
+              <w:tc>
+                <w:tcPr/>
+                <w:p>
+                  <w:pPr>
+                    <w:pStyle w:val="Compact"/>
+                    <w:jc w:val="left"/>
+                    <w:jc w:val="center"/>
+                  </w:pPr>
+                  <w:r>
+                    <w:t xml:space="preserve">Renewables</w:t>
+                  </w:r>
+                </w:p>
+              </w:tc>
+              <w:tc>
+                <w:tcPr/>
+                <w:p>
+                  <w:pPr>
+                    <w:pStyle w:val="Compact"/>
+                    <w:jc w:val="left"/>
+                    <w:jc w:val="center"/>
+                  </w:pPr>
+                  <w:r>
+                    <w:t xml:space="preserve">Climate × Rep</w:t>
+                  </w:r>
+                </w:p>
+              </w:tc>
+              <w:tc>
+                <w:tcPr/>
+                <w:p>
+                  <w:pPr>
+                    <w:pStyle w:val="Compact"/>
+                    <w:jc w:val="left"/>
+                    <w:jc w:val="center"/>
+                  </w:pPr>
+                  <w:r>
+                    <w:t xml:space="preserve">4.50 (0.092)</w:t>
+                  </w:r>
+                </w:p>
+              </w:tc>
+              <w:tc>
+                <w:tcPr/>
+                <w:p>
+                  <w:pPr>
+                    <w:pStyle w:val="Compact"/>
+                    <w:jc w:val="left"/>
+                    <w:jc w:val="center"/>
+                  </w:pPr>
+                  <w:r>
+                    <w:t xml:space="preserve">5.26 (0.025)</w:t>
+                  </w:r>
+                </w:p>
+              </w:tc>
+              <w:tc>
+                <w:tcPr/>
+                <w:p>
+                  <w:pPr>
+                    <w:pStyle w:val="Compact"/>
+                    <w:jc w:val="left"/>
+                    <w:jc w:val="center"/>
+                  </w:pPr>
+                  <w:r>
+                    <w:t xml:space="preserve">4.23 (0.110)</w:t>
+                  </w:r>
+                </w:p>
+              </w:tc>
+              <w:tc>
+                <w:tcPr/>
+                <w:p>
+                  <w:pPr>
+                    <w:pStyle w:val="Compact"/>
+                    <w:jc w:val="left"/>
+                    <w:jc w:val="center"/>
+                  </w:pPr>
+                  <w:r>
+                    <w:t xml:space="preserve">5.26 (0.025)</w:t>
+                  </w:r>
+                </w:p>
+              </w:tc>
+            </w:tr>
+          </w:tbl>
+          <w:bookmarkEnd w:id="54"/>
+          <w:p/>
+        </w:tc>
+      </w:tr>
+    </w:tbl>
+    <w:p>
+      <w:r>
+        <w:br w:type="page"/>
+      </w:r>
+    </w:p>
+    <w:bookmarkEnd w:id="55"/>
+    <w:bookmarkStart w:id="56" w:name="references"/>
+    <w:p>
+      <w:pPr>
+        <w:pStyle w:val="Heading1"/>
+      </w:pPr>
+      <w:r>
         <w:t xml:space="preserve">References</w:t>
       </w:r>
     </w:p>
-    <w:bookmarkEnd w:id="54"/>
+    <w:bookmarkEnd w:id="56"/>
     <w:sectPr>
       <w:footnotePr>
         <w:numRestart w:val="eachSect"/>

--- a/_output/supplemental-materials.docx
+++ b/_output/supplemental-materials.docx
@@ -1049,7 +1049,7 @@
         <w:t xml:space="preserve"> </w:t>
       </w:r>
       <w:r>
-        <w:t xml:space="preserve">= 0.000</w:t>
+        <w:t xml:space="preserve">= .000</w:t>
       </w:r>
     </w:p>
     <w:p>
@@ -1077,7 +1077,7 @@
         <w:t xml:space="preserve"> </w:t>
       </w:r>
       <w:r>
-        <w:t xml:space="preserve">= 0.000</w:t>
+        <w:t xml:space="preserve">= .000</w:t>
       </w:r>
     </w:p>
     <w:p>
@@ -1105,7 +1105,7 @@
         <w:t xml:space="preserve"> </w:t>
       </w:r>
       <w:r>
-        <w:t xml:space="preserve">= 0.037</w:t>
+        <w:t xml:space="preserve">= .037</w:t>
       </w:r>
     </w:p>
     <w:p>
@@ -2902,7 +2902,7 @@
         <w:t xml:space="preserve"> </w:t>
       </w:r>
       <w:r>
-        <w:t xml:space="preserve">= 0.008), and Democrats less likely (b = -0.43,</w:t>
+        <w:t xml:space="preserve">= .008), and Democrats less likely (b = -0.43,</w:t>
       </w:r>
       <w:r>
         <w:t xml:space="preserve"> </w:t>
@@ -2918,7 +2918,7 @@
         <w:t xml:space="preserve"> </w:t>
       </w:r>
       <w:r>
-        <w:t xml:space="preserve">= 0.036). As in the main text, the Trump cue x Republican interaction for any positive WTP was marginally significant (b = 0.65,</w:t>
+        <w:t xml:space="preserve">= .036). As in the main text, the Trump cue × Republican interaction for any positive WTP was marginally significant (b = 0.65,</w:t>
       </w:r>
       <w:r>
         <w:t xml:space="preserve"> </w:t>
@@ -2934,7 +2934,7 @@
         <w:t xml:space="preserve"> </w:t>
       </w:r>
       <w:r>
-        <w:t xml:space="preserve">= 0.051). For renewables, Democrats were willing to pay $3.70 more on average, and Republicans $6.00 less (</w:t>
+        <w:t xml:space="preserve">= .051). For renewables, Democrats were willing to pay $3.70 more on average, and Republicans $6.00 less (</w:t>
       </w:r>
       <w:r>
         <w:rPr>
@@ -2947,7 +2947,7 @@
         <w:t xml:space="preserve"> </w:t>
       </w:r>
       <w:r>
-        <w:t xml:space="preserve">= 0.001). The climate cue x Democrat interaction was significant (b = 5.23,</w:t>
+        <w:t xml:space="preserve">= .001). The climate cue × Democrat interaction was significant (b = 5.23,</w:t>
       </w:r>
       <w:r>
         <w:t xml:space="preserve"> </w:t>
@@ -2963,7 +2963,7 @@
         <w:t xml:space="preserve"> </w:t>
       </w:r>
       <w:r>
-        <w:t xml:space="preserve">= 0.037), and the climate cue x Republican interaction was similar in size (b = 4.25,</w:t>
+        <w:t xml:space="preserve">= .037), and the climate cue × Republican interaction was similar in size (b = 4.25,</w:t>
       </w:r>
       <w:r>
         <w:t xml:space="preserve"> </w:t>
@@ -2979,7 +2979,7 @@
         <w:t xml:space="preserve"> </w:t>
       </w:r>
       <w:r>
-        <w:t xml:space="preserve">= 0.105), which is the same pattern, with nearly the same magnitudes, reported in the main text without these controls.</w:t>
+        <w:t xml:space="preserve">= .105), which is the same pattern, with nearly the same magnitudes, reported in the main text without these controls.</w:t>
       </w:r>
     </w:p>
     <w:p>
@@ -2997,7 +2997,7 @@
         <w:t xml:space="preserve"> </w:t>
       </w:r>
       <w:r>
-        <w:t xml:space="preserve">Adding demographic controls does not change the sign of any cue x party identification coefficient and shifts coefficient magnitudes only slightly. The Trump cue x Republican interaction for the priority scale remains significant (b = -0.53,</w:t>
+        <w:t xml:space="preserve">Adding demographic controls does not change the sign of any cue × party identification coefficient and shifts coefficient magnitudes only slightly. The Trump cue × Republican interaction for the priority scale remains significant (b = -0.53,</w:t>
       </w:r>
       <w:r>
         <w:t xml:space="preserve"> </w:t>
@@ -3013,7 +3013,7 @@
         <w:t xml:space="preserve"> </w:t>
       </w:r>
       <w:r>
-        <w:t xml:space="preserve">= 0.037), and the climate cue x Democrat interaction for the priority scale remains near zero. The main text’s cue and party identification effects on energy prioritization and WTP are likely not an artifact of the demographic composition of respondents in each cue and party group.</w:t>
+        <w:t xml:space="preserve">= .037), and the climate cue × Democrat interaction for the priority scale remains near zero. The main text’s cue and party identification effects on energy prioritization and WTP are likely not an artifact of the demographic composition of respondents in each cue and party group.</w:t>
       </w:r>
     </w:p>
     <w:p>
@@ -4089,7 +4089,7 @@
         <w:t xml:space="preserve"> </w:t>
       </w:r>
       <w:r>
-        <w:t xml:space="preserve">= 0.000</w:t>
+        <w:t xml:space="preserve">= .000</w:t>
       </w:r>
     </w:p>
     <w:p>
@@ -4117,7 +4117,7 @@
         <w:t xml:space="preserve"> </w:t>
       </w:r>
       <w:r>
-        <w:t xml:space="preserve">= 0.000</w:t>
+        <w:t xml:space="preserve">= .000</w:t>
       </w:r>
     </w:p>
     <w:p>
@@ -4145,7 +4145,7 @@
         <w:t xml:space="preserve"> </w:t>
       </w:r>
       <w:r>
-        <w:t xml:space="preserve">= 0.035</w:t>
+        <w:t xml:space="preserve">= .035</w:t>
       </w:r>
     </w:p>
     <w:p>
@@ -6038,7 +6038,7 @@
         <w:t xml:space="preserve"> </w:t>
       </w:r>
       <w:r>
-        <w:t xml:space="preserve">= 0.011), and Democrats less likely (b = -0.44,</w:t>
+        <w:t xml:space="preserve">= .011), and Democrats less likely (b = -0.44,</w:t>
       </w:r>
       <w:r>
         <w:t xml:space="preserve"> </w:t>
@@ -6054,7 +6054,7 @@
         <w:t xml:space="preserve"> </w:t>
       </w:r>
       <w:r>
-        <w:t xml:space="preserve">= 0.035). The Trump cue x Republican interaction for any positive WTP was significant in this specification (b = 0.66,</w:t>
+        <w:t xml:space="preserve">= .035). The Trump cue × Republican interaction for any positive WTP was significant in this specification (b = 0.66,</w:t>
       </w:r>
       <w:r>
         <w:t xml:space="preserve"> </w:t>
@@ -6070,7 +6070,7 @@
         <w:t xml:space="preserve"> </w:t>
       </w:r>
       <w:r>
-        <w:t xml:space="preserve">= 0.045), compared to marginally significant in the main text. For renewables, Democrats were willing to pay $3.69 more on average, and Republicans $6.17 less (</w:t>
+        <w:t xml:space="preserve">= .045), compared to marginally significant in the main text. For renewables, Democrats were willing to pay $3.69 more on average, and Republicans $6.17 less (</w:t>
       </w:r>
       <w:r>
         <w:rPr>
@@ -6083,7 +6083,7 @@
         <w:t xml:space="preserve"> </w:t>
       </w:r>
       <w:r>
-        <w:t xml:space="preserve">&lt; .001). The climate cue x Democrat interaction was significant (b = 5.44,</w:t>
+        <w:t xml:space="preserve">&lt; .001). The climate cue × Democrat interaction was significant (b = 5.44,</w:t>
       </w:r>
       <w:r>
         <w:t xml:space="preserve"> </w:t>
@@ -6099,7 +6099,7 @@
         <w:t xml:space="preserve"> </w:t>
       </w:r>
       <w:r>
-        <w:t xml:space="preserve">= 0.029), and the climate cue x Republican interaction was similar in size (b = 4.46,</w:t>
+        <w:t xml:space="preserve">= .029), and the climate cue × Republican interaction was similar in size (b = 4.46,</w:t>
       </w:r>
       <w:r>
         <w:t xml:space="preserve"> </w:t>
@@ -6115,7 +6115,7 @@
         <w:t xml:space="preserve"> </w:t>
       </w:r>
       <w:r>
-        <w:t xml:space="preserve">= 0.087), which is the same pattern, with nearly the same magnitudes, reported in the main text without this control.</w:t>
+        <w:t xml:space="preserve">= .087), which is the same pattern, with nearly the same magnitudes, reported in the main text without this control.</w:t>
       </w:r>
     </w:p>
     <w:p>
@@ -6133,7 +6133,7 @@
         <w:t xml:space="preserve"> </w:t>
       </w:r>
       <w:r>
-        <w:t xml:space="preserve">Adding concern about energy cost as a control does not change the sign of any cue x party identification coefficient and shifts coefficient magnitudes only slightly. The Trump cue x Republican interaction for the priority scale remains significant (b = -0.53,</w:t>
+        <w:t xml:space="preserve">Adding concern about energy cost as a control does not change the sign of any cue × party identification coefficient and shifts coefficient magnitudes only slightly. The Trump cue × Republican interaction for the priority scale remains significant (b = -0.53,</w:t>
       </w:r>
       <w:r>
         <w:t xml:space="preserve"> </w:t>
@@ -6149,7 +6149,7 @@
         <w:t xml:space="preserve"> </w:t>
       </w:r>
       <w:r>
-        <w:t xml:space="preserve">= 0.035), and the Trump cue x Republican interaction for any positive WTP for fossil fuels moves just below the .05 threshold. The main text’s cue and party identification effects on energy prioritization and WTP are likely not an artifact of differential cost sensitivity across respondents.</w:t>
+        <w:t xml:space="preserve">= .035), and the Trump cue × Republican interaction for any positive WTP for fossil fuels moves just below the .05 threshold. The main text’s cue and party identification effects on energy prioritization and WTP are likely not an artifact of differential cost sensitivity across respondents.</w:t>
       </w:r>
     </w:p>
     <w:p>
@@ -6221,7 +6221,7 @@
               <w:pStyle w:val="ImageCaption"/>
             </w:pPr>
             <w:r>
-              <w:t xml:space="preserve">Table 5: Effect of cue condition, party identification, and concern about energy cost, including cue x cost and party x cost interactions, on the energy source-priority scale (survey-weighted OLS; baseline condition and those who identify with neither party as reference)</w:t>
+              <w:t xml:space="preserve">Table 5: Effect of cue condition, party identification, and concern about energy cost, including cue × cost and party × cost interactions, on the energy source-priority scale (survey-weighted OLS; baseline condition and those who identify with neither party as reference)</w:t>
             </w:r>
           </w:p>
           <w:tbl>
@@ -7267,7 +7267,7 @@
         <w:t xml:space="preserve"> </w:t>
       </w:r>
       <w:r>
-        <w:t xml:space="preserve">= 0.158), and the effect of cost concern did not differ significantly for Democrats (b = 0.03,</w:t>
+        <w:t xml:space="preserve">= .158), and the effect of cost concern did not differ significantly for Democrats (b = 0.03,</w:t>
       </w:r>
       <w:r>
         <w:t xml:space="preserve"> </w:t>
@@ -7283,7 +7283,7 @@
         <w:t xml:space="preserve"> </w:t>
       </w:r>
       <w:r>
-        <w:t xml:space="preserve">= 0.392) or Republicans (b = -0.03,</w:t>
+        <w:t xml:space="preserve">= .392) or Republicans (b = -0.03,</w:t>
       </w:r>
       <w:r>
         <w:t xml:space="preserve"> </w:t>
@@ -7299,7 +7299,7 @@
         <w:t xml:space="preserve"> </w:t>
       </w:r>
       <w:r>
-        <w:t xml:space="preserve">= 0.482). The concern-about-cost terms significant at</w:t>
+        <w:t xml:space="preserve">= .482). The concern-about-cost terms significant at</w:t>
       </w:r>
       <w:r>
         <w:t xml:space="preserve"> </w:t>
@@ -7414,7 +7414,7 @@
               <w:pStyle w:val="ImageCaption"/>
             </w:pPr>
             <w:r>
-              <w:t xml:space="preserve">Table 6: Effect of cue condition, party identification, and concern about energy cost, including cue x cost and party x cost interactions, on willingness-to-pay for fossil fuels (any positive WTP, and amount among those with any positive WTP) and for renewables (survey-weighted logit/OLS; baseline condition and those who identify with neither party as reference)</w:t>
+              <w:t xml:space="preserve">Table 6: Effect of cue condition, party identification, and concern about energy cost, including cue × cost and party × cost interactions, on willingness-to-pay for fossil fuels (any positive WTP, and amount among those with any positive WTP) and for renewables (survey-weighted logit/OLS; baseline condition and those who identify with neither party as reference)</w:t>
             </w:r>
           </w:p>
           <w:tbl>
@@ -9484,7 +9484,7 @@
         <w:t xml:space="preserve"> </w:t>
       </w:r>
       <w:r>
-        <w:t xml:space="preserve">= 0.054), and it did not differ significantly for Democrats (b = 0.08,</w:t>
+        <w:t xml:space="preserve">= .054), and it did not differ significantly for Democrats (b = 0.08,</w:t>
       </w:r>
       <w:r>
         <w:t xml:space="preserve"> </w:t>
@@ -9500,7 +9500,7 @@
         <w:t xml:space="preserve"> </w:t>
       </w:r>
       <w:r>
-        <w:t xml:space="preserve">= 0.195) or Republicans (b = 0.07,</w:t>
+        <w:t xml:space="preserve">= .195) or Republicans (b = 0.07,</w:t>
       </w:r>
       <w:r>
         <w:t xml:space="preserve"> </w:t>
@@ -9516,7 +9516,7 @@
         <w:t xml:space="preserve"> </w:t>
       </w:r>
       <w:r>
-        <w:t xml:space="preserve">= 0.314). Among those with any positive fossil-fuel WTP, concern about energy cost lowered the amount they were willing to pay (b = -1.50,</w:t>
+        <w:t xml:space="preserve">= .314). Among those with any positive fossil-fuel WTP, concern about energy cost lowered the amount they were willing to pay (b = -1.50,</w:t>
       </w:r>
       <w:r>
         <w:t xml:space="preserve"> </w:t>
@@ -9532,7 +9532,7 @@
         <w:t xml:space="preserve"> </w:t>
       </w:r>
       <w:r>
-        <w:t xml:space="preserve">= 0.009), and this penalty was significantly offset under the Trump cue (b = 1.13,</w:t>
+        <w:t xml:space="preserve">= .009), and this penalty was significantly offset under the Trump cue (b = 1.13,</w:t>
       </w:r>
       <w:r>
         <w:t xml:space="preserve"> </w:t>
@@ -9548,7 +9548,7 @@
         <w:t xml:space="preserve"> </w:t>
       </w:r>
       <w:r>
-        <w:t xml:space="preserve">= 0.033). For renewables, concern about energy cost lowered WTP among those who identify with neither party (b = -1.25,</w:t>
+        <w:t xml:space="preserve">= .033). For renewables, concern about energy cost lowered WTP among those who identify with neither party (b = -1.25,</w:t>
       </w:r>
       <w:r>
         <w:t xml:space="preserve"> </w:t>
@@ -9564,7 +9564,7 @@
         <w:t xml:space="preserve"> </w:t>
       </w:r>
       <w:r>
-        <w:t xml:space="preserve">= 0.007), and this penalty was marginally smaller for both Democrats (b = 0.84,</w:t>
+        <w:t xml:space="preserve">= .007), and this penalty was marginally smaller for both Democrats (b = 0.84,</w:t>
       </w:r>
       <w:r>
         <w:t xml:space="preserve"> </w:t>
@@ -9580,7 +9580,7 @@
         <w:t xml:space="preserve"> </w:t>
       </w:r>
       <w:r>
-        <w:t xml:space="preserve">= 0.084) and Republicans (b = 0.82,</w:t>
+        <w:t xml:space="preserve">= .084) and Republicans (b = 0.82,</w:t>
       </w:r>
       <w:r>
         <w:t xml:space="preserve"> </w:t>
@@ -9596,7 +9596,7 @@
         <w:t xml:space="preserve"> </w:t>
       </w:r>
       <w:r>
-        <w:t xml:space="preserve">= 0.098). The concern-about-cost terms significant at</w:t>
+        <w:t xml:space="preserve">= .098). The concern-about-cost terms significant at</w:t>
       </w:r>
       <w:r>
         <w:t xml:space="preserve"> </w:t>
@@ -9663,7 +9663,7 @@
         <w:t xml:space="preserve"> </w:t>
       </w:r>
       <w:r>
-        <w:t xml:space="preserve">= 0.054</w:t>
+        <w:t xml:space="preserve">= .054</w:t>
       </w:r>
     </w:p>
     <w:p>
@@ -9703,7 +9703,7 @@
         <w:t xml:space="preserve"> </w:t>
       </w:r>
       <w:r>
-        <w:t xml:space="preserve">= 0.009</w:t>
+        <w:t xml:space="preserve">= .009</w:t>
       </w:r>
     </w:p>
     <w:p>
@@ -9731,7 +9731,7 @@
         <w:t xml:space="preserve"> </w:t>
       </w:r>
       <w:r>
-        <w:t xml:space="preserve">= 0.033</w:t>
+        <w:t xml:space="preserve">= .033</w:t>
       </w:r>
     </w:p>
     <w:p>
@@ -9771,7 +9771,7 @@
         <w:t xml:space="preserve"> </w:t>
       </w:r>
       <w:r>
-        <w:t xml:space="preserve">= 0.007</w:t>
+        <w:t xml:space="preserve">= .007</w:t>
       </w:r>
     </w:p>
     <w:p>
@@ -9799,7 +9799,7 @@
         <w:t xml:space="preserve"> </w:t>
       </w:r>
       <w:r>
-        <w:t xml:space="preserve">= 0.084</w:t>
+        <w:t xml:space="preserve">= .084</w:t>
       </w:r>
     </w:p>
     <w:p>
@@ -9827,7 +9827,7 @@
         <w:t xml:space="preserve"> </w:t>
       </w:r>
       <w:r>
-        <w:t xml:space="preserve">= 0.098</w:t>
+        <w:t xml:space="preserve">= .098</w:t>
       </w:r>
     </w:p>
     <w:p>
@@ -9845,7 +9845,7 @@
         <w:t xml:space="preserve"> </w:t>
       </w:r>
       <w:r>
-        <w:t xml:space="preserve">Concern about energy cost is not simply a nuisance control, as it is associated with lower WTP for both fossil fuels and renewables, and its dampening effect on the fossil-fuel WTP amount is significantly offset under the Trump cue. Its relationship with energy priority and WTP does not differ significantly by party identification, though for renewables the cost penalty is marginally smaller among partisans than among those who identify with neither party. None of this changes the sign of the main-text cue x party identification effects (</w:t>
+        <w:t xml:space="preserve">Concern about energy cost is not simply a nuisance control, as it is associated with lower WTP for both fossil fuels and renewables, and its dampening effect on the fossil-fuel WTP amount is significantly offset under the Trump cue. Its relationship with energy priority and WTP does not differ significantly by party identification, though for renewables the cost penalty is marginally smaller among partisans than among those who identify with neither party. None of this changes the sign of the main-text cue × party identification effects (</w:t>
       </w:r>
       <w:hyperlink w:anchor="tbl-priority-ols-supp">
         <w:r>
@@ -9972,7 +9972,7 @@
         <w:t xml:space="preserve"> </w:t>
       </w:r>
       <w:r>
-        <w:t xml:space="preserve">= 0.511).</w:t>
+        <w:t xml:space="preserve">= .511).</w:t>
       </w:r>
     </w:p>
     <w:tbl>
@@ -11353,7 +11353,7 @@
         <w:t xml:space="preserve"> </w:t>
       </w:r>
       <w:r>
-        <w:t xml:space="preserve">lists the 16 cue x party identification interaction terms from the four main-text models, with the</w:t>
+        <w:t xml:space="preserve">lists the 16 cue × party identification interaction terms from the four main-text models, with the</w:t>
       </w:r>
       <w:r>
         <w:t xml:space="preserve"> </w:t>
@@ -11407,7 +11407,7 @@
               <w:pStyle w:val="ImageCaption"/>
             </w:pPr>
             <w:r>
-              <w:t xml:space="preserve">Table 9: Cue x party identification interaction terms from the main-text models, with minimum detectable effects (MDE; 80% power, two-sided alpha = .05). Logit estimates and MDEs are on the log-odds scale; OLS estimates and MDEs are in scale points or dollars.</w:t>
+              <w:t xml:space="preserve">Table 9: Cue × party identification interaction terms from the main-text models, with minimum detectable effects (MDE; 80% power, two-sided alpha = .05). Logit estimates and MDEs are on the log-odds scale; OLS estimates and MDEs are in scale points or dollars.</w:t>
             </w:r>
           </w:p>
           <w:tbl>
@@ -13623,7 +13623,7 @@
         <w:pStyle w:val="BodyText"/>
       </w:pPr>
       <w:r>
-        <w:t xml:space="preserve">For renewables, the results match the main text, as party identification predicts WTP, and no cue x party identification interaction is significant at the .05 level, though the climate cue x Democrat interaction is marginally significant (b = 6.94,</w:t>
+        <w:t xml:space="preserve">For renewables, the results match the main text, as party identification predicts WTP, and no cue × party identification interaction is significant at the .05 level, though the climate cue × Democrat interaction is marginally significant (b = 6.94,</w:t>
       </w:r>
       <w:r>
         <w:t xml:space="preserve"> </w:t>
@@ -13639,7 +13639,7 @@
         <w:t xml:space="preserve"> </w:t>
       </w:r>
       <w:r>
-        <w:t xml:space="preserve">= 0.051). For fossil fuels, the Trump cue x Republican interaction (b = 9.64,</w:t>
+        <w:t xml:space="preserve">= .051). For fossil fuels, the Trump cue × Republican interaction (b = 9.64,</w:t>
       </w:r>
       <w:r>
         <w:t xml:space="preserve"> </w:t>
@@ -13655,7 +13655,7 @@
         <w:t xml:space="preserve"> </w:t>
       </w:r>
       <w:r>
-        <w:t xml:space="preserve">= 0.028) and the climate cue x Republican interaction (b = 9.60,</w:t>
+        <w:t xml:space="preserve">= .028) and the climate cue × Republican interaction (b = 9.60,</w:t>
       </w:r>
       <w:r>
         <w:t xml:space="preserve"> </w:t>
@@ -13671,7 +13671,7 @@
         <w:t xml:space="preserve"> </w:t>
       </w:r>
       <w:r>
-        <w:t xml:space="preserve">= 0.026) are significant. However, these interactions reflect a lower WTP for fossil fuels in the cue conditions among those who identify with neither party (Trump cue b = -9.33,</w:t>
+        <w:t xml:space="preserve">= .026) are significant. However, these interactions reflect a lower WTP for fossil fuels in the cue conditions among those who identify with neither party (Trump cue b = -9.33,</w:t>
       </w:r>
       <w:r>
         <w:t xml:space="preserve"> </w:t>
@@ -13687,7 +13687,7 @@
         <w:t xml:space="preserve"> </w:t>
       </w:r>
       <w:r>
-        <w:t xml:space="preserve">= 0.012), whereas Republicans’ WTP for fossil fuels did not differ from the baseline in either the Trump cue (difference = 0.31,</w:t>
+        <w:t xml:space="preserve">= .012), whereas Republicans’ WTP for fossil fuels did not differ from the baseline in either the Trump cue (difference = 0.31,</w:t>
       </w:r>
       <w:r>
         <w:t xml:space="preserve"> </w:t>
@@ -13703,7 +13703,7 @@
         <w:t xml:space="preserve"> </w:t>
       </w:r>
       <w:r>
-        <w:t xml:space="preserve">= 0.893) or the climate cue (difference = 2.80,</w:t>
+        <w:t xml:space="preserve">= .893) or the climate cue (difference = 2.80,</w:t>
       </w:r>
       <w:r>
         <w:t xml:space="preserve"> </w:t>
@@ -13719,7 +13719,7 @@
         <w:t xml:space="preserve"> </w:t>
       </w:r>
       <w:r>
-        <w:t xml:space="preserve">= 0.215).</w:t>
+        <w:t xml:space="preserve">= .215).</w:t>
       </w:r>
     </w:p>
     <w:p>
@@ -13776,7 +13776,7 @@
         <w:t xml:space="preserve"> </w:t>
       </w:r>
       <w:r>
-        <w:t xml:space="preserve">re-estimate the main-text models without the weights. The party identification effects are similar. For the priority scale, neither the Trump cue x Republican interaction (</w:t>
+        <w:t xml:space="preserve">re-estimate the main-text models without the weights. The party identification effects are similar. For the priority scale, neither the Trump cue × Republican interaction (</w:t>
       </w:r>
       <w:r>
         <w:rPr>
@@ -13789,7 +13789,7 @@
         <w:t xml:space="preserve"> </w:t>
       </w:r>
       <w:r>
-        <w:t xml:space="preserve">= 0.135) nor the climate cue x Democrat interaction (</w:t>
+        <w:t xml:space="preserve">= .135) nor the climate cue × Democrat interaction (</w:t>
       </w:r>
       <w:r>
         <w:rPr>
@@ -13802,7 +13802,7 @@
         <w:t xml:space="preserve"> </w:t>
       </w:r>
       <w:r>
-        <w:t xml:space="preserve">= 0.483) is significant without the weights. For WTP, the cue x party identification interactions significant at</w:t>
+        <w:t xml:space="preserve">= .483) is significant without the weights. For WTP, the cue × party identification interactions significant at</w:t>
       </w:r>
       <w:r>
         <w:t xml:space="preserve"> </w:t>
@@ -13857,7 +13857,7 @@
         <w:t xml:space="preserve"> </w:t>
       </w:r>
       <w:r>
-        <w:t xml:space="preserve">= 0.042</w:t>
+        <w:t xml:space="preserve">= .042</w:t>
       </w:r>
     </w:p>
     <w:p>
@@ -13885,7 +13885,7 @@
         <w:t xml:space="preserve"> </w:t>
       </w:r>
       <w:r>
-        <w:t xml:space="preserve">= 0.077</w:t>
+        <w:t xml:space="preserve">= .077</w:t>
       </w:r>
     </w:p>
     <w:p>
@@ -13913,7 +13913,7 @@
         <w:t xml:space="preserve"> </w:t>
       </w:r>
       <w:r>
-        <w:t xml:space="preserve">= 0.045</w:t>
+        <w:t xml:space="preserve">= .045</w:t>
       </w:r>
     </w:p>
     <w:p>
@@ -13941,7 +13941,7 @@
         <w:t xml:space="preserve"> </w:t>
       </w:r>
       <w:r>
-        <w:t xml:space="preserve">= 0.053</w:t>
+        <w:t xml:space="preserve">= .053</w:t>
       </w:r>
     </w:p>
     <w:p>
@@ -13969,7 +13969,7 @@
         <w:t xml:space="preserve"> </w:t>
       </w:r>
       <w:r>
-        <w:t xml:space="preserve">= 0.021</w:t>
+        <w:t xml:space="preserve">= .021</w:t>
       </w:r>
     </w:p>
     <w:p>
@@ -13997,7 +13997,7 @@
         <w:t xml:space="preserve"> </w:t>
       </w:r>
       <w:r>
-        <w:t xml:space="preserve">= 0.025</w:t>
+        <w:t xml:space="preserve">= .025</w:t>
       </w:r>
     </w:p>
     <w:p>
@@ -15735,7 +15735,7 @@
         <w:t xml:space="preserve"> </w:t>
       </w:r>
       <w:r>
-        <w:t xml:space="preserve">re-estimates the cue x party identification interactions from the main-text models with only the party weights and with only the demographic weights. The party-only weights rake the sample to the NPORS party identification targets, and the demographic-only weights rake the sample to the age, gender, race, and education margins produced by the full weights. Because the models fully interact the cues with party identification, and the party-only weights give every respondent within a party the same weight, the party-only estimates are the same as the unweighted estimates. The demographic-only estimates are close to the estimates with the full weights. As such, the differences between the weighted and unweighted models reflect the demographic weights rather than the party weights. For example, the Trump cue x Republican interaction for the priority scale is b = -0.51 (</w:t>
+        <w:t xml:space="preserve">re-estimates the cue × party identification interactions from the main-text models with only the party weights and with only the demographic weights. The party-only weights rake the sample to the NPORS party identification targets, and the demographic-only weights rake the sample to the age, gender, race, and education margins produced by the full weights. Because the models fully interact the cues with party identification, and the party-only weights give every respondent within a party the same weight, the party-only estimates are the same as the unweighted estimates. The demographic-only estimates are close to the estimates with the full weights. As such, the differences between the weighted and unweighted models reflect the demographic weights rather than the party weights. For example, the Trump cue × Republican interaction for the priority scale is b = -0.51 (</w:t>
       </w:r>
       <w:r>
         <w:rPr>
@@ -15748,7 +15748,7 @@
         <w:t xml:space="preserve"> </w:t>
       </w:r>
       <w:r>
-        <w:t xml:space="preserve">= 0.046) with only the demographic weights and b = -0.32 (</w:t>
+        <w:t xml:space="preserve">= .046) with only the demographic weights and b = -0.32 (</w:t>
       </w:r>
       <w:r>
         <w:rPr>
@@ -15761,7 +15761,7 @@
         <w:t xml:space="preserve"> </w:t>
       </w:r>
       <w:r>
-        <w:t xml:space="preserve">= 0.135) with only the party weights.</w:t>
+        <w:t xml:space="preserve">= .135) with only the party weights.</w:t>
       </w:r>
     </w:p>
     <w:tbl>
@@ -15788,7 +15788,7 @@
               <w:pStyle w:val="ImageCaption"/>
             </w:pPr>
             <w:r>
-              <w:t xml:space="preserve">Table 13: Cue x party identification interaction terms from the main-text models under different weights (estimate with p-value in parentheses). Full = full survey weights; Party = raked to the NPORS party identification targets only; Demog. = raked to the age, gender, race, and education margins of the full weights only; None = unweighted. Priority = priority scale (OLS); Fossil: any = any positive fossil fuel WTP (logit); Fossil: amount = fossil fuel WTP among those with WTP &gt; $0 (OLS); Renewables = renewables WTP (OLS).</w:t>
+              <w:t xml:space="preserve">Table 13: Cue × party identification interaction terms from the main-text models under different weights (estimate with p-value in parentheses). Full = full survey weights; Party = raked to the NPORS party identification targets only; Demog. = raked to the age, gender, race, and education margins of the full weights only; None = unweighted. Priority = priority scale (OLS); Fossil: any = any positive fossil fuel WTP (logit); Fossil: amount = fossil fuel WTP among those with WTP &gt; $0 (OLS); Renewables = renewables WTP (OLS).</w:t>
             </w:r>
           </w:p>
           <w:tbl>
